--- a/9-交付管理/流程制度规范类文件/090101-运维服务交付规范.docx
+++ b/9-交付管理/流程制度规范类文件/090101-运维服务交付规范.docx
@@ -1,10 +1,11 @@
 
 <file path=word/document.xml><?xml version="1.0" encoding="utf-8"?>
-<w:document xmlns:wpc="http://schemas.microsoft.com/office/word/2010/wordprocessingCanvas" xmlns:mc="http://schemas.openxmlformats.org/markup-compatibility/2006" xmlns:o="urn:schemas-microsoft-com:office:office" xmlns:r="http://schemas.openxmlformats.org/officeDocument/2006/relationships" xmlns:m="http://schemas.openxmlformats.org/officeDocument/2006/math" xmlns:v="urn:schemas-microsoft-com:vml" xmlns:wp14="http://schemas.microsoft.com/office/word/2010/wordprocessingDrawing" xmlns:wp="http://schemas.openxmlformats.org/drawingml/2006/wordprocessingDrawing" xmlns:w="http://schemas.openxmlformats.org/wordprocessingml/2006/main" xmlns:w14="http://schemas.microsoft.com/office/word/2010/wordml" xmlns:w10="urn:schemas-microsoft-com:office:word" xmlns:w15="http://schemas.microsoft.com/office/word/2012/wordml" xmlns:wpg="http://schemas.microsoft.com/office/word/2010/wordprocessingGroup" xmlns:wpi="http://schemas.microsoft.com/office/word/2010/wordprocessingInk" xmlns:wne="http://schemas.microsoft.com/office/word/2006/wordml" xmlns:wps="http://schemas.microsoft.com/office/word/2010/wordprocessingShape" xmlns:wpsCustomData="http://www.wps.cn/officeDocument/2013/wpsCustomData" mc:Ignorable="w14 w15 wp14">
+<w:document xmlns:wpc="http://schemas.microsoft.com/office/word/2010/wordprocessingCanvas" xmlns:mc="http://schemas.openxmlformats.org/markup-compatibility/2006" xmlns:o="urn:schemas-microsoft-com:office:office" xmlns:r="http://schemas.openxmlformats.org/officeDocument/2006/relationships" xmlns:m="http://schemas.openxmlformats.org/officeDocument/2006/math" xmlns:v="urn:schemas-microsoft-com:vml" xmlns:wp14="http://schemas.microsoft.com/office/word/2010/wordprocessingDrawing" xmlns:wp="http://schemas.openxmlformats.org/drawingml/2006/wordprocessingDrawing" xmlns:w10="urn:schemas-microsoft-com:office:word" xmlns:w="http://schemas.openxmlformats.org/wordprocessingml/2006/main" xmlns:w14="http://schemas.microsoft.com/office/word/2010/wordml" xmlns:w15="http://schemas.microsoft.com/office/word/2012/wordml" xmlns:wne="http://schemas.microsoft.com/office/word/2006/wordml" xmlns:wpg="http://schemas.microsoft.com/office/word/2010/wordprocessingGroup" xmlns:wpi="http://schemas.microsoft.com/office/word/2010/wordprocessingInk" xmlns:wps="http://schemas.microsoft.com/office/word/2010/wordprocessingShape" mc:Ignorable="w14 w15 wp14">
+  <!-- Generated by Aspose.Words for .NET 13.3.0.1 -->
   <w:body>
     <w:p>
       <w:pPr>
-        <w:pStyle w:val="31"/>
+        <w:pStyle w:val="a1"/>
         <w:keepNext w:val="0"/>
         <w:keepLines w:val="0"/>
         <w:pageBreakBefore w:val="0"/>
@@ -23,7 +24,7 @@
     </w:p>
     <w:p>
       <w:pPr>
-        <w:pStyle w:val="31"/>
+        <w:pStyle w:val="a1"/>
         <w:keepNext w:val="0"/>
         <w:keepLines w:val="0"/>
         <w:pageBreakBefore w:val="0"/>
@@ -47,7 +48,7 @@
     </w:p>
     <w:p>
       <w:pPr>
-        <w:pStyle w:val="32"/>
+        <w:pStyle w:val="a2"/>
         <w:keepNext w:val="0"/>
         <w:keepLines w:val="0"/>
         <w:pageBreakBefore w:val="0"/>
@@ -65,7 +66,7 @@
       </w:pPr>
       <w:bookmarkStart w:id="1" w:name="_Toc9409"/>
       <w:r>
-        <w:t>甘肃国邦信息科技有限公司</w:t>
+        <w:t>中达丰集团有限公司</w:t>
       </w:r>
       <w:bookmarkEnd w:id="1"/>
     </w:p>
@@ -87,7 +88,7 @@
         <w:spacing w:line="219" w:lineRule="auto"/>
         <w:textAlignment w:val="baseline"/>
         <w:rPr>
-          <w:rFonts w:ascii="宋体" w:hAnsi="宋体" w:eastAsia="宋体" w:cs="宋体"/>
+          <w:rFonts w:ascii="宋体" w:eastAsia="宋体" w:hAnsi="宋体" w:cs="宋体"/>
           <w:sz w:val="30"/>
           <w:szCs w:val="30"/>
         </w:rPr>
@@ -109,30 +110,30 @@
         <w:adjustRightInd w:val="0"/>
         <w:snapToGrid w:val="0"/>
         <w:spacing w:line="219" w:lineRule="auto"/>
-        <w:ind w:left="0" w:leftChars="0" w:right="0" w:rightChars="0" w:firstLine="0" w:firstLineChars="0"/>
+        <w:ind w:left="0" w:right="0" w:firstLine="0" w:leftChars="0" w:rightChars="0" w:firstLineChars="0"/>
         <w:jc w:val="center"/>
         <w:textAlignment w:val="baseline"/>
         <w:rPr>
-          <w:rFonts w:hint="default" w:ascii="宋体" w:hAnsi="宋体" w:eastAsia="宋体" w:cs="宋体"/>
+          <w:rFonts w:ascii="宋体" w:eastAsia="宋体" w:hAnsi="宋体" w:cs="宋体" w:hint="default"/>
           <w:sz w:val="30"/>
           <w:szCs w:val="30"/>
           <w:lang w:val="en-US" w:eastAsia="zh-CN"/>
         </w:rPr>
         <w:sectPr>
-          <w:footerReference r:id="rId5" w:type="default"/>
+          <w:footerReference w:type="default" r:id="rId4"/>
           <w:pgSz w:w="11906" w:h="16839"/>
           <w:pgMar w:top="1431" w:right="1785" w:bottom="1152" w:left="1785" w:header="0" w:footer="992" w:gutter="0"/>
-          <w:cols w:space="720" w:num="1"/>
+          <w:cols w:num="1" w:space="720"/>
         </w:sectPr>
       </w:pPr>
       <w:r>
         <w:rPr>
-          <w:rFonts w:hint="eastAsia" w:ascii="宋体" w:hAnsi="宋体" w:eastAsia="宋体" w:cs="宋体"/>
+          <w:rFonts w:ascii="宋体" w:eastAsia="宋体" w:hAnsi="宋体" w:cs="宋体" w:hint="eastAsia"/>
           <w:sz w:val="30"/>
           <w:szCs w:val="30"/>
           <w:lang w:val="en-US" w:eastAsia="zh-CN"/>
         </w:rPr>
-        <w:t>2025年1月4日</w:t>
+        <w:t>2025年7月4日</w:t>
       </w:r>
     </w:p>
     <w:p>
@@ -155,7 +156,7 @@
         <w:textAlignment w:val="baseline"/>
         <w:outlineLvl w:val="1"/>
         <w:rPr>
-          <w:rFonts w:ascii="宋体" w:hAnsi="宋体" w:eastAsia="宋体" w:cs="宋体"/>
+          <w:rFonts w:ascii="宋体" w:eastAsia="宋体" w:hAnsi="宋体" w:cs="宋体"/>
           <w:sz w:val="28"/>
           <w:szCs w:val="28"/>
         </w:rPr>
@@ -163,7 +164,7 @@
       <w:bookmarkStart w:id="2" w:name="_Toc25995"/>
       <w:r>
         <w:rPr>
-          <w:rFonts w:ascii="宋体" w:hAnsi="宋体" w:eastAsia="宋体" w:cs="宋体"/>
+          <w:rFonts w:ascii="宋体" w:eastAsia="宋体" w:hAnsi="宋体" w:cs="宋体"/>
           <w:spacing w:val="-3"/>
           <w:sz w:val="28"/>
           <w:szCs w:val="28"/>
@@ -174,16 +175,16 @@
     </w:p>
     <w:tbl>
       <w:tblPr>
-        <w:tblStyle w:val="24"/>
+        <w:tblStyle w:val="TableNormal0"/>
         <w:tblW w:w="9071" w:type="dxa"/>
         <w:tblInd w:w="127" w:type="dxa"/>
         <w:tblBorders>
-          <w:top w:val="single" w:color="000000" w:sz="4" w:space="0"/>
-          <w:left w:val="single" w:color="000000" w:sz="4" w:space="0"/>
-          <w:bottom w:val="single" w:color="000000" w:sz="4" w:space="0"/>
-          <w:right w:val="single" w:color="000000" w:sz="4" w:space="0"/>
-          <w:insideH w:val="single" w:color="000000" w:sz="4" w:space="0"/>
-          <w:insideV w:val="single" w:color="000000" w:sz="4" w:space="0"/>
+          <w:top w:val="single" w:sz="4" w:space="0" w:color="000000"/>
+          <w:left w:val="single" w:sz="4" w:space="0" w:color="000000"/>
+          <w:bottom w:val="single" w:sz="4" w:space="0" w:color="000000"/>
+          <w:right w:val="single" w:sz="4" w:space="0" w:color="000000"/>
+          <w:insideH w:val="single" w:sz="4" w:space="0" w:color="000000"/>
+          <w:insideV w:val="single" w:sz="4" w:space="0" w:color="000000"/>
         </w:tblBorders>
         <w:tblLayout w:type="fixed"/>
         <w:tblCellMar>
@@ -202,14 +203,17 @@
       </w:tblGrid>
       <w:tr>
         <w:tblPrEx>
+          <w:tblW w:w="9071" w:type="dxa"/>
+          <w:tblInd w:w="127" w:type="dxa"/>
           <w:tblBorders>
-            <w:top w:val="single" w:color="000000" w:sz="4" w:space="0"/>
-            <w:left w:val="single" w:color="000000" w:sz="4" w:space="0"/>
-            <w:bottom w:val="single" w:color="000000" w:sz="4" w:space="0"/>
-            <w:right w:val="single" w:color="000000" w:sz="4" w:space="0"/>
-            <w:insideH w:val="single" w:color="000000" w:sz="4" w:space="0"/>
-            <w:insideV w:val="single" w:color="000000" w:sz="4" w:space="0"/>
+            <w:top w:val="single" w:sz="4" w:space="0" w:color="000000"/>
+            <w:left w:val="single" w:sz="4" w:space="0" w:color="000000"/>
+            <w:bottom w:val="single" w:sz="4" w:space="0" w:color="000000"/>
+            <w:right w:val="single" w:sz="4" w:space="0" w:color="000000"/>
+            <w:insideH w:val="single" w:sz="4" w:space="0" w:color="000000"/>
+            <w:insideV w:val="single" w:sz="4" w:space="0" w:color="000000"/>
           </w:tblBorders>
+          <w:tblLayout w:type="fixed"/>
           <w:tblCellMar>
             <w:top w:w="0" w:type="dxa"/>
             <w:left w:w="0" w:type="dxa"/>
@@ -218,7 +222,7 @@
           </w:tblCellMar>
         </w:tblPrEx>
         <w:trPr>
-          <w:trHeight w:val="611" w:hRule="atLeast"/>
+          <w:trHeight w:val="611"/>
         </w:trPr>
         <w:tc>
           <w:tcPr>
@@ -226,7 +230,7 @@
           </w:tcPr>
           <w:p>
             <w:pPr>
-              <w:pStyle w:val="25"/>
+              <w:pStyle w:val="TableText"/>
               <w:keepNext w:val="0"/>
               <w:keepLines w:val="0"/>
               <w:pageBreakBefore w:val="0"/>
@@ -259,7 +263,7 @@
           </w:tcPr>
           <w:p>
             <w:pPr>
-              <w:pStyle w:val="25"/>
+              <w:pStyle w:val="TableText"/>
               <w:keepNext w:val="0"/>
               <w:keepLines w:val="0"/>
               <w:pageBreakBefore w:val="0"/>
@@ -281,21 +285,16 @@
               <w:rPr>
                 <w:spacing w:val="-1"/>
               </w:rPr>
-              <w:t>运维服务交付规范（GSGB-ITSS-FWJFGF）</w:t>
+              <w:t>运维服务交付规范（ZDFJT-ITSS-FWJFGF）</w:t>
             </w:r>
           </w:p>
         </w:tc>
       </w:tr>
       <w:tr>
         <w:tblPrEx>
-          <w:tblBorders>
-            <w:top w:val="single" w:color="000000" w:sz="4" w:space="0"/>
-            <w:left w:val="single" w:color="000000" w:sz="4" w:space="0"/>
-            <w:bottom w:val="single" w:color="000000" w:sz="4" w:space="0"/>
-            <w:right w:val="single" w:color="000000" w:sz="4" w:space="0"/>
-            <w:insideH w:val="single" w:color="000000" w:sz="4" w:space="0"/>
-            <w:insideV w:val="single" w:color="000000" w:sz="4" w:space="0"/>
-          </w:tblBorders>
+          <w:tblW w:w="9071" w:type="dxa"/>
+          <w:tblInd w:w="127" w:type="dxa"/>
+          <w:tblLayout w:type="fixed"/>
           <w:tblCellMar>
             <w:top w:w="0" w:type="dxa"/>
             <w:left w:w="0" w:type="dxa"/>
@@ -304,7 +303,7 @@
           </w:tblCellMar>
         </w:tblPrEx>
         <w:trPr>
-          <w:trHeight w:val="606" w:hRule="atLeast"/>
+          <w:trHeight w:val="606"/>
         </w:trPr>
         <w:tc>
           <w:tcPr>
@@ -312,7 +311,7 @@
           </w:tcPr>
           <w:p>
             <w:pPr>
-              <w:pStyle w:val="25"/>
+              <w:pStyle w:val="TableText"/>
               <w:keepNext w:val="0"/>
               <w:keepLines w:val="0"/>
               <w:pageBreakBefore w:val="0"/>
@@ -345,7 +344,7 @@
           </w:tcPr>
           <w:p>
             <w:pPr>
-              <w:pStyle w:val="25"/>
+              <w:pStyle w:val="TableText"/>
               <w:keepNext w:val="0"/>
               <w:keepLines w:val="0"/>
               <w:pageBreakBefore w:val="0"/>
@@ -367,21 +366,16 @@
               <w:rPr>
                 <w:spacing w:val="-1"/>
               </w:rPr>
-              <w:t>甘肃国邦信息科技有限公司</w:t>
+              <w:t>中达丰集团有限公司</w:t>
             </w:r>
           </w:p>
         </w:tc>
       </w:tr>
       <w:tr>
         <w:tblPrEx>
-          <w:tblBorders>
-            <w:top w:val="single" w:color="000000" w:sz="4" w:space="0"/>
-            <w:left w:val="single" w:color="000000" w:sz="4" w:space="0"/>
-            <w:bottom w:val="single" w:color="000000" w:sz="4" w:space="0"/>
-            <w:right w:val="single" w:color="000000" w:sz="4" w:space="0"/>
-            <w:insideH w:val="single" w:color="000000" w:sz="4" w:space="0"/>
-            <w:insideV w:val="single" w:color="000000" w:sz="4" w:space="0"/>
-          </w:tblBorders>
+          <w:tblW w:w="9071" w:type="dxa"/>
+          <w:tblInd w:w="127" w:type="dxa"/>
+          <w:tblLayout w:type="fixed"/>
           <w:tblCellMar>
             <w:top w:w="0" w:type="dxa"/>
             <w:left w:w="0" w:type="dxa"/>
@@ -390,7 +384,7 @@
           </w:tblCellMar>
         </w:tblPrEx>
         <w:trPr>
-          <w:trHeight w:val="606" w:hRule="atLeast"/>
+          <w:trHeight w:val="606"/>
         </w:trPr>
         <w:tc>
           <w:tcPr>
@@ -398,7 +392,7 @@
           </w:tcPr>
           <w:p>
             <w:pPr>
-              <w:pStyle w:val="25"/>
+              <w:pStyle w:val="TableText"/>
               <w:keepNext w:val="0"/>
               <w:keepLines w:val="0"/>
               <w:pageBreakBefore w:val="0"/>
@@ -430,7 +424,7 @@
           </w:tcPr>
           <w:p>
             <w:pPr>
-              <w:pStyle w:val="25"/>
+              <w:pStyle w:val="TableText"/>
               <w:keepNext w:val="0"/>
               <w:keepLines w:val="0"/>
               <w:pageBreakBefore w:val="0"/>
@@ -462,7 +456,7 @@
           </w:tcPr>
           <w:p>
             <w:pPr>
-              <w:pStyle w:val="25"/>
+              <w:pStyle w:val="TableText"/>
               <w:keepNext w:val="0"/>
               <w:keepLines w:val="0"/>
               <w:pageBreakBefore w:val="0"/>
@@ -494,7 +488,7 @@
           </w:tcPr>
           <w:p>
             <w:pPr>
-              <w:pStyle w:val="25"/>
+              <w:pStyle w:val="TableText"/>
               <w:keepNext w:val="0"/>
               <w:keepLines w:val="0"/>
               <w:pageBreakBefore w:val="0"/>
@@ -526,7 +520,7 @@
           </w:tcPr>
           <w:p>
             <w:pPr>
-              <w:pStyle w:val="25"/>
+              <w:pStyle w:val="TableText"/>
               <w:keepNext w:val="0"/>
               <w:keepLines w:val="0"/>
               <w:pageBreakBefore w:val="0"/>
@@ -555,14 +549,9 @@
       </w:tr>
       <w:tr>
         <w:tblPrEx>
-          <w:tblBorders>
-            <w:top w:val="single" w:color="000000" w:sz="4" w:space="0"/>
-            <w:left w:val="single" w:color="000000" w:sz="4" w:space="0"/>
-            <w:bottom w:val="single" w:color="000000" w:sz="4" w:space="0"/>
-            <w:right w:val="single" w:color="000000" w:sz="4" w:space="0"/>
-            <w:insideH w:val="single" w:color="000000" w:sz="4" w:space="0"/>
-            <w:insideV w:val="single" w:color="000000" w:sz="4" w:space="0"/>
-          </w:tblBorders>
+          <w:tblW w:w="9071" w:type="dxa"/>
+          <w:tblInd w:w="127" w:type="dxa"/>
+          <w:tblLayout w:type="fixed"/>
           <w:tblCellMar>
             <w:top w:w="0" w:type="dxa"/>
             <w:left w:w="0" w:type="dxa"/>
@@ -571,7 +560,7 @@
           </w:tblCellMar>
         </w:tblPrEx>
         <w:trPr>
-          <w:trHeight w:val="474" w:hRule="atLeast"/>
+          <w:trHeight w:val="474"/>
         </w:trPr>
         <w:tc>
           <w:tcPr>
@@ -579,7 +568,7 @@
           </w:tcPr>
           <w:p>
             <w:pPr>
-              <w:pStyle w:val="25"/>
+              <w:pStyle w:val="TableText"/>
               <w:keepNext w:val="0"/>
               <w:keepLines w:val="0"/>
               <w:pageBreakBefore w:val="0"/>
@@ -611,7 +600,7 @@
           </w:tcPr>
           <w:p>
             <w:pPr>
-              <w:pStyle w:val="25"/>
+              <w:pStyle w:val="TableText"/>
               <w:keepNext w:val="0"/>
               <w:keepLines w:val="0"/>
               <w:pageBreakBefore w:val="0"/>
@@ -633,21 +622,7 @@
               <w:rPr>
                 <w:spacing w:val="-2"/>
               </w:rPr>
-              <w:t>20</w:t>
-            </w:r>
-            <w:r>
-              <w:rPr>
-                <w:rFonts w:hint="eastAsia"/>
-                <w:spacing w:val="-2"/>
-                <w:lang w:val="en-US" w:eastAsia="zh-CN"/>
-              </w:rPr>
-              <w:t>25</w:t>
-            </w:r>
-            <w:r>
-              <w:rPr>
-                <w:spacing w:val="-2"/>
-              </w:rPr>
-              <w:t>-1-4</w:t>
+              <w:t>2025-7-4</w:t>
             </w:r>
           </w:p>
         </w:tc>
@@ -657,7 +632,7 @@
           </w:tcPr>
           <w:p>
             <w:pPr>
-              <w:pStyle w:val="25"/>
+              <w:pStyle w:val="TableText"/>
               <w:keepNext w:val="0"/>
               <w:keepLines w:val="0"/>
               <w:pageBreakBefore w:val="0"/>
@@ -689,7 +664,7 @@
           </w:tcPr>
           <w:p>
             <w:pPr>
-              <w:pStyle w:val="25"/>
+              <w:pStyle w:val="TableText"/>
               <w:keepNext w:val="0"/>
               <w:keepLines w:val="0"/>
               <w:pageBreakBefore w:val="0"/>
@@ -707,7 +682,7 @@
               <w:ind w:left="480"/>
               <w:textAlignment w:val="baseline"/>
               <w:rPr>
-                <w:rFonts w:hint="eastAsia" w:eastAsia="宋体"/>
+                <w:rFonts w:eastAsia="宋体" w:hint="eastAsia"/>
                 <w:lang w:val="en-US" w:eastAsia="zh-CN"/>
               </w:rPr>
             </w:pPr>
@@ -716,7 +691,7 @@
                 <w:rFonts w:hint="eastAsia"/>
                 <w:lang w:val="en-US" w:eastAsia="zh-CN"/>
               </w:rPr>
-              <w:t>胡葛鹏宇</w:t>
+              <w:t>肖龙莽</w:t>
             </w:r>
           </w:p>
         </w:tc>
@@ -726,7 +701,7 @@
           </w:tcPr>
           <w:p>
             <w:pPr>
-              <w:pStyle w:val="25"/>
+              <w:pStyle w:val="TableText"/>
               <w:keepNext w:val="0"/>
               <w:keepLines w:val="0"/>
               <w:pageBreakBefore w:val="0"/>
@@ -748,21 +723,16 @@
               <w:rPr>
                 <w:spacing w:val="-3"/>
               </w:rPr>
-              <w:t>黄益溪</w:t>
+              <w:t>吴向阳</w:t>
             </w:r>
           </w:p>
         </w:tc>
       </w:tr>
       <w:tr>
         <w:tblPrEx>
-          <w:tblBorders>
-            <w:top w:val="single" w:color="000000" w:sz="4" w:space="0"/>
-            <w:left w:val="single" w:color="000000" w:sz="4" w:space="0"/>
-            <w:bottom w:val="single" w:color="000000" w:sz="4" w:space="0"/>
-            <w:right w:val="single" w:color="000000" w:sz="4" w:space="0"/>
-            <w:insideH w:val="single" w:color="000000" w:sz="4" w:space="0"/>
-            <w:insideV w:val="single" w:color="000000" w:sz="4" w:space="0"/>
-          </w:tblBorders>
+          <w:tblW w:w="9071" w:type="dxa"/>
+          <w:tblInd w:w="127" w:type="dxa"/>
+          <w:tblLayout w:type="fixed"/>
           <w:tblCellMar>
             <w:top w:w="0" w:type="dxa"/>
             <w:left w:w="0" w:type="dxa"/>
@@ -771,7 +741,7 @@
           </w:tblCellMar>
         </w:tblPrEx>
         <w:trPr>
-          <w:trHeight w:val="528" w:hRule="atLeast"/>
+          <w:trHeight w:val="528"/>
         </w:trPr>
         <w:tc>
           <w:tcPr>
@@ -779,7 +749,7 @@
           </w:tcPr>
           <w:p>
             <w:pPr>
-              <w:pStyle w:val="25"/>
+              <w:pStyle w:val="TableText"/>
               <w:keepNext w:val="0"/>
               <w:keepLines w:val="0"/>
               <w:pageBreakBefore w:val="0"/>
@@ -805,7 +775,7 @@
           </w:tcPr>
           <w:p>
             <w:pPr>
-              <w:pStyle w:val="25"/>
+              <w:pStyle w:val="TableText"/>
               <w:keepNext w:val="0"/>
               <w:keepLines w:val="0"/>
               <w:pageBreakBefore w:val="0"/>
@@ -831,7 +801,7 @@
           </w:tcPr>
           <w:p>
             <w:pPr>
-              <w:pStyle w:val="25"/>
+              <w:pStyle w:val="TableText"/>
               <w:keepNext w:val="0"/>
               <w:keepLines w:val="0"/>
               <w:pageBreakBefore w:val="0"/>
@@ -857,7 +827,7 @@
           </w:tcPr>
           <w:p>
             <w:pPr>
-              <w:pStyle w:val="25"/>
+              <w:pStyle w:val="TableText"/>
               <w:keepNext w:val="0"/>
               <w:keepLines w:val="0"/>
               <w:pageBreakBefore w:val="0"/>
@@ -883,7 +853,7 @@
           </w:tcPr>
           <w:p>
             <w:pPr>
-              <w:pStyle w:val="25"/>
+              <w:pStyle w:val="TableText"/>
               <w:keepNext w:val="0"/>
               <w:keepLines w:val="0"/>
               <w:pageBreakBefore w:val="0"/>
@@ -906,14 +876,9 @@
       </w:tr>
       <w:tr>
         <w:tblPrEx>
-          <w:tblBorders>
-            <w:top w:val="single" w:color="000000" w:sz="4" w:space="0"/>
-            <w:left w:val="single" w:color="000000" w:sz="4" w:space="0"/>
-            <w:bottom w:val="single" w:color="000000" w:sz="4" w:space="0"/>
-            <w:right w:val="single" w:color="000000" w:sz="4" w:space="0"/>
-            <w:insideH w:val="single" w:color="000000" w:sz="4" w:space="0"/>
-            <w:insideV w:val="single" w:color="000000" w:sz="4" w:space="0"/>
-          </w:tblBorders>
+          <w:tblW w:w="9071" w:type="dxa"/>
+          <w:tblInd w:w="127" w:type="dxa"/>
+          <w:tblLayout w:type="fixed"/>
           <w:tblCellMar>
             <w:top w:w="0" w:type="dxa"/>
             <w:left w:w="0" w:type="dxa"/>
@@ -922,7 +887,7 @@
           </w:tblCellMar>
         </w:tblPrEx>
         <w:trPr>
-          <w:trHeight w:val="588" w:hRule="atLeast"/>
+          <w:trHeight w:val="588"/>
         </w:trPr>
         <w:tc>
           <w:tcPr>
@@ -1063,7 +1028,7 @@
     </w:tbl>
     <w:p>
       <w:pPr>
-        <w:pStyle w:val="12"/>
+        <w:pStyle w:val="BodyText"/>
         <w:keepNext w:val="0"/>
         <w:keepLines w:val="0"/>
         <w:pageBreakBefore w:val="0"/>
@@ -1097,17 +1062,17 @@
         <w:snapToGrid w:val="0"/>
         <w:textAlignment w:val="baseline"/>
         <w:sectPr>
-          <w:footerReference r:id="rId6" w:type="default"/>
+          <w:footerReference w:type="default" r:id="rId5"/>
           <w:pgSz w:w="11906" w:h="16839"/>
           <w:pgMar w:top="1431" w:right="915" w:bottom="1152" w:left="1785" w:header="0" w:footer="992" w:gutter="0"/>
-          <w:cols w:space="720" w:num="1"/>
+          <w:cols w:num="1" w:space="720"/>
         </w:sectPr>
       </w:pPr>
     </w:p>
     <w:sdt>
       <w:sdtPr>
         <w:rPr>
-          <w:rFonts w:ascii="宋体" w:hAnsi="宋体" w:eastAsia="宋体" w:cs="Arial"/>
+          <w:rFonts w:ascii="宋体" w:eastAsia="宋体" w:hAnsi="宋体" w:cs="Arial"/>
           <w:snapToGrid w:val="0"/>
           <w:color w:val="000000"/>
           <w:kern w:val="0"/>
@@ -1123,7 +1088,7 @@
       </w:sdtPr>
       <w:sdtEndPr>
         <w:rPr>
-          <w:rFonts w:ascii="Times New Roman" w:hAnsi="Times New Roman" w:eastAsia="Times New Roman" w:cs="Times New Roman"/>
+          <w:rFonts w:ascii="Times New Roman" w:eastAsia="Times New Roman" w:hAnsi="Times New Roman" w:cs="Times New Roman"/>
           <w:snapToGrid w:val="0"/>
           <w:color w:val="000000"/>
           <w:kern w:val="0"/>
@@ -1149,18 +1114,18 @@
             <w:adjustRightInd w:val="0"/>
             <w:snapToGrid w:val="0"/>
             <w:spacing w:before="0" w:beforeLines="0" w:after="0" w:afterLines="0" w:line="240" w:lineRule="auto"/>
-            <w:ind w:left="0" w:leftChars="0" w:right="0" w:rightChars="0" w:firstLine="0" w:firstLineChars="0"/>
+            <w:ind w:left="0" w:right="0" w:firstLine="0" w:leftChars="0" w:rightChars="0" w:firstLineChars="0"/>
             <w:jc w:val="center"/>
             <w:textAlignment w:val="baseline"/>
             <w:rPr>
-              <w:rFonts w:hint="eastAsia" w:ascii="Microsoft JhengHei" w:hAnsi="Microsoft JhengHei" w:eastAsia="Microsoft JhengHei" w:cs="Microsoft JhengHei"/>
+              <w:rFonts w:ascii="Microsoft JhengHei" w:eastAsia="Microsoft JhengHei" w:hAnsi="Microsoft JhengHei" w:cs="Microsoft JhengHei" w:hint="eastAsia"/>
               <w:sz w:val="24"/>
               <w:szCs w:val="24"/>
             </w:rPr>
           </w:pPr>
           <w:r>
             <w:rPr>
-              <w:rFonts w:hint="eastAsia" w:ascii="Microsoft JhengHei" w:hAnsi="Microsoft JhengHei" w:eastAsia="Microsoft JhengHei" w:cs="Microsoft JhengHei"/>
+              <w:rFonts w:ascii="Microsoft JhengHei" w:eastAsia="Microsoft JhengHei" w:hAnsi="Microsoft JhengHei" w:cs="Microsoft JhengHei" w:hint="eastAsia"/>
               <w:sz w:val="24"/>
               <w:szCs w:val="24"/>
             </w:rPr>
@@ -1169,14 +1134,14 @@
         </w:p>
         <w:p>
           <w:pPr>
-            <w:pStyle w:val="16"/>
+            <w:pStyle w:val="TOC1"/>
             <w:tabs>
               <w:tab w:val="right" w:leader="dot" w:pos="8336"/>
             </w:tabs>
           </w:pPr>
           <w:r>
             <w:rPr>
-              <w:rFonts w:hint="eastAsia" w:ascii="Microsoft JhengHei" w:hAnsi="Microsoft JhengHei" w:eastAsia="Microsoft JhengHei" w:cs="Microsoft JhengHei"/>
+              <w:rFonts w:ascii="Microsoft JhengHei" w:eastAsia="Microsoft JhengHei" w:hAnsi="Microsoft JhengHei" w:cs="Microsoft JhengHei" w:hint="eastAsia"/>
               <w:sz w:val="24"/>
               <w:szCs w:val="24"/>
             </w:rPr>
@@ -1184,7 +1149,7 @@
           </w:r>
           <w:r>
             <w:rPr>
-              <w:rFonts w:hint="eastAsia" w:ascii="Microsoft JhengHei" w:hAnsi="Microsoft JhengHei" w:eastAsia="Microsoft JhengHei" w:cs="Microsoft JhengHei"/>
+              <w:rFonts w:ascii="Microsoft JhengHei" w:eastAsia="Microsoft JhengHei" w:hAnsi="Microsoft JhengHei" w:cs="Microsoft JhengHei" w:hint="eastAsia"/>
               <w:sz w:val="24"/>
               <w:szCs w:val="24"/>
             </w:rPr>
@@ -1192,7 +1157,7 @@
           </w:r>
           <w:r>
             <w:rPr>
-              <w:rFonts w:hint="eastAsia" w:ascii="Microsoft JhengHei" w:hAnsi="Microsoft JhengHei" w:eastAsia="Microsoft JhengHei" w:cs="Microsoft JhengHei"/>
+              <w:rFonts w:ascii="Microsoft JhengHei" w:eastAsia="Microsoft JhengHei" w:hAnsi="Microsoft JhengHei" w:cs="Microsoft JhengHei" w:hint="eastAsia"/>
               <w:sz w:val="24"/>
               <w:szCs w:val="24"/>
             </w:rPr>
@@ -1200,21 +1165,21 @@
           </w:r>
           <w:r>
             <w:rPr>
-              <w:rFonts w:hint="eastAsia" w:ascii="Microsoft JhengHei" w:hAnsi="Microsoft JhengHei" w:eastAsia="Microsoft JhengHei" w:cs="Microsoft JhengHei"/>
+              <w:rFonts w:ascii="Microsoft JhengHei" w:eastAsia="Microsoft JhengHei" w:hAnsi="Microsoft JhengHei" w:cs="Microsoft JhengHei" w:hint="eastAsia"/>
               <w:szCs w:val="24"/>
             </w:rPr>
             <w:fldChar w:fldCharType="begin"/>
           </w:r>
           <w:r>
             <w:rPr>
-              <w:rFonts w:hint="eastAsia" w:ascii="Microsoft JhengHei" w:hAnsi="Microsoft JhengHei" w:eastAsia="Microsoft JhengHei" w:cs="Microsoft JhengHei"/>
+              <w:rFonts w:ascii="Microsoft JhengHei" w:eastAsia="Microsoft JhengHei" w:hAnsi="Microsoft JhengHei" w:cs="Microsoft JhengHei" w:hint="eastAsia"/>
               <w:szCs w:val="24"/>
             </w:rPr>
             <w:instrText xml:space="preserve"> HYPERLINK \l _Toc8027 </w:instrText>
           </w:r>
           <w:r>
             <w:rPr>
-              <w:rFonts w:hint="eastAsia" w:ascii="Microsoft JhengHei" w:hAnsi="Microsoft JhengHei" w:eastAsia="Microsoft JhengHei" w:cs="Microsoft JhengHei"/>
+              <w:rFonts w:ascii="Microsoft JhengHei" w:eastAsia="Microsoft JhengHei" w:hAnsi="Microsoft JhengHei" w:cs="Microsoft JhengHei" w:hint="eastAsia"/>
               <w:szCs w:val="24"/>
             </w:rPr>
             <w:fldChar w:fldCharType="separate"/>
@@ -1242,7 +1207,7 @@
           </w:r>
           <w:r>
             <w:rPr>
-              <w:rFonts w:hint="eastAsia" w:ascii="Microsoft JhengHei" w:hAnsi="Microsoft JhengHei" w:eastAsia="Microsoft JhengHei" w:cs="Microsoft JhengHei"/>
+              <w:rFonts w:ascii="Microsoft JhengHei" w:eastAsia="Microsoft JhengHei" w:hAnsi="Microsoft JhengHei" w:cs="Microsoft JhengHei" w:hint="eastAsia"/>
               <w:szCs w:val="24"/>
             </w:rPr>
             <w:fldChar w:fldCharType="end"/>
@@ -1250,34 +1215,34 @@
         </w:p>
         <w:p>
           <w:pPr>
-            <w:pStyle w:val="16"/>
+            <w:pStyle w:val="TOC1"/>
             <w:tabs>
               <w:tab w:val="right" w:leader="dot" w:pos="8336"/>
             </w:tabs>
           </w:pPr>
           <w:r>
             <w:rPr>
-              <w:rFonts w:hint="eastAsia" w:ascii="Microsoft JhengHei" w:hAnsi="Microsoft JhengHei" w:eastAsia="Microsoft JhengHei" w:cs="Microsoft JhengHei"/>
+              <w:rFonts w:ascii="Microsoft JhengHei" w:eastAsia="Microsoft JhengHei" w:hAnsi="Microsoft JhengHei" w:cs="Microsoft JhengHei" w:hint="eastAsia"/>
               <w:szCs w:val="24"/>
             </w:rPr>
             <w:fldChar w:fldCharType="begin"/>
           </w:r>
           <w:r>
             <w:rPr>
-              <w:rFonts w:hint="eastAsia" w:ascii="Microsoft JhengHei" w:hAnsi="Microsoft JhengHei" w:eastAsia="Microsoft JhengHei" w:cs="Microsoft JhengHei"/>
+              <w:rFonts w:ascii="Microsoft JhengHei" w:eastAsia="Microsoft JhengHei" w:hAnsi="Microsoft JhengHei" w:cs="Microsoft JhengHei" w:hint="eastAsia"/>
               <w:szCs w:val="24"/>
             </w:rPr>
             <w:instrText xml:space="preserve"> HYPERLINK \l _Toc9409 </w:instrText>
           </w:r>
           <w:r>
             <w:rPr>
-              <w:rFonts w:hint="eastAsia" w:ascii="Microsoft JhengHei" w:hAnsi="Microsoft JhengHei" w:eastAsia="Microsoft JhengHei" w:cs="Microsoft JhengHei"/>
+              <w:rFonts w:ascii="Microsoft JhengHei" w:eastAsia="Microsoft JhengHei" w:hAnsi="Microsoft JhengHei" w:cs="Microsoft JhengHei" w:hint="eastAsia"/>
               <w:szCs w:val="24"/>
             </w:rPr>
             <w:fldChar w:fldCharType="separate"/>
           </w:r>
           <w:r>
-            <w:t>甘肃国邦信息科技有限公司</w:t>
+            <w:t>中达丰集团有限公司</w:t>
           </w:r>
           <w:r>
             <w:tab/>
@@ -1299,7 +1264,7 @@
           </w:r>
           <w:r>
             <w:rPr>
-              <w:rFonts w:hint="eastAsia" w:ascii="Microsoft JhengHei" w:hAnsi="Microsoft JhengHei" w:eastAsia="Microsoft JhengHei" w:cs="Microsoft JhengHei"/>
+              <w:rFonts w:ascii="Microsoft JhengHei" w:eastAsia="Microsoft JhengHei" w:hAnsi="Microsoft JhengHei" w:cs="Microsoft JhengHei" w:hint="eastAsia"/>
               <w:szCs w:val="24"/>
             </w:rPr>
             <w:fldChar w:fldCharType="end"/>
@@ -1307,35 +1272,35 @@
         </w:p>
         <w:p>
           <w:pPr>
-            <w:pStyle w:val="17"/>
+            <w:pStyle w:val="TOC2"/>
             <w:tabs>
               <w:tab w:val="right" w:leader="dot" w:pos="8336"/>
             </w:tabs>
           </w:pPr>
           <w:r>
             <w:rPr>
-              <w:rFonts w:hint="eastAsia" w:ascii="Microsoft JhengHei" w:hAnsi="Microsoft JhengHei" w:eastAsia="Microsoft JhengHei" w:cs="Microsoft JhengHei"/>
+              <w:rFonts w:ascii="Microsoft JhengHei" w:eastAsia="Microsoft JhengHei" w:hAnsi="Microsoft JhengHei" w:cs="Microsoft JhengHei" w:hint="eastAsia"/>
               <w:szCs w:val="24"/>
             </w:rPr>
             <w:fldChar w:fldCharType="begin"/>
           </w:r>
           <w:r>
             <w:rPr>
-              <w:rFonts w:hint="eastAsia" w:ascii="Microsoft JhengHei" w:hAnsi="Microsoft JhengHei" w:eastAsia="Microsoft JhengHei" w:cs="Microsoft JhengHei"/>
+              <w:rFonts w:ascii="Microsoft JhengHei" w:eastAsia="Microsoft JhengHei" w:hAnsi="Microsoft JhengHei" w:cs="Microsoft JhengHei" w:hint="eastAsia"/>
               <w:szCs w:val="24"/>
             </w:rPr>
             <w:instrText xml:space="preserve"> HYPERLINK \l _Toc25995 </w:instrText>
           </w:r>
           <w:r>
             <w:rPr>
-              <w:rFonts w:hint="eastAsia" w:ascii="Microsoft JhengHei" w:hAnsi="Microsoft JhengHei" w:eastAsia="Microsoft JhengHei" w:cs="Microsoft JhengHei"/>
+              <w:rFonts w:ascii="Microsoft JhengHei" w:eastAsia="Microsoft JhengHei" w:hAnsi="Microsoft JhengHei" w:cs="Microsoft JhengHei" w:hint="eastAsia"/>
               <w:szCs w:val="24"/>
             </w:rPr>
             <w:fldChar w:fldCharType="separate"/>
           </w:r>
           <w:r>
             <w:rPr>
-              <w:rFonts w:ascii="宋体" w:hAnsi="宋体" w:eastAsia="宋体" w:cs="宋体"/>
+              <w:rFonts w:ascii="宋体" w:eastAsia="宋体" w:hAnsi="宋体" w:cs="宋体"/>
               <w:spacing w:val="-3"/>
               <w:szCs w:val="28"/>
             </w:rPr>
@@ -1361,7 +1326,7 @@
           </w:r>
           <w:r>
             <w:rPr>
-              <w:rFonts w:hint="eastAsia" w:ascii="Microsoft JhengHei" w:hAnsi="Microsoft JhengHei" w:eastAsia="Microsoft JhengHei" w:cs="Microsoft JhengHei"/>
+              <w:rFonts w:ascii="Microsoft JhengHei" w:eastAsia="Microsoft JhengHei" w:hAnsi="Microsoft JhengHei" w:cs="Microsoft JhengHei" w:hint="eastAsia"/>
               <w:szCs w:val="24"/>
             </w:rPr>
             <w:fldChar w:fldCharType="end"/>
@@ -1369,28 +1334,28 @@
         </w:p>
         <w:p>
           <w:pPr>
-            <w:pStyle w:val="16"/>
+            <w:pStyle w:val="TOC1"/>
             <w:tabs>
               <w:tab w:val="right" w:leader="dot" w:pos="8336"/>
             </w:tabs>
           </w:pPr>
           <w:r>
             <w:rPr>
-              <w:rFonts w:hint="eastAsia" w:ascii="Microsoft JhengHei" w:hAnsi="Microsoft JhengHei" w:eastAsia="Microsoft JhengHei" w:cs="Microsoft JhengHei"/>
+              <w:rFonts w:ascii="Microsoft JhengHei" w:eastAsia="Microsoft JhengHei" w:hAnsi="Microsoft JhengHei" w:cs="Microsoft JhengHei" w:hint="eastAsia"/>
               <w:szCs w:val="24"/>
             </w:rPr>
             <w:fldChar w:fldCharType="begin"/>
           </w:r>
           <w:r>
             <w:rPr>
-              <w:rFonts w:hint="eastAsia" w:ascii="Microsoft JhengHei" w:hAnsi="Microsoft JhengHei" w:eastAsia="Microsoft JhengHei" w:cs="Microsoft JhengHei"/>
+              <w:rFonts w:ascii="Microsoft JhengHei" w:eastAsia="Microsoft JhengHei" w:hAnsi="Microsoft JhengHei" w:cs="Microsoft JhengHei" w:hint="eastAsia"/>
               <w:szCs w:val="24"/>
             </w:rPr>
             <w:instrText xml:space="preserve"> HYPERLINK \l _Toc9580 </w:instrText>
           </w:r>
           <w:r>
             <w:rPr>
-              <w:rFonts w:hint="eastAsia" w:ascii="Microsoft JhengHei" w:hAnsi="Microsoft JhengHei" w:eastAsia="Microsoft JhengHei" w:cs="Microsoft JhengHei"/>
+              <w:rFonts w:ascii="Microsoft JhengHei" w:eastAsia="Microsoft JhengHei" w:hAnsi="Microsoft JhengHei" w:cs="Microsoft JhengHei" w:hint="eastAsia"/>
               <w:szCs w:val="24"/>
             </w:rPr>
             <w:fldChar w:fldCharType="separate"/>
@@ -1427,7 +1392,7 @@
           </w:r>
           <w:r>
             <w:rPr>
-              <w:rFonts w:hint="eastAsia" w:ascii="Microsoft JhengHei" w:hAnsi="Microsoft JhengHei" w:eastAsia="Microsoft JhengHei" w:cs="Microsoft JhengHei"/>
+              <w:rFonts w:ascii="Microsoft JhengHei" w:eastAsia="Microsoft JhengHei" w:hAnsi="Microsoft JhengHei" w:cs="Microsoft JhengHei" w:hint="eastAsia"/>
               <w:szCs w:val="24"/>
             </w:rPr>
             <w:fldChar w:fldCharType="end"/>
@@ -1435,28 +1400,28 @@
         </w:p>
         <w:p>
           <w:pPr>
-            <w:pStyle w:val="16"/>
+            <w:pStyle w:val="TOC1"/>
             <w:tabs>
               <w:tab w:val="right" w:leader="dot" w:pos="8336"/>
             </w:tabs>
           </w:pPr>
           <w:r>
             <w:rPr>
-              <w:rFonts w:hint="eastAsia" w:ascii="Microsoft JhengHei" w:hAnsi="Microsoft JhengHei" w:eastAsia="Microsoft JhengHei" w:cs="Microsoft JhengHei"/>
+              <w:rFonts w:ascii="Microsoft JhengHei" w:eastAsia="Microsoft JhengHei" w:hAnsi="Microsoft JhengHei" w:cs="Microsoft JhengHei" w:hint="eastAsia"/>
               <w:szCs w:val="24"/>
             </w:rPr>
             <w:fldChar w:fldCharType="begin"/>
           </w:r>
           <w:r>
             <w:rPr>
-              <w:rFonts w:hint="eastAsia" w:ascii="Microsoft JhengHei" w:hAnsi="Microsoft JhengHei" w:eastAsia="Microsoft JhengHei" w:cs="Microsoft JhengHei"/>
+              <w:rFonts w:ascii="Microsoft JhengHei" w:eastAsia="Microsoft JhengHei" w:hAnsi="Microsoft JhengHei" w:cs="Microsoft JhengHei" w:hint="eastAsia"/>
               <w:szCs w:val="24"/>
             </w:rPr>
             <w:instrText xml:space="preserve"> HYPERLINK \l _Toc16256 </w:instrText>
           </w:r>
           <w:r>
             <w:rPr>
-              <w:rFonts w:hint="eastAsia" w:ascii="Microsoft JhengHei" w:hAnsi="Microsoft JhengHei" w:eastAsia="Microsoft JhengHei" w:cs="Microsoft JhengHei"/>
+              <w:rFonts w:ascii="Microsoft JhengHei" w:eastAsia="Microsoft JhengHei" w:hAnsi="Microsoft JhengHei" w:cs="Microsoft JhengHei" w:hint="eastAsia"/>
               <w:szCs w:val="24"/>
             </w:rPr>
             <w:fldChar w:fldCharType="separate"/>
@@ -1493,7 +1458,7 @@
           </w:r>
           <w:r>
             <w:rPr>
-              <w:rFonts w:hint="eastAsia" w:ascii="Microsoft JhengHei" w:hAnsi="Microsoft JhengHei" w:eastAsia="Microsoft JhengHei" w:cs="Microsoft JhengHei"/>
+              <w:rFonts w:ascii="Microsoft JhengHei" w:eastAsia="Microsoft JhengHei" w:hAnsi="Microsoft JhengHei" w:cs="Microsoft JhengHei" w:hint="eastAsia"/>
               <w:szCs w:val="24"/>
             </w:rPr>
             <w:fldChar w:fldCharType="end"/>
@@ -1501,28 +1466,28 @@
         </w:p>
         <w:p>
           <w:pPr>
-            <w:pStyle w:val="16"/>
+            <w:pStyle w:val="TOC1"/>
             <w:tabs>
               <w:tab w:val="right" w:leader="dot" w:pos="8336"/>
             </w:tabs>
           </w:pPr>
           <w:r>
             <w:rPr>
-              <w:rFonts w:hint="eastAsia" w:ascii="Microsoft JhengHei" w:hAnsi="Microsoft JhengHei" w:eastAsia="Microsoft JhengHei" w:cs="Microsoft JhengHei"/>
+              <w:rFonts w:ascii="Microsoft JhengHei" w:eastAsia="Microsoft JhengHei" w:hAnsi="Microsoft JhengHei" w:cs="Microsoft JhengHei" w:hint="eastAsia"/>
               <w:szCs w:val="24"/>
             </w:rPr>
             <w:fldChar w:fldCharType="begin"/>
           </w:r>
           <w:r>
             <w:rPr>
-              <w:rFonts w:hint="eastAsia" w:ascii="Microsoft JhengHei" w:hAnsi="Microsoft JhengHei" w:eastAsia="Microsoft JhengHei" w:cs="Microsoft JhengHei"/>
+              <w:rFonts w:ascii="Microsoft JhengHei" w:eastAsia="Microsoft JhengHei" w:hAnsi="Microsoft JhengHei" w:cs="Microsoft JhengHei" w:hint="eastAsia"/>
               <w:szCs w:val="24"/>
             </w:rPr>
             <w:instrText xml:space="preserve"> HYPERLINK \l _Toc716 </w:instrText>
           </w:r>
           <w:r>
             <w:rPr>
-              <w:rFonts w:hint="eastAsia" w:ascii="Microsoft JhengHei" w:hAnsi="Microsoft JhengHei" w:eastAsia="Microsoft JhengHei" w:cs="Microsoft JhengHei"/>
+              <w:rFonts w:ascii="Microsoft JhengHei" w:eastAsia="Microsoft JhengHei" w:hAnsi="Microsoft JhengHei" w:cs="Microsoft JhengHei" w:hint="eastAsia"/>
               <w:szCs w:val="24"/>
             </w:rPr>
             <w:fldChar w:fldCharType="separate"/>
@@ -1559,7 +1524,7 @@
           </w:r>
           <w:r>
             <w:rPr>
-              <w:rFonts w:hint="eastAsia" w:ascii="Microsoft JhengHei" w:hAnsi="Microsoft JhengHei" w:eastAsia="Microsoft JhengHei" w:cs="Microsoft JhengHei"/>
+              <w:rFonts w:ascii="Microsoft JhengHei" w:eastAsia="Microsoft JhengHei" w:hAnsi="Microsoft JhengHei" w:cs="Microsoft JhengHei" w:hint="eastAsia"/>
               <w:szCs w:val="24"/>
             </w:rPr>
             <w:fldChar w:fldCharType="end"/>
@@ -1567,28 +1532,28 @@
         </w:p>
         <w:p>
           <w:pPr>
-            <w:pStyle w:val="17"/>
+            <w:pStyle w:val="TOC2"/>
             <w:tabs>
               <w:tab w:val="right" w:leader="dot" w:pos="8336"/>
             </w:tabs>
           </w:pPr>
           <w:r>
             <w:rPr>
-              <w:rFonts w:hint="eastAsia" w:ascii="Microsoft JhengHei" w:hAnsi="Microsoft JhengHei" w:eastAsia="Microsoft JhengHei" w:cs="Microsoft JhengHei"/>
+              <w:rFonts w:ascii="Microsoft JhengHei" w:eastAsia="Microsoft JhengHei" w:hAnsi="Microsoft JhengHei" w:cs="Microsoft JhengHei" w:hint="eastAsia"/>
               <w:szCs w:val="24"/>
             </w:rPr>
             <w:fldChar w:fldCharType="begin"/>
           </w:r>
           <w:r>
             <w:rPr>
-              <w:rFonts w:hint="eastAsia" w:ascii="Microsoft JhengHei" w:hAnsi="Microsoft JhengHei" w:eastAsia="Microsoft JhengHei" w:cs="Microsoft JhengHei"/>
+              <w:rFonts w:ascii="Microsoft JhengHei" w:eastAsia="Microsoft JhengHei" w:hAnsi="Microsoft JhengHei" w:cs="Microsoft JhengHei" w:hint="eastAsia"/>
               <w:szCs w:val="24"/>
             </w:rPr>
             <w:instrText xml:space="preserve"> HYPERLINK \l _Toc26686 </w:instrText>
           </w:r>
           <w:r>
             <w:rPr>
-              <w:rFonts w:hint="eastAsia" w:ascii="Microsoft JhengHei" w:hAnsi="Microsoft JhengHei" w:eastAsia="Microsoft JhengHei" w:cs="Microsoft JhengHei"/>
+              <w:rFonts w:ascii="Microsoft JhengHei" w:eastAsia="Microsoft JhengHei" w:hAnsi="Microsoft JhengHei" w:cs="Microsoft JhengHei" w:hint="eastAsia"/>
               <w:szCs w:val="24"/>
             </w:rPr>
             <w:fldChar w:fldCharType="separate"/>
@@ -1632,7 +1597,7 @@
           </w:r>
           <w:r>
             <w:rPr>
-              <w:rFonts w:hint="eastAsia" w:ascii="Microsoft JhengHei" w:hAnsi="Microsoft JhengHei" w:eastAsia="Microsoft JhengHei" w:cs="Microsoft JhengHei"/>
+              <w:rFonts w:ascii="Microsoft JhengHei" w:eastAsia="Microsoft JhengHei" w:hAnsi="Microsoft JhengHei" w:cs="Microsoft JhengHei" w:hint="eastAsia"/>
               <w:szCs w:val="24"/>
             </w:rPr>
             <w:fldChar w:fldCharType="end"/>
@@ -1640,28 +1605,28 @@
         </w:p>
         <w:p>
           <w:pPr>
-            <w:pStyle w:val="17"/>
+            <w:pStyle w:val="TOC2"/>
             <w:tabs>
               <w:tab w:val="right" w:leader="dot" w:pos="8336"/>
             </w:tabs>
           </w:pPr>
           <w:r>
             <w:rPr>
-              <w:rFonts w:hint="eastAsia" w:ascii="Microsoft JhengHei" w:hAnsi="Microsoft JhengHei" w:eastAsia="Microsoft JhengHei" w:cs="Microsoft JhengHei"/>
+              <w:rFonts w:ascii="Microsoft JhengHei" w:eastAsia="Microsoft JhengHei" w:hAnsi="Microsoft JhengHei" w:cs="Microsoft JhengHei" w:hint="eastAsia"/>
               <w:szCs w:val="24"/>
             </w:rPr>
             <w:fldChar w:fldCharType="begin"/>
           </w:r>
           <w:r>
             <w:rPr>
-              <w:rFonts w:hint="eastAsia" w:ascii="Microsoft JhengHei" w:hAnsi="Microsoft JhengHei" w:eastAsia="Microsoft JhengHei" w:cs="Microsoft JhengHei"/>
+              <w:rFonts w:ascii="Microsoft JhengHei" w:eastAsia="Microsoft JhengHei" w:hAnsi="Microsoft JhengHei" w:cs="Microsoft JhengHei" w:hint="eastAsia"/>
               <w:szCs w:val="24"/>
             </w:rPr>
             <w:instrText xml:space="preserve"> HYPERLINK \l _Toc15891 </w:instrText>
           </w:r>
           <w:r>
             <w:rPr>
-              <w:rFonts w:hint="eastAsia" w:ascii="Microsoft JhengHei" w:hAnsi="Microsoft JhengHei" w:eastAsia="Microsoft JhengHei" w:cs="Microsoft JhengHei"/>
+              <w:rFonts w:ascii="Microsoft JhengHei" w:eastAsia="Microsoft JhengHei" w:hAnsi="Microsoft JhengHei" w:cs="Microsoft JhengHei" w:hint="eastAsia"/>
               <w:szCs w:val="24"/>
             </w:rPr>
             <w:fldChar w:fldCharType="separate"/>
@@ -1698,7 +1663,7 @@
           </w:r>
           <w:r>
             <w:rPr>
-              <w:rFonts w:hint="eastAsia" w:ascii="Microsoft JhengHei" w:hAnsi="Microsoft JhengHei" w:eastAsia="Microsoft JhengHei" w:cs="Microsoft JhengHei"/>
+              <w:rFonts w:ascii="Microsoft JhengHei" w:eastAsia="Microsoft JhengHei" w:hAnsi="Microsoft JhengHei" w:cs="Microsoft JhengHei" w:hint="eastAsia"/>
               <w:szCs w:val="24"/>
             </w:rPr>
             <w:fldChar w:fldCharType="end"/>
@@ -1706,28 +1671,28 @@
         </w:p>
         <w:p>
           <w:pPr>
-            <w:pStyle w:val="17"/>
+            <w:pStyle w:val="TOC2"/>
             <w:tabs>
               <w:tab w:val="right" w:leader="dot" w:pos="8336"/>
             </w:tabs>
           </w:pPr>
           <w:r>
             <w:rPr>
-              <w:rFonts w:hint="eastAsia" w:ascii="Microsoft JhengHei" w:hAnsi="Microsoft JhengHei" w:eastAsia="Microsoft JhengHei" w:cs="Microsoft JhengHei"/>
+              <w:rFonts w:ascii="Microsoft JhengHei" w:eastAsia="Microsoft JhengHei" w:hAnsi="Microsoft JhengHei" w:cs="Microsoft JhengHei" w:hint="eastAsia"/>
               <w:szCs w:val="24"/>
             </w:rPr>
             <w:fldChar w:fldCharType="begin"/>
           </w:r>
           <w:r>
             <w:rPr>
-              <w:rFonts w:hint="eastAsia" w:ascii="Microsoft JhengHei" w:hAnsi="Microsoft JhengHei" w:eastAsia="Microsoft JhengHei" w:cs="Microsoft JhengHei"/>
+              <w:rFonts w:ascii="Microsoft JhengHei" w:eastAsia="Microsoft JhengHei" w:hAnsi="Microsoft JhengHei" w:cs="Microsoft JhengHei" w:hint="eastAsia"/>
               <w:szCs w:val="24"/>
             </w:rPr>
             <w:instrText xml:space="preserve"> HYPERLINK \l _Toc11655 </w:instrText>
           </w:r>
           <w:r>
             <w:rPr>
-              <w:rFonts w:hint="eastAsia" w:ascii="Microsoft JhengHei" w:hAnsi="Microsoft JhengHei" w:eastAsia="Microsoft JhengHei" w:cs="Microsoft JhengHei"/>
+              <w:rFonts w:ascii="Microsoft JhengHei" w:eastAsia="Microsoft JhengHei" w:hAnsi="Microsoft JhengHei" w:cs="Microsoft JhengHei" w:hint="eastAsia"/>
               <w:szCs w:val="24"/>
             </w:rPr>
             <w:fldChar w:fldCharType="separate"/>
@@ -1764,7 +1729,7 @@
           </w:r>
           <w:r>
             <w:rPr>
-              <w:rFonts w:hint="eastAsia" w:ascii="Microsoft JhengHei" w:hAnsi="Microsoft JhengHei" w:eastAsia="Microsoft JhengHei" w:cs="Microsoft JhengHei"/>
+              <w:rFonts w:ascii="Microsoft JhengHei" w:eastAsia="Microsoft JhengHei" w:hAnsi="Microsoft JhengHei" w:cs="Microsoft JhengHei" w:hint="eastAsia"/>
               <w:szCs w:val="24"/>
             </w:rPr>
             <w:fldChar w:fldCharType="end"/>
@@ -1772,28 +1737,28 @@
         </w:p>
         <w:p>
           <w:pPr>
-            <w:pStyle w:val="16"/>
+            <w:pStyle w:val="TOC1"/>
             <w:tabs>
               <w:tab w:val="right" w:leader="dot" w:pos="8336"/>
             </w:tabs>
           </w:pPr>
           <w:r>
             <w:rPr>
-              <w:rFonts w:hint="eastAsia" w:ascii="Microsoft JhengHei" w:hAnsi="Microsoft JhengHei" w:eastAsia="Microsoft JhengHei" w:cs="Microsoft JhengHei"/>
+              <w:rFonts w:ascii="Microsoft JhengHei" w:eastAsia="Microsoft JhengHei" w:hAnsi="Microsoft JhengHei" w:cs="Microsoft JhengHei" w:hint="eastAsia"/>
               <w:szCs w:val="24"/>
             </w:rPr>
             <w:fldChar w:fldCharType="begin"/>
           </w:r>
           <w:r>
             <w:rPr>
-              <w:rFonts w:hint="eastAsia" w:ascii="Microsoft JhengHei" w:hAnsi="Microsoft JhengHei" w:eastAsia="Microsoft JhengHei" w:cs="Microsoft JhengHei"/>
+              <w:rFonts w:ascii="Microsoft JhengHei" w:eastAsia="Microsoft JhengHei" w:hAnsi="Microsoft JhengHei" w:cs="Microsoft JhengHei" w:hint="eastAsia"/>
               <w:szCs w:val="24"/>
             </w:rPr>
             <w:instrText xml:space="preserve"> HYPERLINK \l _Toc16900 </w:instrText>
           </w:r>
           <w:r>
             <w:rPr>
-              <w:rFonts w:hint="eastAsia" w:ascii="Microsoft JhengHei" w:hAnsi="Microsoft JhengHei" w:eastAsia="Microsoft JhengHei" w:cs="Microsoft JhengHei"/>
+              <w:rFonts w:ascii="Microsoft JhengHei" w:eastAsia="Microsoft JhengHei" w:hAnsi="Microsoft JhengHei" w:cs="Microsoft JhengHei" w:hint="eastAsia"/>
               <w:szCs w:val="24"/>
             </w:rPr>
             <w:fldChar w:fldCharType="separate"/>
@@ -1830,7 +1795,7 @@
           </w:r>
           <w:r>
             <w:rPr>
-              <w:rFonts w:hint="eastAsia" w:ascii="Microsoft JhengHei" w:hAnsi="Microsoft JhengHei" w:eastAsia="Microsoft JhengHei" w:cs="Microsoft JhengHei"/>
+              <w:rFonts w:ascii="Microsoft JhengHei" w:eastAsia="Microsoft JhengHei" w:hAnsi="Microsoft JhengHei" w:cs="Microsoft JhengHei" w:hint="eastAsia"/>
               <w:szCs w:val="24"/>
             </w:rPr>
             <w:fldChar w:fldCharType="end"/>
@@ -1838,28 +1803,28 @@
         </w:p>
         <w:p>
           <w:pPr>
-            <w:pStyle w:val="17"/>
+            <w:pStyle w:val="TOC2"/>
             <w:tabs>
               <w:tab w:val="right" w:leader="dot" w:pos="8336"/>
             </w:tabs>
           </w:pPr>
           <w:r>
             <w:rPr>
-              <w:rFonts w:hint="eastAsia" w:ascii="Microsoft JhengHei" w:hAnsi="Microsoft JhengHei" w:eastAsia="Microsoft JhengHei" w:cs="Microsoft JhengHei"/>
+              <w:rFonts w:ascii="Microsoft JhengHei" w:eastAsia="Microsoft JhengHei" w:hAnsi="Microsoft JhengHei" w:cs="Microsoft JhengHei" w:hint="eastAsia"/>
               <w:szCs w:val="24"/>
             </w:rPr>
             <w:fldChar w:fldCharType="begin"/>
           </w:r>
           <w:r>
             <w:rPr>
-              <w:rFonts w:hint="eastAsia" w:ascii="Microsoft JhengHei" w:hAnsi="Microsoft JhengHei" w:eastAsia="Microsoft JhengHei" w:cs="Microsoft JhengHei"/>
+              <w:rFonts w:ascii="Microsoft JhengHei" w:eastAsia="Microsoft JhengHei" w:hAnsi="Microsoft JhengHei" w:cs="Microsoft JhengHei" w:hint="eastAsia"/>
               <w:szCs w:val="24"/>
             </w:rPr>
             <w:instrText xml:space="preserve"> HYPERLINK \l _Toc31468 </w:instrText>
           </w:r>
           <w:r>
             <w:rPr>
-              <w:rFonts w:hint="eastAsia" w:ascii="Microsoft JhengHei" w:hAnsi="Microsoft JhengHei" w:eastAsia="Microsoft JhengHei" w:cs="Microsoft JhengHei"/>
+              <w:rFonts w:ascii="Microsoft JhengHei" w:eastAsia="Microsoft JhengHei" w:hAnsi="Microsoft JhengHei" w:cs="Microsoft JhengHei" w:hint="eastAsia"/>
               <w:szCs w:val="24"/>
             </w:rPr>
             <w:fldChar w:fldCharType="separate"/>
@@ -1896,7 +1861,7 @@
           </w:r>
           <w:r>
             <w:rPr>
-              <w:rFonts w:hint="eastAsia" w:ascii="Microsoft JhengHei" w:hAnsi="Microsoft JhengHei" w:eastAsia="Microsoft JhengHei" w:cs="Microsoft JhengHei"/>
+              <w:rFonts w:ascii="Microsoft JhengHei" w:eastAsia="Microsoft JhengHei" w:hAnsi="Microsoft JhengHei" w:cs="Microsoft JhengHei" w:hint="eastAsia"/>
               <w:szCs w:val="24"/>
             </w:rPr>
             <w:fldChar w:fldCharType="end"/>
@@ -1904,28 +1869,28 @@
         </w:p>
         <w:p>
           <w:pPr>
-            <w:pStyle w:val="17"/>
+            <w:pStyle w:val="TOC2"/>
             <w:tabs>
               <w:tab w:val="right" w:leader="dot" w:pos="8336"/>
             </w:tabs>
           </w:pPr>
           <w:r>
             <w:rPr>
-              <w:rFonts w:hint="eastAsia" w:ascii="Microsoft JhengHei" w:hAnsi="Microsoft JhengHei" w:eastAsia="Microsoft JhengHei" w:cs="Microsoft JhengHei"/>
+              <w:rFonts w:ascii="Microsoft JhengHei" w:eastAsia="Microsoft JhengHei" w:hAnsi="Microsoft JhengHei" w:cs="Microsoft JhengHei" w:hint="eastAsia"/>
               <w:szCs w:val="24"/>
             </w:rPr>
             <w:fldChar w:fldCharType="begin"/>
           </w:r>
           <w:r>
             <w:rPr>
-              <w:rFonts w:hint="eastAsia" w:ascii="Microsoft JhengHei" w:hAnsi="Microsoft JhengHei" w:eastAsia="Microsoft JhengHei" w:cs="Microsoft JhengHei"/>
+              <w:rFonts w:ascii="Microsoft JhengHei" w:eastAsia="Microsoft JhengHei" w:hAnsi="Microsoft JhengHei" w:cs="Microsoft JhengHei" w:hint="eastAsia"/>
               <w:szCs w:val="24"/>
             </w:rPr>
             <w:instrText xml:space="preserve"> HYPERLINK \l _Toc20552 </w:instrText>
           </w:r>
           <w:r>
             <w:rPr>
-              <w:rFonts w:hint="eastAsia" w:ascii="Microsoft JhengHei" w:hAnsi="Microsoft JhengHei" w:eastAsia="Microsoft JhengHei" w:cs="Microsoft JhengHei"/>
+              <w:rFonts w:ascii="Microsoft JhengHei" w:eastAsia="Microsoft JhengHei" w:hAnsi="Microsoft JhengHei" w:cs="Microsoft JhengHei" w:hint="eastAsia"/>
               <w:szCs w:val="24"/>
             </w:rPr>
             <w:fldChar w:fldCharType="separate"/>
@@ -1962,7 +1927,7 @@
           </w:r>
           <w:r>
             <w:rPr>
-              <w:rFonts w:hint="eastAsia" w:ascii="Microsoft JhengHei" w:hAnsi="Microsoft JhengHei" w:eastAsia="Microsoft JhengHei" w:cs="Microsoft JhengHei"/>
+              <w:rFonts w:ascii="Microsoft JhengHei" w:eastAsia="Microsoft JhengHei" w:hAnsi="Microsoft JhengHei" w:cs="Microsoft JhengHei" w:hint="eastAsia"/>
               <w:szCs w:val="24"/>
             </w:rPr>
             <w:fldChar w:fldCharType="end"/>
@@ -1970,28 +1935,28 @@
         </w:p>
         <w:p>
           <w:pPr>
-            <w:pStyle w:val="16"/>
+            <w:pStyle w:val="TOC1"/>
             <w:tabs>
               <w:tab w:val="right" w:leader="dot" w:pos="8336"/>
             </w:tabs>
           </w:pPr>
           <w:r>
             <w:rPr>
-              <w:rFonts w:hint="eastAsia" w:ascii="Microsoft JhengHei" w:hAnsi="Microsoft JhengHei" w:eastAsia="Microsoft JhengHei" w:cs="Microsoft JhengHei"/>
+              <w:rFonts w:ascii="Microsoft JhengHei" w:eastAsia="Microsoft JhengHei" w:hAnsi="Microsoft JhengHei" w:cs="Microsoft JhengHei" w:hint="eastAsia"/>
               <w:szCs w:val="24"/>
             </w:rPr>
             <w:fldChar w:fldCharType="begin"/>
           </w:r>
           <w:r>
             <w:rPr>
-              <w:rFonts w:hint="eastAsia" w:ascii="Microsoft JhengHei" w:hAnsi="Microsoft JhengHei" w:eastAsia="Microsoft JhengHei" w:cs="Microsoft JhengHei"/>
+              <w:rFonts w:ascii="Microsoft JhengHei" w:eastAsia="Microsoft JhengHei" w:hAnsi="Microsoft JhengHei" w:cs="Microsoft JhengHei" w:hint="eastAsia"/>
               <w:szCs w:val="24"/>
             </w:rPr>
             <w:instrText xml:space="preserve"> HYPERLINK \l _Toc26221 </w:instrText>
           </w:r>
           <w:r>
             <w:rPr>
-              <w:rFonts w:hint="eastAsia" w:ascii="Microsoft JhengHei" w:hAnsi="Microsoft JhengHei" w:eastAsia="Microsoft JhengHei" w:cs="Microsoft JhengHei"/>
+              <w:rFonts w:ascii="Microsoft JhengHei" w:eastAsia="Microsoft JhengHei" w:hAnsi="Microsoft JhengHei" w:cs="Microsoft JhengHei" w:hint="eastAsia"/>
               <w:szCs w:val="24"/>
             </w:rPr>
             <w:fldChar w:fldCharType="separate"/>
@@ -2028,7 +1993,7 @@
           </w:r>
           <w:r>
             <w:rPr>
-              <w:rFonts w:hint="eastAsia" w:ascii="Microsoft JhengHei" w:hAnsi="Microsoft JhengHei" w:eastAsia="Microsoft JhengHei" w:cs="Microsoft JhengHei"/>
+              <w:rFonts w:ascii="Microsoft JhengHei" w:eastAsia="Microsoft JhengHei" w:hAnsi="Microsoft JhengHei" w:cs="Microsoft JhengHei" w:hint="eastAsia"/>
               <w:szCs w:val="24"/>
             </w:rPr>
             <w:fldChar w:fldCharType="end"/>
@@ -2036,28 +2001,28 @@
         </w:p>
         <w:p>
           <w:pPr>
-            <w:pStyle w:val="17"/>
+            <w:pStyle w:val="TOC2"/>
             <w:tabs>
               <w:tab w:val="right" w:leader="dot" w:pos="8336"/>
             </w:tabs>
           </w:pPr>
           <w:r>
             <w:rPr>
-              <w:rFonts w:hint="eastAsia" w:ascii="Microsoft JhengHei" w:hAnsi="Microsoft JhengHei" w:eastAsia="Microsoft JhengHei" w:cs="Microsoft JhengHei"/>
+              <w:rFonts w:ascii="Microsoft JhengHei" w:eastAsia="Microsoft JhengHei" w:hAnsi="Microsoft JhengHei" w:cs="Microsoft JhengHei" w:hint="eastAsia"/>
               <w:szCs w:val="24"/>
             </w:rPr>
             <w:fldChar w:fldCharType="begin"/>
           </w:r>
           <w:r>
             <w:rPr>
-              <w:rFonts w:hint="eastAsia" w:ascii="Microsoft JhengHei" w:hAnsi="Microsoft JhengHei" w:eastAsia="Microsoft JhengHei" w:cs="Microsoft JhengHei"/>
+              <w:rFonts w:ascii="Microsoft JhengHei" w:eastAsia="Microsoft JhengHei" w:hAnsi="Microsoft JhengHei" w:cs="Microsoft JhengHei" w:hint="eastAsia"/>
               <w:szCs w:val="24"/>
             </w:rPr>
             <w:instrText xml:space="preserve"> HYPERLINK \l _Toc24071 </w:instrText>
           </w:r>
           <w:r>
             <w:rPr>
-              <w:rFonts w:hint="eastAsia" w:ascii="Microsoft JhengHei" w:hAnsi="Microsoft JhengHei" w:eastAsia="Microsoft JhengHei" w:cs="Microsoft JhengHei"/>
+              <w:rFonts w:ascii="Microsoft JhengHei" w:eastAsia="Microsoft JhengHei" w:hAnsi="Microsoft JhengHei" w:cs="Microsoft JhengHei" w:hint="eastAsia"/>
               <w:szCs w:val="24"/>
             </w:rPr>
             <w:fldChar w:fldCharType="separate"/>
@@ -2094,7 +2059,7 @@
           </w:r>
           <w:r>
             <w:rPr>
-              <w:rFonts w:hint="eastAsia" w:ascii="Microsoft JhengHei" w:hAnsi="Microsoft JhengHei" w:eastAsia="Microsoft JhengHei" w:cs="Microsoft JhengHei"/>
+              <w:rFonts w:ascii="Microsoft JhengHei" w:eastAsia="Microsoft JhengHei" w:hAnsi="Microsoft JhengHei" w:cs="Microsoft JhengHei" w:hint="eastAsia"/>
               <w:szCs w:val="24"/>
             </w:rPr>
             <w:fldChar w:fldCharType="end"/>
@@ -2102,28 +2067,28 @@
         </w:p>
         <w:p>
           <w:pPr>
-            <w:pStyle w:val="17"/>
+            <w:pStyle w:val="TOC2"/>
             <w:tabs>
               <w:tab w:val="right" w:leader="dot" w:pos="8336"/>
             </w:tabs>
           </w:pPr>
           <w:r>
             <w:rPr>
-              <w:rFonts w:hint="eastAsia" w:ascii="Microsoft JhengHei" w:hAnsi="Microsoft JhengHei" w:eastAsia="Microsoft JhengHei" w:cs="Microsoft JhengHei"/>
+              <w:rFonts w:ascii="Microsoft JhengHei" w:eastAsia="Microsoft JhengHei" w:hAnsi="Microsoft JhengHei" w:cs="Microsoft JhengHei" w:hint="eastAsia"/>
               <w:szCs w:val="24"/>
             </w:rPr>
             <w:fldChar w:fldCharType="begin"/>
           </w:r>
           <w:r>
             <w:rPr>
-              <w:rFonts w:hint="eastAsia" w:ascii="Microsoft JhengHei" w:hAnsi="Microsoft JhengHei" w:eastAsia="Microsoft JhengHei" w:cs="Microsoft JhengHei"/>
+              <w:rFonts w:ascii="Microsoft JhengHei" w:eastAsia="Microsoft JhengHei" w:hAnsi="Microsoft JhengHei" w:cs="Microsoft JhengHei" w:hint="eastAsia"/>
               <w:szCs w:val="24"/>
             </w:rPr>
             <w:instrText xml:space="preserve"> HYPERLINK \l _Toc4875 </w:instrText>
           </w:r>
           <w:r>
             <w:rPr>
-              <w:rFonts w:hint="eastAsia" w:ascii="Microsoft JhengHei" w:hAnsi="Microsoft JhengHei" w:eastAsia="Microsoft JhengHei" w:cs="Microsoft JhengHei"/>
+              <w:rFonts w:ascii="Microsoft JhengHei" w:eastAsia="Microsoft JhengHei" w:hAnsi="Microsoft JhengHei" w:cs="Microsoft JhengHei" w:hint="eastAsia"/>
               <w:szCs w:val="24"/>
             </w:rPr>
             <w:fldChar w:fldCharType="separate"/>
@@ -2160,7 +2125,7 @@
           </w:r>
           <w:r>
             <w:rPr>
-              <w:rFonts w:hint="eastAsia" w:ascii="Microsoft JhengHei" w:hAnsi="Microsoft JhengHei" w:eastAsia="Microsoft JhengHei" w:cs="Microsoft JhengHei"/>
+              <w:rFonts w:ascii="Microsoft JhengHei" w:eastAsia="Microsoft JhengHei" w:hAnsi="Microsoft JhengHei" w:cs="Microsoft JhengHei" w:hint="eastAsia"/>
               <w:szCs w:val="24"/>
             </w:rPr>
             <w:fldChar w:fldCharType="end"/>
@@ -2168,28 +2133,28 @@
         </w:p>
         <w:p>
           <w:pPr>
-            <w:pStyle w:val="17"/>
+            <w:pStyle w:val="TOC2"/>
             <w:tabs>
               <w:tab w:val="right" w:leader="dot" w:pos="8336"/>
             </w:tabs>
           </w:pPr>
           <w:r>
             <w:rPr>
-              <w:rFonts w:hint="eastAsia" w:ascii="Microsoft JhengHei" w:hAnsi="Microsoft JhengHei" w:eastAsia="Microsoft JhengHei" w:cs="Microsoft JhengHei"/>
+              <w:rFonts w:ascii="Microsoft JhengHei" w:eastAsia="Microsoft JhengHei" w:hAnsi="Microsoft JhengHei" w:cs="Microsoft JhengHei" w:hint="eastAsia"/>
               <w:szCs w:val="24"/>
             </w:rPr>
             <w:fldChar w:fldCharType="begin"/>
           </w:r>
           <w:r>
             <w:rPr>
-              <w:rFonts w:hint="eastAsia" w:ascii="Microsoft JhengHei" w:hAnsi="Microsoft JhengHei" w:eastAsia="Microsoft JhengHei" w:cs="Microsoft JhengHei"/>
+              <w:rFonts w:ascii="Microsoft JhengHei" w:eastAsia="Microsoft JhengHei" w:hAnsi="Microsoft JhengHei" w:cs="Microsoft JhengHei" w:hint="eastAsia"/>
               <w:szCs w:val="24"/>
             </w:rPr>
             <w:instrText xml:space="preserve"> HYPERLINK \l _Toc695 </w:instrText>
           </w:r>
           <w:r>
             <w:rPr>
-              <w:rFonts w:hint="eastAsia" w:ascii="Microsoft JhengHei" w:hAnsi="Microsoft JhengHei" w:eastAsia="Microsoft JhengHei" w:cs="Microsoft JhengHei"/>
+              <w:rFonts w:ascii="Microsoft JhengHei" w:eastAsia="Microsoft JhengHei" w:hAnsi="Microsoft JhengHei" w:cs="Microsoft JhengHei" w:hint="eastAsia"/>
               <w:szCs w:val="24"/>
             </w:rPr>
             <w:fldChar w:fldCharType="separate"/>
@@ -2226,7 +2191,7 @@
           </w:r>
           <w:r>
             <w:rPr>
-              <w:rFonts w:hint="eastAsia" w:ascii="Microsoft JhengHei" w:hAnsi="Microsoft JhengHei" w:eastAsia="Microsoft JhengHei" w:cs="Microsoft JhengHei"/>
+              <w:rFonts w:ascii="Microsoft JhengHei" w:eastAsia="Microsoft JhengHei" w:hAnsi="Microsoft JhengHei" w:cs="Microsoft JhengHei" w:hint="eastAsia"/>
               <w:szCs w:val="24"/>
             </w:rPr>
             <w:fldChar w:fldCharType="end"/>
@@ -2234,28 +2199,28 @@
         </w:p>
         <w:p>
           <w:pPr>
-            <w:pStyle w:val="13"/>
+            <w:pStyle w:val="TOC3"/>
             <w:tabs>
               <w:tab w:val="right" w:leader="dot" w:pos="8336"/>
             </w:tabs>
           </w:pPr>
           <w:r>
             <w:rPr>
-              <w:rFonts w:hint="eastAsia" w:ascii="Microsoft JhengHei" w:hAnsi="Microsoft JhengHei" w:eastAsia="Microsoft JhengHei" w:cs="Microsoft JhengHei"/>
+              <w:rFonts w:ascii="Microsoft JhengHei" w:eastAsia="Microsoft JhengHei" w:hAnsi="Microsoft JhengHei" w:cs="Microsoft JhengHei" w:hint="eastAsia"/>
               <w:szCs w:val="24"/>
             </w:rPr>
             <w:fldChar w:fldCharType="begin"/>
           </w:r>
           <w:r>
             <w:rPr>
-              <w:rFonts w:hint="eastAsia" w:ascii="Microsoft JhengHei" w:hAnsi="Microsoft JhengHei" w:eastAsia="Microsoft JhengHei" w:cs="Microsoft JhengHei"/>
+              <w:rFonts w:ascii="Microsoft JhengHei" w:eastAsia="Microsoft JhengHei" w:hAnsi="Microsoft JhengHei" w:cs="Microsoft JhengHei" w:hint="eastAsia"/>
               <w:szCs w:val="24"/>
             </w:rPr>
             <w:instrText xml:space="preserve"> HYPERLINK \l _Toc8443 </w:instrText>
           </w:r>
           <w:r>
             <w:rPr>
-              <w:rFonts w:hint="eastAsia" w:ascii="Microsoft JhengHei" w:hAnsi="Microsoft JhengHei" w:eastAsia="Microsoft JhengHei" w:cs="Microsoft JhengHei"/>
+              <w:rFonts w:ascii="Microsoft JhengHei" w:eastAsia="Microsoft JhengHei" w:hAnsi="Microsoft JhengHei" w:cs="Microsoft JhengHei" w:hint="eastAsia"/>
               <w:szCs w:val="24"/>
             </w:rPr>
             <w:fldChar w:fldCharType="separate"/>
@@ -2292,7 +2257,7 @@
           </w:r>
           <w:r>
             <w:rPr>
-              <w:rFonts w:hint="eastAsia" w:ascii="Microsoft JhengHei" w:hAnsi="Microsoft JhengHei" w:eastAsia="Microsoft JhengHei" w:cs="Microsoft JhengHei"/>
+              <w:rFonts w:ascii="Microsoft JhengHei" w:eastAsia="Microsoft JhengHei" w:hAnsi="Microsoft JhengHei" w:cs="Microsoft JhengHei" w:hint="eastAsia"/>
               <w:szCs w:val="24"/>
             </w:rPr>
             <w:fldChar w:fldCharType="end"/>
@@ -2300,28 +2265,28 @@
         </w:p>
         <w:p>
           <w:pPr>
-            <w:pStyle w:val="13"/>
+            <w:pStyle w:val="TOC3"/>
             <w:tabs>
               <w:tab w:val="right" w:leader="dot" w:pos="8336"/>
             </w:tabs>
           </w:pPr>
           <w:r>
             <w:rPr>
-              <w:rFonts w:hint="eastAsia" w:ascii="Microsoft JhengHei" w:hAnsi="Microsoft JhengHei" w:eastAsia="Microsoft JhengHei" w:cs="Microsoft JhengHei"/>
+              <w:rFonts w:ascii="Microsoft JhengHei" w:eastAsia="Microsoft JhengHei" w:hAnsi="Microsoft JhengHei" w:cs="Microsoft JhengHei" w:hint="eastAsia"/>
               <w:szCs w:val="24"/>
             </w:rPr>
             <w:fldChar w:fldCharType="begin"/>
           </w:r>
           <w:r>
             <w:rPr>
-              <w:rFonts w:hint="eastAsia" w:ascii="Microsoft JhengHei" w:hAnsi="Microsoft JhengHei" w:eastAsia="Microsoft JhengHei" w:cs="Microsoft JhengHei"/>
+              <w:rFonts w:ascii="Microsoft JhengHei" w:eastAsia="Microsoft JhengHei" w:hAnsi="Microsoft JhengHei" w:cs="Microsoft JhengHei" w:hint="eastAsia"/>
               <w:szCs w:val="24"/>
             </w:rPr>
             <w:instrText xml:space="preserve"> HYPERLINK \l _Toc29189 </w:instrText>
           </w:r>
           <w:r>
             <w:rPr>
-              <w:rFonts w:hint="eastAsia" w:ascii="Microsoft JhengHei" w:hAnsi="Microsoft JhengHei" w:eastAsia="Microsoft JhengHei" w:cs="Microsoft JhengHei"/>
+              <w:rFonts w:ascii="Microsoft JhengHei" w:eastAsia="Microsoft JhengHei" w:hAnsi="Microsoft JhengHei" w:cs="Microsoft JhengHei" w:hint="eastAsia"/>
               <w:szCs w:val="24"/>
             </w:rPr>
             <w:fldChar w:fldCharType="separate"/>
@@ -2358,7 +2323,7 @@
           </w:r>
           <w:r>
             <w:rPr>
-              <w:rFonts w:hint="eastAsia" w:ascii="Microsoft JhengHei" w:hAnsi="Microsoft JhengHei" w:eastAsia="Microsoft JhengHei" w:cs="Microsoft JhengHei"/>
+              <w:rFonts w:ascii="Microsoft JhengHei" w:eastAsia="Microsoft JhengHei" w:hAnsi="Microsoft JhengHei" w:cs="Microsoft JhengHei" w:hint="eastAsia"/>
               <w:szCs w:val="24"/>
             </w:rPr>
             <w:fldChar w:fldCharType="end"/>
@@ -2366,28 +2331,28 @@
         </w:p>
         <w:p>
           <w:pPr>
-            <w:pStyle w:val="13"/>
+            <w:pStyle w:val="TOC3"/>
             <w:tabs>
               <w:tab w:val="right" w:leader="dot" w:pos="8336"/>
             </w:tabs>
           </w:pPr>
           <w:r>
             <w:rPr>
-              <w:rFonts w:hint="eastAsia" w:ascii="Microsoft JhengHei" w:hAnsi="Microsoft JhengHei" w:eastAsia="Microsoft JhengHei" w:cs="Microsoft JhengHei"/>
+              <w:rFonts w:ascii="Microsoft JhengHei" w:eastAsia="Microsoft JhengHei" w:hAnsi="Microsoft JhengHei" w:cs="Microsoft JhengHei" w:hint="eastAsia"/>
               <w:szCs w:val="24"/>
             </w:rPr>
             <w:fldChar w:fldCharType="begin"/>
           </w:r>
           <w:r>
             <w:rPr>
-              <w:rFonts w:hint="eastAsia" w:ascii="Microsoft JhengHei" w:hAnsi="Microsoft JhengHei" w:eastAsia="Microsoft JhengHei" w:cs="Microsoft JhengHei"/>
+              <w:rFonts w:ascii="Microsoft JhengHei" w:eastAsia="Microsoft JhengHei" w:hAnsi="Microsoft JhengHei" w:cs="Microsoft JhengHei" w:hint="eastAsia"/>
               <w:szCs w:val="24"/>
             </w:rPr>
             <w:instrText xml:space="preserve"> HYPERLINK \l _Toc24666 </w:instrText>
           </w:r>
           <w:r>
             <w:rPr>
-              <w:rFonts w:hint="eastAsia" w:ascii="Microsoft JhengHei" w:hAnsi="Microsoft JhengHei" w:eastAsia="Microsoft JhengHei" w:cs="Microsoft JhengHei"/>
+              <w:rFonts w:ascii="Microsoft JhengHei" w:eastAsia="Microsoft JhengHei" w:hAnsi="Microsoft JhengHei" w:cs="Microsoft JhengHei" w:hint="eastAsia"/>
               <w:szCs w:val="24"/>
             </w:rPr>
             <w:fldChar w:fldCharType="separate"/>
@@ -2424,7 +2389,7 @@
           </w:r>
           <w:r>
             <w:rPr>
-              <w:rFonts w:hint="eastAsia" w:ascii="Microsoft JhengHei" w:hAnsi="Microsoft JhengHei" w:eastAsia="Microsoft JhengHei" w:cs="Microsoft JhengHei"/>
+              <w:rFonts w:ascii="Microsoft JhengHei" w:eastAsia="Microsoft JhengHei" w:hAnsi="Microsoft JhengHei" w:cs="Microsoft JhengHei" w:hint="eastAsia"/>
               <w:szCs w:val="24"/>
             </w:rPr>
             <w:fldChar w:fldCharType="end"/>
@@ -2432,28 +2397,28 @@
         </w:p>
         <w:p>
           <w:pPr>
-            <w:pStyle w:val="13"/>
+            <w:pStyle w:val="TOC3"/>
             <w:tabs>
               <w:tab w:val="right" w:leader="dot" w:pos="8336"/>
             </w:tabs>
           </w:pPr>
           <w:r>
             <w:rPr>
-              <w:rFonts w:hint="eastAsia" w:ascii="Microsoft JhengHei" w:hAnsi="Microsoft JhengHei" w:eastAsia="Microsoft JhengHei" w:cs="Microsoft JhengHei"/>
+              <w:rFonts w:ascii="Microsoft JhengHei" w:eastAsia="Microsoft JhengHei" w:hAnsi="Microsoft JhengHei" w:cs="Microsoft JhengHei" w:hint="eastAsia"/>
               <w:szCs w:val="24"/>
             </w:rPr>
             <w:fldChar w:fldCharType="begin"/>
           </w:r>
           <w:r>
             <w:rPr>
-              <w:rFonts w:hint="eastAsia" w:ascii="Microsoft JhengHei" w:hAnsi="Microsoft JhengHei" w:eastAsia="Microsoft JhengHei" w:cs="Microsoft JhengHei"/>
+              <w:rFonts w:ascii="Microsoft JhengHei" w:eastAsia="Microsoft JhengHei" w:hAnsi="Microsoft JhengHei" w:cs="Microsoft JhengHei" w:hint="eastAsia"/>
               <w:szCs w:val="24"/>
             </w:rPr>
             <w:instrText xml:space="preserve"> HYPERLINK \l _Toc562 </w:instrText>
           </w:r>
           <w:r>
             <w:rPr>
-              <w:rFonts w:hint="eastAsia" w:ascii="Microsoft JhengHei" w:hAnsi="Microsoft JhengHei" w:eastAsia="Microsoft JhengHei" w:cs="Microsoft JhengHei"/>
+              <w:rFonts w:ascii="Microsoft JhengHei" w:eastAsia="Microsoft JhengHei" w:hAnsi="Microsoft JhengHei" w:cs="Microsoft JhengHei" w:hint="eastAsia"/>
               <w:szCs w:val="24"/>
             </w:rPr>
             <w:fldChar w:fldCharType="separate"/>
@@ -2490,7 +2455,7 @@
           </w:r>
           <w:r>
             <w:rPr>
-              <w:rFonts w:hint="eastAsia" w:ascii="Microsoft JhengHei" w:hAnsi="Microsoft JhengHei" w:eastAsia="Microsoft JhengHei" w:cs="Microsoft JhengHei"/>
+              <w:rFonts w:ascii="Microsoft JhengHei" w:eastAsia="Microsoft JhengHei" w:hAnsi="Microsoft JhengHei" w:cs="Microsoft JhengHei" w:hint="eastAsia"/>
               <w:szCs w:val="24"/>
             </w:rPr>
             <w:fldChar w:fldCharType="end"/>
@@ -2498,28 +2463,28 @@
         </w:p>
         <w:p>
           <w:pPr>
-            <w:pStyle w:val="17"/>
+            <w:pStyle w:val="TOC2"/>
             <w:tabs>
               <w:tab w:val="right" w:leader="dot" w:pos="8336"/>
             </w:tabs>
           </w:pPr>
           <w:r>
             <w:rPr>
-              <w:rFonts w:hint="eastAsia" w:ascii="Microsoft JhengHei" w:hAnsi="Microsoft JhengHei" w:eastAsia="Microsoft JhengHei" w:cs="Microsoft JhengHei"/>
+              <w:rFonts w:ascii="Microsoft JhengHei" w:eastAsia="Microsoft JhengHei" w:hAnsi="Microsoft JhengHei" w:cs="Microsoft JhengHei" w:hint="eastAsia"/>
               <w:szCs w:val="24"/>
             </w:rPr>
             <w:fldChar w:fldCharType="begin"/>
           </w:r>
           <w:r>
             <w:rPr>
-              <w:rFonts w:hint="eastAsia" w:ascii="Microsoft JhengHei" w:hAnsi="Microsoft JhengHei" w:eastAsia="Microsoft JhengHei" w:cs="Microsoft JhengHei"/>
+              <w:rFonts w:ascii="Microsoft JhengHei" w:eastAsia="Microsoft JhengHei" w:hAnsi="Microsoft JhengHei" w:cs="Microsoft JhengHei" w:hint="eastAsia"/>
               <w:szCs w:val="24"/>
             </w:rPr>
             <w:instrText xml:space="preserve"> HYPERLINK \l _Toc25232 </w:instrText>
           </w:r>
           <w:r>
             <w:rPr>
-              <w:rFonts w:hint="eastAsia" w:ascii="Microsoft JhengHei" w:hAnsi="Microsoft JhengHei" w:eastAsia="Microsoft JhengHei" w:cs="Microsoft JhengHei"/>
+              <w:rFonts w:ascii="Microsoft JhengHei" w:eastAsia="Microsoft JhengHei" w:hAnsi="Microsoft JhengHei" w:cs="Microsoft JhengHei" w:hint="eastAsia"/>
               <w:szCs w:val="24"/>
             </w:rPr>
             <w:fldChar w:fldCharType="separate"/>
@@ -2556,7 +2521,7 @@
           </w:r>
           <w:r>
             <w:rPr>
-              <w:rFonts w:hint="eastAsia" w:ascii="Microsoft JhengHei" w:hAnsi="Microsoft JhengHei" w:eastAsia="Microsoft JhengHei" w:cs="Microsoft JhengHei"/>
+              <w:rFonts w:ascii="Microsoft JhengHei" w:eastAsia="Microsoft JhengHei" w:hAnsi="Microsoft JhengHei" w:cs="Microsoft JhengHei" w:hint="eastAsia"/>
               <w:szCs w:val="24"/>
             </w:rPr>
             <w:fldChar w:fldCharType="end"/>
@@ -2564,28 +2529,28 @@
         </w:p>
         <w:p>
           <w:pPr>
-            <w:pStyle w:val="13"/>
+            <w:pStyle w:val="TOC3"/>
             <w:tabs>
               <w:tab w:val="right" w:leader="dot" w:pos="8336"/>
             </w:tabs>
           </w:pPr>
           <w:r>
             <w:rPr>
-              <w:rFonts w:hint="eastAsia" w:ascii="Microsoft JhengHei" w:hAnsi="Microsoft JhengHei" w:eastAsia="Microsoft JhengHei" w:cs="Microsoft JhengHei"/>
+              <w:rFonts w:ascii="Microsoft JhengHei" w:eastAsia="Microsoft JhengHei" w:hAnsi="Microsoft JhengHei" w:cs="Microsoft JhengHei" w:hint="eastAsia"/>
               <w:szCs w:val="24"/>
             </w:rPr>
             <w:fldChar w:fldCharType="begin"/>
           </w:r>
           <w:r>
             <w:rPr>
-              <w:rFonts w:hint="eastAsia" w:ascii="Microsoft JhengHei" w:hAnsi="Microsoft JhengHei" w:eastAsia="Microsoft JhengHei" w:cs="Microsoft JhengHei"/>
+              <w:rFonts w:ascii="Microsoft JhengHei" w:eastAsia="Microsoft JhengHei" w:hAnsi="Microsoft JhengHei" w:cs="Microsoft JhengHei" w:hint="eastAsia"/>
               <w:szCs w:val="24"/>
             </w:rPr>
             <w:instrText xml:space="preserve"> HYPERLINK \l _Toc2675 </w:instrText>
           </w:r>
           <w:r>
             <w:rPr>
-              <w:rFonts w:hint="eastAsia" w:ascii="Microsoft JhengHei" w:hAnsi="Microsoft JhengHei" w:eastAsia="Microsoft JhengHei" w:cs="Microsoft JhengHei"/>
+              <w:rFonts w:ascii="Microsoft JhengHei" w:eastAsia="Microsoft JhengHei" w:hAnsi="Microsoft JhengHei" w:cs="Microsoft JhengHei" w:hint="eastAsia"/>
               <w:szCs w:val="24"/>
             </w:rPr>
             <w:fldChar w:fldCharType="separate"/>
@@ -2622,7 +2587,7 @@
           </w:r>
           <w:r>
             <w:rPr>
-              <w:rFonts w:hint="eastAsia" w:ascii="Microsoft JhengHei" w:hAnsi="Microsoft JhengHei" w:eastAsia="Microsoft JhengHei" w:cs="Microsoft JhengHei"/>
+              <w:rFonts w:ascii="Microsoft JhengHei" w:eastAsia="Microsoft JhengHei" w:hAnsi="Microsoft JhengHei" w:cs="Microsoft JhengHei" w:hint="eastAsia"/>
               <w:szCs w:val="24"/>
             </w:rPr>
             <w:fldChar w:fldCharType="end"/>
@@ -2630,28 +2595,28 @@
         </w:p>
         <w:p>
           <w:pPr>
-            <w:pStyle w:val="13"/>
+            <w:pStyle w:val="TOC3"/>
             <w:tabs>
               <w:tab w:val="right" w:leader="dot" w:pos="8336"/>
             </w:tabs>
           </w:pPr>
           <w:r>
             <w:rPr>
-              <w:rFonts w:hint="eastAsia" w:ascii="Microsoft JhengHei" w:hAnsi="Microsoft JhengHei" w:eastAsia="Microsoft JhengHei" w:cs="Microsoft JhengHei"/>
+              <w:rFonts w:ascii="Microsoft JhengHei" w:eastAsia="Microsoft JhengHei" w:hAnsi="Microsoft JhengHei" w:cs="Microsoft JhengHei" w:hint="eastAsia"/>
               <w:szCs w:val="24"/>
             </w:rPr>
             <w:fldChar w:fldCharType="begin"/>
           </w:r>
           <w:r>
             <w:rPr>
-              <w:rFonts w:hint="eastAsia" w:ascii="Microsoft JhengHei" w:hAnsi="Microsoft JhengHei" w:eastAsia="Microsoft JhengHei" w:cs="Microsoft JhengHei"/>
+              <w:rFonts w:ascii="Microsoft JhengHei" w:eastAsia="Microsoft JhengHei" w:hAnsi="Microsoft JhengHei" w:cs="Microsoft JhengHei" w:hint="eastAsia"/>
               <w:szCs w:val="24"/>
             </w:rPr>
             <w:instrText xml:space="preserve"> HYPERLINK \l _Toc10183 </w:instrText>
           </w:r>
           <w:r>
             <w:rPr>
-              <w:rFonts w:hint="eastAsia" w:ascii="Microsoft JhengHei" w:hAnsi="Microsoft JhengHei" w:eastAsia="Microsoft JhengHei" w:cs="Microsoft JhengHei"/>
+              <w:rFonts w:ascii="Microsoft JhengHei" w:eastAsia="Microsoft JhengHei" w:hAnsi="Microsoft JhengHei" w:cs="Microsoft JhengHei" w:hint="eastAsia"/>
               <w:szCs w:val="24"/>
             </w:rPr>
             <w:fldChar w:fldCharType="separate"/>
@@ -2688,7 +2653,7 @@
           </w:r>
           <w:r>
             <w:rPr>
-              <w:rFonts w:hint="eastAsia" w:ascii="Microsoft JhengHei" w:hAnsi="Microsoft JhengHei" w:eastAsia="Microsoft JhengHei" w:cs="Microsoft JhengHei"/>
+              <w:rFonts w:ascii="Microsoft JhengHei" w:eastAsia="Microsoft JhengHei" w:hAnsi="Microsoft JhengHei" w:cs="Microsoft JhengHei" w:hint="eastAsia"/>
               <w:szCs w:val="24"/>
             </w:rPr>
             <w:fldChar w:fldCharType="end"/>
@@ -2696,28 +2661,28 @@
         </w:p>
         <w:p>
           <w:pPr>
-            <w:pStyle w:val="13"/>
+            <w:pStyle w:val="TOC3"/>
             <w:tabs>
               <w:tab w:val="right" w:leader="dot" w:pos="8336"/>
             </w:tabs>
           </w:pPr>
           <w:r>
             <w:rPr>
-              <w:rFonts w:hint="eastAsia" w:ascii="Microsoft JhengHei" w:hAnsi="Microsoft JhengHei" w:eastAsia="Microsoft JhengHei" w:cs="Microsoft JhengHei"/>
+              <w:rFonts w:ascii="Microsoft JhengHei" w:eastAsia="Microsoft JhengHei" w:hAnsi="Microsoft JhengHei" w:cs="Microsoft JhengHei" w:hint="eastAsia"/>
               <w:szCs w:val="24"/>
             </w:rPr>
             <w:fldChar w:fldCharType="begin"/>
           </w:r>
           <w:r>
             <w:rPr>
-              <w:rFonts w:hint="eastAsia" w:ascii="Microsoft JhengHei" w:hAnsi="Microsoft JhengHei" w:eastAsia="Microsoft JhengHei" w:cs="Microsoft JhengHei"/>
+              <w:rFonts w:ascii="Microsoft JhengHei" w:eastAsia="Microsoft JhengHei" w:hAnsi="Microsoft JhengHei" w:cs="Microsoft JhengHei" w:hint="eastAsia"/>
               <w:szCs w:val="24"/>
             </w:rPr>
             <w:instrText xml:space="preserve"> HYPERLINK \l _Toc258 </w:instrText>
           </w:r>
           <w:r>
             <w:rPr>
-              <w:rFonts w:hint="eastAsia" w:ascii="Microsoft JhengHei" w:hAnsi="Microsoft JhengHei" w:eastAsia="Microsoft JhengHei" w:cs="Microsoft JhengHei"/>
+              <w:rFonts w:ascii="Microsoft JhengHei" w:eastAsia="Microsoft JhengHei" w:hAnsi="Microsoft JhengHei" w:cs="Microsoft JhengHei" w:hint="eastAsia"/>
               <w:szCs w:val="24"/>
             </w:rPr>
             <w:fldChar w:fldCharType="separate"/>
@@ -2754,7 +2719,7 @@
           </w:r>
           <w:r>
             <w:rPr>
-              <w:rFonts w:hint="eastAsia" w:ascii="Microsoft JhengHei" w:hAnsi="Microsoft JhengHei" w:eastAsia="Microsoft JhengHei" w:cs="Microsoft JhengHei"/>
+              <w:rFonts w:ascii="Microsoft JhengHei" w:eastAsia="Microsoft JhengHei" w:hAnsi="Microsoft JhengHei" w:cs="Microsoft JhengHei" w:hint="eastAsia"/>
               <w:szCs w:val="24"/>
             </w:rPr>
             <w:fldChar w:fldCharType="end"/>
@@ -2762,28 +2727,28 @@
         </w:p>
         <w:p>
           <w:pPr>
-            <w:pStyle w:val="17"/>
+            <w:pStyle w:val="TOC2"/>
             <w:tabs>
               <w:tab w:val="right" w:leader="dot" w:pos="8336"/>
             </w:tabs>
           </w:pPr>
           <w:r>
             <w:rPr>
-              <w:rFonts w:hint="eastAsia" w:ascii="Microsoft JhengHei" w:hAnsi="Microsoft JhengHei" w:eastAsia="Microsoft JhengHei" w:cs="Microsoft JhengHei"/>
+              <w:rFonts w:ascii="Microsoft JhengHei" w:eastAsia="Microsoft JhengHei" w:hAnsi="Microsoft JhengHei" w:cs="Microsoft JhengHei" w:hint="eastAsia"/>
               <w:szCs w:val="24"/>
             </w:rPr>
             <w:fldChar w:fldCharType="begin"/>
           </w:r>
           <w:r>
             <w:rPr>
-              <w:rFonts w:hint="eastAsia" w:ascii="Microsoft JhengHei" w:hAnsi="Microsoft JhengHei" w:eastAsia="Microsoft JhengHei" w:cs="Microsoft JhengHei"/>
+              <w:rFonts w:ascii="Microsoft JhengHei" w:eastAsia="Microsoft JhengHei" w:hAnsi="Microsoft JhengHei" w:cs="Microsoft JhengHei" w:hint="eastAsia"/>
               <w:szCs w:val="24"/>
             </w:rPr>
             <w:instrText xml:space="preserve"> HYPERLINK \l _Toc20768 </w:instrText>
           </w:r>
           <w:r>
             <w:rPr>
-              <w:rFonts w:hint="eastAsia" w:ascii="Microsoft JhengHei" w:hAnsi="Microsoft JhengHei" w:eastAsia="Microsoft JhengHei" w:cs="Microsoft JhengHei"/>
+              <w:rFonts w:ascii="Microsoft JhengHei" w:eastAsia="Microsoft JhengHei" w:hAnsi="Microsoft JhengHei" w:cs="Microsoft JhengHei" w:hint="eastAsia"/>
               <w:szCs w:val="24"/>
             </w:rPr>
             <w:fldChar w:fldCharType="separate"/>
@@ -2820,7 +2785,7 @@
           </w:r>
           <w:r>
             <w:rPr>
-              <w:rFonts w:hint="eastAsia" w:ascii="Microsoft JhengHei" w:hAnsi="Microsoft JhengHei" w:eastAsia="Microsoft JhengHei" w:cs="Microsoft JhengHei"/>
+              <w:rFonts w:ascii="Microsoft JhengHei" w:eastAsia="Microsoft JhengHei" w:hAnsi="Microsoft JhengHei" w:cs="Microsoft JhengHei" w:hint="eastAsia"/>
               <w:szCs w:val="24"/>
             </w:rPr>
             <w:fldChar w:fldCharType="end"/>
@@ -2828,28 +2793,28 @@
         </w:p>
         <w:p>
           <w:pPr>
-            <w:pStyle w:val="16"/>
+            <w:pStyle w:val="TOC1"/>
             <w:tabs>
               <w:tab w:val="right" w:leader="dot" w:pos="8336"/>
             </w:tabs>
           </w:pPr>
           <w:r>
             <w:rPr>
-              <w:rFonts w:hint="eastAsia" w:ascii="Microsoft JhengHei" w:hAnsi="Microsoft JhengHei" w:eastAsia="Microsoft JhengHei" w:cs="Microsoft JhengHei"/>
+              <w:rFonts w:ascii="Microsoft JhengHei" w:eastAsia="Microsoft JhengHei" w:hAnsi="Microsoft JhengHei" w:cs="Microsoft JhengHei" w:hint="eastAsia"/>
               <w:szCs w:val="24"/>
             </w:rPr>
             <w:fldChar w:fldCharType="begin"/>
           </w:r>
           <w:r>
             <w:rPr>
-              <w:rFonts w:hint="eastAsia" w:ascii="Microsoft JhengHei" w:hAnsi="Microsoft JhengHei" w:eastAsia="Microsoft JhengHei" w:cs="Microsoft JhengHei"/>
+              <w:rFonts w:ascii="Microsoft JhengHei" w:eastAsia="Microsoft JhengHei" w:hAnsi="Microsoft JhengHei" w:cs="Microsoft JhengHei" w:hint="eastAsia"/>
               <w:szCs w:val="24"/>
             </w:rPr>
             <w:instrText xml:space="preserve"> HYPERLINK \l _Toc16132 </w:instrText>
           </w:r>
           <w:r>
             <w:rPr>
-              <w:rFonts w:hint="eastAsia" w:ascii="Microsoft JhengHei" w:hAnsi="Microsoft JhengHei" w:eastAsia="Microsoft JhengHei" w:cs="Microsoft JhengHei"/>
+              <w:rFonts w:ascii="Microsoft JhengHei" w:eastAsia="Microsoft JhengHei" w:hAnsi="Microsoft JhengHei" w:cs="Microsoft JhengHei" w:hint="eastAsia"/>
               <w:szCs w:val="24"/>
             </w:rPr>
             <w:fldChar w:fldCharType="separate"/>
@@ -2886,7 +2851,7 @@
           </w:r>
           <w:r>
             <w:rPr>
-              <w:rFonts w:hint="eastAsia" w:ascii="Microsoft JhengHei" w:hAnsi="Microsoft JhengHei" w:eastAsia="Microsoft JhengHei" w:cs="Microsoft JhengHei"/>
+              <w:rFonts w:ascii="Microsoft JhengHei" w:eastAsia="Microsoft JhengHei" w:hAnsi="Microsoft JhengHei" w:cs="Microsoft JhengHei" w:hint="eastAsia"/>
               <w:szCs w:val="24"/>
             </w:rPr>
             <w:fldChar w:fldCharType="end"/>
@@ -2894,28 +2859,28 @@
         </w:p>
         <w:p>
           <w:pPr>
-            <w:pStyle w:val="17"/>
+            <w:pStyle w:val="TOC2"/>
             <w:tabs>
               <w:tab w:val="right" w:leader="dot" w:pos="8336"/>
             </w:tabs>
           </w:pPr>
           <w:r>
             <w:rPr>
-              <w:rFonts w:hint="eastAsia" w:ascii="Microsoft JhengHei" w:hAnsi="Microsoft JhengHei" w:eastAsia="Microsoft JhengHei" w:cs="Microsoft JhengHei"/>
+              <w:rFonts w:ascii="Microsoft JhengHei" w:eastAsia="Microsoft JhengHei" w:hAnsi="Microsoft JhengHei" w:cs="Microsoft JhengHei" w:hint="eastAsia"/>
               <w:szCs w:val="24"/>
             </w:rPr>
             <w:fldChar w:fldCharType="begin"/>
           </w:r>
           <w:r>
             <w:rPr>
-              <w:rFonts w:hint="eastAsia" w:ascii="Microsoft JhengHei" w:hAnsi="Microsoft JhengHei" w:eastAsia="Microsoft JhengHei" w:cs="Microsoft JhengHei"/>
+              <w:rFonts w:ascii="Microsoft JhengHei" w:eastAsia="Microsoft JhengHei" w:hAnsi="Microsoft JhengHei" w:cs="Microsoft JhengHei" w:hint="eastAsia"/>
               <w:szCs w:val="24"/>
             </w:rPr>
             <w:instrText xml:space="preserve"> HYPERLINK \l _Toc17807 </w:instrText>
           </w:r>
           <w:r>
             <w:rPr>
-              <w:rFonts w:hint="eastAsia" w:ascii="Microsoft JhengHei" w:hAnsi="Microsoft JhengHei" w:eastAsia="Microsoft JhengHei" w:cs="Microsoft JhengHei"/>
+              <w:rFonts w:ascii="Microsoft JhengHei" w:eastAsia="Microsoft JhengHei" w:hAnsi="Microsoft JhengHei" w:cs="Microsoft JhengHei" w:hint="eastAsia"/>
               <w:szCs w:val="24"/>
             </w:rPr>
             <w:fldChar w:fldCharType="separate"/>
@@ -2952,7 +2917,7 @@
           </w:r>
           <w:r>
             <w:rPr>
-              <w:rFonts w:hint="eastAsia" w:ascii="Microsoft JhengHei" w:hAnsi="Microsoft JhengHei" w:eastAsia="Microsoft JhengHei" w:cs="Microsoft JhengHei"/>
+              <w:rFonts w:ascii="Microsoft JhengHei" w:eastAsia="Microsoft JhengHei" w:hAnsi="Microsoft JhengHei" w:cs="Microsoft JhengHei" w:hint="eastAsia"/>
               <w:szCs w:val="24"/>
             </w:rPr>
             <w:fldChar w:fldCharType="end"/>
@@ -2960,28 +2925,28 @@
         </w:p>
         <w:p>
           <w:pPr>
-            <w:pStyle w:val="17"/>
+            <w:pStyle w:val="TOC2"/>
             <w:tabs>
               <w:tab w:val="right" w:leader="dot" w:pos="8336"/>
             </w:tabs>
           </w:pPr>
           <w:r>
             <w:rPr>
-              <w:rFonts w:hint="eastAsia" w:ascii="Microsoft JhengHei" w:hAnsi="Microsoft JhengHei" w:eastAsia="Microsoft JhengHei" w:cs="Microsoft JhengHei"/>
+              <w:rFonts w:ascii="Microsoft JhengHei" w:eastAsia="Microsoft JhengHei" w:hAnsi="Microsoft JhengHei" w:cs="Microsoft JhengHei" w:hint="eastAsia"/>
               <w:szCs w:val="24"/>
             </w:rPr>
             <w:fldChar w:fldCharType="begin"/>
           </w:r>
           <w:r>
             <w:rPr>
-              <w:rFonts w:hint="eastAsia" w:ascii="Microsoft JhengHei" w:hAnsi="Microsoft JhengHei" w:eastAsia="Microsoft JhengHei" w:cs="Microsoft JhengHei"/>
+              <w:rFonts w:ascii="Microsoft JhengHei" w:eastAsia="Microsoft JhengHei" w:hAnsi="Microsoft JhengHei" w:cs="Microsoft JhengHei" w:hint="eastAsia"/>
               <w:szCs w:val="24"/>
             </w:rPr>
             <w:instrText xml:space="preserve"> HYPERLINK \l _Toc16507 </w:instrText>
           </w:r>
           <w:r>
             <w:rPr>
-              <w:rFonts w:hint="eastAsia" w:ascii="Microsoft JhengHei" w:hAnsi="Microsoft JhengHei" w:eastAsia="Microsoft JhengHei" w:cs="Microsoft JhengHei"/>
+              <w:rFonts w:ascii="Microsoft JhengHei" w:eastAsia="Microsoft JhengHei" w:hAnsi="Microsoft JhengHei" w:cs="Microsoft JhengHei" w:hint="eastAsia"/>
               <w:szCs w:val="24"/>
             </w:rPr>
             <w:fldChar w:fldCharType="separate"/>
@@ -3018,7 +2983,7 @@
           </w:r>
           <w:r>
             <w:rPr>
-              <w:rFonts w:hint="eastAsia" w:ascii="Microsoft JhengHei" w:hAnsi="Microsoft JhengHei" w:eastAsia="Microsoft JhengHei" w:cs="Microsoft JhengHei"/>
+              <w:rFonts w:ascii="Microsoft JhengHei" w:eastAsia="Microsoft JhengHei" w:hAnsi="Microsoft JhengHei" w:cs="Microsoft JhengHei" w:hint="eastAsia"/>
               <w:szCs w:val="24"/>
             </w:rPr>
             <w:fldChar w:fldCharType="end"/>
@@ -3026,28 +2991,28 @@
         </w:p>
         <w:p>
           <w:pPr>
-            <w:pStyle w:val="13"/>
+            <w:pStyle w:val="TOC3"/>
             <w:tabs>
               <w:tab w:val="right" w:leader="dot" w:pos="8336"/>
             </w:tabs>
           </w:pPr>
           <w:r>
             <w:rPr>
-              <w:rFonts w:hint="eastAsia" w:ascii="Microsoft JhengHei" w:hAnsi="Microsoft JhengHei" w:eastAsia="Microsoft JhengHei" w:cs="Microsoft JhengHei"/>
+              <w:rFonts w:ascii="Microsoft JhengHei" w:eastAsia="Microsoft JhengHei" w:hAnsi="Microsoft JhengHei" w:cs="Microsoft JhengHei" w:hint="eastAsia"/>
               <w:szCs w:val="24"/>
             </w:rPr>
             <w:fldChar w:fldCharType="begin"/>
           </w:r>
           <w:r>
             <w:rPr>
-              <w:rFonts w:hint="eastAsia" w:ascii="Microsoft JhengHei" w:hAnsi="Microsoft JhengHei" w:eastAsia="Microsoft JhengHei" w:cs="Microsoft JhengHei"/>
+              <w:rFonts w:ascii="Microsoft JhengHei" w:eastAsia="Microsoft JhengHei" w:hAnsi="Microsoft JhengHei" w:cs="Microsoft JhengHei" w:hint="eastAsia"/>
               <w:szCs w:val="24"/>
             </w:rPr>
             <w:instrText xml:space="preserve"> HYPERLINK \l _Toc26237 </w:instrText>
           </w:r>
           <w:r>
             <w:rPr>
-              <w:rFonts w:hint="eastAsia" w:ascii="Microsoft JhengHei" w:hAnsi="Microsoft JhengHei" w:eastAsia="Microsoft JhengHei" w:cs="Microsoft JhengHei"/>
+              <w:rFonts w:ascii="Microsoft JhengHei" w:eastAsia="Microsoft JhengHei" w:hAnsi="Microsoft JhengHei" w:cs="Microsoft JhengHei" w:hint="eastAsia"/>
               <w:szCs w:val="24"/>
             </w:rPr>
             <w:fldChar w:fldCharType="separate"/>
@@ -3084,7 +3049,7 @@
           </w:r>
           <w:r>
             <w:rPr>
-              <w:rFonts w:hint="eastAsia" w:ascii="Microsoft JhengHei" w:hAnsi="Microsoft JhengHei" w:eastAsia="Microsoft JhengHei" w:cs="Microsoft JhengHei"/>
+              <w:rFonts w:ascii="Microsoft JhengHei" w:eastAsia="Microsoft JhengHei" w:hAnsi="Microsoft JhengHei" w:cs="Microsoft JhengHei" w:hint="eastAsia"/>
               <w:szCs w:val="24"/>
             </w:rPr>
             <w:fldChar w:fldCharType="end"/>
@@ -3092,28 +3057,28 @@
         </w:p>
         <w:p>
           <w:pPr>
-            <w:pStyle w:val="13"/>
+            <w:pStyle w:val="TOC3"/>
             <w:tabs>
               <w:tab w:val="right" w:leader="dot" w:pos="8336"/>
             </w:tabs>
           </w:pPr>
           <w:r>
             <w:rPr>
-              <w:rFonts w:hint="eastAsia" w:ascii="Microsoft JhengHei" w:hAnsi="Microsoft JhengHei" w:eastAsia="Microsoft JhengHei" w:cs="Microsoft JhengHei"/>
+              <w:rFonts w:ascii="Microsoft JhengHei" w:eastAsia="Microsoft JhengHei" w:hAnsi="Microsoft JhengHei" w:cs="Microsoft JhengHei" w:hint="eastAsia"/>
               <w:szCs w:val="24"/>
             </w:rPr>
             <w:fldChar w:fldCharType="begin"/>
           </w:r>
           <w:r>
             <w:rPr>
-              <w:rFonts w:hint="eastAsia" w:ascii="Microsoft JhengHei" w:hAnsi="Microsoft JhengHei" w:eastAsia="Microsoft JhengHei" w:cs="Microsoft JhengHei"/>
+              <w:rFonts w:ascii="Microsoft JhengHei" w:eastAsia="Microsoft JhengHei" w:hAnsi="Microsoft JhengHei" w:cs="Microsoft JhengHei" w:hint="eastAsia"/>
               <w:szCs w:val="24"/>
             </w:rPr>
             <w:instrText xml:space="preserve"> HYPERLINK \l _Toc10453 </w:instrText>
           </w:r>
           <w:r>
             <w:rPr>
-              <w:rFonts w:hint="eastAsia" w:ascii="Microsoft JhengHei" w:hAnsi="Microsoft JhengHei" w:eastAsia="Microsoft JhengHei" w:cs="Microsoft JhengHei"/>
+              <w:rFonts w:ascii="Microsoft JhengHei" w:eastAsia="Microsoft JhengHei" w:hAnsi="Microsoft JhengHei" w:cs="Microsoft JhengHei" w:hint="eastAsia"/>
               <w:szCs w:val="24"/>
             </w:rPr>
             <w:fldChar w:fldCharType="separate"/>
@@ -3150,7 +3115,7 @@
           </w:r>
           <w:r>
             <w:rPr>
-              <w:rFonts w:hint="eastAsia" w:ascii="Microsoft JhengHei" w:hAnsi="Microsoft JhengHei" w:eastAsia="Microsoft JhengHei" w:cs="Microsoft JhengHei"/>
+              <w:rFonts w:ascii="Microsoft JhengHei" w:eastAsia="Microsoft JhengHei" w:hAnsi="Microsoft JhengHei" w:cs="Microsoft JhengHei" w:hint="eastAsia"/>
               <w:szCs w:val="24"/>
             </w:rPr>
             <w:fldChar w:fldCharType="end"/>
@@ -3158,28 +3123,28 @@
         </w:p>
         <w:p>
           <w:pPr>
-            <w:pStyle w:val="13"/>
+            <w:pStyle w:val="TOC3"/>
             <w:tabs>
               <w:tab w:val="right" w:leader="dot" w:pos="8336"/>
             </w:tabs>
           </w:pPr>
           <w:r>
             <w:rPr>
-              <w:rFonts w:hint="eastAsia" w:ascii="Microsoft JhengHei" w:hAnsi="Microsoft JhengHei" w:eastAsia="Microsoft JhengHei" w:cs="Microsoft JhengHei"/>
+              <w:rFonts w:ascii="Microsoft JhengHei" w:eastAsia="Microsoft JhengHei" w:hAnsi="Microsoft JhengHei" w:cs="Microsoft JhengHei" w:hint="eastAsia"/>
               <w:szCs w:val="24"/>
             </w:rPr>
             <w:fldChar w:fldCharType="begin"/>
           </w:r>
           <w:r>
             <w:rPr>
-              <w:rFonts w:hint="eastAsia" w:ascii="Microsoft JhengHei" w:hAnsi="Microsoft JhengHei" w:eastAsia="Microsoft JhengHei" w:cs="Microsoft JhengHei"/>
+              <w:rFonts w:ascii="Microsoft JhengHei" w:eastAsia="Microsoft JhengHei" w:hAnsi="Microsoft JhengHei" w:cs="Microsoft JhengHei" w:hint="eastAsia"/>
               <w:szCs w:val="24"/>
             </w:rPr>
             <w:instrText xml:space="preserve"> HYPERLINK \l _Toc6823 </w:instrText>
           </w:r>
           <w:r>
             <w:rPr>
-              <w:rFonts w:hint="eastAsia" w:ascii="Microsoft JhengHei" w:hAnsi="Microsoft JhengHei" w:eastAsia="Microsoft JhengHei" w:cs="Microsoft JhengHei"/>
+              <w:rFonts w:ascii="Microsoft JhengHei" w:eastAsia="Microsoft JhengHei" w:hAnsi="Microsoft JhengHei" w:cs="Microsoft JhengHei" w:hint="eastAsia"/>
               <w:szCs w:val="24"/>
             </w:rPr>
             <w:fldChar w:fldCharType="separate"/>
@@ -3216,7 +3181,7 @@
           </w:r>
           <w:r>
             <w:rPr>
-              <w:rFonts w:hint="eastAsia" w:ascii="Microsoft JhengHei" w:hAnsi="Microsoft JhengHei" w:eastAsia="Microsoft JhengHei" w:cs="Microsoft JhengHei"/>
+              <w:rFonts w:ascii="Microsoft JhengHei" w:eastAsia="Microsoft JhengHei" w:hAnsi="Microsoft JhengHei" w:cs="Microsoft JhengHei" w:hint="eastAsia"/>
               <w:szCs w:val="24"/>
             </w:rPr>
             <w:fldChar w:fldCharType="end"/>
@@ -3224,28 +3189,28 @@
         </w:p>
         <w:p>
           <w:pPr>
-            <w:pStyle w:val="13"/>
+            <w:pStyle w:val="TOC3"/>
             <w:tabs>
               <w:tab w:val="right" w:leader="dot" w:pos="8336"/>
             </w:tabs>
           </w:pPr>
           <w:r>
             <w:rPr>
-              <w:rFonts w:hint="eastAsia" w:ascii="Microsoft JhengHei" w:hAnsi="Microsoft JhengHei" w:eastAsia="Microsoft JhengHei" w:cs="Microsoft JhengHei"/>
+              <w:rFonts w:ascii="Microsoft JhengHei" w:eastAsia="Microsoft JhengHei" w:hAnsi="Microsoft JhengHei" w:cs="Microsoft JhengHei" w:hint="eastAsia"/>
               <w:szCs w:val="24"/>
             </w:rPr>
             <w:fldChar w:fldCharType="begin"/>
           </w:r>
           <w:r>
             <w:rPr>
-              <w:rFonts w:hint="eastAsia" w:ascii="Microsoft JhengHei" w:hAnsi="Microsoft JhengHei" w:eastAsia="Microsoft JhengHei" w:cs="Microsoft JhengHei"/>
+              <w:rFonts w:ascii="Microsoft JhengHei" w:eastAsia="Microsoft JhengHei" w:hAnsi="Microsoft JhengHei" w:cs="Microsoft JhengHei" w:hint="eastAsia"/>
               <w:szCs w:val="24"/>
             </w:rPr>
             <w:instrText xml:space="preserve"> HYPERLINK \l _Toc22740 </w:instrText>
           </w:r>
           <w:r>
             <w:rPr>
-              <w:rFonts w:hint="eastAsia" w:ascii="Microsoft JhengHei" w:hAnsi="Microsoft JhengHei" w:eastAsia="Microsoft JhengHei" w:cs="Microsoft JhengHei"/>
+              <w:rFonts w:ascii="Microsoft JhengHei" w:eastAsia="Microsoft JhengHei" w:hAnsi="Microsoft JhengHei" w:cs="Microsoft JhengHei" w:hint="eastAsia"/>
               <w:szCs w:val="24"/>
             </w:rPr>
             <w:fldChar w:fldCharType="separate"/>
@@ -3282,7 +3247,7 @@
           </w:r>
           <w:r>
             <w:rPr>
-              <w:rFonts w:hint="eastAsia" w:ascii="Microsoft JhengHei" w:hAnsi="Microsoft JhengHei" w:eastAsia="Microsoft JhengHei" w:cs="Microsoft JhengHei"/>
+              <w:rFonts w:ascii="Microsoft JhengHei" w:eastAsia="Microsoft JhengHei" w:hAnsi="Microsoft JhengHei" w:cs="Microsoft JhengHei" w:hint="eastAsia"/>
               <w:szCs w:val="24"/>
             </w:rPr>
             <w:fldChar w:fldCharType="end"/>
@@ -3290,28 +3255,28 @@
         </w:p>
         <w:p>
           <w:pPr>
-            <w:pStyle w:val="17"/>
+            <w:pStyle w:val="TOC2"/>
             <w:tabs>
               <w:tab w:val="right" w:leader="dot" w:pos="8336"/>
             </w:tabs>
           </w:pPr>
           <w:r>
             <w:rPr>
-              <w:rFonts w:hint="eastAsia" w:ascii="Microsoft JhengHei" w:hAnsi="Microsoft JhengHei" w:eastAsia="Microsoft JhengHei" w:cs="Microsoft JhengHei"/>
+              <w:rFonts w:ascii="Microsoft JhengHei" w:eastAsia="Microsoft JhengHei" w:hAnsi="Microsoft JhengHei" w:cs="Microsoft JhengHei" w:hint="eastAsia"/>
               <w:szCs w:val="24"/>
             </w:rPr>
             <w:fldChar w:fldCharType="begin"/>
           </w:r>
           <w:r>
             <w:rPr>
-              <w:rFonts w:hint="eastAsia" w:ascii="Microsoft JhengHei" w:hAnsi="Microsoft JhengHei" w:eastAsia="Microsoft JhengHei" w:cs="Microsoft JhengHei"/>
+              <w:rFonts w:ascii="Microsoft JhengHei" w:eastAsia="Microsoft JhengHei" w:hAnsi="Microsoft JhengHei" w:cs="Microsoft JhengHei" w:hint="eastAsia"/>
               <w:szCs w:val="24"/>
             </w:rPr>
             <w:instrText xml:space="preserve"> HYPERLINK \l _Toc26837 </w:instrText>
           </w:r>
           <w:r>
             <w:rPr>
-              <w:rFonts w:hint="eastAsia" w:ascii="Microsoft JhengHei" w:hAnsi="Microsoft JhengHei" w:eastAsia="Microsoft JhengHei" w:cs="Microsoft JhengHei"/>
+              <w:rFonts w:ascii="Microsoft JhengHei" w:eastAsia="Microsoft JhengHei" w:hAnsi="Microsoft JhengHei" w:cs="Microsoft JhengHei" w:hint="eastAsia"/>
               <w:szCs w:val="24"/>
             </w:rPr>
             <w:fldChar w:fldCharType="separate"/>
@@ -3348,7 +3313,7 @@
           </w:r>
           <w:r>
             <w:rPr>
-              <w:rFonts w:hint="eastAsia" w:ascii="Microsoft JhengHei" w:hAnsi="Microsoft JhengHei" w:eastAsia="Microsoft JhengHei" w:cs="Microsoft JhengHei"/>
+              <w:rFonts w:ascii="Microsoft JhengHei" w:eastAsia="Microsoft JhengHei" w:hAnsi="Microsoft JhengHei" w:cs="Microsoft JhengHei" w:hint="eastAsia"/>
               <w:szCs w:val="24"/>
             </w:rPr>
             <w:fldChar w:fldCharType="end"/>
@@ -3356,28 +3321,28 @@
         </w:p>
         <w:p>
           <w:pPr>
-            <w:pStyle w:val="13"/>
+            <w:pStyle w:val="TOC3"/>
             <w:tabs>
               <w:tab w:val="right" w:leader="dot" w:pos="8336"/>
             </w:tabs>
           </w:pPr>
           <w:r>
             <w:rPr>
-              <w:rFonts w:hint="eastAsia" w:ascii="Microsoft JhengHei" w:hAnsi="Microsoft JhengHei" w:eastAsia="Microsoft JhengHei" w:cs="Microsoft JhengHei"/>
+              <w:rFonts w:ascii="Microsoft JhengHei" w:eastAsia="Microsoft JhengHei" w:hAnsi="Microsoft JhengHei" w:cs="Microsoft JhengHei" w:hint="eastAsia"/>
               <w:szCs w:val="24"/>
             </w:rPr>
             <w:fldChar w:fldCharType="begin"/>
           </w:r>
           <w:r>
             <w:rPr>
-              <w:rFonts w:hint="eastAsia" w:ascii="Microsoft JhengHei" w:hAnsi="Microsoft JhengHei" w:eastAsia="Microsoft JhengHei" w:cs="Microsoft JhengHei"/>
+              <w:rFonts w:ascii="Microsoft JhengHei" w:eastAsia="Microsoft JhengHei" w:hAnsi="Microsoft JhengHei" w:cs="Microsoft JhengHei" w:hint="eastAsia"/>
               <w:szCs w:val="24"/>
             </w:rPr>
             <w:instrText xml:space="preserve"> HYPERLINK \l _Toc2279 </w:instrText>
           </w:r>
           <w:r>
             <w:rPr>
-              <w:rFonts w:hint="eastAsia" w:ascii="Microsoft JhengHei" w:hAnsi="Microsoft JhengHei" w:eastAsia="Microsoft JhengHei" w:cs="Microsoft JhengHei"/>
+              <w:rFonts w:ascii="Microsoft JhengHei" w:eastAsia="Microsoft JhengHei" w:hAnsi="Microsoft JhengHei" w:cs="Microsoft JhengHei" w:hint="eastAsia"/>
               <w:szCs w:val="24"/>
             </w:rPr>
             <w:fldChar w:fldCharType="separate"/>
@@ -3414,7 +3379,7 @@
           </w:r>
           <w:r>
             <w:rPr>
-              <w:rFonts w:hint="eastAsia" w:ascii="Microsoft JhengHei" w:hAnsi="Microsoft JhengHei" w:eastAsia="Microsoft JhengHei" w:cs="Microsoft JhengHei"/>
+              <w:rFonts w:ascii="Microsoft JhengHei" w:eastAsia="Microsoft JhengHei" w:hAnsi="Microsoft JhengHei" w:cs="Microsoft JhengHei" w:hint="eastAsia"/>
               <w:szCs w:val="24"/>
             </w:rPr>
             <w:fldChar w:fldCharType="end"/>
@@ -3422,28 +3387,28 @@
         </w:p>
         <w:p>
           <w:pPr>
-            <w:pStyle w:val="13"/>
+            <w:pStyle w:val="TOC3"/>
             <w:tabs>
               <w:tab w:val="right" w:leader="dot" w:pos="8336"/>
             </w:tabs>
           </w:pPr>
           <w:r>
             <w:rPr>
-              <w:rFonts w:hint="eastAsia" w:ascii="Microsoft JhengHei" w:hAnsi="Microsoft JhengHei" w:eastAsia="Microsoft JhengHei" w:cs="Microsoft JhengHei"/>
+              <w:rFonts w:ascii="Microsoft JhengHei" w:eastAsia="Microsoft JhengHei" w:hAnsi="Microsoft JhengHei" w:cs="Microsoft JhengHei" w:hint="eastAsia"/>
               <w:szCs w:val="24"/>
             </w:rPr>
             <w:fldChar w:fldCharType="begin"/>
           </w:r>
           <w:r>
             <w:rPr>
-              <w:rFonts w:hint="eastAsia" w:ascii="Microsoft JhengHei" w:hAnsi="Microsoft JhengHei" w:eastAsia="Microsoft JhengHei" w:cs="Microsoft JhengHei"/>
+              <w:rFonts w:ascii="Microsoft JhengHei" w:eastAsia="Microsoft JhengHei" w:hAnsi="Microsoft JhengHei" w:cs="Microsoft JhengHei" w:hint="eastAsia"/>
               <w:szCs w:val="24"/>
             </w:rPr>
             <w:instrText xml:space="preserve"> HYPERLINK \l _Toc26971 </w:instrText>
           </w:r>
           <w:r>
             <w:rPr>
-              <w:rFonts w:hint="eastAsia" w:ascii="Microsoft JhengHei" w:hAnsi="Microsoft JhengHei" w:eastAsia="Microsoft JhengHei" w:cs="Microsoft JhengHei"/>
+              <w:rFonts w:ascii="Microsoft JhengHei" w:eastAsia="Microsoft JhengHei" w:hAnsi="Microsoft JhengHei" w:cs="Microsoft JhengHei" w:hint="eastAsia"/>
               <w:szCs w:val="24"/>
             </w:rPr>
             <w:fldChar w:fldCharType="separate"/>
@@ -3480,7 +3445,7 @@
           </w:r>
           <w:r>
             <w:rPr>
-              <w:rFonts w:hint="eastAsia" w:ascii="Microsoft JhengHei" w:hAnsi="Microsoft JhengHei" w:eastAsia="Microsoft JhengHei" w:cs="Microsoft JhengHei"/>
+              <w:rFonts w:ascii="Microsoft JhengHei" w:eastAsia="Microsoft JhengHei" w:hAnsi="Microsoft JhengHei" w:cs="Microsoft JhengHei" w:hint="eastAsia"/>
               <w:szCs w:val="24"/>
             </w:rPr>
             <w:fldChar w:fldCharType="end"/>
@@ -3488,28 +3453,28 @@
         </w:p>
         <w:p>
           <w:pPr>
-            <w:pStyle w:val="13"/>
+            <w:pStyle w:val="TOC3"/>
             <w:tabs>
               <w:tab w:val="right" w:leader="dot" w:pos="8336"/>
             </w:tabs>
           </w:pPr>
           <w:r>
             <w:rPr>
-              <w:rFonts w:hint="eastAsia" w:ascii="Microsoft JhengHei" w:hAnsi="Microsoft JhengHei" w:eastAsia="Microsoft JhengHei" w:cs="Microsoft JhengHei"/>
+              <w:rFonts w:ascii="Microsoft JhengHei" w:eastAsia="Microsoft JhengHei" w:hAnsi="Microsoft JhengHei" w:cs="Microsoft JhengHei" w:hint="eastAsia"/>
               <w:szCs w:val="24"/>
             </w:rPr>
             <w:fldChar w:fldCharType="begin"/>
           </w:r>
           <w:r>
             <w:rPr>
-              <w:rFonts w:hint="eastAsia" w:ascii="Microsoft JhengHei" w:hAnsi="Microsoft JhengHei" w:eastAsia="Microsoft JhengHei" w:cs="Microsoft JhengHei"/>
+              <w:rFonts w:ascii="Microsoft JhengHei" w:eastAsia="Microsoft JhengHei" w:hAnsi="Microsoft JhengHei" w:cs="Microsoft JhengHei" w:hint="eastAsia"/>
               <w:szCs w:val="24"/>
             </w:rPr>
             <w:instrText xml:space="preserve"> HYPERLINK \l _Toc13109 </w:instrText>
           </w:r>
           <w:r>
             <w:rPr>
-              <w:rFonts w:hint="eastAsia" w:ascii="Microsoft JhengHei" w:hAnsi="Microsoft JhengHei" w:eastAsia="Microsoft JhengHei" w:cs="Microsoft JhengHei"/>
+              <w:rFonts w:ascii="Microsoft JhengHei" w:eastAsia="Microsoft JhengHei" w:hAnsi="Microsoft JhengHei" w:cs="Microsoft JhengHei" w:hint="eastAsia"/>
               <w:szCs w:val="24"/>
             </w:rPr>
             <w:fldChar w:fldCharType="separate"/>
@@ -3546,7 +3511,7 @@
           </w:r>
           <w:r>
             <w:rPr>
-              <w:rFonts w:hint="eastAsia" w:ascii="Microsoft JhengHei" w:hAnsi="Microsoft JhengHei" w:eastAsia="Microsoft JhengHei" w:cs="Microsoft JhengHei"/>
+              <w:rFonts w:ascii="Microsoft JhengHei" w:eastAsia="Microsoft JhengHei" w:hAnsi="Microsoft JhengHei" w:cs="Microsoft JhengHei" w:hint="eastAsia"/>
               <w:szCs w:val="24"/>
             </w:rPr>
             <w:fldChar w:fldCharType="end"/>
@@ -3554,28 +3519,28 @@
         </w:p>
         <w:p>
           <w:pPr>
-            <w:pStyle w:val="13"/>
+            <w:pStyle w:val="TOC3"/>
             <w:tabs>
               <w:tab w:val="right" w:leader="dot" w:pos="8336"/>
             </w:tabs>
           </w:pPr>
           <w:r>
             <w:rPr>
-              <w:rFonts w:hint="eastAsia" w:ascii="Microsoft JhengHei" w:hAnsi="Microsoft JhengHei" w:eastAsia="Microsoft JhengHei" w:cs="Microsoft JhengHei"/>
+              <w:rFonts w:ascii="Microsoft JhengHei" w:eastAsia="Microsoft JhengHei" w:hAnsi="Microsoft JhengHei" w:cs="Microsoft JhengHei" w:hint="eastAsia"/>
               <w:szCs w:val="24"/>
             </w:rPr>
             <w:fldChar w:fldCharType="begin"/>
           </w:r>
           <w:r>
             <w:rPr>
-              <w:rFonts w:hint="eastAsia" w:ascii="Microsoft JhengHei" w:hAnsi="Microsoft JhengHei" w:eastAsia="Microsoft JhengHei" w:cs="Microsoft JhengHei"/>
+              <w:rFonts w:ascii="Microsoft JhengHei" w:eastAsia="Microsoft JhengHei" w:hAnsi="Microsoft JhengHei" w:cs="Microsoft JhengHei" w:hint="eastAsia"/>
               <w:szCs w:val="24"/>
             </w:rPr>
             <w:instrText xml:space="preserve"> HYPERLINK \l _Toc19580 </w:instrText>
           </w:r>
           <w:r>
             <w:rPr>
-              <w:rFonts w:hint="eastAsia" w:ascii="Microsoft JhengHei" w:hAnsi="Microsoft JhengHei" w:eastAsia="Microsoft JhengHei" w:cs="Microsoft JhengHei"/>
+              <w:rFonts w:ascii="Microsoft JhengHei" w:eastAsia="Microsoft JhengHei" w:hAnsi="Microsoft JhengHei" w:cs="Microsoft JhengHei" w:hint="eastAsia"/>
               <w:szCs w:val="24"/>
             </w:rPr>
             <w:fldChar w:fldCharType="separate"/>
@@ -3612,7 +3577,7 @@
           </w:r>
           <w:r>
             <w:rPr>
-              <w:rFonts w:hint="eastAsia" w:ascii="Microsoft JhengHei" w:hAnsi="Microsoft JhengHei" w:eastAsia="Microsoft JhengHei" w:cs="Microsoft JhengHei"/>
+              <w:rFonts w:ascii="Microsoft JhengHei" w:eastAsia="Microsoft JhengHei" w:hAnsi="Microsoft JhengHei" w:cs="Microsoft JhengHei" w:hint="eastAsia"/>
               <w:szCs w:val="24"/>
             </w:rPr>
             <w:fldChar w:fldCharType="end"/>
@@ -3620,28 +3585,28 @@
         </w:p>
         <w:p>
           <w:pPr>
-            <w:pStyle w:val="17"/>
+            <w:pStyle w:val="TOC2"/>
             <w:tabs>
               <w:tab w:val="right" w:leader="dot" w:pos="8336"/>
             </w:tabs>
           </w:pPr>
           <w:r>
             <w:rPr>
-              <w:rFonts w:hint="eastAsia" w:ascii="Microsoft JhengHei" w:hAnsi="Microsoft JhengHei" w:eastAsia="Microsoft JhengHei" w:cs="Microsoft JhengHei"/>
+              <w:rFonts w:ascii="Microsoft JhengHei" w:eastAsia="Microsoft JhengHei" w:hAnsi="Microsoft JhengHei" w:cs="Microsoft JhengHei" w:hint="eastAsia"/>
               <w:szCs w:val="24"/>
             </w:rPr>
             <w:fldChar w:fldCharType="begin"/>
           </w:r>
           <w:r>
             <w:rPr>
-              <w:rFonts w:hint="eastAsia" w:ascii="Microsoft JhengHei" w:hAnsi="Microsoft JhengHei" w:eastAsia="Microsoft JhengHei" w:cs="Microsoft JhengHei"/>
+              <w:rFonts w:ascii="Microsoft JhengHei" w:eastAsia="Microsoft JhengHei" w:hAnsi="Microsoft JhengHei" w:cs="Microsoft JhengHei" w:hint="eastAsia"/>
               <w:szCs w:val="24"/>
             </w:rPr>
             <w:instrText xml:space="preserve"> HYPERLINK \l _Toc13011 </w:instrText>
           </w:r>
           <w:r>
             <w:rPr>
-              <w:rFonts w:hint="eastAsia" w:ascii="Microsoft JhengHei" w:hAnsi="Microsoft JhengHei" w:eastAsia="Microsoft JhengHei" w:cs="Microsoft JhengHei"/>
+              <w:rFonts w:ascii="Microsoft JhengHei" w:eastAsia="Microsoft JhengHei" w:hAnsi="Microsoft JhengHei" w:cs="Microsoft JhengHei" w:hint="eastAsia"/>
               <w:szCs w:val="24"/>
             </w:rPr>
             <w:fldChar w:fldCharType="separate"/>
@@ -3680,7 +3645,7 @@
           </w:r>
           <w:r>
             <w:rPr>
-              <w:rFonts w:hint="eastAsia" w:ascii="Microsoft JhengHei" w:hAnsi="Microsoft JhengHei" w:eastAsia="Microsoft JhengHei" w:cs="Microsoft JhengHei"/>
+              <w:rFonts w:ascii="Microsoft JhengHei" w:eastAsia="Microsoft JhengHei" w:hAnsi="Microsoft JhengHei" w:cs="Microsoft JhengHei" w:hint="eastAsia"/>
               <w:szCs w:val="24"/>
             </w:rPr>
             <w:fldChar w:fldCharType="end"/>
@@ -3688,28 +3653,28 @@
         </w:p>
         <w:p>
           <w:pPr>
-            <w:pStyle w:val="13"/>
+            <w:pStyle w:val="TOC3"/>
             <w:tabs>
               <w:tab w:val="right" w:leader="dot" w:pos="8336"/>
             </w:tabs>
           </w:pPr>
           <w:r>
             <w:rPr>
-              <w:rFonts w:hint="eastAsia" w:ascii="Microsoft JhengHei" w:hAnsi="Microsoft JhengHei" w:eastAsia="Microsoft JhengHei" w:cs="Microsoft JhengHei"/>
+              <w:rFonts w:ascii="Microsoft JhengHei" w:eastAsia="Microsoft JhengHei" w:hAnsi="Microsoft JhengHei" w:cs="Microsoft JhengHei" w:hint="eastAsia"/>
               <w:szCs w:val="24"/>
             </w:rPr>
             <w:fldChar w:fldCharType="begin"/>
           </w:r>
           <w:r>
             <w:rPr>
-              <w:rFonts w:hint="eastAsia" w:ascii="Microsoft JhengHei" w:hAnsi="Microsoft JhengHei" w:eastAsia="Microsoft JhengHei" w:cs="Microsoft JhengHei"/>
+              <w:rFonts w:ascii="Microsoft JhengHei" w:eastAsia="Microsoft JhengHei" w:hAnsi="Microsoft JhengHei" w:cs="Microsoft JhengHei" w:hint="eastAsia"/>
               <w:szCs w:val="24"/>
             </w:rPr>
             <w:instrText xml:space="preserve"> HYPERLINK \l _Toc25909 </w:instrText>
           </w:r>
           <w:r>
             <w:rPr>
-              <w:rFonts w:hint="eastAsia" w:ascii="Microsoft JhengHei" w:hAnsi="Microsoft JhengHei" w:eastAsia="Microsoft JhengHei" w:cs="Microsoft JhengHei"/>
+              <w:rFonts w:ascii="Microsoft JhengHei" w:eastAsia="Microsoft JhengHei" w:hAnsi="Microsoft JhengHei" w:cs="Microsoft JhengHei" w:hint="eastAsia"/>
               <w:szCs w:val="24"/>
             </w:rPr>
             <w:fldChar w:fldCharType="separate"/>
@@ -3748,7 +3713,7 @@
           </w:r>
           <w:r>
             <w:rPr>
-              <w:rFonts w:hint="eastAsia" w:ascii="Microsoft JhengHei" w:hAnsi="Microsoft JhengHei" w:eastAsia="Microsoft JhengHei" w:cs="Microsoft JhengHei"/>
+              <w:rFonts w:ascii="Microsoft JhengHei" w:eastAsia="Microsoft JhengHei" w:hAnsi="Microsoft JhengHei" w:cs="Microsoft JhengHei" w:hint="eastAsia"/>
               <w:szCs w:val="24"/>
             </w:rPr>
             <w:fldChar w:fldCharType="end"/>
@@ -3756,28 +3721,28 @@
         </w:p>
         <w:p>
           <w:pPr>
-            <w:pStyle w:val="13"/>
+            <w:pStyle w:val="TOC3"/>
             <w:tabs>
               <w:tab w:val="right" w:leader="dot" w:pos="8336"/>
             </w:tabs>
           </w:pPr>
           <w:r>
             <w:rPr>
-              <w:rFonts w:hint="eastAsia" w:ascii="Microsoft JhengHei" w:hAnsi="Microsoft JhengHei" w:eastAsia="Microsoft JhengHei" w:cs="Microsoft JhengHei"/>
+              <w:rFonts w:ascii="Microsoft JhengHei" w:eastAsia="Microsoft JhengHei" w:hAnsi="Microsoft JhengHei" w:cs="Microsoft JhengHei" w:hint="eastAsia"/>
               <w:szCs w:val="24"/>
             </w:rPr>
             <w:fldChar w:fldCharType="begin"/>
           </w:r>
           <w:r>
             <w:rPr>
-              <w:rFonts w:hint="eastAsia" w:ascii="Microsoft JhengHei" w:hAnsi="Microsoft JhengHei" w:eastAsia="Microsoft JhengHei" w:cs="Microsoft JhengHei"/>
+              <w:rFonts w:ascii="Microsoft JhengHei" w:eastAsia="Microsoft JhengHei" w:hAnsi="Microsoft JhengHei" w:cs="Microsoft JhengHei" w:hint="eastAsia"/>
               <w:szCs w:val="24"/>
             </w:rPr>
             <w:instrText xml:space="preserve"> HYPERLINK \l _Toc27152 </w:instrText>
           </w:r>
           <w:r>
             <w:rPr>
-              <w:rFonts w:hint="eastAsia" w:ascii="Microsoft JhengHei" w:hAnsi="Microsoft JhengHei" w:eastAsia="Microsoft JhengHei" w:cs="Microsoft JhengHei"/>
+              <w:rFonts w:ascii="Microsoft JhengHei" w:eastAsia="Microsoft JhengHei" w:hAnsi="Microsoft JhengHei" w:cs="Microsoft JhengHei" w:hint="eastAsia"/>
               <w:szCs w:val="24"/>
             </w:rPr>
             <w:fldChar w:fldCharType="separate"/>
@@ -3815,7 +3780,7 @@
           </w:r>
           <w:r>
             <w:rPr>
-              <w:rFonts w:hint="eastAsia" w:ascii="Microsoft JhengHei" w:hAnsi="Microsoft JhengHei" w:eastAsia="Microsoft JhengHei" w:cs="Microsoft JhengHei"/>
+              <w:rFonts w:ascii="Microsoft JhengHei" w:eastAsia="Microsoft JhengHei" w:hAnsi="Microsoft JhengHei" w:cs="Microsoft JhengHei" w:hint="eastAsia"/>
               <w:szCs w:val="24"/>
             </w:rPr>
             <w:fldChar w:fldCharType="end"/>
@@ -3823,28 +3788,28 @@
         </w:p>
         <w:p>
           <w:pPr>
-            <w:pStyle w:val="13"/>
+            <w:pStyle w:val="TOC3"/>
             <w:tabs>
               <w:tab w:val="right" w:leader="dot" w:pos="8336"/>
             </w:tabs>
           </w:pPr>
           <w:r>
             <w:rPr>
-              <w:rFonts w:hint="eastAsia" w:ascii="Microsoft JhengHei" w:hAnsi="Microsoft JhengHei" w:eastAsia="Microsoft JhengHei" w:cs="Microsoft JhengHei"/>
+              <w:rFonts w:ascii="Microsoft JhengHei" w:eastAsia="Microsoft JhengHei" w:hAnsi="Microsoft JhengHei" w:cs="Microsoft JhengHei" w:hint="eastAsia"/>
               <w:szCs w:val="24"/>
             </w:rPr>
             <w:fldChar w:fldCharType="begin"/>
           </w:r>
           <w:r>
             <w:rPr>
-              <w:rFonts w:hint="eastAsia" w:ascii="Microsoft JhengHei" w:hAnsi="Microsoft JhengHei" w:eastAsia="Microsoft JhengHei" w:cs="Microsoft JhengHei"/>
+              <w:rFonts w:ascii="Microsoft JhengHei" w:eastAsia="Microsoft JhengHei" w:hAnsi="Microsoft JhengHei" w:cs="Microsoft JhengHei" w:hint="eastAsia"/>
               <w:szCs w:val="24"/>
             </w:rPr>
             <w:instrText xml:space="preserve"> HYPERLINK \l _Toc25324 </w:instrText>
           </w:r>
           <w:r>
             <w:rPr>
-              <w:rFonts w:hint="eastAsia" w:ascii="Microsoft JhengHei" w:hAnsi="Microsoft JhengHei" w:eastAsia="Microsoft JhengHei" w:cs="Microsoft JhengHei"/>
+              <w:rFonts w:ascii="Microsoft JhengHei" w:eastAsia="Microsoft JhengHei" w:hAnsi="Microsoft JhengHei" w:cs="Microsoft JhengHei" w:hint="eastAsia"/>
               <w:szCs w:val="24"/>
             </w:rPr>
             <w:fldChar w:fldCharType="separate"/>
@@ -3883,7 +3848,7 @@
           </w:r>
           <w:r>
             <w:rPr>
-              <w:rFonts w:hint="eastAsia" w:ascii="Microsoft JhengHei" w:hAnsi="Microsoft JhengHei" w:eastAsia="Microsoft JhengHei" w:cs="Microsoft JhengHei"/>
+              <w:rFonts w:ascii="Microsoft JhengHei" w:eastAsia="Microsoft JhengHei" w:hAnsi="Microsoft JhengHei" w:cs="Microsoft JhengHei" w:hint="eastAsia"/>
               <w:szCs w:val="24"/>
             </w:rPr>
             <w:fldChar w:fldCharType="end"/>
@@ -3891,28 +3856,28 @@
         </w:p>
         <w:p>
           <w:pPr>
-            <w:pStyle w:val="16"/>
+            <w:pStyle w:val="TOC1"/>
             <w:tabs>
               <w:tab w:val="right" w:leader="dot" w:pos="8336"/>
             </w:tabs>
           </w:pPr>
           <w:r>
             <w:rPr>
-              <w:rFonts w:hint="eastAsia" w:ascii="Microsoft JhengHei" w:hAnsi="Microsoft JhengHei" w:eastAsia="Microsoft JhengHei" w:cs="Microsoft JhengHei"/>
+              <w:rFonts w:ascii="Microsoft JhengHei" w:eastAsia="Microsoft JhengHei" w:hAnsi="Microsoft JhengHei" w:cs="Microsoft JhengHei" w:hint="eastAsia"/>
               <w:szCs w:val="24"/>
             </w:rPr>
             <w:fldChar w:fldCharType="begin"/>
           </w:r>
           <w:r>
             <w:rPr>
-              <w:rFonts w:hint="eastAsia" w:ascii="Microsoft JhengHei" w:hAnsi="Microsoft JhengHei" w:eastAsia="Microsoft JhengHei" w:cs="Microsoft JhengHei"/>
+              <w:rFonts w:ascii="Microsoft JhengHei" w:eastAsia="Microsoft JhengHei" w:hAnsi="Microsoft JhengHei" w:cs="Microsoft JhengHei" w:hint="eastAsia"/>
               <w:szCs w:val="24"/>
             </w:rPr>
             <w:instrText xml:space="preserve"> HYPERLINK \l _Toc4025 </w:instrText>
           </w:r>
           <w:r>
             <w:rPr>
-              <w:rFonts w:hint="eastAsia" w:ascii="Microsoft JhengHei" w:hAnsi="Microsoft JhengHei" w:eastAsia="Microsoft JhengHei" w:cs="Microsoft JhengHei"/>
+              <w:rFonts w:ascii="Microsoft JhengHei" w:eastAsia="Microsoft JhengHei" w:hAnsi="Microsoft JhengHei" w:cs="Microsoft JhengHei" w:hint="eastAsia"/>
               <w:szCs w:val="24"/>
             </w:rPr>
             <w:fldChar w:fldCharType="separate"/>
@@ -3949,7 +3914,7 @@
           </w:r>
           <w:r>
             <w:rPr>
-              <w:rFonts w:hint="eastAsia" w:ascii="Microsoft JhengHei" w:hAnsi="Microsoft JhengHei" w:eastAsia="Microsoft JhengHei" w:cs="Microsoft JhengHei"/>
+              <w:rFonts w:ascii="Microsoft JhengHei" w:eastAsia="Microsoft JhengHei" w:hAnsi="Microsoft JhengHei" w:cs="Microsoft JhengHei" w:hint="eastAsia"/>
               <w:szCs w:val="24"/>
             </w:rPr>
             <w:fldChar w:fldCharType="end"/>
@@ -3957,28 +3922,28 @@
         </w:p>
         <w:p>
           <w:pPr>
-            <w:pStyle w:val="17"/>
+            <w:pStyle w:val="TOC2"/>
             <w:tabs>
               <w:tab w:val="right" w:leader="dot" w:pos="8336"/>
             </w:tabs>
           </w:pPr>
           <w:r>
             <w:rPr>
-              <w:rFonts w:hint="eastAsia" w:ascii="Microsoft JhengHei" w:hAnsi="Microsoft JhengHei" w:eastAsia="Microsoft JhengHei" w:cs="Microsoft JhengHei"/>
+              <w:rFonts w:ascii="Microsoft JhengHei" w:eastAsia="Microsoft JhengHei" w:hAnsi="Microsoft JhengHei" w:cs="Microsoft JhengHei" w:hint="eastAsia"/>
               <w:szCs w:val="24"/>
             </w:rPr>
             <w:fldChar w:fldCharType="begin"/>
           </w:r>
           <w:r>
             <w:rPr>
-              <w:rFonts w:hint="eastAsia" w:ascii="Microsoft JhengHei" w:hAnsi="Microsoft JhengHei" w:eastAsia="Microsoft JhengHei" w:cs="Microsoft JhengHei"/>
+              <w:rFonts w:ascii="Microsoft JhengHei" w:eastAsia="Microsoft JhengHei" w:hAnsi="Microsoft JhengHei" w:cs="Microsoft JhengHei" w:hint="eastAsia"/>
               <w:szCs w:val="24"/>
             </w:rPr>
             <w:instrText xml:space="preserve"> HYPERLINK \l _Toc31264 </w:instrText>
           </w:r>
           <w:r>
             <w:rPr>
-              <w:rFonts w:hint="eastAsia" w:ascii="Microsoft JhengHei" w:hAnsi="Microsoft JhengHei" w:eastAsia="Microsoft JhengHei" w:cs="Microsoft JhengHei"/>
+              <w:rFonts w:ascii="Microsoft JhengHei" w:eastAsia="Microsoft JhengHei" w:hAnsi="Microsoft JhengHei" w:cs="Microsoft JhengHei" w:hint="eastAsia"/>
               <w:szCs w:val="24"/>
             </w:rPr>
             <w:fldChar w:fldCharType="separate"/>
@@ -4015,7 +3980,7 @@
           </w:r>
           <w:r>
             <w:rPr>
-              <w:rFonts w:hint="eastAsia" w:ascii="Microsoft JhengHei" w:hAnsi="Microsoft JhengHei" w:eastAsia="Microsoft JhengHei" w:cs="Microsoft JhengHei"/>
+              <w:rFonts w:ascii="Microsoft JhengHei" w:eastAsia="Microsoft JhengHei" w:hAnsi="Microsoft JhengHei" w:cs="Microsoft JhengHei" w:hint="eastAsia"/>
               <w:szCs w:val="24"/>
             </w:rPr>
             <w:fldChar w:fldCharType="end"/>
@@ -4023,28 +3988,28 @@
         </w:p>
         <w:p>
           <w:pPr>
-            <w:pStyle w:val="17"/>
+            <w:pStyle w:val="TOC2"/>
             <w:tabs>
               <w:tab w:val="right" w:leader="dot" w:pos="8336"/>
             </w:tabs>
           </w:pPr>
           <w:r>
             <w:rPr>
-              <w:rFonts w:hint="eastAsia" w:ascii="Microsoft JhengHei" w:hAnsi="Microsoft JhengHei" w:eastAsia="Microsoft JhengHei" w:cs="Microsoft JhengHei"/>
+              <w:rFonts w:ascii="Microsoft JhengHei" w:eastAsia="Microsoft JhengHei" w:hAnsi="Microsoft JhengHei" w:cs="Microsoft JhengHei" w:hint="eastAsia"/>
               <w:szCs w:val="24"/>
             </w:rPr>
             <w:fldChar w:fldCharType="begin"/>
           </w:r>
           <w:r>
             <w:rPr>
-              <w:rFonts w:hint="eastAsia" w:ascii="Microsoft JhengHei" w:hAnsi="Microsoft JhengHei" w:eastAsia="Microsoft JhengHei" w:cs="Microsoft JhengHei"/>
+              <w:rFonts w:ascii="Microsoft JhengHei" w:eastAsia="Microsoft JhengHei" w:hAnsi="Microsoft JhengHei" w:cs="Microsoft JhengHei" w:hint="eastAsia"/>
               <w:szCs w:val="24"/>
             </w:rPr>
             <w:instrText xml:space="preserve"> HYPERLINK \l _Toc949 </w:instrText>
           </w:r>
           <w:r>
             <w:rPr>
-              <w:rFonts w:hint="eastAsia" w:ascii="Microsoft JhengHei" w:hAnsi="Microsoft JhengHei" w:eastAsia="Microsoft JhengHei" w:cs="Microsoft JhengHei"/>
+              <w:rFonts w:ascii="Microsoft JhengHei" w:eastAsia="Microsoft JhengHei" w:hAnsi="Microsoft JhengHei" w:cs="Microsoft JhengHei" w:hint="eastAsia"/>
               <w:szCs w:val="24"/>
             </w:rPr>
             <w:fldChar w:fldCharType="separate"/>
@@ -4081,7 +4046,7 @@
           </w:r>
           <w:r>
             <w:rPr>
-              <w:rFonts w:hint="eastAsia" w:ascii="Microsoft JhengHei" w:hAnsi="Microsoft JhengHei" w:eastAsia="Microsoft JhengHei" w:cs="Microsoft JhengHei"/>
+              <w:rFonts w:ascii="Microsoft JhengHei" w:eastAsia="Microsoft JhengHei" w:hAnsi="Microsoft JhengHei" w:cs="Microsoft JhengHei" w:hint="eastAsia"/>
               <w:szCs w:val="24"/>
             </w:rPr>
             <w:fldChar w:fldCharType="end"/>
@@ -4089,28 +4054,28 @@
         </w:p>
         <w:p>
           <w:pPr>
-            <w:pStyle w:val="13"/>
+            <w:pStyle w:val="TOC3"/>
             <w:tabs>
               <w:tab w:val="right" w:leader="dot" w:pos="8336"/>
             </w:tabs>
           </w:pPr>
           <w:r>
             <w:rPr>
-              <w:rFonts w:hint="eastAsia" w:ascii="Microsoft JhengHei" w:hAnsi="Microsoft JhengHei" w:eastAsia="Microsoft JhengHei" w:cs="Microsoft JhengHei"/>
+              <w:rFonts w:ascii="Microsoft JhengHei" w:eastAsia="Microsoft JhengHei" w:hAnsi="Microsoft JhengHei" w:cs="Microsoft JhengHei" w:hint="eastAsia"/>
               <w:szCs w:val="24"/>
             </w:rPr>
             <w:fldChar w:fldCharType="begin"/>
           </w:r>
           <w:r>
             <w:rPr>
-              <w:rFonts w:hint="eastAsia" w:ascii="Microsoft JhengHei" w:hAnsi="Microsoft JhengHei" w:eastAsia="Microsoft JhengHei" w:cs="Microsoft JhengHei"/>
+              <w:rFonts w:ascii="Microsoft JhengHei" w:eastAsia="Microsoft JhengHei" w:hAnsi="Microsoft JhengHei" w:cs="Microsoft JhengHei" w:hint="eastAsia"/>
               <w:szCs w:val="24"/>
             </w:rPr>
             <w:instrText xml:space="preserve"> HYPERLINK \l _Toc31499 </w:instrText>
           </w:r>
           <w:r>
             <w:rPr>
-              <w:rFonts w:hint="eastAsia" w:ascii="Microsoft JhengHei" w:hAnsi="Microsoft JhengHei" w:eastAsia="Microsoft JhengHei" w:cs="Microsoft JhengHei"/>
+              <w:rFonts w:ascii="Microsoft JhengHei" w:eastAsia="Microsoft JhengHei" w:hAnsi="Microsoft JhengHei" w:cs="Microsoft JhengHei" w:hint="eastAsia"/>
               <w:szCs w:val="24"/>
             </w:rPr>
             <w:fldChar w:fldCharType="separate"/>
@@ -4147,7 +4112,7 @@
           </w:r>
           <w:r>
             <w:rPr>
-              <w:rFonts w:hint="eastAsia" w:ascii="Microsoft JhengHei" w:hAnsi="Microsoft JhengHei" w:eastAsia="Microsoft JhengHei" w:cs="Microsoft JhengHei"/>
+              <w:rFonts w:ascii="Microsoft JhengHei" w:eastAsia="Microsoft JhengHei" w:hAnsi="Microsoft JhengHei" w:cs="Microsoft JhengHei" w:hint="eastAsia"/>
               <w:szCs w:val="24"/>
             </w:rPr>
             <w:fldChar w:fldCharType="end"/>
@@ -4155,28 +4120,28 @@
         </w:p>
         <w:p>
           <w:pPr>
-            <w:pStyle w:val="13"/>
+            <w:pStyle w:val="TOC3"/>
             <w:tabs>
               <w:tab w:val="right" w:leader="dot" w:pos="8336"/>
             </w:tabs>
           </w:pPr>
           <w:r>
             <w:rPr>
-              <w:rFonts w:hint="eastAsia" w:ascii="Microsoft JhengHei" w:hAnsi="Microsoft JhengHei" w:eastAsia="Microsoft JhengHei" w:cs="Microsoft JhengHei"/>
+              <w:rFonts w:ascii="Microsoft JhengHei" w:eastAsia="Microsoft JhengHei" w:hAnsi="Microsoft JhengHei" w:cs="Microsoft JhengHei" w:hint="eastAsia"/>
               <w:szCs w:val="24"/>
             </w:rPr>
             <w:fldChar w:fldCharType="begin"/>
           </w:r>
           <w:r>
             <w:rPr>
-              <w:rFonts w:hint="eastAsia" w:ascii="Microsoft JhengHei" w:hAnsi="Microsoft JhengHei" w:eastAsia="Microsoft JhengHei" w:cs="Microsoft JhengHei"/>
+              <w:rFonts w:ascii="Microsoft JhengHei" w:eastAsia="Microsoft JhengHei" w:hAnsi="Microsoft JhengHei" w:cs="Microsoft JhengHei" w:hint="eastAsia"/>
               <w:szCs w:val="24"/>
             </w:rPr>
             <w:instrText xml:space="preserve"> HYPERLINK \l _Toc19834 </w:instrText>
           </w:r>
           <w:r>
             <w:rPr>
-              <w:rFonts w:hint="eastAsia" w:ascii="Microsoft JhengHei" w:hAnsi="Microsoft JhengHei" w:eastAsia="Microsoft JhengHei" w:cs="Microsoft JhengHei"/>
+              <w:rFonts w:ascii="Microsoft JhengHei" w:eastAsia="Microsoft JhengHei" w:hAnsi="Microsoft JhengHei" w:cs="Microsoft JhengHei" w:hint="eastAsia"/>
               <w:szCs w:val="24"/>
             </w:rPr>
             <w:fldChar w:fldCharType="separate"/>
@@ -4213,7 +4178,7 @@
           </w:r>
           <w:r>
             <w:rPr>
-              <w:rFonts w:hint="eastAsia" w:ascii="Microsoft JhengHei" w:hAnsi="Microsoft JhengHei" w:eastAsia="Microsoft JhengHei" w:cs="Microsoft JhengHei"/>
+              <w:rFonts w:ascii="Microsoft JhengHei" w:eastAsia="Microsoft JhengHei" w:hAnsi="Microsoft JhengHei" w:cs="Microsoft JhengHei" w:hint="eastAsia"/>
               <w:szCs w:val="24"/>
             </w:rPr>
             <w:fldChar w:fldCharType="end"/>
@@ -4221,28 +4186,28 @@
         </w:p>
         <w:p>
           <w:pPr>
-            <w:pStyle w:val="13"/>
+            <w:pStyle w:val="TOC3"/>
             <w:tabs>
               <w:tab w:val="right" w:leader="dot" w:pos="8336"/>
             </w:tabs>
           </w:pPr>
           <w:r>
             <w:rPr>
-              <w:rFonts w:hint="eastAsia" w:ascii="Microsoft JhengHei" w:hAnsi="Microsoft JhengHei" w:eastAsia="Microsoft JhengHei" w:cs="Microsoft JhengHei"/>
+              <w:rFonts w:ascii="Microsoft JhengHei" w:eastAsia="Microsoft JhengHei" w:hAnsi="Microsoft JhengHei" w:cs="Microsoft JhengHei" w:hint="eastAsia"/>
               <w:szCs w:val="24"/>
             </w:rPr>
             <w:fldChar w:fldCharType="begin"/>
           </w:r>
           <w:r>
             <w:rPr>
-              <w:rFonts w:hint="eastAsia" w:ascii="Microsoft JhengHei" w:hAnsi="Microsoft JhengHei" w:eastAsia="Microsoft JhengHei" w:cs="Microsoft JhengHei"/>
+              <w:rFonts w:ascii="Microsoft JhengHei" w:eastAsia="Microsoft JhengHei" w:hAnsi="Microsoft JhengHei" w:cs="Microsoft JhengHei" w:hint="eastAsia"/>
               <w:szCs w:val="24"/>
             </w:rPr>
             <w:instrText xml:space="preserve"> HYPERLINK \l _Toc3789 </w:instrText>
           </w:r>
           <w:r>
             <w:rPr>
-              <w:rFonts w:hint="eastAsia" w:ascii="Microsoft JhengHei" w:hAnsi="Microsoft JhengHei" w:eastAsia="Microsoft JhengHei" w:cs="Microsoft JhengHei"/>
+              <w:rFonts w:ascii="Microsoft JhengHei" w:eastAsia="Microsoft JhengHei" w:hAnsi="Microsoft JhengHei" w:cs="Microsoft JhengHei" w:hint="eastAsia"/>
               <w:szCs w:val="24"/>
             </w:rPr>
             <w:fldChar w:fldCharType="separate"/>
@@ -4279,7 +4244,7 @@
           </w:r>
           <w:r>
             <w:rPr>
-              <w:rFonts w:hint="eastAsia" w:ascii="Microsoft JhengHei" w:hAnsi="Microsoft JhengHei" w:eastAsia="Microsoft JhengHei" w:cs="Microsoft JhengHei"/>
+              <w:rFonts w:ascii="Microsoft JhengHei" w:eastAsia="Microsoft JhengHei" w:hAnsi="Microsoft JhengHei" w:cs="Microsoft JhengHei" w:hint="eastAsia"/>
               <w:szCs w:val="24"/>
             </w:rPr>
             <w:fldChar w:fldCharType="end"/>
@@ -4287,28 +4252,28 @@
         </w:p>
         <w:p>
           <w:pPr>
-            <w:pStyle w:val="13"/>
+            <w:pStyle w:val="TOC3"/>
             <w:tabs>
               <w:tab w:val="right" w:leader="dot" w:pos="8336"/>
             </w:tabs>
           </w:pPr>
           <w:r>
             <w:rPr>
-              <w:rFonts w:hint="eastAsia" w:ascii="Microsoft JhengHei" w:hAnsi="Microsoft JhengHei" w:eastAsia="Microsoft JhengHei" w:cs="Microsoft JhengHei"/>
+              <w:rFonts w:ascii="Microsoft JhengHei" w:eastAsia="Microsoft JhengHei" w:hAnsi="Microsoft JhengHei" w:cs="Microsoft JhengHei" w:hint="eastAsia"/>
               <w:szCs w:val="24"/>
             </w:rPr>
             <w:fldChar w:fldCharType="begin"/>
           </w:r>
           <w:r>
             <w:rPr>
-              <w:rFonts w:hint="eastAsia" w:ascii="Microsoft JhengHei" w:hAnsi="Microsoft JhengHei" w:eastAsia="Microsoft JhengHei" w:cs="Microsoft JhengHei"/>
+              <w:rFonts w:ascii="Microsoft JhengHei" w:eastAsia="Microsoft JhengHei" w:hAnsi="Microsoft JhengHei" w:cs="Microsoft JhengHei" w:hint="eastAsia"/>
               <w:szCs w:val="24"/>
             </w:rPr>
             <w:instrText xml:space="preserve"> HYPERLINK \l _Toc15137 </w:instrText>
           </w:r>
           <w:r>
             <w:rPr>
-              <w:rFonts w:hint="eastAsia" w:ascii="Microsoft JhengHei" w:hAnsi="Microsoft JhengHei" w:eastAsia="Microsoft JhengHei" w:cs="Microsoft JhengHei"/>
+              <w:rFonts w:ascii="Microsoft JhengHei" w:eastAsia="Microsoft JhengHei" w:hAnsi="Microsoft JhengHei" w:cs="Microsoft JhengHei" w:hint="eastAsia"/>
               <w:szCs w:val="24"/>
             </w:rPr>
             <w:fldChar w:fldCharType="separate"/>
@@ -4345,7 +4310,7 @@
           </w:r>
           <w:r>
             <w:rPr>
-              <w:rFonts w:hint="eastAsia" w:ascii="Microsoft JhengHei" w:hAnsi="Microsoft JhengHei" w:eastAsia="Microsoft JhengHei" w:cs="Microsoft JhengHei"/>
+              <w:rFonts w:ascii="Microsoft JhengHei" w:eastAsia="Microsoft JhengHei" w:hAnsi="Microsoft JhengHei" w:cs="Microsoft JhengHei" w:hint="eastAsia"/>
               <w:szCs w:val="24"/>
             </w:rPr>
             <w:fldChar w:fldCharType="end"/>
@@ -4353,28 +4318,28 @@
         </w:p>
         <w:p>
           <w:pPr>
-            <w:pStyle w:val="13"/>
+            <w:pStyle w:val="TOC3"/>
             <w:tabs>
               <w:tab w:val="right" w:leader="dot" w:pos="8336"/>
             </w:tabs>
           </w:pPr>
           <w:r>
             <w:rPr>
-              <w:rFonts w:hint="eastAsia" w:ascii="Microsoft JhengHei" w:hAnsi="Microsoft JhengHei" w:eastAsia="Microsoft JhengHei" w:cs="Microsoft JhengHei"/>
+              <w:rFonts w:ascii="Microsoft JhengHei" w:eastAsia="Microsoft JhengHei" w:hAnsi="Microsoft JhengHei" w:cs="Microsoft JhengHei" w:hint="eastAsia"/>
               <w:szCs w:val="24"/>
             </w:rPr>
             <w:fldChar w:fldCharType="begin"/>
           </w:r>
           <w:r>
             <w:rPr>
-              <w:rFonts w:hint="eastAsia" w:ascii="Microsoft JhengHei" w:hAnsi="Microsoft JhengHei" w:eastAsia="Microsoft JhengHei" w:cs="Microsoft JhengHei"/>
+              <w:rFonts w:ascii="Microsoft JhengHei" w:eastAsia="Microsoft JhengHei" w:hAnsi="Microsoft JhengHei" w:cs="Microsoft JhengHei" w:hint="eastAsia"/>
               <w:szCs w:val="24"/>
             </w:rPr>
             <w:instrText xml:space="preserve"> HYPERLINK \l _Toc22188 </w:instrText>
           </w:r>
           <w:r>
             <w:rPr>
-              <w:rFonts w:hint="eastAsia" w:ascii="Microsoft JhengHei" w:hAnsi="Microsoft JhengHei" w:eastAsia="Microsoft JhengHei" w:cs="Microsoft JhengHei"/>
+              <w:rFonts w:ascii="Microsoft JhengHei" w:eastAsia="Microsoft JhengHei" w:hAnsi="Microsoft JhengHei" w:cs="Microsoft JhengHei" w:hint="eastAsia"/>
               <w:szCs w:val="24"/>
             </w:rPr>
             <w:fldChar w:fldCharType="separate"/>
@@ -4411,7 +4376,7 @@
           </w:r>
           <w:r>
             <w:rPr>
-              <w:rFonts w:hint="eastAsia" w:ascii="Microsoft JhengHei" w:hAnsi="Microsoft JhengHei" w:eastAsia="Microsoft JhengHei" w:cs="Microsoft JhengHei"/>
+              <w:rFonts w:ascii="Microsoft JhengHei" w:eastAsia="Microsoft JhengHei" w:hAnsi="Microsoft JhengHei" w:cs="Microsoft JhengHei" w:hint="eastAsia"/>
               <w:szCs w:val="24"/>
             </w:rPr>
             <w:fldChar w:fldCharType="end"/>
@@ -4419,28 +4384,28 @@
         </w:p>
         <w:p>
           <w:pPr>
-            <w:pStyle w:val="13"/>
+            <w:pStyle w:val="TOC3"/>
             <w:tabs>
               <w:tab w:val="right" w:leader="dot" w:pos="8336"/>
             </w:tabs>
           </w:pPr>
           <w:r>
             <w:rPr>
-              <w:rFonts w:hint="eastAsia" w:ascii="Microsoft JhengHei" w:hAnsi="Microsoft JhengHei" w:eastAsia="Microsoft JhengHei" w:cs="Microsoft JhengHei"/>
+              <w:rFonts w:ascii="Microsoft JhengHei" w:eastAsia="Microsoft JhengHei" w:hAnsi="Microsoft JhengHei" w:cs="Microsoft JhengHei" w:hint="eastAsia"/>
               <w:szCs w:val="24"/>
             </w:rPr>
             <w:fldChar w:fldCharType="begin"/>
           </w:r>
           <w:r>
             <w:rPr>
-              <w:rFonts w:hint="eastAsia" w:ascii="Microsoft JhengHei" w:hAnsi="Microsoft JhengHei" w:eastAsia="Microsoft JhengHei" w:cs="Microsoft JhengHei"/>
+              <w:rFonts w:ascii="Microsoft JhengHei" w:eastAsia="Microsoft JhengHei" w:hAnsi="Microsoft JhengHei" w:cs="Microsoft JhengHei" w:hint="eastAsia"/>
               <w:szCs w:val="24"/>
             </w:rPr>
             <w:instrText xml:space="preserve"> HYPERLINK \l _Toc3623 </w:instrText>
           </w:r>
           <w:r>
             <w:rPr>
-              <w:rFonts w:hint="eastAsia" w:ascii="Microsoft JhengHei" w:hAnsi="Microsoft JhengHei" w:eastAsia="Microsoft JhengHei" w:cs="Microsoft JhengHei"/>
+              <w:rFonts w:ascii="Microsoft JhengHei" w:eastAsia="Microsoft JhengHei" w:hAnsi="Microsoft JhengHei" w:cs="Microsoft JhengHei" w:hint="eastAsia"/>
               <w:szCs w:val="24"/>
             </w:rPr>
             <w:fldChar w:fldCharType="separate"/>
@@ -4477,7 +4442,7 @@
           </w:r>
           <w:r>
             <w:rPr>
-              <w:rFonts w:hint="eastAsia" w:ascii="Microsoft JhengHei" w:hAnsi="Microsoft JhengHei" w:eastAsia="Microsoft JhengHei" w:cs="Microsoft JhengHei"/>
+              <w:rFonts w:ascii="Microsoft JhengHei" w:eastAsia="Microsoft JhengHei" w:hAnsi="Microsoft JhengHei" w:cs="Microsoft JhengHei" w:hint="eastAsia"/>
               <w:szCs w:val="24"/>
             </w:rPr>
             <w:fldChar w:fldCharType="end"/>
@@ -4485,28 +4450,28 @@
         </w:p>
         <w:p>
           <w:pPr>
-            <w:pStyle w:val="16"/>
+            <w:pStyle w:val="TOC1"/>
             <w:tabs>
               <w:tab w:val="right" w:leader="dot" w:pos="8336"/>
             </w:tabs>
           </w:pPr>
           <w:r>
             <w:rPr>
-              <w:rFonts w:hint="eastAsia" w:ascii="Microsoft JhengHei" w:hAnsi="Microsoft JhengHei" w:eastAsia="Microsoft JhengHei" w:cs="Microsoft JhengHei"/>
+              <w:rFonts w:ascii="Microsoft JhengHei" w:eastAsia="Microsoft JhengHei" w:hAnsi="Microsoft JhengHei" w:cs="Microsoft JhengHei" w:hint="eastAsia"/>
               <w:szCs w:val="24"/>
             </w:rPr>
             <w:fldChar w:fldCharType="begin"/>
           </w:r>
           <w:r>
             <w:rPr>
-              <w:rFonts w:hint="eastAsia" w:ascii="Microsoft JhengHei" w:hAnsi="Microsoft JhengHei" w:eastAsia="Microsoft JhengHei" w:cs="Microsoft JhengHei"/>
+              <w:rFonts w:ascii="Microsoft JhengHei" w:eastAsia="Microsoft JhengHei" w:hAnsi="Microsoft JhengHei" w:cs="Microsoft JhengHei" w:hint="eastAsia"/>
               <w:szCs w:val="24"/>
             </w:rPr>
             <w:instrText xml:space="preserve"> HYPERLINK \l _Toc18006 </w:instrText>
           </w:r>
           <w:r>
             <w:rPr>
-              <w:rFonts w:hint="eastAsia" w:ascii="Microsoft JhengHei" w:hAnsi="Microsoft JhengHei" w:eastAsia="Microsoft JhengHei" w:cs="Microsoft JhengHei"/>
+              <w:rFonts w:ascii="Microsoft JhengHei" w:eastAsia="Microsoft JhengHei" w:hAnsi="Microsoft JhengHei" w:cs="Microsoft JhengHei" w:hint="eastAsia"/>
               <w:szCs w:val="24"/>
             </w:rPr>
             <w:fldChar w:fldCharType="separate"/>
@@ -4543,7 +4508,7 @@
           </w:r>
           <w:r>
             <w:rPr>
-              <w:rFonts w:hint="eastAsia" w:ascii="Microsoft JhengHei" w:hAnsi="Microsoft JhengHei" w:eastAsia="Microsoft JhengHei" w:cs="Microsoft JhengHei"/>
+              <w:rFonts w:ascii="Microsoft JhengHei" w:eastAsia="Microsoft JhengHei" w:hAnsi="Microsoft JhengHei" w:cs="Microsoft JhengHei" w:hint="eastAsia"/>
               <w:szCs w:val="24"/>
             </w:rPr>
             <w:fldChar w:fldCharType="end"/>
@@ -4567,7 +4532,7 @@
             <w:spacing w:line="220" w:lineRule="auto"/>
             <w:textAlignment w:val="baseline"/>
             <w:rPr>
-              <w:rFonts w:ascii="Times New Roman" w:hAnsi="Times New Roman" w:eastAsia="Times New Roman" w:cs="Times New Roman"/>
+              <w:rFonts w:ascii="Times New Roman" w:eastAsia="Times New Roman" w:hAnsi="Times New Roman" w:cs="Times New Roman"/>
               <w:snapToGrid w:val="0"/>
               <w:color w:val="000000"/>
               <w:kern w:val="0"/>
@@ -4578,7 +4543,7 @@
           </w:pPr>
           <w:r>
             <w:rPr>
-              <w:rFonts w:hint="eastAsia" w:ascii="Microsoft JhengHei" w:hAnsi="Microsoft JhengHei" w:eastAsia="Microsoft JhengHei" w:cs="Microsoft JhengHei"/>
+              <w:rFonts w:ascii="Microsoft JhengHei" w:eastAsia="Microsoft JhengHei" w:hAnsi="Microsoft JhengHei" w:cs="Microsoft JhengHei" w:hint="eastAsia"/>
               <w:szCs w:val="24"/>
             </w:rPr>
             <w:fldChar w:fldCharType="end"/>
@@ -4604,7 +4569,7 @@
         <w:spacing w:line="220" w:lineRule="auto"/>
         <w:textAlignment w:val="baseline"/>
         <w:rPr>
-          <w:rFonts w:ascii="Times New Roman" w:hAnsi="Times New Roman" w:eastAsia="Times New Roman" w:cs="Times New Roman"/>
+          <w:rFonts w:ascii="Times New Roman" w:eastAsia="Times New Roman" w:hAnsi="Times New Roman" w:cs="Times New Roman"/>
           <w:snapToGrid w:val="0"/>
           <w:color w:val="000000"/>
           <w:kern w:val="0"/>
@@ -4613,16 +4578,16 @@
           <w:lang w:val="en-US" w:eastAsia="en-US" w:bidi="ar-SA"/>
         </w:rPr>
         <w:sectPr>
-          <w:footerReference r:id="rId7" w:type="default"/>
+          <w:footerReference w:type="default" r:id="rId6"/>
           <w:pgSz w:w="11906" w:h="16839"/>
           <w:pgMar w:top="1431" w:right="1785" w:bottom="1152" w:left="1785" w:header="0" w:footer="992" w:gutter="0"/>
-          <w:cols w:space="720" w:num="1"/>
+          <w:cols w:num="1" w:space="720"/>
         </w:sectPr>
       </w:pPr>
     </w:p>
     <w:p>
       <w:pPr>
-        <w:pStyle w:val="26"/>
+        <w:pStyle w:val="1"/>
         <w:keepNext w:val="0"/>
         <w:keepLines w:val="0"/>
         <w:pageBreakBefore w:val="0"/>
@@ -4652,7 +4617,7 @@
     </w:p>
     <w:p>
       <w:pPr>
-        <w:pStyle w:val="27"/>
+        <w:pStyle w:val="a"/>
         <w:keepNext w:val="0"/>
         <w:keepLines w:val="0"/>
         <w:pageBreakBefore w:val="0"/>
@@ -4680,7 +4645,7 @@
     </w:p>
     <w:p>
       <w:pPr>
-        <w:pStyle w:val="26"/>
+        <w:pStyle w:val="1"/>
         <w:keepNext w:val="0"/>
         <w:keepLines w:val="0"/>
         <w:pageBreakBefore w:val="0"/>
@@ -4710,7 +4675,7 @@
     </w:p>
     <w:p>
       <w:pPr>
-        <w:pStyle w:val="27"/>
+        <w:pStyle w:val="a"/>
         <w:keepNext w:val="0"/>
         <w:keepLines w:val="0"/>
         <w:pageBreakBefore w:val="0"/>
@@ -4733,12 +4698,12 @@
         <w:rPr>
           <w:rFonts w:hint="eastAsia"/>
         </w:rPr>
-        <w:t>本规范适用于甘肃国邦信息科技有限公司所承接的所有运维服务项目。</w:t>
-      </w:r>
-    </w:p>
-    <w:p>
-      <w:pPr>
-        <w:pStyle w:val="26"/>
+        <w:t>本规范适用于中达丰集团有限公司所承接的所有运维服务项目。</w:t>
+      </w:r>
+    </w:p>
+    <w:p>
+      <w:pPr>
+        <w:pStyle w:val="1"/>
         <w:keepNext w:val="0"/>
         <w:keepLines w:val="0"/>
         <w:pageBreakBefore w:val="0"/>
@@ -4768,7 +4733,7 @@
     </w:p>
     <w:p>
       <w:pPr>
-        <w:pStyle w:val="28"/>
+        <w:pStyle w:val="2"/>
         <w:keepNext w:val="0"/>
         <w:keepLines w:val="0"/>
         <w:pageBreakBefore w:val="0"/>
@@ -4805,7 +4770,7 @@
     </w:p>
     <w:p>
       <w:pPr>
-        <w:pStyle w:val="40"/>
+        <w:pStyle w:val="a3"/>
         <w:keepNext w:val="0"/>
         <w:keepLines w:val="0"/>
         <w:pageBreakBefore w:val="0"/>
@@ -4823,7 +4788,7 @@
         <w:bidi w:val="0"/>
         <w:adjustRightInd w:val="0"/>
         <w:snapToGrid w:val="0"/>
-        <w:ind w:left="425" w:leftChars="0" w:hanging="425" w:firstLineChars="0"/>
+        <w:ind w:left="425" w:hanging="425" w:leftChars="0" w:firstLineChars="0"/>
         <w:textAlignment w:val="baseline"/>
         <w:rPr>
           <w:rFonts w:hint="eastAsia"/>
@@ -4838,7 +4803,7 @@
     </w:p>
     <w:p>
       <w:pPr>
-        <w:pStyle w:val="40"/>
+        <w:pStyle w:val="a3"/>
         <w:keepNext w:val="0"/>
         <w:keepLines w:val="0"/>
         <w:pageBreakBefore w:val="0"/>
@@ -4856,7 +4821,7 @@
         <w:bidi w:val="0"/>
         <w:adjustRightInd w:val="0"/>
         <w:snapToGrid w:val="0"/>
-        <w:ind w:left="425" w:leftChars="0" w:hanging="425" w:firstLineChars="0"/>
+        <w:ind w:left="425" w:hanging="425" w:leftChars="0" w:firstLineChars="0"/>
         <w:textAlignment w:val="baseline"/>
         <w:rPr>
           <w:rFonts w:hint="eastAsia"/>
@@ -4871,7 +4836,7 @@
     </w:p>
     <w:p>
       <w:pPr>
-        <w:pStyle w:val="40"/>
+        <w:pStyle w:val="a3"/>
         <w:keepNext w:val="0"/>
         <w:keepLines w:val="0"/>
         <w:pageBreakBefore w:val="0"/>
@@ -4889,7 +4854,7 @@
         <w:bidi w:val="0"/>
         <w:adjustRightInd w:val="0"/>
         <w:snapToGrid w:val="0"/>
-        <w:ind w:left="425" w:leftChars="0" w:hanging="425" w:firstLineChars="0"/>
+        <w:ind w:left="425" w:hanging="425" w:leftChars="0" w:firstLineChars="0"/>
         <w:textAlignment w:val="baseline"/>
         <w:rPr>
           <w:rFonts w:hint="eastAsia"/>
@@ -4904,7 +4869,7 @@
     </w:p>
     <w:p>
       <w:pPr>
-        <w:pStyle w:val="40"/>
+        <w:pStyle w:val="a3"/>
         <w:keepNext w:val="0"/>
         <w:keepLines w:val="0"/>
         <w:pageBreakBefore w:val="0"/>
@@ -4922,7 +4887,7 @@
         <w:bidi w:val="0"/>
         <w:adjustRightInd w:val="0"/>
         <w:snapToGrid w:val="0"/>
-        <w:ind w:left="425" w:leftChars="0" w:hanging="425" w:firstLineChars="0"/>
+        <w:ind w:left="425" w:hanging="425" w:leftChars="0" w:firstLineChars="0"/>
         <w:textAlignment w:val="baseline"/>
         <w:rPr>
           <w:rFonts w:hint="eastAsia"/>
@@ -4937,7 +4902,7 @@
     </w:p>
     <w:p>
       <w:pPr>
-        <w:pStyle w:val="28"/>
+        <w:pStyle w:val="2"/>
         <w:keepNext w:val="0"/>
         <w:keepLines w:val="0"/>
         <w:pageBreakBefore w:val="0"/>
@@ -4967,7 +4932,7 @@
     </w:p>
     <w:p>
       <w:pPr>
-        <w:pStyle w:val="40"/>
+        <w:pStyle w:val="a3"/>
         <w:keepNext w:val="0"/>
         <w:keepLines w:val="0"/>
         <w:pageBreakBefore w:val="0"/>
@@ -4985,7 +4950,7 @@
         <w:bidi w:val="0"/>
         <w:adjustRightInd w:val="0"/>
         <w:snapToGrid w:val="0"/>
-        <w:ind w:left="425" w:leftChars="0" w:hanging="425" w:firstLineChars="0"/>
+        <w:ind w:left="425" w:hanging="425" w:leftChars="0" w:firstLineChars="0"/>
         <w:textAlignment w:val="baseline"/>
         <w:rPr>
           <w:rFonts w:hint="eastAsia"/>
@@ -5000,7 +4965,7 @@
     </w:p>
     <w:p>
       <w:pPr>
-        <w:pStyle w:val="40"/>
+        <w:pStyle w:val="a3"/>
         <w:keepNext w:val="0"/>
         <w:keepLines w:val="0"/>
         <w:pageBreakBefore w:val="0"/>
@@ -5018,7 +4983,7 @@
         <w:bidi w:val="0"/>
         <w:adjustRightInd w:val="0"/>
         <w:snapToGrid w:val="0"/>
-        <w:ind w:left="425" w:leftChars="0" w:hanging="425" w:firstLineChars="0"/>
+        <w:ind w:left="425" w:hanging="425" w:leftChars="0" w:firstLineChars="0"/>
         <w:textAlignment w:val="baseline"/>
         <w:rPr>
           <w:rFonts w:hint="eastAsia"/>
@@ -5033,7 +4998,7 @@
     </w:p>
     <w:p>
       <w:pPr>
-        <w:pStyle w:val="40"/>
+        <w:pStyle w:val="a3"/>
         <w:keepNext w:val="0"/>
         <w:keepLines w:val="0"/>
         <w:pageBreakBefore w:val="0"/>
@@ -5051,7 +5016,7 @@
         <w:bidi w:val="0"/>
         <w:adjustRightInd w:val="0"/>
         <w:snapToGrid w:val="0"/>
-        <w:ind w:left="425" w:leftChars="0" w:hanging="425" w:firstLineChars="0"/>
+        <w:ind w:left="425" w:hanging="425" w:leftChars="0" w:firstLineChars="0"/>
         <w:textAlignment w:val="baseline"/>
         <w:rPr>
           <w:rFonts w:hint="eastAsia"/>
@@ -5066,7 +5031,7 @@
     </w:p>
     <w:p>
       <w:pPr>
-        <w:pStyle w:val="40"/>
+        <w:pStyle w:val="a3"/>
         <w:keepNext w:val="0"/>
         <w:keepLines w:val="0"/>
         <w:pageBreakBefore w:val="0"/>
@@ -5084,7 +5049,7 @@
         <w:bidi w:val="0"/>
         <w:adjustRightInd w:val="0"/>
         <w:snapToGrid w:val="0"/>
-        <w:ind w:left="425" w:leftChars="0" w:hanging="425" w:firstLineChars="0"/>
+        <w:ind w:left="425" w:hanging="425" w:leftChars="0" w:firstLineChars="0"/>
         <w:textAlignment w:val="baseline"/>
         <w:rPr>
           <w:rFonts w:hint="eastAsia"/>
@@ -5099,7 +5064,7 @@
     </w:p>
     <w:p>
       <w:pPr>
-        <w:pStyle w:val="28"/>
+        <w:pStyle w:val="2"/>
         <w:keepNext w:val="0"/>
         <w:keepLines w:val="0"/>
         <w:pageBreakBefore w:val="0"/>
@@ -5129,7 +5094,7 @@
     </w:p>
     <w:p>
       <w:pPr>
-        <w:pStyle w:val="40"/>
+        <w:pStyle w:val="a3"/>
         <w:keepNext w:val="0"/>
         <w:keepLines w:val="0"/>
         <w:pageBreakBefore w:val="0"/>
@@ -5147,7 +5112,7 @@
         <w:bidi w:val="0"/>
         <w:adjustRightInd w:val="0"/>
         <w:snapToGrid w:val="0"/>
-        <w:ind w:left="425" w:leftChars="0" w:hanging="425" w:firstLineChars="0"/>
+        <w:ind w:left="425" w:hanging="425" w:leftChars="0" w:firstLineChars="0"/>
         <w:textAlignment w:val="baseline"/>
         <w:rPr>
           <w:rFonts w:hint="eastAsia"/>
@@ -5162,7 +5127,7 @@
     </w:p>
     <w:p>
       <w:pPr>
-        <w:pStyle w:val="40"/>
+        <w:pStyle w:val="a3"/>
         <w:keepNext w:val="0"/>
         <w:keepLines w:val="0"/>
         <w:pageBreakBefore w:val="0"/>
@@ -5180,7 +5145,7 @@
         <w:bidi w:val="0"/>
         <w:adjustRightInd w:val="0"/>
         <w:snapToGrid w:val="0"/>
-        <w:ind w:left="425" w:leftChars="0" w:hanging="425" w:firstLineChars="0"/>
+        <w:ind w:left="425" w:hanging="425" w:leftChars="0" w:firstLineChars="0"/>
         <w:textAlignment w:val="baseline"/>
         <w:rPr>
           <w:rFonts w:hint="eastAsia"/>
@@ -5195,7 +5160,7 @@
     </w:p>
     <w:p>
       <w:pPr>
-        <w:pStyle w:val="40"/>
+        <w:pStyle w:val="a3"/>
         <w:keepNext w:val="0"/>
         <w:keepLines w:val="0"/>
         <w:pageBreakBefore w:val="0"/>
@@ -5213,7 +5178,7 @@
         <w:bidi w:val="0"/>
         <w:adjustRightInd w:val="0"/>
         <w:snapToGrid w:val="0"/>
-        <w:ind w:left="425" w:leftChars="0" w:hanging="425" w:firstLineChars="0"/>
+        <w:ind w:left="425" w:hanging="425" w:leftChars="0" w:firstLineChars="0"/>
         <w:textAlignment w:val="baseline"/>
         <w:rPr>
           <w:rFonts w:hint="eastAsia"/>
@@ -5228,7 +5193,7 @@
     </w:p>
     <w:p>
       <w:pPr>
-        <w:pStyle w:val="26"/>
+        <w:pStyle w:val="1"/>
         <w:keepNext w:val="0"/>
         <w:keepLines w:val="0"/>
         <w:pageBreakBefore w:val="0"/>
@@ -5258,7 +5223,7 @@
     </w:p>
     <w:p>
       <w:pPr>
-        <w:pStyle w:val="28"/>
+        <w:pStyle w:val="2"/>
         <w:keepNext w:val="0"/>
         <w:keepLines w:val="0"/>
         <w:pageBreakBefore w:val="0"/>
@@ -5288,7 +5253,7 @@
     </w:p>
     <w:p>
       <w:pPr>
-        <w:pStyle w:val="27"/>
+        <w:pStyle w:val="a"/>
         <w:keepNext w:val="0"/>
         <w:keepLines w:val="0"/>
         <w:pageBreakBefore w:val="0"/>
@@ -5316,7 +5281,7 @@
     </w:p>
     <w:p>
       <w:pPr>
-        <w:pStyle w:val="28"/>
+        <w:pStyle w:val="2"/>
         <w:keepNext w:val="0"/>
         <w:keepLines w:val="0"/>
         <w:pageBreakBefore w:val="0"/>
@@ -5346,7 +5311,7 @@
     </w:p>
     <w:p>
       <w:pPr>
-        <w:pStyle w:val="27"/>
+        <w:pStyle w:val="a"/>
         <w:keepNext w:val="0"/>
         <w:keepLines w:val="0"/>
         <w:pageBreakBefore w:val="0"/>
@@ -5374,7 +5339,7 @@
     </w:p>
     <w:p>
       <w:pPr>
-        <w:pStyle w:val="26"/>
+        <w:pStyle w:val="1"/>
         <w:keepNext w:val="0"/>
         <w:keepLines w:val="0"/>
         <w:pageBreakBefore w:val="0"/>
@@ -5404,7 +5369,7 @@
     </w:p>
     <w:p>
       <w:pPr>
-        <w:pStyle w:val="27"/>
+        <w:pStyle w:val="a"/>
         <w:keepNext w:val="0"/>
         <w:keepLines w:val="0"/>
         <w:pageBreakBefore w:val="0"/>
@@ -5432,7 +5397,7 @@
     </w:p>
     <w:p>
       <w:pPr>
-        <w:pStyle w:val="28"/>
+        <w:pStyle w:val="2"/>
         <w:keepNext w:val="0"/>
         <w:keepLines w:val="0"/>
         <w:pageBreakBefore w:val="0"/>
@@ -5462,7 +5427,7 @@
     </w:p>
     <w:p>
       <w:pPr>
-        <w:pStyle w:val="27"/>
+        <w:pStyle w:val="a"/>
         <w:keepNext w:val="0"/>
         <w:keepLines w:val="0"/>
         <w:pageBreakBefore w:val="0"/>
@@ -5503,7 +5468,7 @@
     </w:p>
     <w:p>
       <w:pPr>
-        <w:pStyle w:val="27"/>
+        <w:pStyle w:val="a"/>
         <w:keepNext w:val="0"/>
         <w:keepLines w:val="0"/>
         <w:pageBreakBefore w:val="0"/>
@@ -5544,7 +5509,7 @@
     </w:p>
     <w:p>
       <w:pPr>
-        <w:pStyle w:val="27"/>
+        <w:pStyle w:val="a"/>
         <w:keepNext w:val="0"/>
         <w:keepLines w:val="0"/>
         <w:pageBreakBefore w:val="0"/>
@@ -5572,7 +5537,7 @@
     </w:p>
     <w:p>
       <w:pPr>
-        <w:pStyle w:val="28"/>
+        <w:pStyle w:val="2"/>
         <w:keepNext w:val="0"/>
         <w:keepLines w:val="0"/>
         <w:pageBreakBefore w:val="0"/>
@@ -5602,7 +5567,7 @@
     </w:p>
     <w:p>
       <w:pPr>
-        <w:pStyle w:val="27"/>
+        <w:pStyle w:val="a"/>
         <w:keepNext w:val="0"/>
         <w:keepLines w:val="0"/>
         <w:pageBreakBefore w:val="0"/>
@@ -5650,7 +5615,7 @@
     </w:p>
     <w:p>
       <w:pPr>
-        <w:pStyle w:val="27"/>
+        <w:pStyle w:val="a"/>
         <w:keepNext w:val="0"/>
         <w:keepLines w:val="0"/>
         <w:pageBreakBefore w:val="0"/>
@@ -5678,7 +5643,7 @@
     </w:p>
     <w:p>
       <w:pPr>
-        <w:pStyle w:val="28"/>
+        <w:pStyle w:val="2"/>
         <w:keepNext w:val="0"/>
         <w:keepLines w:val="0"/>
         <w:pageBreakBefore w:val="0"/>
@@ -5708,7 +5673,7 @@
     </w:p>
     <w:p>
       <w:pPr>
-        <w:pStyle w:val="29"/>
+        <w:pStyle w:val="3"/>
         <w:keepNext w:val="0"/>
         <w:keepLines w:val="0"/>
         <w:pageBreakBefore w:val="0"/>
@@ -5738,7 +5703,7 @@
     </w:p>
     <w:p>
       <w:pPr>
-        <w:pStyle w:val="27"/>
+        <w:pStyle w:val="a"/>
         <w:keepNext w:val="0"/>
         <w:keepLines w:val="0"/>
         <w:pageBreakBefore w:val="0"/>
@@ -5779,7 +5744,7 @@
     </w:p>
     <w:p>
       <w:pPr>
-        <w:pStyle w:val="27"/>
+        <w:pStyle w:val="a"/>
         <w:keepNext w:val="0"/>
         <w:keepLines w:val="0"/>
         <w:pageBreakBefore w:val="0"/>
@@ -5807,7 +5772,7 @@
     </w:p>
     <w:p>
       <w:pPr>
-        <w:pStyle w:val="29"/>
+        <w:pStyle w:val="3"/>
         <w:keepNext w:val="0"/>
         <w:keepLines w:val="0"/>
         <w:pageBreakBefore w:val="0"/>
@@ -5837,7 +5802,7 @@
     </w:p>
     <w:p>
       <w:pPr>
-        <w:pStyle w:val="27"/>
+        <w:pStyle w:val="a"/>
         <w:keepNext w:val="0"/>
         <w:keepLines w:val="0"/>
         <w:pageBreakBefore w:val="0"/>
@@ -5865,7 +5830,7 @@
     </w:p>
     <w:p>
       <w:pPr>
-        <w:pStyle w:val="29"/>
+        <w:pStyle w:val="3"/>
         <w:keepNext w:val="0"/>
         <w:keepLines w:val="0"/>
         <w:pageBreakBefore w:val="0"/>
@@ -5895,7 +5860,7 @@
     </w:p>
     <w:p>
       <w:pPr>
-        <w:pStyle w:val="27"/>
+        <w:pStyle w:val="a"/>
         <w:keepNext w:val="0"/>
         <w:keepLines w:val="0"/>
         <w:pageBreakBefore w:val="0"/>
@@ -5923,7 +5888,7 @@
     </w:p>
     <w:p>
       <w:pPr>
-        <w:pStyle w:val="27"/>
+        <w:pStyle w:val="a"/>
         <w:keepNext w:val="0"/>
         <w:keepLines w:val="0"/>
         <w:pageBreakBefore w:val="0"/>
@@ -5951,7 +5916,7 @@
     </w:p>
     <w:p>
       <w:pPr>
-        <w:pStyle w:val="29"/>
+        <w:pStyle w:val="3"/>
         <w:keepNext w:val="0"/>
         <w:keepLines w:val="0"/>
         <w:pageBreakBefore w:val="0"/>
@@ -5981,7 +5946,7 @@
     </w:p>
     <w:p>
       <w:pPr>
-        <w:pStyle w:val="27"/>
+        <w:pStyle w:val="a"/>
         <w:keepNext w:val="0"/>
         <w:keepLines w:val="0"/>
         <w:pageBreakBefore w:val="0"/>
@@ -6009,7 +5974,7 @@
     </w:p>
     <w:p>
       <w:pPr>
-        <w:pStyle w:val="27"/>
+        <w:pStyle w:val="a"/>
         <w:keepNext w:val="0"/>
         <w:keepLines w:val="0"/>
         <w:pageBreakBefore w:val="0"/>
@@ -6037,7 +6002,7 @@
     </w:p>
     <w:p>
       <w:pPr>
-        <w:pStyle w:val="28"/>
+        <w:pStyle w:val="2"/>
         <w:keepNext w:val="0"/>
         <w:keepLines w:val="0"/>
         <w:pageBreakBefore w:val="0"/>
@@ -6067,7 +6032,7 @@
     </w:p>
     <w:p>
       <w:pPr>
-        <w:pStyle w:val="29"/>
+        <w:pStyle w:val="3"/>
         <w:keepNext w:val="0"/>
         <w:keepLines w:val="0"/>
         <w:pageBreakBefore w:val="0"/>
@@ -6097,7 +6062,7 @@
     </w:p>
     <w:p>
       <w:pPr>
-        <w:pStyle w:val="27"/>
+        <w:pStyle w:val="a"/>
         <w:bidi w:val="0"/>
         <w:rPr>
           <w:rFonts w:hint="eastAsia"/>
@@ -6112,7 +6077,7 @@
     </w:p>
     <w:p>
       <w:pPr>
-        <w:pStyle w:val="27"/>
+        <w:pStyle w:val="a"/>
         <w:bidi w:val="0"/>
         <w:rPr>
           <w:rFonts w:hint="eastAsia"/>
@@ -6127,7 +6092,7 @@
     </w:p>
     <w:p>
       <w:pPr>
-        <w:pStyle w:val="29"/>
+        <w:pStyle w:val="3"/>
         <w:keepNext w:val="0"/>
         <w:keepLines w:val="0"/>
         <w:pageBreakBefore w:val="0"/>
@@ -6157,7 +6122,7 @@
     </w:p>
     <w:p>
       <w:pPr>
-        <w:pStyle w:val="27"/>
+        <w:pStyle w:val="a"/>
         <w:bidi w:val="0"/>
         <w:rPr>
           <w:rFonts w:hint="eastAsia"/>
@@ -6172,7 +6137,7 @@
     </w:p>
     <w:p>
       <w:pPr>
-        <w:pStyle w:val="27"/>
+        <w:pStyle w:val="a"/>
         <w:bidi w:val="0"/>
         <w:rPr>
           <w:rFonts w:hint="eastAsia"/>
@@ -6187,7 +6152,7 @@
     </w:p>
     <w:p>
       <w:pPr>
-        <w:pStyle w:val="29"/>
+        <w:pStyle w:val="3"/>
         <w:bidi w:val="0"/>
         <w:rPr>
           <w:rFonts w:hint="eastAsia"/>
@@ -6204,7 +6169,7 @@
     </w:p>
     <w:p>
       <w:pPr>
-        <w:pStyle w:val="27"/>
+        <w:pStyle w:val="a"/>
         <w:bidi w:val="0"/>
         <w:rPr>
           <w:rFonts w:hint="eastAsia"/>
@@ -6219,7 +6184,7 @@
     </w:p>
     <w:p>
       <w:pPr>
-        <w:pStyle w:val="27"/>
+        <w:pStyle w:val="a"/>
         <w:bidi w:val="0"/>
         <w:rPr>
           <w:rFonts w:hint="eastAsia"/>
@@ -6234,7 +6199,7 @@
     </w:p>
     <w:p>
       <w:pPr>
-        <w:pStyle w:val="28"/>
+        <w:pStyle w:val="2"/>
         <w:bidi w:val="0"/>
         <w:rPr>
           <w:rFonts w:hint="eastAsia"/>
@@ -6251,7 +6216,7 @@
     </w:p>
     <w:p>
       <w:pPr>
-        <w:pStyle w:val="27"/>
+        <w:pStyle w:val="a"/>
         <w:bidi w:val="0"/>
         <w:rPr>
           <w:rFonts w:hint="eastAsia"/>
@@ -6266,7 +6231,7 @@
     </w:p>
     <w:p>
       <w:pPr>
-        <w:pStyle w:val="27"/>
+        <w:pStyle w:val="a"/>
         <w:bidi w:val="0"/>
         <w:rPr>
           <w:rFonts w:hint="eastAsia"/>
@@ -6281,7 +6246,7 @@
     </w:p>
     <w:p>
       <w:pPr>
-        <w:pStyle w:val="26"/>
+        <w:pStyle w:val="1"/>
         <w:bidi w:val="0"/>
         <w:rPr>
           <w:rFonts w:hint="eastAsia"/>
@@ -6298,7 +6263,7 @@
     </w:p>
     <w:p>
       <w:pPr>
-        <w:pStyle w:val="28"/>
+        <w:pStyle w:val="2"/>
         <w:bidi w:val="0"/>
         <w:rPr>
           <w:rFonts w:hint="eastAsia"/>
@@ -6315,13 +6280,13 @@
     </w:p>
     <w:p>
       <w:pPr>
-        <w:pStyle w:val="40"/>
+        <w:pStyle w:val="a3"/>
         <w:numPr>
           <w:ilvl w:val="0"/>
           <w:numId w:val="5"/>
         </w:numPr>
         <w:bidi w:val="0"/>
-        <w:ind w:left="425" w:leftChars="0" w:hanging="425" w:firstLineChars="0"/>
+        <w:ind w:left="425" w:hanging="425" w:leftChars="0" w:firstLineChars="0"/>
         <w:rPr>
           <w:rFonts w:hint="eastAsia"/>
         </w:rPr>
@@ -6335,13 +6300,13 @@
     </w:p>
     <w:p>
       <w:pPr>
-        <w:pStyle w:val="40"/>
+        <w:pStyle w:val="a3"/>
         <w:numPr>
           <w:ilvl w:val="0"/>
           <w:numId w:val="5"/>
         </w:numPr>
         <w:bidi w:val="0"/>
-        <w:ind w:left="425" w:leftChars="0" w:hanging="425" w:firstLineChars="0"/>
+        <w:ind w:left="425" w:hanging="425" w:leftChars="0" w:firstLineChars="0"/>
         <w:rPr>
           <w:rFonts w:hint="eastAsia"/>
         </w:rPr>
@@ -6355,13 +6320,13 @@
     </w:p>
     <w:p>
       <w:pPr>
-        <w:pStyle w:val="40"/>
+        <w:pStyle w:val="a3"/>
         <w:numPr>
           <w:ilvl w:val="0"/>
           <w:numId w:val="5"/>
         </w:numPr>
         <w:bidi w:val="0"/>
-        <w:ind w:left="425" w:leftChars="0" w:hanging="425" w:firstLineChars="0"/>
+        <w:ind w:left="425" w:hanging="425" w:leftChars="0" w:firstLineChars="0"/>
         <w:rPr>
           <w:rFonts w:hint="eastAsia"/>
         </w:rPr>
@@ -6375,13 +6340,13 @@
     </w:p>
     <w:p>
       <w:pPr>
-        <w:pStyle w:val="40"/>
+        <w:pStyle w:val="a3"/>
         <w:numPr>
           <w:ilvl w:val="0"/>
           <w:numId w:val="5"/>
         </w:numPr>
         <w:bidi w:val="0"/>
-        <w:ind w:left="425" w:leftChars="0" w:hanging="425" w:firstLineChars="0"/>
+        <w:ind w:left="425" w:hanging="425" w:leftChars="0" w:firstLineChars="0"/>
         <w:rPr>
           <w:rFonts w:hint="eastAsia"/>
         </w:rPr>
@@ -6395,13 +6360,13 @@
     </w:p>
     <w:p>
       <w:pPr>
-        <w:pStyle w:val="40"/>
+        <w:pStyle w:val="a3"/>
         <w:numPr>
           <w:ilvl w:val="0"/>
           <w:numId w:val="5"/>
         </w:numPr>
         <w:bidi w:val="0"/>
-        <w:ind w:left="425" w:leftChars="0" w:hanging="425" w:firstLineChars="0"/>
+        <w:ind w:left="425" w:hanging="425" w:leftChars="0" w:firstLineChars="0"/>
         <w:rPr>
           <w:rFonts w:hint="eastAsia"/>
         </w:rPr>
@@ -6415,13 +6380,13 @@
     </w:p>
     <w:p>
       <w:pPr>
-        <w:pStyle w:val="40"/>
+        <w:pStyle w:val="a3"/>
         <w:numPr>
           <w:ilvl w:val="0"/>
           <w:numId w:val="5"/>
         </w:numPr>
         <w:bidi w:val="0"/>
-        <w:ind w:left="425" w:leftChars="0" w:hanging="425" w:firstLineChars="0"/>
+        <w:ind w:left="425" w:hanging="425" w:leftChars="0" w:firstLineChars="0"/>
         <w:rPr>
           <w:rFonts w:hint="eastAsia"/>
         </w:rPr>
@@ -6435,7 +6400,7 @@
     </w:p>
     <w:p>
       <w:pPr>
-        <w:pStyle w:val="28"/>
+        <w:pStyle w:val="2"/>
         <w:bidi w:val="0"/>
         <w:rPr>
           <w:rFonts w:hint="eastAsia"/>
@@ -6452,7 +6417,7 @@
     </w:p>
     <w:p>
       <w:pPr>
-        <w:pStyle w:val="29"/>
+        <w:pStyle w:val="3"/>
         <w:bidi w:val="0"/>
         <w:rPr>
           <w:rFonts w:hint="eastAsia"/>
@@ -6469,7 +6434,7 @@
     </w:p>
     <w:p>
       <w:pPr>
-        <w:pStyle w:val="27"/>
+        <w:pStyle w:val="a"/>
         <w:bidi w:val="0"/>
         <w:rPr>
           <w:rFonts w:hint="eastAsia"/>
@@ -6484,7 +6449,7 @@
     </w:p>
     <w:p>
       <w:pPr>
-        <w:pStyle w:val="29"/>
+        <w:pStyle w:val="3"/>
         <w:bidi w:val="0"/>
         <w:rPr>
           <w:rFonts w:hint="eastAsia"/>
@@ -6501,7 +6466,7 @@
     </w:p>
     <w:p>
       <w:pPr>
-        <w:pStyle w:val="27"/>
+        <w:pStyle w:val="a"/>
         <w:bidi w:val="0"/>
         <w:rPr>
           <w:rFonts w:hint="eastAsia"/>
@@ -6516,7 +6481,7 @@
     </w:p>
     <w:p>
       <w:pPr>
-        <w:pStyle w:val="29"/>
+        <w:pStyle w:val="3"/>
         <w:bidi w:val="0"/>
         <w:rPr>
           <w:rFonts w:hint="eastAsia"/>
@@ -6533,7 +6498,7 @@
     </w:p>
     <w:p>
       <w:pPr>
-        <w:pStyle w:val="27"/>
+        <w:pStyle w:val="a"/>
         <w:bidi w:val="0"/>
         <w:rPr>
           <w:rFonts w:hint="eastAsia"/>
@@ -6548,7 +6513,7 @@
     </w:p>
     <w:p>
       <w:pPr>
-        <w:pStyle w:val="29"/>
+        <w:pStyle w:val="3"/>
         <w:bidi w:val="0"/>
         <w:rPr>
           <w:rFonts w:hint="eastAsia"/>
@@ -6565,7 +6530,7 @@
     </w:p>
     <w:p>
       <w:pPr>
-        <w:pStyle w:val="27"/>
+        <w:pStyle w:val="a"/>
         <w:bidi w:val="0"/>
         <w:rPr>
           <w:rFonts w:hint="eastAsia"/>
@@ -6580,7 +6545,7 @@
     </w:p>
     <w:p>
       <w:pPr>
-        <w:pStyle w:val="28"/>
+        <w:pStyle w:val="2"/>
         <w:bidi w:val="0"/>
         <w:rPr>
           <w:rFonts w:hint="eastAsia"/>
@@ -6597,7 +6562,7 @@
     </w:p>
     <w:p>
       <w:pPr>
-        <w:pStyle w:val="29"/>
+        <w:pStyle w:val="3"/>
         <w:bidi w:val="0"/>
         <w:rPr>
           <w:rFonts w:hint="eastAsia"/>
@@ -6614,7 +6579,7 @@
     </w:p>
     <w:p>
       <w:pPr>
-        <w:pStyle w:val="27"/>
+        <w:pStyle w:val="a"/>
         <w:bidi w:val="0"/>
         <w:rPr>
           <w:rFonts w:hint="eastAsia"/>
@@ -6629,7 +6594,7 @@
     </w:p>
     <w:p>
       <w:pPr>
-        <w:pStyle w:val="29"/>
+        <w:pStyle w:val="3"/>
         <w:bidi w:val="0"/>
         <w:rPr>
           <w:rFonts w:hint="eastAsia"/>
@@ -6646,7 +6611,7 @@
     </w:p>
     <w:p>
       <w:pPr>
-        <w:pStyle w:val="27"/>
+        <w:pStyle w:val="a"/>
         <w:bidi w:val="0"/>
         <w:rPr>
           <w:rFonts w:hint="eastAsia"/>
@@ -6661,7 +6626,7 @@
     </w:p>
     <w:p>
       <w:pPr>
-        <w:pStyle w:val="29"/>
+        <w:pStyle w:val="3"/>
         <w:bidi w:val="0"/>
         <w:rPr>
           <w:rFonts w:hint="eastAsia"/>
@@ -6678,7 +6643,7 @@
     </w:p>
     <w:p>
       <w:pPr>
-        <w:pStyle w:val="27"/>
+        <w:pStyle w:val="a"/>
         <w:bidi w:val="0"/>
         <w:rPr>
           <w:rFonts w:hint="eastAsia"/>
@@ -6693,7 +6658,7 @@
     </w:p>
     <w:p>
       <w:pPr>
-        <w:pStyle w:val="29"/>
+        <w:pStyle w:val="3"/>
         <w:bidi w:val="0"/>
         <w:rPr>
           <w:rFonts w:hint="eastAsia"/>
@@ -6737,7 +6702,7 @@
     </w:p>
     <w:p>
       <w:pPr>
-        <w:pStyle w:val="28"/>
+        <w:pStyle w:val="2"/>
         <w:bidi w:val="0"/>
         <w:rPr>
           <w:rFonts w:hint="default"/>
@@ -6756,7 +6721,7 @@
     </w:p>
     <w:p>
       <w:pPr>
-        <w:pStyle w:val="29"/>
+        <w:pStyle w:val="3"/>
         <w:bidi w:val="0"/>
         <w:rPr>
           <w:rFonts w:hint="default"/>
@@ -6775,7 +6740,7 @@
     </w:p>
     <w:p>
       <w:pPr>
-        <w:pStyle w:val="27"/>
+        <w:pStyle w:val="a"/>
         <w:bidi w:val="0"/>
       </w:pPr>
       <w:r>
@@ -6787,15 +6752,14 @@
         <w:tblW w:w="0" w:type="auto"/>
         <w:tblInd w:w="0" w:type="dxa"/>
         <w:tblBorders>
-          <w:top w:val="single" w:color="auto" w:sz="4" w:space="0"/>
-          <w:left w:val="single" w:color="auto" w:sz="4" w:space="0"/>
-          <w:bottom w:val="single" w:color="auto" w:sz="4" w:space="0"/>
-          <w:right w:val="single" w:color="auto" w:sz="4" w:space="0"/>
-          <w:insideH w:val="single" w:color="auto" w:sz="4" w:space="0"/>
-          <w:insideV w:val="single" w:color="auto" w:sz="4" w:space="0"/>
+          <w:top w:val="single" w:sz="4" w:space="0" w:color="auto"/>
+          <w:left w:val="single" w:sz="4" w:space="0" w:color="auto"/>
+          <w:bottom w:val="single" w:sz="4" w:space="0" w:color="auto"/>
+          <w:right w:val="single" w:sz="4" w:space="0" w:color="auto"/>
+          <w:insideH w:val="single" w:sz="4" w:space="0" w:color="auto"/>
+          <w:insideV w:val="single" w:sz="4" w:space="0" w:color="auto"/>
         </w:tblBorders>
         <w:shd w:val="clear" w:color="auto" w:fill="auto"/>
-        <w:tblLayout w:type="autofit"/>
         <w:tblCellMar>
           <w:top w:w="15" w:type="dxa"/>
           <w:left w:w="15" w:type="dxa"/>
@@ -6812,14 +6776,17 @@
       </w:tblGrid>
       <w:tr>
         <w:tblPrEx>
+          <w:tblW w:w="0" w:type="auto"/>
+          <w:tblInd w:w="0" w:type="dxa"/>
           <w:tblBorders>
-            <w:top w:val="single" w:color="auto" w:sz="4" w:space="0"/>
-            <w:left w:val="single" w:color="auto" w:sz="4" w:space="0"/>
-            <w:bottom w:val="single" w:color="auto" w:sz="4" w:space="0"/>
-            <w:right w:val="single" w:color="auto" w:sz="4" w:space="0"/>
-            <w:insideH w:val="single" w:color="auto" w:sz="4" w:space="0"/>
-            <w:insideV w:val="single" w:color="auto" w:sz="4" w:space="0"/>
+            <w:top w:val="single" w:sz="4" w:space="0" w:color="auto"/>
+            <w:left w:val="single" w:sz="4" w:space="0" w:color="auto"/>
+            <w:bottom w:val="single" w:sz="4" w:space="0" w:color="auto"/>
+            <w:right w:val="single" w:sz="4" w:space="0" w:color="auto"/>
+            <w:insideH w:val="single" w:sz="4" w:space="0" w:color="auto"/>
+            <w:insideV w:val="single" w:sz="4" w:space="0" w:color="auto"/>
           </w:tblBorders>
+          <w:shd w:val="clear" w:color="auto" w:fill="auto"/>
           <w:tblCellMar>
             <w:top w:w="15" w:type="dxa"/>
             <w:left w:w="15" w:type="dxa"/>
@@ -6851,7 +6818,7 @@
               <w:spacing w:line="300" w:lineRule="atLeast"/>
               <w:jc w:val="left"/>
               <w:rPr>
-                <w:rFonts w:ascii="Segoe UI" w:hAnsi="Segoe UI" w:eastAsia="Segoe UI" w:cs="Segoe UI"/>
+                <w:rFonts w:ascii="Segoe UI" w:eastAsia="Segoe UI" w:hAnsi="Segoe UI" w:cs="Segoe UI"/>
                 <w:i w:val="0"/>
                 <w:iCs w:val="0"/>
                 <w:caps w:val="0"/>
@@ -6863,7 +6830,7 @@
             </w:pPr>
             <w:r>
               <w:rPr>
-                <w:rFonts w:hint="default" w:ascii="Segoe UI" w:hAnsi="Segoe UI" w:eastAsia="Segoe UI" w:cs="Segoe UI"/>
+                <w:rFonts w:ascii="Segoe UI" w:eastAsia="Segoe UI" w:hAnsi="Segoe UI" w:cs="Segoe UI" w:hint="default"/>
                 <w:i w:val="0"/>
                 <w:iCs w:val="0"/>
                 <w:caps w:val="0"/>
@@ -6873,8 +6840,8 @@
                 <w:kern w:val="0"/>
                 <w:sz w:val="18"/>
                 <w:szCs w:val="18"/>
-                <w:bdr w:val="none" w:color="auto" w:sz="0" w:space="0"/>
-                <w:lang w:val="en-US" w:eastAsia="zh-CN" w:bidi="ar"/>
+                <w:bdr w:val="nil"/>
+                <w:lang w:val="en-US" w:eastAsia="zh-CN"/>
               </w:rPr>
               <w:t>阶段</w:t>
             </w:r>
@@ -6901,7 +6868,7 @@
               <w:spacing w:line="300" w:lineRule="atLeast"/>
               <w:jc w:val="left"/>
               <w:rPr>
-                <w:rFonts w:hint="default" w:ascii="Segoe UI" w:hAnsi="Segoe UI" w:eastAsia="Segoe UI" w:cs="Segoe UI"/>
+                <w:rFonts w:ascii="Segoe UI" w:eastAsia="Segoe UI" w:hAnsi="Segoe UI" w:cs="Segoe UI" w:hint="default"/>
                 <w:i w:val="0"/>
                 <w:iCs w:val="0"/>
                 <w:caps w:val="0"/>
@@ -6913,7 +6880,7 @@
             </w:pPr>
             <w:r>
               <w:rPr>
-                <w:rFonts w:hint="default" w:ascii="Segoe UI" w:hAnsi="Segoe UI" w:eastAsia="Segoe UI" w:cs="Segoe UI"/>
+                <w:rFonts w:ascii="Segoe UI" w:eastAsia="Segoe UI" w:hAnsi="Segoe UI" w:cs="Segoe UI" w:hint="default"/>
                 <w:i w:val="0"/>
                 <w:iCs w:val="0"/>
                 <w:caps w:val="0"/>
@@ -6923,8 +6890,8 @@
                 <w:kern w:val="0"/>
                 <w:sz w:val="18"/>
                 <w:szCs w:val="18"/>
-                <w:bdr w:val="none" w:color="auto" w:sz="0" w:space="0"/>
-                <w:lang w:val="en-US" w:eastAsia="zh-CN" w:bidi="ar"/>
+                <w:bdr w:val="nil"/>
+                <w:lang w:val="en-US" w:eastAsia="zh-CN"/>
               </w:rPr>
               <w:t>交付物名称</w:t>
             </w:r>
@@ -6951,7 +6918,7 @@
               <w:spacing w:line="300" w:lineRule="atLeast"/>
               <w:jc w:val="left"/>
               <w:rPr>
-                <w:rFonts w:hint="default" w:ascii="Segoe UI" w:hAnsi="Segoe UI" w:eastAsia="Segoe UI" w:cs="Segoe UI"/>
+                <w:rFonts w:ascii="Segoe UI" w:eastAsia="Segoe UI" w:hAnsi="Segoe UI" w:cs="Segoe UI" w:hint="default"/>
                 <w:i w:val="0"/>
                 <w:iCs w:val="0"/>
                 <w:caps w:val="0"/>
@@ -6963,7 +6930,7 @@
             </w:pPr>
             <w:r>
               <w:rPr>
-                <w:rFonts w:hint="default" w:ascii="Segoe UI" w:hAnsi="Segoe UI" w:eastAsia="Segoe UI" w:cs="Segoe UI"/>
+                <w:rFonts w:ascii="Segoe UI" w:eastAsia="Segoe UI" w:hAnsi="Segoe UI" w:cs="Segoe UI" w:hint="default"/>
                 <w:i w:val="0"/>
                 <w:iCs w:val="0"/>
                 <w:caps w:val="0"/>
@@ -6973,8 +6940,8 @@
                 <w:kern w:val="0"/>
                 <w:sz w:val="18"/>
                 <w:szCs w:val="18"/>
-                <w:bdr w:val="none" w:color="auto" w:sz="0" w:space="0"/>
-                <w:lang w:val="en-US" w:eastAsia="zh-CN" w:bidi="ar"/>
+                <w:bdr w:val="nil"/>
+                <w:lang w:val="en-US" w:eastAsia="zh-CN"/>
               </w:rPr>
               <w:t>核心内容要求</w:t>
             </w:r>
@@ -7001,7 +6968,7 @@
               <w:spacing w:line="300" w:lineRule="atLeast"/>
               <w:jc w:val="left"/>
               <w:rPr>
-                <w:rFonts w:hint="default" w:ascii="Segoe UI" w:hAnsi="Segoe UI" w:eastAsia="Segoe UI" w:cs="Segoe UI"/>
+                <w:rFonts w:ascii="Segoe UI" w:eastAsia="Segoe UI" w:hAnsi="Segoe UI" w:cs="Segoe UI" w:hint="default"/>
                 <w:i w:val="0"/>
                 <w:iCs w:val="0"/>
                 <w:caps w:val="0"/>
@@ -7013,7 +6980,7 @@
             </w:pPr>
             <w:r>
               <w:rPr>
-                <w:rFonts w:hint="default" w:ascii="Segoe UI" w:hAnsi="Segoe UI" w:eastAsia="Segoe UI" w:cs="Segoe UI"/>
+                <w:rFonts w:ascii="Segoe UI" w:eastAsia="Segoe UI" w:hAnsi="Segoe UI" w:cs="Segoe UI" w:hint="default"/>
                 <w:i w:val="0"/>
                 <w:iCs w:val="0"/>
                 <w:caps w:val="0"/>
@@ -7023,8 +6990,8 @@
                 <w:kern w:val="0"/>
                 <w:sz w:val="18"/>
                 <w:szCs w:val="18"/>
-                <w:bdr w:val="none" w:color="auto" w:sz="0" w:space="0"/>
-                <w:lang w:val="en-US" w:eastAsia="zh-CN" w:bidi="ar"/>
+                <w:bdr w:val="nil"/>
+                <w:lang w:val="en-US" w:eastAsia="zh-CN"/>
               </w:rPr>
               <w:t>输出责任人</w:t>
             </w:r>
@@ -7051,7 +7018,7 @@
               <w:spacing w:line="300" w:lineRule="atLeast"/>
               <w:jc w:val="left"/>
               <w:rPr>
-                <w:rFonts w:hint="default" w:ascii="Segoe UI" w:hAnsi="Segoe UI" w:eastAsia="Segoe UI" w:cs="Segoe UI"/>
+                <w:rFonts w:ascii="Segoe UI" w:eastAsia="Segoe UI" w:hAnsi="Segoe UI" w:cs="Segoe UI" w:hint="default"/>
                 <w:i w:val="0"/>
                 <w:iCs w:val="0"/>
                 <w:caps w:val="0"/>
@@ -7063,7 +7030,7 @@
             </w:pPr>
             <w:r>
               <w:rPr>
-                <w:rFonts w:hint="default" w:ascii="Segoe UI" w:hAnsi="Segoe UI" w:eastAsia="Segoe UI" w:cs="Segoe UI"/>
+                <w:rFonts w:ascii="Segoe UI" w:eastAsia="Segoe UI" w:hAnsi="Segoe UI" w:cs="Segoe UI" w:hint="default"/>
                 <w:i w:val="0"/>
                 <w:iCs w:val="0"/>
                 <w:caps w:val="0"/>
@@ -7073,8 +7040,8 @@
                 <w:kern w:val="0"/>
                 <w:sz w:val="18"/>
                 <w:szCs w:val="18"/>
-                <w:bdr w:val="none" w:color="auto" w:sz="0" w:space="0"/>
-                <w:lang w:val="en-US" w:eastAsia="zh-CN" w:bidi="ar"/>
+                <w:bdr w:val="nil"/>
+                <w:lang w:val="en-US" w:eastAsia="zh-CN"/>
               </w:rPr>
               <w:t>交付对象</w:t>
             </w:r>
@@ -7083,1315 +7050,8 @@
       </w:tr>
       <w:tr>
         <w:tblPrEx>
-          <w:tblBorders>
-            <w:top w:val="single" w:color="auto" w:sz="4" w:space="0"/>
-            <w:left w:val="single" w:color="auto" w:sz="4" w:space="0"/>
-            <w:bottom w:val="single" w:color="auto" w:sz="4" w:space="0"/>
-            <w:right w:val="single" w:color="auto" w:sz="4" w:space="0"/>
-            <w:insideH w:val="single" w:color="auto" w:sz="4" w:space="0"/>
-            <w:insideV w:val="single" w:color="auto" w:sz="4" w:space="0"/>
-          </w:tblBorders>
-          <w:tblCellMar>
-            <w:top w:w="15" w:type="dxa"/>
-            <w:left w:w="15" w:type="dxa"/>
-            <w:bottom w:w="15" w:type="dxa"/>
-            <w:right w:w="15" w:type="dxa"/>
-          </w:tblCellMar>
-        </w:tblPrEx>
-        <w:tc>
-          <w:tcPr>
-            <w:tcW w:w="805" w:type="dxa"/>
-            <w:vMerge w:val="restart"/>
-            <w:shd w:val="clear" w:color="auto" w:fill="auto"/>
-            <w:tcMar>
-              <w:top w:w="120" w:type="dxa"/>
-              <w:left w:w="0" w:type="dxa"/>
-              <w:bottom w:w="120" w:type="dxa"/>
-              <w:right w:w="192" w:type="dxa"/>
-            </w:tcMar>
-            <w:vAlign w:val="center"/>
-          </w:tcPr>
-          <w:p>
-            <w:pPr>
-              <w:keepNext w:val="0"/>
-              <w:keepLines w:val="0"/>
-              <w:widowControl/>
-              <w:suppressLineNumbers w:val="0"/>
-              <w:spacing w:line="300" w:lineRule="atLeast"/>
-              <w:jc w:val="left"/>
-              <w:rPr>
-                <w:rFonts w:hint="default" w:ascii="Segoe UI" w:hAnsi="Segoe UI" w:eastAsia="Segoe UI" w:cs="Segoe UI"/>
-                <w:i w:val="0"/>
-                <w:iCs w:val="0"/>
-                <w:caps w:val="0"/>
-                <w:color w:val="0F1115"/>
-                <w:spacing w:val="0"/>
-                <w:sz w:val="18"/>
-                <w:szCs w:val="18"/>
-              </w:rPr>
-            </w:pPr>
-            <w:r>
-              <w:rPr>
-                <w:rStyle w:val="23"/>
-                <w:rFonts w:hint="default" w:ascii="Segoe UI" w:hAnsi="Segoe UI" w:eastAsia="Segoe UI" w:cs="Segoe UI"/>
-                <w:b/>
-                <w:bCs/>
-                <w:i w:val="0"/>
-                <w:iCs w:val="0"/>
-                <w:caps w:val="0"/>
-                <w:snapToGrid w:val="0"/>
-                <w:color w:val="000000"/>
-                <w:spacing w:val="0"/>
-                <w:kern w:val="0"/>
-                <w:sz w:val="18"/>
-                <w:szCs w:val="18"/>
-                <w:bdr w:val="none" w:color="auto" w:sz="0" w:space="0"/>
-                <w:lang w:val="en-US" w:eastAsia="zh-CN" w:bidi="ar"/>
-              </w:rPr>
-              <w:t>立项与准备</w:t>
-            </w:r>
-          </w:p>
-        </w:tc>
-        <w:tc>
-          <w:tcPr>
-            <w:tcW w:w="2328" w:type="dxa"/>
-            <w:shd w:val="clear" w:color="auto" w:fill="auto"/>
-            <w:tcMar>
-              <w:top w:w="120" w:type="dxa"/>
-              <w:left w:w="192" w:type="dxa"/>
-              <w:bottom w:w="120" w:type="dxa"/>
-              <w:right w:w="192" w:type="dxa"/>
-            </w:tcMar>
-            <w:vAlign w:val="center"/>
-          </w:tcPr>
-          <w:p>
-            <w:pPr>
-              <w:keepNext w:val="0"/>
-              <w:keepLines w:val="0"/>
-              <w:widowControl/>
-              <w:suppressLineNumbers w:val="0"/>
-              <w:spacing w:line="300" w:lineRule="atLeast"/>
-              <w:jc w:val="left"/>
-              <w:rPr>
-                <w:rFonts w:hint="default" w:ascii="Segoe UI" w:hAnsi="Segoe UI" w:eastAsia="Segoe UI" w:cs="Segoe UI"/>
-                <w:i w:val="0"/>
-                <w:iCs w:val="0"/>
-                <w:caps w:val="0"/>
-                <w:color w:val="0F1115"/>
-                <w:spacing w:val="0"/>
-                <w:sz w:val="18"/>
-                <w:szCs w:val="18"/>
-              </w:rPr>
-            </w:pPr>
-            <w:r>
-              <w:rPr>
-                <w:rFonts w:hint="default" w:ascii="Segoe UI" w:hAnsi="Segoe UI" w:eastAsia="Segoe UI" w:cs="Segoe UI"/>
-                <w:i w:val="0"/>
-                <w:iCs w:val="0"/>
-                <w:caps w:val="0"/>
-                <w:snapToGrid w:val="0"/>
-                <w:color w:val="000000"/>
-                <w:spacing w:val="0"/>
-                <w:kern w:val="0"/>
-                <w:sz w:val="18"/>
-                <w:szCs w:val="18"/>
-                <w:bdr w:val="none" w:color="auto" w:sz="0" w:space="0"/>
-                <w:lang w:val="en-US" w:eastAsia="zh-CN" w:bidi="ar"/>
-              </w:rPr>
-              <w:t>《项目实施方案》</w:t>
-            </w:r>
-          </w:p>
-        </w:tc>
-        <w:tc>
-          <w:tcPr>
-            <w:tcW w:w="2447" w:type="dxa"/>
-            <w:shd w:val="clear" w:color="auto" w:fill="auto"/>
-            <w:tcMar>
-              <w:top w:w="120" w:type="dxa"/>
-              <w:left w:w="192" w:type="dxa"/>
-              <w:bottom w:w="120" w:type="dxa"/>
-              <w:right w:w="192" w:type="dxa"/>
-            </w:tcMar>
-            <w:vAlign w:val="center"/>
-          </w:tcPr>
-          <w:p>
-            <w:pPr>
-              <w:keepNext w:val="0"/>
-              <w:keepLines w:val="0"/>
-              <w:widowControl/>
-              <w:suppressLineNumbers w:val="0"/>
-              <w:spacing w:line="300" w:lineRule="atLeast"/>
-              <w:jc w:val="left"/>
-              <w:rPr>
-                <w:rFonts w:hint="default" w:ascii="Segoe UI" w:hAnsi="Segoe UI" w:eastAsia="Segoe UI" w:cs="Segoe UI"/>
-                <w:i w:val="0"/>
-                <w:iCs w:val="0"/>
-                <w:caps w:val="0"/>
-                <w:color w:val="0F1115"/>
-                <w:spacing w:val="0"/>
-                <w:sz w:val="18"/>
-                <w:szCs w:val="18"/>
-              </w:rPr>
-            </w:pPr>
-            <w:r>
-              <w:rPr>
-                <w:rFonts w:hint="default" w:ascii="Segoe UI" w:hAnsi="Segoe UI" w:eastAsia="Segoe UI" w:cs="Segoe UI"/>
-                <w:i w:val="0"/>
-                <w:iCs w:val="0"/>
-                <w:caps w:val="0"/>
-                <w:snapToGrid w:val="0"/>
-                <w:color w:val="000000"/>
-                <w:spacing w:val="0"/>
-                <w:kern w:val="0"/>
-                <w:sz w:val="18"/>
-                <w:szCs w:val="18"/>
-                <w:bdr w:val="none" w:color="auto" w:sz="0" w:space="0"/>
-                <w:lang w:val="en-US" w:eastAsia="zh-CN" w:bidi="ar"/>
-              </w:rPr>
-              <w:t>项目目标、范围、团队、计划、SLA确认</w:t>
-            </w:r>
-          </w:p>
-        </w:tc>
-        <w:tc>
-          <w:tcPr>
-            <w:tcW w:w="0" w:type="auto"/>
-            <w:shd w:val="clear" w:color="auto" w:fill="auto"/>
-            <w:tcMar>
-              <w:top w:w="120" w:type="dxa"/>
-              <w:left w:w="192" w:type="dxa"/>
-              <w:bottom w:w="120" w:type="dxa"/>
-              <w:right w:w="192" w:type="dxa"/>
-            </w:tcMar>
-            <w:vAlign w:val="center"/>
-          </w:tcPr>
-          <w:p>
-            <w:pPr>
-              <w:keepNext w:val="0"/>
-              <w:keepLines w:val="0"/>
-              <w:widowControl/>
-              <w:suppressLineNumbers w:val="0"/>
-              <w:spacing w:line="300" w:lineRule="atLeast"/>
-              <w:jc w:val="left"/>
-              <w:rPr>
-                <w:rFonts w:hint="default" w:ascii="Segoe UI" w:hAnsi="Segoe UI" w:eastAsia="Segoe UI" w:cs="Segoe UI"/>
-                <w:i w:val="0"/>
-                <w:iCs w:val="0"/>
-                <w:caps w:val="0"/>
-                <w:color w:val="0F1115"/>
-                <w:spacing w:val="0"/>
-                <w:sz w:val="18"/>
-                <w:szCs w:val="18"/>
-              </w:rPr>
-            </w:pPr>
-            <w:r>
-              <w:rPr>
-                <w:rFonts w:hint="eastAsia" w:ascii="Segoe UI" w:hAnsi="Segoe UI" w:eastAsia="Segoe UI" w:cs="Segoe UI"/>
-                <w:i w:val="0"/>
-                <w:iCs w:val="0"/>
-                <w:caps w:val="0"/>
-                <w:snapToGrid w:val="0"/>
-                <w:color w:val="000000"/>
-                <w:spacing w:val="0"/>
-                <w:kern w:val="0"/>
-                <w:sz w:val="18"/>
-                <w:szCs w:val="18"/>
-                <w:bdr w:val="none" w:color="auto" w:sz="0" w:space="0"/>
-                <w:lang w:val="en-US" w:eastAsia="zh-CN" w:bidi="ar"/>
-              </w:rPr>
-              <w:t>运维实施</w:t>
-            </w:r>
-            <w:r>
-              <w:rPr>
-                <w:rFonts w:hint="default" w:ascii="Segoe UI" w:hAnsi="Segoe UI" w:eastAsia="Segoe UI" w:cs="Segoe UI"/>
-                <w:i w:val="0"/>
-                <w:iCs w:val="0"/>
-                <w:caps w:val="0"/>
-                <w:snapToGrid w:val="0"/>
-                <w:color w:val="000000"/>
-                <w:spacing w:val="0"/>
-                <w:kern w:val="0"/>
-                <w:sz w:val="18"/>
-                <w:szCs w:val="18"/>
-                <w:bdr w:val="none" w:color="auto" w:sz="0" w:space="0"/>
-                <w:lang w:val="en-US" w:eastAsia="zh-CN" w:bidi="ar"/>
-              </w:rPr>
-              <w:t>工程师/运维部经理</w:t>
-            </w:r>
-          </w:p>
-        </w:tc>
-        <w:tc>
-          <w:tcPr>
-            <w:tcW w:w="0" w:type="auto"/>
-            <w:shd w:val="clear" w:color="auto" w:fill="auto"/>
-            <w:tcMar>
-              <w:top w:w="120" w:type="dxa"/>
-              <w:left w:w="192" w:type="dxa"/>
-              <w:bottom w:w="120" w:type="dxa"/>
-              <w:right w:w="0" w:type="dxa"/>
-            </w:tcMar>
-            <w:vAlign w:val="center"/>
-          </w:tcPr>
-          <w:p>
-            <w:pPr>
-              <w:keepNext w:val="0"/>
-              <w:keepLines w:val="0"/>
-              <w:widowControl/>
-              <w:suppressLineNumbers w:val="0"/>
-              <w:spacing w:line="300" w:lineRule="atLeast"/>
-              <w:jc w:val="left"/>
-              <w:rPr>
-                <w:rFonts w:hint="default" w:ascii="Segoe UI" w:hAnsi="Segoe UI" w:eastAsia="Segoe UI" w:cs="Segoe UI"/>
-                <w:i w:val="0"/>
-                <w:iCs w:val="0"/>
-                <w:caps w:val="0"/>
-                <w:color w:val="0F1115"/>
-                <w:spacing w:val="0"/>
-                <w:sz w:val="18"/>
-                <w:szCs w:val="18"/>
-              </w:rPr>
-            </w:pPr>
-            <w:r>
-              <w:rPr>
-                <w:rFonts w:hint="default" w:ascii="Segoe UI" w:hAnsi="Segoe UI" w:eastAsia="Segoe UI" w:cs="Segoe UI"/>
-                <w:i w:val="0"/>
-                <w:iCs w:val="0"/>
-                <w:caps w:val="0"/>
-                <w:snapToGrid w:val="0"/>
-                <w:color w:val="000000"/>
-                <w:spacing w:val="0"/>
-                <w:kern w:val="0"/>
-                <w:sz w:val="18"/>
-                <w:szCs w:val="18"/>
-                <w:bdr w:val="none" w:color="auto" w:sz="0" w:space="0"/>
-                <w:lang w:val="en-US" w:eastAsia="zh-CN" w:bidi="ar"/>
-              </w:rPr>
-              <w:t>客户项目负责人</w:t>
-            </w:r>
-          </w:p>
-        </w:tc>
-      </w:tr>
-      <w:tr>
-        <w:tblPrEx>
-          <w:tblBorders>
-            <w:top w:val="single" w:color="auto" w:sz="4" w:space="0"/>
-            <w:left w:val="single" w:color="auto" w:sz="4" w:space="0"/>
-            <w:bottom w:val="single" w:color="auto" w:sz="4" w:space="0"/>
-            <w:right w:val="single" w:color="auto" w:sz="4" w:space="0"/>
-            <w:insideH w:val="single" w:color="auto" w:sz="4" w:space="0"/>
-            <w:insideV w:val="single" w:color="auto" w:sz="4" w:space="0"/>
-          </w:tblBorders>
-          <w:shd w:val="clear" w:color="auto" w:fill="auto"/>
-          <w:tblCellMar>
-            <w:top w:w="15" w:type="dxa"/>
-            <w:left w:w="15" w:type="dxa"/>
-            <w:bottom w:w="15" w:type="dxa"/>
-            <w:right w:w="15" w:type="dxa"/>
-          </w:tblCellMar>
-        </w:tblPrEx>
-        <w:tc>
-          <w:tcPr>
-            <w:tcW w:w="805" w:type="dxa"/>
-            <w:vMerge w:val="continue"/>
-            <w:shd w:val="clear" w:color="auto" w:fill="auto"/>
-            <w:tcMar>
-              <w:top w:w="120" w:type="dxa"/>
-              <w:left w:w="0" w:type="dxa"/>
-              <w:bottom w:w="120" w:type="dxa"/>
-              <w:right w:w="192" w:type="dxa"/>
-            </w:tcMar>
-            <w:vAlign w:val="center"/>
-          </w:tcPr>
-          <w:p>
-            <w:pPr>
-              <w:rPr>
-                <w:rFonts w:hint="default" w:ascii="Segoe UI" w:hAnsi="Segoe UI" w:eastAsia="Segoe UI" w:cs="Segoe UI"/>
-                <w:i w:val="0"/>
-                <w:iCs w:val="0"/>
-                <w:caps w:val="0"/>
-                <w:color w:val="0F1115"/>
-                <w:spacing w:val="0"/>
-                <w:sz w:val="18"/>
-                <w:szCs w:val="18"/>
-              </w:rPr>
-            </w:pPr>
-          </w:p>
-        </w:tc>
-        <w:tc>
-          <w:tcPr>
-            <w:tcW w:w="2328" w:type="dxa"/>
-            <w:shd w:val="clear" w:color="auto" w:fill="auto"/>
-            <w:tcMar>
-              <w:top w:w="120" w:type="dxa"/>
-              <w:left w:w="192" w:type="dxa"/>
-              <w:bottom w:w="120" w:type="dxa"/>
-              <w:right w:w="192" w:type="dxa"/>
-            </w:tcMar>
-            <w:vAlign w:val="center"/>
-          </w:tcPr>
-          <w:p>
-            <w:pPr>
-              <w:keepNext w:val="0"/>
-              <w:keepLines w:val="0"/>
-              <w:widowControl/>
-              <w:suppressLineNumbers w:val="0"/>
-              <w:spacing w:line="300" w:lineRule="atLeast"/>
-              <w:jc w:val="left"/>
-              <w:rPr>
-                <w:rFonts w:hint="default" w:ascii="Segoe UI" w:hAnsi="Segoe UI" w:eastAsia="Segoe UI" w:cs="Segoe UI"/>
-                <w:i w:val="0"/>
-                <w:iCs w:val="0"/>
-                <w:caps w:val="0"/>
-                <w:color w:val="0F1115"/>
-                <w:spacing w:val="0"/>
-                <w:sz w:val="18"/>
-                <w:szCs w:val="18"/>
-              </w:rPr>
-            </w:pPr>
-            <w:r>
-              <w:rPr>
-                <w:rFonts w:hint="default" w:ascii="Segoe UI" w:hAnsi="Segoe UI" w:eastAsia="Segoe UI" w:cs="Segoe UI"/>
-                <w:i w:val="0"/>
-                <w:iCs w:val="0"/>
-                <w:caps w:val="0"/>
-                <w:snapToGrid w:val="0"/>
-                <w:color w:val="000000"/>
-                <w:spacing w:val="0"/>
-                <w:kern w:val="0"/>
-                <w:sz w:val="18"/>
-                <w:szCs w:val="18"/>
-                <w:bdr w:val="none" w:color="auto" w:sz="0" w:space="0"/>
-                <w:lang w:val="en-US" w:eastAsia="zh-CN" w:bidi="ar"/>
-              </w:rPr>
-              <w:t>《运维服务计划》</w:t>
-            </w:r>
-          </w:p>
-        </w:tc>
-        <w:tc>
-          <w:tcPr>
-            <w:tcW w:w="2447" w:type="dxa"/>
-            <w:shd w:val="clear" w:color="auto" w:fill="auto"/>
-            <w:tcMar>
-              <w:top w:w="120" w:type="dxa"/>
-              <w:left w:w="192" w:type="dxa"/>
-              <w:bottom w:w="120" w:type="dxa"/>
-              <w:right w:w="192" w:type="dxa"/>
-            </w:tcMar>
-            <w:vAlign w:val="center"/>
-          </w:tcPr>
-          <w:p>
-            <w:pPr>
-              <w:keepNext w:val="0"/>
-              <w:keepLines w:val="0"/>
-              <w:widowControl/>
-              <w:suppressLineNumbers w:val="0"/>
-              <w:spacing w:line="300" w:lineRule="atLeast"/>
-              <w:jc w:val="left"/>
-              <w:rPr>
-                <w:rFonts w:hint="default" w:ascii="Segoe UI" w:hAnsi="Segoe UI" w:eastAsia="Segoe UI" w:cs="Segoe UI"/>
-                <w:i w:val="0"/>
-                <w:iCs w:val="0"/>
-                <w:caps w:val="0"/>
-                <w:color w:val="0F1115"/>
-                <w:spacing w:val="0"/>
-                <w:sz w:val="18"/>
-                <w:szCs w:val="18"/>
-              </w:rPr>
-            </w:pPr>
-            <w:r>
-              <w:rPr>
-                <w:rFonts w:hint="default" w:ascii="Segoe UI" w:hAnsi="Segoe UI" w:eastAsia="Segoe UI" w:cs="Segoe UI"/>
-                <w:i w:val="0"/>
-                <w:iCs w:val="0"/>
-                <w:caps w:val="0"/>
-                <w:snapToGrid w:val="0"/>
-                <w:color w:val="000000"/>
-                <w:spacing w:val="0"/>
-                <w:kern w:val="0"/>
-                <w:sz w:val="18"/>
-                <w:szCs w:val="18"/>
-                <w:bdr w:val="none" w:color="auto" w:sz="0" w:space="0"/>
-                <w:lang w:val="en-US" w:eastAsia="zh-CN" w:bidi="ar"/>
-              </w:rPr>
-              <w:t>月度/季度服务安排、巡检计划、资源清单</w:t>
-            </w:r>
-          </w:p>
-        </w:tc>
-        <w:tc>
-          <w:tcPr>
-            <w:tcW w:w="0" w:type="auto"/>
-            <w:shd w:val="clear" w:color="auto" w:fill="auto"/>
-            <w:tcMar>
-              <w:top w:w="120" w:type="dxa"/>
-              <w:left w:w="192" w:type="dxa"/>
-              <w:bottom w:w="120" w:type="dxa"/>
-              <w:right w:w="192" w:type="dxa"/>
-            </w:tcMar>
-            <w:vAlign w:val="center"/>
-          </w:tcPr>
-          <w:p>
-            <w:pPr>
-              <w:keepNext w:val="0"/>
-              <w:keepLines w:val="0"/>
-              <w:widowControl/>
-              <w:suppressLineNumbers w:val="0"/>
-              <w:spacing w:line="300" w:lineRule="atLeast"/>
-              <w:jc w:val="left"/>
-              <w:rPr>
-                <w:rFonts w:hint="default" w:ascii="Segoe UI" w:hAnsi="Segoe UI" w:eastAsia="Segoe UI" w:cs="Segoe UI"/>
-                <w:i w:val="0"/>
-                <w:iCs w:val="0"/>
-                <w:caps w:val="0"/>
-                <w:color w:val="0F1115"/>
-                <w:spacing w:val="0"/>
-                <w:sz w:val="18"/>
-                <w:szCs w:val="18"/>
-              </w:rPr>
-            </w:pPr>
-            <w:r>
-              <w:rPr>
-                <w:rFonts w:hint="default" w:ascii="Segoe UI" w:hAnsi="Segoe UI" w:eastAsia="Segoe UI" w:cs="Segoe UI"/>
-                <w:i w:val="0"/>
-                <w:iCs w:val="0"/>
-                <w:caps w:val="0"/>
-                <w:snapToGrid w:val="0"/>
-                <w:color w:val="000000"/>
-                <w:spacing w:val="0"/>
-                <w:kern w:val="0"/>
-                <w:sz w:val="18"/>
-                <w:szCs w:val="18"/>
-                <w:bdr w:val="none" w:color="auto" w:sz="0" w:space="0"/>
-                <w:lang w:val="en-US" w:eastAsia="zh-CN" w:bidi="ar"/>
-              </w:rPr>
-              <w:t>运维部经理</w:t>
-            </w:r>
-          </w:p>
-        </w:tc>
-        <w:tc>
-          <w:tcPr>
-            <w:tcW w:w="0" w:type="auto"/>
-            <w:shd w:val="clear" w:color="auto" w:fill="auto"/>
-            <w:tcMar>
-              <w:top w:w="120" w:type="dxa"/>
-              <w:left w:w="192" w:type="dxa"/>
-              <w:bottom w:w="120" w:type="dxa"/>
-              <w:right w:w="0" w:type="dxa"/>
-            </w:tcMar>
-            <w:vAlign w:val="center"/>
-          </w:tcPr>
-          <w:p>
-            <w:pPr>
-              <w:keepNext w:val="0"/>
-              <w:keepLines w:val="0"/>
-              <w:widowControl/>
-              <w:suppressLineNumbers w:val="0"/>
-              <w:spacing w:line="300" w:lineRule="atLeast"/>
-              <w:jc w:val="left"/>
-              <w:rPr>
-                <w:rFonts w:hint="default" w:ascii="Segoe UI" w:hAnsi="Segoe UI" w:eastAsia="Segoe UI" w:cs="Segoe UI"/>
-                <w:i w:val="0"/>
-                <w:iCs w:val="0"/>
-                <w:caps w:val="0"/>
-                <w:color w:val="0F1115"/>
-                <w:spacing w:val="0"/>
-                <w:sz w:val="18"/>
-                <w:szCs w:val="18"/>
-              </w:rPr>
-            </w:pPr>
-            <w:r>
-              <w:rPr>
-                <w:rFonts w:hint="default" w:ascii="Segoe UI" w:hAnsi="Segoe UI" w:eastAsia="Segoe UI" w:cs="Segoe UI"/>
-                <w:i w:val="0"/>
-                <w:iCs w:val="0"/>
-                <w:caps w:val="0"/>
-                <w:snapToGrid w:val="0"/>
-                <w:color w:val="000000"/>
-                <w:spacing w:val="0"/>
-                <w:kern w:val="0"/>
-                <w:sz w:val="18"/>
-                <w:szCs w:val="18"/>
-                <w:bdr w:val="none" w:color="auto" w:sz="0" w:space="0"/>
-                <w:lang w:val="en-US" w:eastAsia="zh-CN" w:bidi="ar"/>
-              </w:rPr>
-              <w:t>客户接口人</w:t>
-            </w:r>
-          </w:p>
-        </w:tc>
-      </w:tr>
-      <w:tr>
-        <w:tblPrEx>
-          <w:tblBorders>
-            <w:top w:val="single" w:color="auto" w:sz="4" w:space="0"/>
-            <w:left w:val="single" w:color="auto" w:sz="4" w:space="0"/>
-            <w:bottom w:val="single" w:color="auto" w:sz="4" w:space="0"/>
-            <w:right w:val="single" w:color="auto" w:sz="4" w:space="0"/>
-            <w:insideH w:val="single" w:color="auto" w:sz="4" w:space="0"/>
-            <w:insideV w:val="single" w:color="auto" w:sz="4" w:space="0"/>
-          </w:tblBorders>
-          <w:tblCellMar>
-            <w:top w:w="15" w:type="dxa"/>
-            <w:left w:w="15" w:type="dxa"/>
-            <w:bottom w:w="15" w:type="dxa"/>
-            <w:right w:w="15" w:type="dxa"/>
-          </w:tblCellMar>
-        </w:tblPrEx>
-        <w:tc>
-          <w:tcPr>
-            <w:tcW w:w="805" w:type="dxa"/>
-            <w:vMerge w:val="restart"/>
-            <w:shd w:val="clear" w:color="auto" w:fill="auto"/>
-            <w:tcMar>
-              <w:top w:w="120" w:type="dxa"/>
-              <w:left w:w="0" w:type="dxa"/>
-              <w:bottom w:w="120" w:type="dxa"/>
-              <w:right w:w="192" w:type="dxa"/>
-            </w:tcMar>
-            <w:vAlign w:val="center"/>
-          </w:tcPr>
-          <w:p>
-            <w:pPr>
-              <w:keepNext w:val="0"/>
-              <w:keepLines w:val="0"/>
-              <w:widowControl/>
-              <w:suppressLineNumbers w:val="0"/>
-              <w:spacing w:line="300" w:lineRule="atLeast"/>
-              <w:jc w:val="left"/>
-              <w:rPr>
-                <w:rFonts w:hint="default" w:ascii="Segoe UI" w:hAnsi="Segoe UI" w:eastAsia="Segoe UI" w:cs="Segoe UI"/>
-                <w:i w:val="0"/>
-                <w:iCs w:val="0"/>
-                <w:caps w:val="0"/>
-                <w:color w:val="0F1115"/>
-                <w:spacing w:val="0"/>
-                <w:sz w:val="18"/>
-                <w:szCs w:val="18"/>
-              </w:rPr>
-            </w:pPr>
-            <w:r>
-              <w:rPr>
-                <w:rStyle w:val="23"/>
-                <w:rFonts w:hint="default" w:ascii="Segoe UI" w:hAnsi="Segoe UI" w:eastAsia="Segoe UI" w:cs="Segoe UI"/>
-                <w:b/>
-                <w:bCs/>
-                <w:i w:val="0"/>
-                <w:iCs w:val="0"/>
-                <w:caps w:val="0"/>
-                <w:snapToGrid w:val="0"/>
-                <w:color w:val="000000"/>
-                <w:spacing w:val="0"/>
-                <w:kern w:val="0"/>
-                <w:sz w:val="18"/>
-                <w:szCs w:val="18"/>
-                <w:bdr w:val="none" w:color="auto" w:sz="0" w:space="0"/>
-                <w:lang w:val="en-US" w:eastAsia="zh-CN" w:bidi="ar"/>
-              </w:rPr>
-              <w:t>实施与监控</w:t>
-            </w:r>
-          </w:p>
-        </w:tc>
-        <w:tc>
-          <w:tcPr>
-            <w:tcW w:w="2328" w:type="dxa"/>
-            <w:shd w:val="clear" w:color="auto" w:fill="auto"/>
-            <w:tcMar>
-              <w:top w:w="120" w:type="dxa"/>
-              <w:left w:w="192" w:type="dxa"/>
-              <w:bottom w:w="120" w:type="dxa"/>
-              <w:right w:w="192" w:type="dxa"/>
-            </w:tcMar>
-            <w:vAlign w:val="center"/>
-          </w:tcPr>
-          <w:p>
-            <w:pPr>
-              <w:keepNext w:val="0"/>
-              <w:keepLines w:val="0"/>
-              <w:widowControl/>
-              <w:suppressLineNumbers w:val="0"/>
-              <w:spacing w:line="300" w:lineRule="atLeast"/>
-              <w:jc w:val="left"/>
-              <w:rPr>
-                <w:rFonts w:hint="default" w:ascii="Segoe UI" w:hAnsi="Segoe UI" w:eastAsia="Segoe UI" w:cs="Segoe UI"/>
-                <w:i w:val="0"/>
-                <w:iCs w:val="0"/>
-                <w:caps w:val="0"/>
-                <w:color w:val="0F1115"/>
-                <w:spacing w:val="0"/>
-                <w:sz w:val="18"/>
-                <w:szCs w:val="18"/>
-              </w:rPr>
-            </w:pPr>
-            <w:r>
-              <w:rPr>
-                <w:rFonts w:hint="default" w:ascii="Segoe UI" w:hAnsi="Segoe UI" w:eastAsia="Segoe UI" w:cs="Segoe UI"/>
-                <w:i w:val="0"/>
-                <w:iCs w:val="0"/>
-                <w:caps w:val="0"/>
-                <w:snapToGrid w:val="0"/>
-                <w:color w:val="000000"/>
-                <w:spacing w:val="0"/>
-                <w:kern w:val="0"/>
-                <w:sz w:val="18"/>
-                <w:szCs w:val="18"/>
-                <w:bdr w:val="none" w:color="auto" w:sz="0" w:space="0"/>
-                <w:lang w:val="en-US" w:eastAsia="zh-CN" w:bidi="ar"/>
-              </w:rPr>
-              <w:t>《系统健康检查报告》</w:t>
-            </w:r>
-          </w:p>
-        </w:tc>
-        <w:tc>
-          <w:tcPr>
-            <w:tcW w:w="2447" w:type="dxa"/>
-            <w:shd w:val="clear" w:color="auto" w:fill="auto"/>
-            <w:tcMar>
-              <w:top w:w="120" w:type="dxa"/>
-              <w:left w:w="192" w:type="dxa"/>
-              <w:bottom w:w="120" w:type="dxa"/>
-              <w:right w:w="192" w:type="dxa"/>
-            </w:tcMar>
-            <w:vAlign w:val="center"/>
-          </w:tcPr>
-          <w:p>
-            <w:pPr>
-              <w:keepNext w:val="0"/>
-              <w:keepLines w:val="0"/>
-              <w:widowControl/>
-              <w:suppressLineNumbers w:val="0"/>
-              <w:spacing w:line="300" w:lineRule="atLeast"/>
-              <w:jc w:val="left"/>
-              <w:rPr>
-                <w:rFonts w:hint="default" w:ascii="Segoe UI" w:hAnsi="Segoe UI" w:eastAsia="Segoe UI" w:cs="Segoe UI"/>
-                <w:i w:val="0"/>
-                <w:iCs w:val="0"/>
-                <w:caps w:val="0"/>
-                <w:color w:val="0F1115"/>
-                <w:spacing w:val="0"/>
-                <w:sz w:val="18"/>
-                <w:szCs w:val="18"/>
-              </w:rPr>
-            </w:pPr>
-            <w:r>
-              <w:rPr>
-                <w:rFonts w:hint="default" w:ascii="Segoe UI" w:hAnsi="Segoe UI" w:eastAsia="Segoe UI" w:cs="Segoe UI"/>
-                <w:i w:val="0"/>
-                <w:iCs w:val="0"/>
-                <w:caps w:val="0"/>
-                <w:snapToGrid w:val="0"/>
-                <w:color w:val="000000"/>
-                <w:spacing w:val="0"/>
-                <w:kern w:val="0"/>
-                <w:sz w:val="18"/>
-                <w:szCs w:val="18"/>
-                <w:bdr w:val="none" w:color="auto" w:sz="0" w:space="0"/>
-                <w:lang w:val="en-US" w:eastAsia="zh-CN" w:bidi="ar"/>
-              </w:rPr>
-              <w:t>硬件状态、性能指标、日志分析、风险预警</w:t>
-            </w:r>
-          </w:p>
-        </w:tc>
-        <w:tc>
-          <w:tcPr>
-            <w:tcW w:w="0" w:type="auto"/>
-            <w:shd w:val="clear" w:color="auto" w:fill="auto"/>
-            <w:tcMar>
-              <w:top w:w="120" w:type="dxa"/>
-              <w:left w:w="192" w:type="dxa"/>
-              <w:bottom w:w="120" w:type="dxa"/>
-              <w:right w:w="192" w:type="dxa"/>
-            </w:tcMar>
-            <w:vAlign w:val="center"/>
-          </w:tcPr>
-          <w:p>
-            <w:pPr>
-              <w:keepNext w:val="0"/>
-              <w:keepLines w:val="0"/>
-              <w:widowControl/>
-              <w:suppressLineNumbers w:val="0"/>
-              <w:spacing w:line="300" w:lineRule="atLeast"/>
-              <w:jc w:val="left"/>
-              <w:rPr>
-                <w:rFonts w:hint="default" w:ascii="Segoe UI" w:hAnsi="Segoe UI" w:eastAsia="Segoe UI" w:cs="Segoe UI"/>
-                <w:i w:val="0"/>
-                <w:iCs w:val="0"/>
-                <w:caps w:val="0"/>
-                <w:color w:val="0F1115"/>
-                <w:spacing w:val="0"/>
-                <w:sz w:val="18"/>
-                <w:szCs w:val="18"/>
-              </w:rPr>
-            </w:pPr>
-            <w:r>
-              <w:rPr>
-                <w:rFonts w:hint="default" w:ascii="Segoe UI" w:hAnsi="Segoe UI" w:eastAsia="Segoe UI" w:cs="Segoe UI"/>
-                <w:i w:val="0"/>
-                <w:iCs w:val="0"/>
-                <w:caps w:val="0"/>
-                <w:snapToGrid w:val="0"/>
-                <w:color w:val="000000"/>
-                <w:spacing w:val="0"/>
-                <w:kern w:val="0"/>
-                <w:sz w:val="18"/>
-                <w:szCs w:val="18"/>
-                <w:bdr w:val="none" w:color="auto" w:sz="0" w:space="0"/>
-                <w:lang w:val="en-US" w:eastAsia="zh-CN" w:bidi="ar"/>
-              </w:rPr>
-              <w:t>运维实施工程师</w:t>
-            </w:r>
-          </w:p>
-        </w:tc>
-        <w:tc>
-          <w:tcPr>
-            <w:tcW w:w="0" w:type="auto"/>
-            <w:shd w:val="clear" w:color="auto" w:fill="auto"/>
-            <w:tcMar>
-              <w:top w:w="120" w:type="dxa"/>
-              <w:left w:w="192" w:type="dxa"/>
-              <w:bottom w:w="120" w:type="dxa"/>
-              <w:right w:w="0" w:type="dxa"/>
-            </w:tcMar>
-            <w:vAlign w:val="center"/>
-          </w:tcPr>
-          <w:p>
-            <w:pPr>
-              <w:keepNext w:val="0"/>
-              <w:keepLines w:val="0"/>
-              <w:widowControl/>
-              <w:suppressLineNumbers w:val="0"/>
-              <w:spacing w:line="300" w:lineRule="atLeast"/>
-              <w:jc w:val="left"/>
-              <w:rPr>
-                <w:rFonts w:hint="default" w:ascii="Segoe UI" w:hAnsi="Segoe UI" w:eastAsia="Segoe UI" w:cs="Segoe UI"/>
-                <w:i w:val="0"/>
-                <w:iCs w:val="0"/>
-                <w:caps w:val="0"/>
-                <w:color w:val="0F1115"/>
-                <w:spacing w:val="0"/>
-                <w:sz w:val="18"/>
-                <w:szCs w:val="18"/>
-              </w:rPr>
-            </w:pPr>
-            <w:r>
-              <w:rPr>
-                <w:rFonts w:hint="default" w:ascii="Segoe UI" w:hAnsi="Segoe UI" w:eastAsia="Segoe UI" w:cs="Segoe UI"/>
-                <w:i w:val="0"/>
-                <w:iCs w:val="0"/>
-                <w:caps w:val="0"/>
-                <w:snapToGrid w:val="0"/>
-                <w:color w:val="000000"/>
-                <w:spacing w:val="0"/>
-                <w:kern w:val="0"/>
-                <w:sz w:val="18"/>
-                <w:szCs w:val="18"/>
-                <w:bdr w:val="none" w:color="auto" w:sz="0" w:space="0"/>
-                <w:lang w:val="en-US" w:eastAsia="zh-CN" w:bidi="ar"/>
-              </w:rPr>
-              <w:t>客户技术部门</w:t>
-            </w:r>
-          </w:p>
-        </w:tc>
-      </w:tr>
-      <w:tr>
-        <w:tblPrEx>
-          <w:tblBorders>
-            <w:top w:val="single" w:color="auto" w:sz="4" w:space="0"/>
-            <w:left w:val="single" w:color="auto" w:sz="4" w:space="0"/>
-            <w:bottom w:val="single" w:color="auto" w:sz="4" w:space="0"/>
-            <w:right w:val="single" w:color="auto" w:sz="4" w:space="0"/>
-            <w:insideH w:val="single" w:color="auto" w:sz="4" w:space="0"/>
-            <w:insideV w:val="single" w:color="auto" w:sz="4" w:space="0"/>
-          </w:tblBorders>
-          <w:tblCellMar>
-            <w:top w:w="15" w:type="dxa"/>
-            <w:left w:w="15" w:type="dxa"/>
-            <w:bottom w:w="15" w:type="dxa"/>
-            <w:right w:w="15" w:type="dxa"/>
-          </w:tblCellMar>
-        </w:tblPrEx>
-        <w:tc>
-          <w:tcPr>
-            <w:tcW w:w="805" w:type="dxa"/>
-            <w:vMerge w:val="continue"/>
-            <w:shd w:val="clear" w:color="auto" w:fill="auto"/>
-            <w:tcMar>
-              <w:top w:w="120" w:type="dxa"/>
-              <w:left w:w="0" w:type="dxa"/>
-              <w:bottom w:w="120" w:type="dxa"/>
-              <w:right w:w="192" w:type="dxa"/>
-            </w:tcMar>
-            <w:vAlign w:val="center"/>
-          </w:tcPr>
-          <w:p>
-            <w:pPr>
-              <w:rPr>
-                <w:rFonts w:hint="default" w:ascii="Segoe UI" w:hAnsi="Segoe UI" w:eastAsia="Segoe UI" w:cs="Segoe UI"/>
-                <w:i w:val="0"/>
-                <w:iCs w:val="0"/>
-                <w:caps w:val="0"/>
-                <w:color w:val="0F1115"/>
-                <w:spacing w:val="0"/>
-                <w:sz w:val="18"/>
-                <w:szCs w:val="18"/>
-              </w:rPr>
-            </w:pPr>
-          </w:p>
-        </w:tc>
-        <w:tc>
-          <w:tcPr>
-            <w:tcW w:w="2328" w:type="dxa"/>
-            <w:shd w:val="clear" w:color="auto" w:fill="auto"/>
-            <w:tcMar>
-              <w:top w:w="120" w:type="dxa"/>
-              <w:left w:w="192" w:type="dxa"/>
-              <w:bottom w:w="120" w:type="dxa"/>
-              <w:right w:w="192" w:type="dxa"/>
-            </w:tcMar>
-            <w:vAlign w:val="center"/>
-          </w:tcPr>
-          <w:p>
-            <w:pPr>
-              <w:keepNext w:val="0"/>
-              <w:keepLines w:val="0"/>
-              <w:widowControl/>
-              <w:suppressLineNumbers w:val="0"/>
-              <w:spacing w:line="300" w:lineRule="atLeast"/>
-              <w:jc w:val="left"/>
-              <w:rPr>
-                <w:rFonts w:hint="default" w:ascii="Segoe UI" w:hAnsi="Segoe UI" w:eastAsia="Segoe UI" w:cs="Segoe UI"/>
-                <w:i w:val="0"/>
-                <w:iCs w:val="0"/>
-                <w:caps w:val="0"/>
-                <w:color w:val="0F1115"/>
-                <w:spacing w:val="0"/>
-                <w:sz w:val="18"/>
-                <w:szCs w:val="18"/>
-              </w:rPr>
-            </w:pPr>
-            <w:r>
-              <w:rPr>
-                <w:rFonts w:hint="default" w:ascii="Segoe UI" w:hAnsi="Segoe UI" w:eastAsia="Segoe UI" w:cs="Segoe UI"/>
-                <w:i w:val="0"/>
-                <w:iCs w:val="0"/>
-                <w:caps w:val="0"/>
-                <w:snapToGrid w:val="0"/>
-                <w:color w:val="000000"/>
-                <w:spacing w:val="0"/>
-                <w:kern w:val="0"/>
-                <w:sz w:val="18"/>
-                <w:szCs w:val="18"/>
-                <w:bdr w:val="none" w:color="auto" w:sz="0" w:space="0"/>
-                <w:lang w:val="en-US" w:eastAsia="zh-CN" w:bidi="ar"/>
-              </w:rPr>
-              <w:t>《服务月度报告》</w:t>
-            </w:r>
-          </w:p>
-        </w:tc>
-        <w:tc>
-          <w:tcPr>
-            <w:tcW w:w="2447" w:type="dxa"/>
-            <w:shd w:val="clear" w:color="auto" w:fill="auto"/>
-            <w:tcMar>
-              <w:top w:w="120" w:type="dxa"/>
-              <w:left w:w="192" w:type="dxa"/>
-              <w:bottom w:w="120" w:type="dxa"/>
-              <w:right w:w="192" w:type="dxa"/>
-            </w:tcMar>
-            <w:vAlign w:val="center"/>
-          </w:tcPr>
-          <w:p>
-            <w:pPr>
-              <w:keepNext w:val="0"/>
-              <w:keepLines w:val="0"/>
-              <w:widowControl/>
-              <w:suppressLineNumbers w:val="0"/>
-              <w:spacing w:line="300" w:lineRule="atLeast"/>
-              <w:jc w:val="left"/>
-              <w:rPr>
-                <w:rFonts w:hint="default" w:ascii="Segoe UI" w:hAnsi="Segoe UI" w:eastAsia="Segoe UI" w:cs="Segoe UI"/>
-                <w:i w:val="0"/>
-                <w:iCs w:val="0"/>
-                <w:caps w:val="0"/>
-                <w:color w:val="0F1115"/>
-                <w:spacing w:val="0"/>
-                <w:sz w:val="18"/>
-                <w:szCs w:val="18"/>
-              </w:rPr>
-            </w:pPr>
-            <w:r>
-              <w:rPr>
-                <w:rFonts w:hint="default" w:ascii="Segoe UI" w:hAnsi="Segoe UI" w:eastAsia="Segoe UI" w:cs="Segoe UI"/>
-                <w:i w:val="0"/>
-                <w:iCs w:val="0"/>
-                <w:caps w:val="0"/>
-                <w:snapToGrid w:val="0"/>
-                <w:color w:val="000000"/>
-                <w:spacing w:val="0"/>
-                <w:kern w:val="0"/>
-                <w:sz w:val="18"/>
-                <w:szCs w:val="18"/>
-                <w:bdr w:val="none" w:color="auto" w:sz="0" w:space="0"/>
-                <w:lang w:val="en-US" w:eastAsia="zh-CN" w:bidi="ar"/>
-              </w:rPr>
-              <w:t>本月服务摘要、事件统计、SLA达成率、下月计划</w:t>
-            </w:r>
-          </w:p>
-        </w:tc>
-        <w:tc>
-          <w:tcPr>
-            <w:tcW w:w="0" w:type="auto"/>
-            <w:shd w:val="clear" w:color="auto" w:fill="auto"/>
-            <w:tcMar>
-              <w:top w:w="120" w:type="dxa"/>
-              <w:left w:w="192" w:type="dxa"/>
-              <w:bottom w:w="120" w:type="dxa"/>
-              <w:right w:w="192" w:type="dxa"/>
-            </w:tcMar>
-            <w:vAlign w:val="center"/>
-          </w:tcPr>
-          <w:p>
-            <w:pPr>
-              <w:keepNext w:val="0"/>
-              <w:keepLines w:val="0"/>
-              <w:widowControl/>
-              <w:suppressLineNumbers w:val="0"/>
-              <w:spacing w:line="300" w:lineRule="atLeast"/>
-              <w:jc w:val="left"/>
-              <w:rPr>
-                <w:rFonts w:hint="default" w:ascii="Segoe UI" w:hAnsi="Segoe UI" w:eastAsia="Segoe UI" w:cs="Segoe UI"/>
-                <w:i w:val="0"/>
-                <w:iCs w:val="0"/>
-                <w:caps w:val="0"/>
-                <w:color w:val="0F1115"/>
-                <w:spacing w:val="0"/>
-                <w:sz w:val="18"/>
-                <w:szCs w:val="18"/>
-              </w:rPr>
-            </w:pPr>
-            <w:r>
-              <w:rPr>
-                <w:rFonts w:hint="default" w:ascii="Segoe UI" w:hAnsi="Segoe UI" w:eastAsia="Segoe UI" w:cs="Segoe UI"/>
-                <w:i w:val="0"/>
-                <w:iCs w:val="0"/>
-                <w:caps w:val="0"/>
-                <w:snapToGrid w:val="0"/>
-                <w:color w:val="000000"/>
-                <w:spacing w:val="0"/>
-                <w:kern w:val="0"/>
-                <w:sz w:val="18"/>
-                <w:szCs w:val="18"/>
-                <w:bdr w:val="none" w:color="auto" w:sz="0" w:space="0"/>
-                <w:lang w:val="en-US" w:eastAsia="zh-CN" w:bidi="ar"/>
-              </w:rPr>
-              <w:t>运维部经理</w:t>
-            </w:r>
-          </w:p>
-        </w:tc>
-        <w:tc>
-          <w:tcPr>
-            <w:tcW w:w="0" w:type="auto"/>
-            <w:shd w:val="clear" w:color="auto" w:fill="auto"/>
-            <w:tcMar>
-              <w:top w:w="120" w:type="dxa"/>
-              <w:left w:w="192" w:type="dxa"/>
-              <w:bottom w:w="120" w:type="dxa"/>
-              <w:right w:w="0" w:type="dxa"/>
-            </w:tcMar>
-            <w:vAlign w:val="center"/>
-          </w:tcPr>
-          <w:p>
-            <w:pPr>
-              <w:keepNext w:val="0"/>
-              <w:keepLines w:val="0"/>
-              <w:widowControl/>
-              <w:suppressLineNumbers w:val="0"/>
-              <w:spacing w:line="300" w:lineRule="atLeast"/>
-              <w:jc w:val="left"/>
-              <w:rPr>
-                <w:rFonts w:hint="default" w:ascii="Segoe UI" w:hAnsi="Segoe UI" w:eastAsia="Segoe UI" w:cs="Segoe UI"/>
-                <w:i w:val="0"/>
-                <w:iCs w:val="0"/>
-                <w:caps w:val="0"/>
-                <w:color w:val="0F1115"/>
-                <w:spacing w:val="0"/>
-                <w:sz w:val="18"/>
-                <w:szCs w:val="18"/>
-              </w:rPr>
-            </w:pPr>
-            <w:r>
-              <w:rPr>
-                <w:rFonts w:hint="default" w:ascii="Segoe UI" w:hAnsi="Segoe UI" w:eastAsia="Segoe UI" w:cs="Segoe UI"/>
-                <w:i w:val="0"/>
-                <w:iCs w:val="0"/>
-                <w:caps w:val="0"/>
-                <w:snapToGrid w:val="0"/>
-                <w:color w:val="000000"/>
-                <w:spacing w:val="0"/>
-                <w:kern w:val="0"/>
-                <w:sz w:val="18"/>
-                <w:szCs w:val="18"/>
-                <w:bdr w:val="none" w:color="auto" w:sz="0" w:space="0"/>
-                <w:lang w:val="en-US" w:eastAsia="zh-CN" w:bidi="ar"/>
-              </w:rPr>
-              <w:t>客户管理层/接口人</w:t>
-            </w:r>
-          </w:p>
-        </w:tc>
-      </w:tr>
-      <w:tr>
-        <w:tblPrEx>
-          <w:tblBorders>
-            <w:top w:val="single" w:color="auto" w:sz="4" w:space="0"/>
-            <w:left w:val="single" w:color="auto" w:sz="4" w:space="0"/>
-            <w:bottom w:val="single" w:color="auto" w:sz="4" w:space="0"/>
-            <w:right w:val="single" w:color="auto" w:sz="4" w:space="0"/>
-            <w:insideH w:val="single" w:color="auto" w:sz="4" w:space="0"/>
-            <w:insideV w:val="single" w:color="auto" w:sz="4" w:space="0"/>
-          </w:tblBorders>
-          <w:shd w:val="clear" w:color="auto" w:fill="auto"/>
-          <w:tblCellMar>
-            <w:top w:w="15" w:type="dxa"/>
-            <w:left w:w="15" w:type="dxa"/>
-            <w:bottom w:w="15" w:type="dxa"/>
-            <w:right w:w="15" w:type="dxa"/>
-          </w:tblCellMar>
-        </w:tblPrEx>
-        <w:tc>
-          <w:tcPr>
-            <w:tcW w:w="805" w:type="dxa"/>
-            <w:vMerge w:val="continue"/>
-            <w:shd w:val="clear" w:color="auto" w:fill="auto"/>
-            <w:tcMar>
-              <w:top w:w="120" w:type="dxa"/>
-              <w:left w:w="0" w:type="dxa"/>
-              <w:bottom w:w="120" w:type="dxa"/>
-              <w:right w:w="192" w:type="dxa"/>
-            </w:tcMar>
-            <w:vAlign w:val="center"/>
-          </w:tcPr>
-          <w:p>
-            <w:pPr>
-              <w:rPr>
-                <w:rFonts w:hint="default" w:ascii="Segoe UI" w:hAnsi="Segoe UI" w:eastAsia="Segoe UI" w:cs="Segoe UI"/>
-                <w:i w:val="0"/>
-                <w:iCs w:val="0"/>
-                <w:caps w:val="0"/>
-                <w:color w:val="0F1115"/>
-                <w:spacing w:val="0"/>
-                <w:sz w:val="18"/>
-                <w:szCs w:val="18"/>
-              </w:rPr>
-            </w:pPr>
-          </w:p>
-        </w:tc>
-        <w:tc>
-          <w:tcPr>
-            <w:tcW w:w="2328" w:type="dxa"/>
-            <w:shd w:val="clear" w:color="auto" w:fill="auto"/>
-            <w:tcMar>
-              <w:top w:w="120" w:type="dxa"/>
-              <w:left w:w="192" w:type="dxa"/>
-              <w:bottom w:w="120" w:type="dxa"/>
-              <w:right w:w="192" w:type="dxa"/>
-            </w:tcMar>
-            <w:vAlign w:val="center"/>
-          </w:tcPr>
-          <w:p>
-            <w:pPr>
-              <w:keepNext w:val="0"/>
-              <w:keepLines w:val="0"/>
-              <w:widowControl/>
-              <w:suppressLineNumbers w:val="0"/>
-              <w:spacing w:line="300" w:lineRule="atLeast"/>
-              <w:jc w:val="left"/>
-              <w:rPr>
-                <w:rFonts w:hint="default" w:ascii="Segoe UI" w:hAnsi="Segoe UI" w:eastAsia="Segoe UI" w:cs="Segoe UI"/>
-                <w:i w:val="0"/>
-                <w:iCs w:val="0"/>
-                <w:caps w:val="0"/>
-                <w:color w:val="0F1115"/>
-                <w:spacing w:val="0"/>
-                <w:sz w:val="18"/>
-                <w:szCs w:val="18"/>
-              </w:rPr>
-            </w:pPr>
-            <w:r>
-              <w:rPr>
-                <w:rFonts w:hint="default" w:ascii="Segoe UI" w:hAnsi="Segoe UI" w:eastAsia="Segoe UI" w:cs="Segoe UI"/>
-                <w:i w:val="0"/>
-                <w:iCs w:val="0"/>
-                <w:caps w:val="0"/>
-                <w:snapToGrid w:val="0"/>
-                <w:color w:val="000000"/>
-                <w:spacing w:val="0"/>
-                <w:kern w:val="0"/>
-                <w:sz w:val="18"/>
-                <w:szCs w:val="18"/>
-                <w:bdr w:val="none" w:color="auto" w:sz="0" w:space="0"/>
-                <w:lang w:val="en-US" w:eastAsia="zh-CN" w:bidi="ar"/>
-              </w:rPr>
-              <w:t>《客户满意度调查报告》</w:t>
-            </w:r>
-          </w:p>
-        </w:tc>
-        <w:tc>
-          <w:tcPr>
-            <w:tcW w:w="2447" w:type="dxa"/>
-            <w:shd w:val="clear" w:color="auto" w:fill="auto"/>
-            <w:tcMar>
-              <w:top w:w="120" w:type="dxa"/>
-              <w:left w:w="192" w:type="dxa"/>
-              <w:bottom w:w="120" w:type="dxa"/>
-              <w:right w:w="192" w:type="dxa"/>
-            </w:tcMar>
-            <w:vAlign w:val="center"/>
-          </w:tcPr>
-          <w:p>
-            <w:pPr>
-              <w:keepNext w:val="0"/>
-              <w:keepLines w:val="0"/>
-              <w:widowControl/>
-              <w:suppressLineNumbers w:val="0"/>
-              <w:spacing w:line="300" w:lineRule="atLeast"/>
-              <w:jc w:val="left"/>
-              <w:rPr>
-                <w:rFonts w:hint="default" w:ascii="Segoe UI" w:hAnsi="Segoe UI" w:eastAsia="Segoe UI" w:cs="Segoe UI"/>
-                <w:i w:val="0"/>
-                <w:iCs w:val="0"/>
-                <w:caps w:val="0"/>
-                <w:color w:val="0F1115"/>
-                <w:spacing w:val="0"/>
-                <w:sz w:val="18"/>
-                <w:szCs w:val="18"/>
-              </w:rPr>
-            </w:pPr>
-            <w:r>
-              <w:rPr>
-                <w:rFonts w:hint="default" w:ascii="Segoe UI" w:hAnsi="Segoe UI" w:eastAsia="Segoe UI" w:cs="Segoe UI"/>
-                <w:i w:val="0"/>
-                <w:iCs w:val="0"/>
-                <w:caps w:val="0"/>
-                <w:snapToGrid w:val="0"/>
-                <w:color w:val="000000"/>
-                <w:spacing w:val="0"/>
-                <w:kern w:val="0"/>
-                <w:sz w:val="18"/>
-                <w:szCs w:val="18"/>
-                <w:bdr w:val="none" w:color="auto" w:sz="0" w:space="0"/>
-                <w:lang w:val="en-US" w:eastAsia="zh-CN" w:bidi="ar"/>
-              </w:rPr>
-              <w:t>调查结果、客户反馈、改进措施</w:t>
-            </w:r>
-          </w:p>
-        </w:tc>
-        <w:tc>
-          <w:tcPr>
-            <w:tcW w:w="0" w:type="auto"/>
-            <w:shd w:val="clear" w:color="auto" w:fill="auto"/>
-            <w:tcMar>
-              <w:top w:w="120" w:type="dxa"/>
-              <w:left w:w="192" w:type="dxa"/>
-              <w:bottom w:w="120" w:type="dxa"/>
-              <w:right w:w="192" w:type="dxa"/>
-            </w:tcMar>
-            <w:vAlign w:val="center"/>
-          </w:tcPr>
-          <w:p>
-            <w:pPr>
-              <w:keepNext w:val="0"/>
-              <w:keepLines w:val="0"/>
-              <w:widowControl/>
-              <w:suppressLineNumbers w:val="0"/>
-              <w:spacing w:line="300" w:lineRule="atLeast"/>
-              <w:jc w:val="left"/>
-              <w:rPr>
-                <w:rFonts w:hint="default" w:ascii="Segoe UI" w:hAnsi="Segoe UI" w:eastAsia="Segoe UI" w:cs="Segoe UI"/>
-                <w:i w:val="0"/>
-                <w:iCs w:val="0"/>
-                <w:caps w:val="0"/>
-                <w:color w:val="0F1115"/>
-                <w:spacing w:val="0"/>
-                <w:sz w:val="18"/>
-                <w:szCs w:val="18"/>
-              </w:rPr>
-            </w:pPr>
-            <w:r>
-              <w:rPr>
-                <w:rFonts w:hint="default" w:ascii="Segoe UI" w:hAnsi="Segoe UI" w:eastAsia="Segoe UI" w:cs="Segoe UI"/>
-                <w:i w:val="0"/>
-                <w:iCs w:val="0"/>
-                <w:caps w:val="0"/>
-                <w:snapToGrid w:val="0"/>
-                <w:color w:val="000000"/>
-                <w:spacing w:val="0"/>
-                <w:kern w:val="0"/>
-                <w:sz w:val="18"/>
-                <w:szCs w:val="18"/>
-                <w:bdr w:val="none" w:color="auto" w:sz="0" w:space="0"/>
-                <w:lang w:val="en-US" w:eastAsia="zh-CN" w:bidi="ar"/>
-              </w:rPr>
-              <w:t>技术支持工程师</w:t>
-            </w:r>
-          </w:p>
-        </w:tc>
-        <w:tc>
-          <w:tcPr>
-            <w:tcW w:w="0" w:type="auto"/>
-            <w:shd w:val="clear" w:color="auto" w:fill="auto"/>
-            <w:tcMar>
-              <w:top w:w="120" w:type="dxa"/>
-              <w:left w:w="192" w:type="dxa"/>
-              <w:bottom w:w="120" w:type="dxa"/>
-              <w:right w:w="0" w:type="dxa"/>
-            </w:tcMar>
-            <w:vAlign w:val="center"/>
-          </w:tcPr>
-          <w:p>
-            <w:pPr>
-              <w:keepNext w:val="0"/>
-              <w:keepLines w:val="0"/>
-              <w:widowControl/>
-              <w:suppressLineNumbers w:val="0"/>
-              <w:spacing w:line="300" w:lineRule="atLeast"/>
-              <w:jc w:val="left"/>
-              <w:rPr>
-                <w:rFonts w:hint="default" w:ascii="Segoe UI" w:hAnsi="Segoe UI" w:eastAsia="Segoe UI" w:cs="Segoe UI"/>
-                <w:i w:val="0"/>
-                <w:iCs w:val="0"/>
-                <w:caps w:val="0"/>
-                <w:color w:val="0F1115"/>
-                <w:spacing w:val="0"/>
-                <w:sz w:val="18"/>
-                <w:szCs w:val="18"/>
-              </w:rPr>
-            </w:pPr>
-            <w:r>
-              <w:rPr>
-                <w:rFonts w:hint="default" w:ascii="Segoe UI" w:hAnsi="Segoe UI" w:eastAsia="Segoe UI" w:cs="Segoe UI"/>
-                <w:i w:val="0"/>
-                <w:iCs w:val="0"/>
-                <w:caps w:val="0"/>
-                <w:snapToGrid w:val="0"/>
-                <w:color w:val="000000"/>
-                <w:spacing w:val="0"/>
-                <w:kern w:val="0"/>
-                <w:sz w:val="18"/>
-                <w:szCs w:val="18"/>
-                <w:bdr w:val="none" w:color="auto" w:sz="0" w:space="0"/>
-                <w:lang w:val="en-US" w:eastAsia="zh-CN" w:bidi="ar"/>
-              </w:rPr>
-              <w:t>客户项目负责人</w:t>
-            </w:r>
-          </w:p>
-        </w:tc>
-      </w:tr>
-      <w:tr>
-        <w:tblPrEx>
-          <w:tblBorders>
-            <w:top w:val="single" w:color="auto" w:sz="4" w:space="0"/>
-            <w:left w:val="single" w:color="auto" w:sz="4" w:space="0"/>
-            <w:bottom w:val="single" w:color="auto" w:sz="4" w:space="0"/>
-            <w:right w:val="single" w:color="auto" w:sz="4" w:space="0"/>
-            <w:insideH w:val="single" w:color="auto" w:sz="4" w:space="0"/>
-            <w:insideV w:val="single" w:color="auto" w:sz="4" w:space="0"/>
-          </w:tblBorders>
+          <w:tblW w:w="0" w:type="auto"/>
+          <w:tblInd w:w="0" w:type="dxa"/>
           <w:shd w:val="clear" w:color="auto" w:fill="auto"/>
           <w:tblCellMar>
             <w:top w:w="15" w:type="dxa"/>
@@ -8422,7 +7082,7 @@
               <w:spacing w:line="300" w:lineRule="atLeast"/>
               <w:jc w:val="left"/>
               <w:rPr>
-                <w:rFonts w:hint="default" w:ascii="Segoe UI" w:hAnsi="Segoe UI" w:eastAsia="Segoe UI" w:cs="Segoe UI"/>
+                <w:rFonts w:ascii="Segoe UI" w:eastAsia="Segoe UI" w:hAnsi="Segoe UI" w:cs="Segoe UI" w:hint="default"/>
                 <w:i w:val="0"/>
                 <w:iCs w:val="0"/>
                 <w:caps w:val="0"/>
@@ -8434,8 +7094,8 @@
             </w:pPr>
             <w:r>
               <w:rPr>
-                <w:rStyle w:val="23"/>
-                <w:rFonts w:hint="default" w:ascii="Segoe UI" w:hAnsi="Segoe UI" w:eastAsia="Segoe UI" w:cs="Segoe UI"/>
+                <w:rStyle w:val="Strong"/>
+                <w:rFonts w:ascii="Segoe UI" w:eastAsia="Segoe UI" w:hAnsi="Segoe UI" w:cs="Segoe UI" w:hint="default"/>
                 <w:b/>
                 <w:bCs/>
                 <w:i w:val="0"/>
@@ -8447,8 +7107,1282 @@
                 <w:kern w:val="0"/>
                 <w:sz w:val="18"/>
                 <w:szCs w:val="18"/>
-                <w:bdr w:val="none" w:color="auto" w:sz="0" w:space="0"/>
-                <w:lang w:val="en-US" w:eastAsia="zh-CN" w:bidi="ar"/>
+                <w:bdr w:val="nil"/>
+                <w:lang w:val="en-US" w:eastAsia="zh-CN"/>
+              </w:rPr>
+              <w:t>立项与准备</w:t>
+            </w:r>
+          </w:p>
+        </w:tc>
+        <w:tc>
+          <w:tcPr>
+            <w:tcW w:w="2328" w:type="dxa"/>
+            <w:shd w:val="clear" w:color="auto" w:fill="auto"/>
+            <w:tcMar>
+              <w:top w:w="120" w:type="dxa"/>
+              <w:left w:w="192" w:type="dxa"/>
+              <w:bottom w:w="120" w:type="dxa"/>
+              <w:right w:w="192" w:type="dxa"/>
+            </w:tcMar>
+            <w:vAlign w:val="center"/>
+          </w:tcPr>
+          <w:p>
+            <w:pPr>
+              <w:keepNext w:val="0"/>
+              <w:keepLines w:val="0"/>
+              <w:widowControl/>
+              <w:suppressLineNumbers w:val="0"/>
+              <w:spacing w:line="300" w:lineRule="atLeast"/>
+              <w:jc w:val="left"/>
+              <w:rPr>
+                <w:rFonts w:ascii="Segoe UI" w:eastAsia="Segoe UI" w:hAnsi="Segoe UI" w:cs="Segoe UI" w:hint="default"/>
+                <w:i w:val="0"/>
+                <w:iCs w:val="0"/>
+                <w:caps w:val="0"/>
+                <w:color w:val="0F1115"/>
+                <w:spacing w:val="0"/>
+                <w:sz w:val="18"/>
+                <w:szCs w:val="18"/>
+              </w:rPr>
+            </w:pPr>
+            <w:r>
+              <w:rPr>
+                <w:rFonts w:ascii="Segoe UI" w:eastAsia="Segoe UI" w:hAnsi="Segoe UI" w:cs="Segoe UI" w:hint="default"/>
+                <w:i w:val="0"/>
+                <w:iCs w:val="0"/>
+                <w:caps w:val="0"/>
+                <w:snapToGrid w:val="0"/>
+                <w:color w:val="000000"/>
+                <w:spacing w:val="0"/>
+                <w:kern w:val="0"/>
+                <w:sz w:val="18"/>
+                <w:szCs w:val="18"/>
+                <w:bdr w:val="nil"/>
+                <w:lang w:val="en-US" w:eastAsia="zh-CN"/>
+              </w:rPr>
+              <w:t>《项目实施方案》</w:t>
+            </w:r>
+          </w:p>
+        </w:tc>
+        <w:tc>
+          <w:tcPr>
+            <w:tcW w:w="2447" w:type="dxa"/>
+            <w:shd w:val="clear" w:color="auto" w:fill="auto"/>
+            <w:tcMar>
+              <w:top w:w="120" w:type="dxa"/>
+              <w:left w:w="192" w:type="dxa"/>
+              <w:bottom w:w="120" w:type="dxa"/>
+              <w:right w:w="192" w:type="dxa"/>
+            </w:tcMar>
+            <w:vAlign w:val="center"/>
+          </w:tcPr>
+          <w:p>
+            <w:pPr>
+              <w:keepNext w:val="0"/>
+              <w:keepLines w:val="0"/>
+              <w:widowControl/>
+              <w:suppressLineNumbers w:val="0"/>
+              <w:spacing w:line="300" w:lineRule="atLeast"/>
+              <w:jc w:val="left"/>
+              <w:rPr>
+                <w:rFonts w:ascii="Segoe UI" w:eastAsia="Segoe UI" w:hAnsi="Segoe UI" w:cs="Segoe UI" w:hint="default"/>
+                <w:i w:val="0"/>
+                <w:iCs w:val="0"/>
+                <w:caps w:val="0"/>
+                <w:color w:val="0F1115"/>
+                <w:spacing w:val="0"/>
+                <w:sz w:val="18"/>
+                <w:szCs w:val="18"/>
+              </w:rPr>
+            </w:pPr>
+            <w:r>
+              <w:rPr>
+                <w:rFonts w:ascii="Segoe UI" w:eastAsia="Segoe UI" w:hAnsi="Segoe UI" w:cs="Segoe UI" w:hint="default"/>
+                <w:i w:val="0"/>
+                <w:iCs w:val="0"/>
+                <w:caps w:val="0"/>
+                <w:snapToGrid w:val="0"/>
+                <w:color w:val="000000"/>
+                <w:spacing w:val="0"/>
+                <w:kern w:val="0"/>
+                <w:sz w:val="18"/>
+                <w:szCs w:val="18"/>
+                <w:bdr w:val="nil"/>
+                <w:lang w:val="en-US" w:eastAsia="zh-CN"/>
+              </w:rPr>
+              <w:t>项目目标、范围、团队、计划、SLA确认</w:t>
+            </w:r>
+          </w:p>
+        </w:tc>
+        <w:tc>
+          <w:tcPr>
+            <w:tcW w:w="0" w:type="auto"/>
+            <w:shd w:val="clear" w:color="auto" w:fill="auto"/>
+            <w:tcMar>
+              <w:top w:w="120" w:type="dxa"/>
+              <w:left w:w="192" w:type="dxa"/>
+              <w:bottom w:w="120" w:type="dxa"/>
+              <w:right w:w="192" w:type="dxa"/>
+            </w:tcMar>
+            <w:vAlign w:val="center"/>
+          </w:tcPr>
+          <w:p>
+            <w:pPr>
+              <w:keepNext w:val="0"/>
+              <w:keepLines w:val="0"/>
+              <w:widowControl/>
+              <w:suppressLineNumbers w:val="0"/>
+              <w:spacing w:line="300" w:lineRule="atLeast"/>
+              <w:jc w:val="left"/>
+              <w:rPr>
+                <w:rFonts w:ascii="Segoe UI" w:eastAsia="Segoe UI" w:hAnsi="Segoe UI" w:cs="Segoe UI" w:hint="default"/>
+                <w:i w:val="0"/>
+                <w:iCs w:val="0"/>
+                <w:caps w:val="0"/>
+                <w:color w:val="0F1115"/>
+                <w:spacing w:val="0"/>
+                <w:sz w:val="18"/>
+                <w:szCs w:val="18"/>
+              </w:rPr>
+            </w:pPr>
+            <w:r>
+              <w:rPr>
+                <w:rFonts w:ascii="Segoe UI" w:eastAsia="Segoe UI" w:hAnsi="Segoe UI" w:cs="Segoe UI" w:hint="eastAsia"/>
+                <w:i w:val="0"/>
+                <w:iCs w:val="0"/>
+                <w:caps w:val="0"/>
+                <w:snapToGrid w:val="0"/>
+                <w:color w:val="000000"/>
+                <w:spacing w:val="0"/>
+                <w:kern w:val="0"/>
+                <w:sz w:val="18"/>
+                <w:szCs w:val="18"/>
+                <w:bdr w:val="nil"/>
+                <w:lang w:val="en-US" w:eastAsia="zh-CN"/>
+              </w:rPr>
+              <w:t>运维实施</w:t>
+            </w:r>
+            <w:r>
+              <w:rPr>
+                <w:rFonts w:ascii="Segoe UI" w:eastAsia="Segoe UI" w:hAnsi="Segoe UI" w:cs="Segoe UI" w:hint="default"/>
+                <w:i w:val="0"/>
+                <w:iCs w:val="0"/>
+                <w:caps w:val="0"/>
+                <w:snapToGrid w:val="0"/>
+                <w:color w:val="000000"/>
+                <w:spacing w:val="0"/>
+                <w:kern w:val="0"/>
+                <w:sz w:val="18"/>
+                <w:szCs w:val="18"/>
+                <w:bdr w:val="nil"/>
+                <w:lang w:val="en-US" w:eastAsia="zh-CN"/>
+              </w:rPr>
+              <w:t>工程师/运维部经理</w:t>
+            </w:r>
+          </w:p>
+        </w:tc>
+        <w:tc>
+          <w:tcPr>
+            <w:tcW w:w="0" w:type="auto"/>
+            <w:shd w:val="clear" w:color="auto" w:fill="auto"/>
+            <w:tcMar>
+              <w:top w:w="120" w:type="dxa"/>
+              <w:left w:w="192" w:type="dxa"/>
+              <w:bottom w:w="120" w:type="dxa"/>
+              <w:right w:w="0" w:type="dxa"/>
+            </w:tcMar>
+            <w:vAlign w:val="center"/>
+          </w:tcPr>
+          <w:p>
+            <w:pPr>
+              <w:keepNext w:val="0"/>
+              <w:keepLines w:val="0"/>
+              <w:widowControl/>
+              <w:suppressLineNumbers w:val="0"/>
+              <w:spacing w:line="300" w:lineRule="atLeast"/>
+              <w:jc w:val="left"/>
+              <w:rPr>
+                <w:rFonts w:ascii="Segoe UI" w:eastAsia="Segoe UI" w:hAnsi="Segoe UI" w:cs="Segoe UI" w:hint="default"/>
+                <w:i w:val="0"/>
+                <w:iCs w:val="0"/>
+                <w:caps w:val="0"/>
+                <w:color w:val="0F1115"/>
+                <w:spacing w:val="0"/>
+                <w:sz w:val="18"/>
+                <w:szCs w:val="18"/>
+              </w:rPr>
+            </w:pPr>
+            <w:r>
+              <w:rPr>
+                <w:rFonts w:ascii="Segoe UI" w:eastAsia="Segoe UI" w:hAnsi="Segoe UI" w:cs="Segoe UI" w:hint="default"/>
+                <w:i w:val="0"/>
+                <w:iCs w:val="0"/>
+                <w:caps w:val="0"/>
+                <w:snapToGrid w:val="0"/>
+                <w:color w:val="000000"/>
+                <w:spacing w:val="0"/>
+                <w:kern w:val="0"/>
+                <w:sz w:val="18"/>
+                <w:szCs w:val="18"/>
+                <w:bdr w:val="nil"/>
+                <w:lang w:val="en-US" w:eastAsia="zh-CN"/>
+              </w:rPr>
+              <w:t>客户项目负责人</w:t>
+            </w:r>
+          </w:p>
+        </w:tc>
+      </w:tr>
+      <w:tr>
+        <w:tblPrEx>
+          <w:tblW w:w="0" w:type="auto"/>
+          <w:tblInd w:w="0" w:type="dxa"/>
+          <w:shd w:val="clear" w:color="auto" w:fill="auto"/>
+          <w:tblCellMar>
+            <w:top w:w="15" w:type="dxa"/>
+            <w:left w:w="15" w:type="dxa"/>
+            <w:bottom w:w="15" w:type="dxa"/>
+            <w:right w:w="15" w:type="dxa"/>
+          </w:tblCellMar>
+        </w:tblPrEx>
+        <w:tc>
+          <w:tcPr>
+            <w:tcW w:w="805" w:type="dxa"/>
+            <w:vMerge/>
+            <w:shd w:val="clear" w:color="auto" w:fill="auto"/>
+            <w:tcMar>
+              <w:top w:w="120" w:type="dxa"/>
+              <w:left w:w="0" w:type="dxa"/>
+              <w:bottom w:w="120" w:type="dxa"/>
+              <w:right w:w="192" w:type="dxa"/>
+            </w:tcMar>
+            <w:vAlign w:val="center"/>
+          </w:tcPr>
+          <w:p>
+            <w:pPr>
+              <w:rPr>
+                <w:rFonts w:ascii="Segoe UI" w:eastAsia="Segoe UI" w:hAnsi="Segoe UI" w:cs="Segoe UI" w:hint="default"/>
+                <w:i w:val="0"/>
+                <w:iCs w:val="0"/>
+                <w:caps w:val="0"/>
+                <w:color w:val="0F1115"/>
+                <w:spacing w:val="0"/>
+                <w:sz w:val="18"/>
+                <w:szCs w:val="18"/>
+              </w:rPr>
+            </w:pPr>
+          </w:p>
+        </w:tc>
+        <w:tc>
+          <w:tcPr>
+            <w:tcW w:w="2328" w:type="dxa"/>
+            <w:shd w:val="clear" w:color="auto" w:fill="auto"/>
+            <w:tcMar>
+              <w:top w:w="120" w:type="dxa"/>
+              <w:left w:w="192" w:type="dxa"/>
+              <w:bottom w:w="120" w:type="dxa"/>
+              <w:right w:w="192" w:type="dxa"/>
+            </w:tcMar>
+            <w:vAlign w:val="center"/>
+          </w:tcPr>
+          <w:p>
+            <w:pPr>
+              <w:keepNext w:val="0"/>
+              <w:keepLines w:val="0"/>
+              <w:widowControl/>
+              <w:suppressLineNumbers w:val="0"/>
+              <w:spacing w:line="300" w:lineRule="atLeast"/>
+              <w:jc w:val="left"/>
+              <w:rPr>
+                <w:rFonts w:ascii="Segoe UI" w:eastAsia="Segoe UI" w:hAnsi="Segoe UI" w:cs="Segoe UI" w:hint="default"/>
+                <w:i w:val="0"/>
+                <w:iCs w:val="0"/>
+                <w:caps w:val="0"/>
+                <w:color w:val="0F1115"/>
+                <w:spacing w:val="0"/>
+                <w:sz w:val="18"/>
+                <w:szCs w:val="18"/>
+              </w:rPr>
+            </w:pPr>
+            <w:r>
+              <w:rPr>
+                <w:rFonts w:ascii="Segoe UI" w:eastAsia="Segoe UI" w:hAnsi="Segoe UI" w:cs="Segoe UI" w:hint="default"/>
+                <w:i w:val="0"/>
+                <w:iCs w:val="0"/>
+                <w:caps w:val="0"/>
+                <w:snapToGrid w:val="0"/>
+                <w:color w:val="000000"/>
+                <w:spacing w:val="0"/>
+                <w:kern w:val="0"/>
+                <w:sz w:val="18"/>
+                <w:szCs w:val="18"/>
+                <w:bdr w:val="nil"/>
+                <w:lang w:val="en-US" w:eastAsia="zh-CN"/>
+              </w:rPr>
+              <w:t>《运维服务计划》</w:t>
+            </w:r>
+          </w:p>
+        </w:tc>
+        <w:tc>
+          <w:tcPr>
+            <w:tcW w:w="2447" w:type="dxa"/>
+            <w:shd w:val="clear" w:color="auto" w:fill="auto"/>
+            <w:tcMar>
+              <w:top w:w="120" w:type="dxa"/>
+              <w:left w:w="192" w:type="dxa"/>
+              <w:bottom w:w="120" w:type="dxa"/>
+              <w:right w:w="192" w:type="dxa"/>
+            </w:tcMar>
+            <w:vAlign w:val="center"/>
+          </w:tcPr>
+          <w:p>
+            <w:pPr>
+              <w:keepNext w:val="0"/>
+              <w:keepLines w:val="0"/>
+              <w:widowControl/>
+              <w:suppressLineNumbers w:val="0"/>
+              <w:spacing w:line="300" w:lineRule="atLeast"/>
+              <w:jc w:val="left"/>
+              <w:rPr>
+                <w:rFonts w:ascii="Segoe UI" w:eastAsia="Segoe UI" w:hAnsi="Segoe UI" w:cs="Segoe UI" w:hint="default"/>
+                <w:i w:val="0"/>
+                <w:iCs w:val="0"/>
+                <w:caps w:val="0"/>
+                <w:color w:val="0F1115"/>
+                <w:spacing w:val="0"/>
+                <w:sz w:val="18"/>
+                <w:szCs w:val="18"/>
+              </w:rPr>
+            </w:pPr>
+            <w:r>
+              <w:rPr>
+                <w:rFonts w:ascii="Segoe UI" w:eastAsia="Segoe UI" w:hAnsi="Segoe UI" w:cs="Segoe UI" w:hint="default"/>
+                <w:i w:val="0"/>
+                <w:iCs w:val="0"/>
+                <w:caps w:val="0"/>
+                <w:snapToGrid w:val="0"/>
+                <w:color w:val="000000"/>
+                <w:spacing w:val="0"/>
+                <w:kern w:val="0"/>
+                <w:sz w:val="18"/>
+                <w:szCs w:val="18"/>
+                <w:bdr w:val="nil"/>
+                <w:lang w:val="en-US" w:eastAsia="zh-CN"/>
+              </w:rPr>
+              <w:t>月度/季度服务安排、巡检计划、资源清单</w:t>
+            </w:r>
+          </w:p>
+        </w:tc>
+        <w:tc>
+          <w:tcPr>
+            <w:tcW w:w="0" w:type="auto"/>
+            <w:shd w:val="clear" w:color="auto" w:fill="auto"/>
+            <w:tcMar>
+              <w:top w:w="120" w:type="dxa"/>
+              <w:left w:w="192" w:type="dxa"/>
+              <w:bottom w:w="120" w:type="dxa"/>
+              <w:right w:w="192" w:type="dxa"/>
+            </w:tcMar>
+            <w:vAlign w:val="center"/>
+          </w:tcPr>
+          <w:p>
+            <w:pPr>
+              <w:keepNext w:val="0"/>
+              <w:keepLines w:val="0"/>
+              <w:widowControl/>
+              <w:suppressLineNumbers w:val="0"/>
+              <w:spacing w:line="300" w:lineRule="atLeast"/>
+              <w:jc w:val="left"/>
+              <w:rPr>
+                <w:rFonts w:ascii="Segoe UI" w:eastAsia="Segoe UI" w:hAnsi="Segoe UI" w:cs="Segoe UI" w:hint="default"/>
+                <w:i w:val="0"/>
+                <w:iCs w:val="0"/>
+                <w:caps w:val="0"/>
+                <w:color w:val="0F1115"/>
+                <w:spacing w:val="0"/>
+                <w:sz w:val="18"/>
+                <w:szCs w:val="18"/>
+              </w:rPr>
+            </w:pPr>
+            <w:r>
+              <w:rPr>
+                <w:rFonts w:ascii="Segoe UI" w:eastAsia="Segoe UI" w:hAnsi="Segoe UI" w:cs="Segoe UI" w:hint="default"/>
+                <w:i w:val="0"/>
+                <w:iCs w:val="0"/>
+                <w:caps w:val="0"/>
+                <w:snapToGrid w:val="0"/>
+                <w:color w:val="000000"/>
+                <w:spacing w:val="0"/>
+                <w:kern w:val="0"/>
+                <w:sz w:val="18"/>
+                <w:szCs w:val="18"/>
+                <w:bdr w:val="nil"/>
+                <w:lang w:val="en-US" w:eastAsia="zh-CN"/>
+              </w:rPr>
+              <w:t>运维部经理</w:t>
+            </w:r>
+          </w:p>
+        </w:tc>
+        <w:tc>
+          <w:tcPr>
+            <w:tcW w:w="0" w:type="auto"/>
+            <w:shd w:val="clear" w:color="auto" w:fill="auto"/>
+            <w:tcMar>
+              <w:top w:w="120" w:type="dxa"/>
+              <w:left w:w="192" w:type="dxa"/>
+              <w:bottom w:w="120" w:type="dxa"/>
+              <w:right w:w="0" w:type="dxa"/>
+            </w:tcMar>
+            <w:vAlign w:val="center"/>
+          </w:tcPr>
+          <w:p>
+            <w:pPr>
+              <w:keepNext w:val="0"/>
+              <w:keepLines w:val="0"/>
+              <w:widowControl/>
+              <w:suppressLineNumbers w:val="0"/>
+              <w:spacing w:line="300" w:lineRule="atLeast"/>
+              <w:jc w:val="left"/>
+              <w:rPr>
+                <w:rFonts w:ascii="Segoe UI" w:eastAsia="Segoe UI" w:hAnsi="Segoe UI" w:cs="Segoe UI" w:hint="default"/>
+                <w:i w:val="0"/>
+                <w:iCs w:val="0"/>
+                <w:caps w:val="0"/>
+                <w:color w:val="0F1115"/>
+                <w:spacing w:val="0"/>
+                <w:sz w:val="18"/>
+                <w:szCs w:val="18"/>
+              </w:rPr>
+            </w:pPr>
+            <w:r>
+              <w:rPr>
+                <w:rFonts w:ascii="Segoe UI" w:eastAsia="Segoe UI" w:hAnsi="Segoe UI" w:cs="Segoe UI" w:hint="default"/>
+                <w:i w:val="0"/>
+                <w:iCs w:val="0"/>
+                <w:caps w:val="0"/>
+                <w:snapToGrid w:val="0"/>
+                <w:color w:val="000000"/>
+                <w:spacing w:val="0"/>
+                <w:kern w:val="0"/>
+                <w:sz w:val="18"/>
+                <w:szCs w:val="18"/>
+                <w:bdr w:val="nil"/>
+                <w:lang w:val="en-US" w:eastAsia="zh-CN"/>
+              </w:rPr>
+              <w:t>客户接口人</w:t>
+            </w:r>
+          </w:p>
+        </w:tc>
+      </w:tr>
+      <w:tr>
+        <w:tblPrEx>
+          <w:tblW w:w="0" w:type="auto"/>
+          <w:tblInd w:w="0" w:type="dxa"/>
+          <w:shd w:val="clear" w:color="auto" w:fill="auto"/>
+          <w:tblCellMar>
+            <w:top w:w="15" w:type="dxa"/>
+            <w:left w:w="15" w:type="dxa"/>
+            <w:bottom w:w="15" w:type="dxa"/>
+            <w:right w:w="15" w:type="dxa"/>
+          </w:tblCellMar>
+        </w:tblPrEx>
+        <w:tc>
+          <w:tcPr>
+            <w:tcW w:w="805" w:type="dxa"/>
+            <w:vMerge w:val="restart"/>
+            <w:shd w:val="clear" w:color="auto" w:fill="auto"/>
+            <w:tcMar>
+              <w:top w:w="120" w:type="dxa"/>
+              <w:left w:w="0" w:type="dxa"/>
+              <w:bottom w:w="120" w:type="dxa"/>
+              <w:right w:w="192" w:type="dxa"/>
+            </w:tcMar>
+            <w:vAlign w:val="center"/>
+          </w:tcPr>
+          <w:p>
+            <w:pPr>
+              <w:keepNext w:val="0"/>
+              <w:keepLines w:val="0"/>
+              <w:widowControl/>
+              <w:suppressLineNumbers w:val="0"/>
+              <w:spacing w:line="300" w:lineRule="atLeast"/>
+              <w:jc w:val="left"/>
+              <w:rPr>
+                <w:rFonts w:ascii="Segoe UI" w:eastAsia="Segoe UI" w:hAnsi="Segoe UI" w:cs="Segoe UI" w:hint="default"/>
+                <w:i w:val="0"/>
+                <w:iCs w:val="0"/>
+                <w:caps w:val="0"/>
+                <w:color w:val="0F1115"/>
+                <w:spacing w:val="0"/>
+                <w:sz w:val="18"/>
+                <w:szCs w:val="18"/>
+              </w:rPr>
+            </w:pPr>
+            <w:r>
+              <w:rPr>
+                <w:rStyle w:val="Strong"/>
+                <w:rFonts w:ascii="Segoe UI" w:eastAsia="Segoe UI" w:hAnsi="Segoe UI" w:cs="Segoe UI" w:hint="default"/>
+                <w:b/>
+                <w:bCs/>
+                <w:i w:val="0"/>
+                <w:iCs w:val="0"/>
+                <w:caps w:val="0"/>
+                <w:snapToGrid w:val="0"/>
+                <w:color w:val="000000"/>
+                <w:spacing w:val="0"/>
+                <w:kern w:val="0"/>
+                <w:sz w:val="18"/>
+                <w:szCs w:val="18"/>
+                <w:bdr w:val="nil"/>
+                <w:lang w:val="en-US" w:eastAsia="zh-CN"/>
+              </w:rPr>
+              <w:t>实施与监控</w:t>
+            </w:r>
+          </w:p>
+        </w:tc>
+        <w:tc>
+          <w:tcPr>
+            <w:tcW w:w="2328" w:type="dxa"/>
+            <w:shd w:val="clear" w:color="auto" w:fill="auto"/>
+            <w:tcMar>
+              <w:top w:w="120" w:type="dxa"/>
+              <w:left w:w="192" w:type="dxa"/>
+              <w:bottom w:w="120" w:type="dxa"/>
+              <w:right w:w="192" w:type="dxa"/>
+            </w:tcMar>
+            <w:vAlign w:val="center"/>
+          </w:tcPr>
+          <w:p>
+            <w:pPr>
+              <w:keepNext w:val="0"/>
+              <w:keepLines w:val="0"/>
+              <w:widowControl/>
+              <w:suppressLineNumbers w:val="0"/>
+              <w:spacing w:line="300" w:lineRule="atLeast"/>
+              <w:jc w:val="left"/>
+              <w:rPr>
+                <w:rFonts w:ascii="Segoe UI" w:eastAsia="Segoe UI" w:hAnsi="Segoe UI" w:cs="Segoe UI" w:hint="default"/>
+                <w:i w:val="0"/>
+                <w:iCs w:val="0"/>
+                <w:caps w:val="0"/>
+                <w:color w:val="0F1115"/>
+                <w:spacing w:val="0"/>
+                <w:sz w:val="18"/>
+                <w:szCs w:val="18"/>
+              </w:rPr>
+            </w:pPr>
+            <w:r>
+              <w:rPr>
+                <w:rFonts w:ascii="Segoe UI" w:eastAsia="Segoe UI" w:hAnsi="Segoe UI" w:cs="Segoe UI" w:hint="default"/>
+                <w:i w:val="0"/>
+                <w:iCs w:val="0"/>
+                <w:caps w:val="0"/>
+                <w:snapToGrid w:val="0"/>
+                <w:color w:val="000000"/>
+                <w:spacing w:val="0"/>
+                <w:kern w:val="0"/>
+                <w:sz w:val="18"/>
+                <w:szCs w:val="18"/>
+                <w:bdr w:val="nil"/>
+                <w:lang w:val="en-US" w:eastAsia="zh-CN"/>
+              </w:rPr>
+              <w:t>《系统健康检查报告》</w:t>
+            </w:r>
+          </w:p>
+        </w:tc>
+        <w:tc>
+          <w:tcPr>
+            <w:tcW w:w="2447" w:type="dxa"/>
+            <w:shd w:val="clear" w:color="auto" w:fill="auto"/>
+            <w:tcMar>
+              <w:top w:w="120" w:type="dxa"/>
+              <w:left w:w="192" w:type="dxa"/>
+              <w:bottom w:w="120" w:type="dxa"/>
+              <w:right w:w="192" w:type="dxa"/>
+            </w:tcMar>
+            <w:vAlign w:val="center"/>
+          </w:tcPr>
+          <w:p>
+            <w:pPr>
+              <w:keepNext w:val="0"/>
+              <w:keepLines w:val="0"/>
+              <w:widowControl/>
+              <w:suppressLineNumbers w:val="0"/>
+              <w:spacing w:line="300" w:lineRule="atLeast"/>
+              <w:jc w:val="left"/>
+              <w:rPr>
+                <w:rFonts w:ascii="Segoe UI" w:eastAsia="Segoe UI" w:hAnsi="Segoe UI" w:cs="Segoe UI" w:hint="default"/>
+                <w:i w:val="0"/>
+                <w:iCs w:val="0"/>
+                <w:caps w:val="0"/>
+                <w:color w:val="0F1115"/>
+                <w:spacing w:val="0"/>
+                <w:sz w:val="18"/>
+                <w:szCs w:val="18"/>
+              </w:rPr>
+            </w:pPr>
+            <w:r>
+              <w:rPr>
+                <w:rFonts w:ascii="Segoe UI" w:eastAsia="Segoe UI" w:hAnsi="Segoe UI" w:cs="Segoe UI" w:hint="default"/>
+                <w:i w:val="0"/>
+                <w:iCs w:val="0"/>
+                <w:caps w:val="0"/>
+                <w:snapToGrid w:val="0"/>
+                <w:color w:val="000000"/>
+                <w:spacing w:val="0"/>
+                <w:kern w:val="0"/>
+                <w:sz w:val="18"/>
+                <w:szCs w:val="18"/>
+                <w:bdr w:val="nil"/>
+                <w:lang w:val="en-US" w:eastAsia="zh-CN"/>
+              </w:rPr>
+              <w:t>硬件状态、性能指标、日志分析、风险预警</w:t>
+            </w:r>
+          </w:p>
+        </w:tc>
+        <w:tc>
+          <w:tcPr>
+            <w:tcW w:w="0" w:type="auto"/>
+            <w:shd w:val="clear" w:color="auto" w:fill="auto"/>
+            <w:tcMar>
+              <w:top w:w="120" w:type="dxa"/>
+              <w:left w:w="192" w:type="dxa"/>
+              <w:bottom w:w="120" w:type="dxa"/>
+              <w:right w:w="192" w:type="dxa"/>
+            </w:tcMar>
+            <w:vAlign w:val="center"/>
+          </w:tcPr>
+          <w:p>
+            <w:pPr>
+              <w:keepNext w:val="0"/>
+              <w:keepLines w:val="0"/>
+              <w:widowControl/>
+              <w:suppressLineNumbers w:val="0"/>
+              <w:spacing w:line="300" w:lineRule="atLeast"/>
+              <w:jc w:val="left"/>
+              <w:rPr>
+                <w:rFonts w:ascii="Segoe UI" w:eastAsia="Segoe UI" w:hAnsi="Segoe UI" w:cs="Segoe UI" w:hint="default"/>
+                <w:i w:val="0"/>
+                <w:iCs w:val="0"/>
+                <w:caps w:val="0"/>
+                <w:color w:val="0F1115"/>
+                <w:spacing w:val="0"/>
+                <w:sz w:val="18"/>
+                <w:szCs w:val="18"/>
+              </w:rPr>
+            </w:pPr>
+            <w:r>
+              <w:rPr>
+                <w:rFonts w:ascii="Segoe UI" w:eastAsia="Segoe UI" w:hAnsi="Segoe UI" w:cs="Segoe UI" w:hint="default"/>
+                <w:i w:val="0"/>
+                <w:iCs w:val="0"/>
+                <w:caps w:val="0"/>
+                <w:snapToGrid w:val="0"/>
+                <w:color w:val="000000"/>
+                <w:spacing w:val="0"/>
+                <w:kern w:val="0"/>
+                <w:sz w:val="18"/>
+                <w:szCs w:val="18"/>
+                <w:bdr w:val="nil"/>
+                <w:lang w:val="en-US" w:eastAsia="zh-CN"/>
+              </w:rPr>
+              <w:t>运维实施工程师</w:t>
+            </w:r>
+          </w:p>
+        </w:tc>
+        <w:tc>
+          <w:tcPr>
+            <w:tcW w:w="0" w:type="auto"/>
+            <w:shd w:val="clear" w:color="auto" w:fill="auto"/>
+            <w:tcMar>
+              <w:top w:w="120" w:type="dxa"/>
+              <w:left w:w="192" w:type="dxa"/>
+              <w:bottom w:w="120" w:type="dxa"/>
+              <w:right w:w="0" w:type="dxa"/>
+            </w:tcMar>
+            <w:vAlign w:val="center"/>
+          </w:tcPr>
+          <w:p>
+            <w:pPr>
+              <w:keepNext w:val="0"/>
+              <w:keepLines w:val="0"/>
+              <w:widowControl/>
+              <w:suppressLineNumbers w:val="0"/>
+              <w:spacing w:line="300" w:lineRule="atLeast"/>
+              <w:jc w:val="left"/>
+              <w:rPr>
+                <w:rFonts w:ascii="Segoe UI" w:eastAsia="Segoe UI" w:hAnsi="Segoe UI" w:cs="Segoe UI" w:hint="default"/>
+                <w:i w:val="0"/>
+                <w:iCs w:val="0"/>
+                <w:caps w:val="0"/>
+                <w:color w:val="0F1115"/>
+                <w:spacing w:val="0"/>
+                <w:sz w:val="18"/>
+                <w:szCs w:val="18"/>
+              </w:rPr>
+            </w:pPr>
+            <w:r>
+              <w:rPr>
+                <w:rFonts w:ascii="Segoe UI" w:eastAsia="Segoe UI" w:hAnsi="Segoe UI" w:cs="Segoe UI" w:hint="default"/>
+                <w:i w:val="0"/>
+                <w:iCs w:val="0"/>
+                <w:caps w:val="0"/>
+                <w:snapToGrid w:val="0"/>
+                <w:color w:val="000000"/>
+                <w:spacing w:val="0"/>
+                <w:kern w:val="0"/>
+                <w:sz w:val="18"/>
+                <w:szCs w:val="18"/>
+                <w:bdr w:val="nil"/>
+                <w:lang w:val="en-US" w:eastAsia="zh-CN"/>
+              </w:rPr>
+              <w:t>客户技术部门</w:t>
+            </w:r>
+          </w:p>
+        </w:tc>
+      </w:tr>
+      <w:tr>
+        <w:tblPrEx>
+          <w:tblW w:w="0" w:type="auto"/>
+          <w:tblInd w:w="0" w:type="dxa"/>
+          <w:shd w:val="clear" w:color="auto" w:fill="auto"/>
+          <w:tblCellMar>
+            <w:top w:w="15" w:type="dxa"/>
+            <w:left w:w="15" w:type="dxa"/>
+            <w:bottom w:w="15" w:type="dxa"/>
+            <w:right w:w="15" w:type="dxa"/>
+          </w:tblCellMar>
+        </w:tblPrEx>
+        <w:tc>
+          <w:tcPr>
+            <w:tcW w:w="805" w:type="dxa"/>
+            <w:vMerge/>
+            <w:shd w:val="clear" w:color="auto" w:fill="auto"/>
+            <w:tcMar>
+              <w:top w:w="120" w:type="dxa"/>
+              <w:left w:w="0" w:type="dxa"/>
+              <w:bottom w:w="120" w:type="dxa"/>
+              <w:right w:w="192" w:type="dxa"/>
+            </w:tcMar>
+            <w:vAlign w:val="center"/>
+          </w:tcPr>
+          <w:p>
+            <w:pPr>
+              <w:rPr>
+                <w:rFonts w:ascii="Segoe UI" w:eastAsia="Segoe UI" w:hAnsi="Segoe UI" w:cs="Segoe UI" w:hint="default"/>
+                <w:i w:val="0"/>
+                <w:iCs w:val="0"/>
+                <w:caps w:val="0"/>
+                <w:color w:val="0F1115"/>
+                <w:spacing w:val="0"/>
+                <w:sz w:val="18"/>
+                <w:szCs w:val="18"/>
+              </w:rPr>
+            </w:pPr>
+          </w:p>
+        </w:tc>
+        <w:tc>
+          <w:tcPr>
+            <w:tcW w:w="2328" w:type="dxa"/>
+            <w:shd w:val="clear" w:color="auto" w:fill="auto"/>
+            <w:tcMar>
+              <w:top w:w="120" w:type="dxa"/>
+              <w:left w:w="192" w:type="dxa"/>
+              <w:bottom w:w="120" w:type="dxa"/>
+              <w:right w:w="192" w:type="dxa"/>
+            </w:tcMar>
+            <w:vAlign w:val="center"/>
+          </w:tcPr>
+          <w:p>
+            <w:pPr>
+              <w:keepNext w:val="0"/>
+              <w:keepLines w:val="0"/>
+              <w:widowControl/>
+              <w:suppressLineNumbers w:val="0"/>
+              <w:spacing w:line="300" w:lineRule="atLeast"/>
+              <w:jc w:val="left"/>
+              <w:rPr>
+                <w:rFonts w:ascii="Segoe UI" w:eastAsia="Segoe UI" w:hAnsi="Segoe UI" w:cs="Segoe UI" w:hint="default"/>
+                <w:i w:val="0"/>
+                <w:iCs w:val="0"/>
+                <w:caps w:val="0"/>
+                <w:color w:val="0F1115"/>
+                <w:spacing w:val="0"/>
+                <w:sz w:val="18"/>
+                <w:szCs w:val="18"/>
+              </w:rPr>
+            </w:pPr>
+            <w:r>
+              <w:rPr>
+                <w:rFonts w:ascii="Segoe UI" w:eastAsia="Segoe UI" w:hAnsi="Segoe UI" w:cs="Segoe UI" w:hint="default"/>
+                <w:i w:val="0"/>
+                <w:iCs w:val="0"/>
+                <w:caps w:val="0"/>
+                <w:snapToGrid w:val="0"/>
+                <w:color w:val="000000"/>
+                <w:spacing w:val="0"/>
+                <w:kern w:val="0"/>
+                <w:sz w:val="18"/>
+                <w:szCs w:val="18"/>
+                <w:bdr w:val="nil"/>
+                <w:lang w:val="en-US" w:eastAsia="zh-CN"/>
+              </w:rPr>
+              <w:t>《服务月度报告》</w:t>
+            </w:r>
+          </w:p>
+        </w:tc>
+        <w:tc>
+          <w:tcPr>
+            <w:tcW w:w="2447" w:type="dxa"/>
+            <w:shd w:val="clear" w:color="auto" w:fill="auto"/>
+            <w:tcMar>
+              <w:top w:w="120" w:type="dxa"/>
+              <w:left w:w="192" w:type="dxa"/>
+              <w:bottom w:w="120" w:type="dxa"/>
+              <w:right w:w="192" w:type="dxa"/>
+            </w:tcMar>
+            <w:vAlign w:val="center"/>
+          </w:tcPr>
+          <w:p>
+            <w:pPr>
+              <w:keepNext w:val="0"/>
+              <w:keepLines w:val="0"/>
+              <w:widowControl/>
+              <w:suppressLineNumbers w:val="0"/>
+              <w:spacing w:line="300" w:lineRule="atLeast"/>
+              <w:jc w:val="left"/>
+              <w:rPr>
+                <w:rFonts w:ascii="Segoe UI" w:eastAsia="Segoe UI" w:hAnsi="Segoe UI" w:cs="Segoe UI" w:hint="default"/>
+                <w:i w:val="0"/>
+                <w:iCs w:val="0"/>
+                <w:caps w:val="0"/>
+                <w:color w:val="0F1115"/>
+                <w:spacing w:val="0"/>
+                <w:sz w:val="18"/>
+                <w:szCs w:val="18"/>
+              </w:rPr>
+            </w:pPr>
+            <w:r>
+              <w:rPr>
+                <w:rFonts w:ascii="Segoe UI" w:eastAsia="Segoe UI" w:hAnsi="Segoe UI" w:cs="Segoe UI" w:hint="default"/>
+                <w:i w:val="0"/>
+                <w:iCs w:val="0"/>
+                <w:caps w:val="0"/>
+                <w:snapToGrid w:val="0"/>
+                <w:color w:val="000000"/>
+                <w:spacing w:val="0"/>
+                <w:kern w:val="0"/>
+                <w:sz w:val="18"/>
+                <w:szCs w:val="18"/>
+                <w:bdr w:val="nil"/>
+                <w:lang w:val="en-US" w:eastAsia="zh-CN"/>
+              </w:rPr>
+              <w:t>本月服务摘要、事件统计、SLA达成率、下月计划</w:t>
+            </w:r>
+          </w:p>
+        </w:tc>
+        <w:tc>
+          <w:tcPr>
+            <w:tcW w:w="0" w:type="auto"/>
+            <w:shd w:val="clear" w:color="auto" w:fill="auto"/>
+            <w:tcMar>
+              <w:top w:w="120" w:type="dxa"/>
+              <w:left w:w="192" w:type="dxa"/>
+              <w:bottom w:w="120" w:type="dxa"/>
+              <w:right w:w="192" w:type="dxa"/>
+            </w:tcMar>
+            <w:vAlign w:val="center"/>
+          </w:tcPr>
+          <w:p>
+            <w:pPr>
+              <w:keepNext w:val="0"/>
+              <w:keepLines w:val="0"/>
+              <w:widowControl/>
+              <w:suppressLineNumbers w:val="0"/>
+              <w:spacing w:line="300" w:lineRule="atLeast"/>
+              <w:jc w:val="left"/>
+              <w:rPr>
+                <w:rFonts w:ascii="Segoe UI" w:eastAsia="Segoe UI" w:hAnsi="Segoe UI" w:cs="Segoe UI" w:hint="default"/>
+                <w:i w:val="0"/>
+                <w:iCs w:val="0"/>
+                <w:caps w:val="0"/>
+                <w:color w:val="0F1115"/>
+                <w:spacing w:val="0"/>
+                <w:sz w:val="18"/>
+                <w:szCs w:val="18"/>
+              </w:rPr>
+            </w:pPr>
+            <w:r>
+              <w:rPr>
+                <w:rFonts w:ascii="Segoe UI" w:eastAsia="Segoe UI" w:hAnsi="Segoe UI" w:cs="Segoe UI" w:hint="default"/>
+                <w:i w:val="0"/>
+                <w:iCs w:val="0"/>
+                <w:caps w:val="0"/>
+                <w:snapToGrid w:val="0"/>
+                <w:color w:val="000000"/>
+                <w:spacing w:val="0"/>
+                <w:kern w:val="0"/>
+                <w:sz w:val="18"/>
+                <w:szCs w:val="18"/>
+                <w:bdr w:val="nil"/>
+                <w:lang w:val="en-US" w:eastAsia="zh-CN"/>
+              </w:rPr>
+              <w:t>运维部经理</w:t>
+            </w:r>
+          </w:p>
+        </w:tc>
+        <w:tc>
+          <w:tcPr>
+            <w:tcW w:w="0" w:type="auto"/>
+            <w:shd w:val="clear" w:color="auto" w:fill="auto"/>
+            <w:tcMar>
+              <w:top w:w="120" w:type="dxa"/>
+              <w:left w:w="192" w:type="dxa"/>
+              <w:bottom w:w="120" w:type="dxa"/>
+              <w:right w:w="0" w:type="dxa"/>
+            </w:tcMar>
+            <w:vAlign w:val="center"/>
+          </w:tcPr>
+          <w:p>
+            <w:pPr>
+              <w:keepNext w:val="0"/>
+              <w:keepLines w:val="0"/>
+              <w:widowControl/>
+              <w:suppressLineNumbers w:val="0"/>
+              <w:spacing w:line="300" w:lineRule="atLeast"/>
+              <w:jc w:val="left"/>
+              <w:rPr>
+                <w:rFonts w:ascii="Segoe UI" w:eastAsia="Segoe UI" w:hAnsi="Segoe UI" w:cs="Segoe UI" w:hint="default"/>
+                <w:i w:val="0"/>
+                <w:iCs w:val="0"/>
+                <w:caps w:val="0"/>
+                <w:color w:val="0F1115"/>
+                <w:spacing w:val="0"/>
+                <w:sz w:val="18"/>
+                <w:szCs w:val="18"/>
+              </w:rPr>
+            </w:pPr>
+            <w:r>
+              <w:rPr>
+                <w:rFonts w:ascii="Segoe UI" w:eastAsia="Segoe UI" w:hAnsi="Segoe UI" w:cs="Segoe UI" w:hint="default"/>
+                <w:i w:val="0"/>
+                <w:iCs w:val="0"/>
+                <w:caps w:val="0"/>
+                <w:snapToGrid w:val="0"/>
+                <w:color w:val="000000"/>
+                <w:spacing w:val="0"/>
+                <w:kern w:val="0"/>
+                <w:sz w:val="18"/>
+                <w:szCs w:val="18"/>
+                <w:bdr w:val="nil"/>
+                <w:lang w:val="en-US" w:eastAsia="zh-CN"/>
+              </w:rPr>
+              <w:t>客户管理层/接口人</w:t>
+            </w:r>
+          </w:p>
+        </w:tc>
+      </w:tr>
+      <w:tr>
+        <w:tblPrEx>
+          <w:tblW w:w="0" w:type="auto"/>
+          <w:tblInd w:w="0" w:type="dxa"/>
+          <w:shd w:val="clear" w:color="auto" w:fill="auto"/>
+          <w:tblCellMar>
+            <w:top w:w="15" w:type="dxa"/>
+            <w:left w:w="15" w:type="dxa"/>
+            <w:bottom w:w="15" w:type="dxa"/>
+            <w:right w:w="15" w:type="dxa"/>
+          </w:tblCellMar>
+        </w:tblPrEx>
+        <w:tc>
+          <w:tcPr>
+            <w:tcW w:w="805" w:type="dxa"/>
+            <w:vMerge/>
+            <w:shd w:val="clear" w:color="auto" w:fill="auto"/>
+            <w:tcMar>
+              <w:top w:w="120" w:type="dxa"/>
+              <w:left w:w="0" w:type="dxa"/>
+              <w:bottom w:w="120" w:type="dxa"/>
+              <w:right w:w="192" w:type="dxa"/>
+            </w:tcMar>
+            <w:vAlign w:val="center"/>
+          </w:tcPr>
+          <w:p>
+            <w:pPr>
+              <w:rPr>
+                <w:rFonts w:ascii="Segoe UI" w:eastAsia="Segoe UI" w:hAnsi="Segoe UI" w:cs="Segoe UI" w:hint="default"/>
+                <w:i w:val="0"/>
+                <w:iCs w:val="0"/>
+                <w:caps w:val="0"/>
+                <w:color w:val="0F1115"/>
+                <w:spacing w:val="0"/>
+                <w:sz w:val="18"/>
+                <w:szCs w:val="18"/>
+              </w:rPr>
+            </w:pPr>
+          </w:p>
+        </w:tc>
+        <w:tc>
+          <w:tcPr>
+            <w:tcW w:w="2328" w:type="dxa"/>
+            <w:shd w:val="clear" w:color="auto" w:fill="auto"/>
+            <w:tcMar>
+              <w:top w:w="120" w:type="dxa"/>
+              <w:left w:w="192" w:type="dxa"/>
+              <w:bottom w:w="120" w:type="dxa"/>
+              <w:right w:w="192" w:type="dxa"/>
+            </w:tcMar>
+            <w:vAlign w:val="center"/>
+          </w:tcPr>
+          <w:p>
+            <w:pPr>
+              <w:keepNext w:val="0"/>
+              <w:keepLines w:val="0"/>
+              <w:widowControl/>
+              <w:suppressLineNumbers w:val="0"/>
+              <w:spacing w:line="300" w:lineRule="atLeast"/>
+              <w:jc w:val="left"/>
+              <w:rPr>
+                <w:rFonts w:ascii="Segoe UI" w:eastAsia="Segoe UI" w:hAnsi="Segoe UI" w:cs="Segoe UI" w:hint="default"/>
+                <w:i w:val="0"/>
+                <w:iCs w:val="0"/>
+                <w:caps w:val="0"/>
+                <w:color w:val="0F1115"/>
+                <w:spacing w:val="0"/>
+                <w:sz w:val="18"/>
+                <w:szCs w:val="18"/>
+              </w:rPr>
+            </w:pPr>
+            <w:r>
+              <w:rPr>
+                <w:rFonts w:ascii="Segoe UI" w:eastAsia="Segoe UI" w:hAnsi="Segoe UI" w:cs="Segoe UI" w:hint="default"/>
+                <w:i w:val="0"/>
+                <w:iCs w:val="0"/>
+                <w:caps w:val="0"/>
+                <w:snapToGrid w:val="0"/>
+                <w:color w:val="000000"/>
+                <w:spacing w:val="0"/>
+                <w:kern w:val="0"/>
+                <w:sz w:val="18"/>
+                <w:szCs w:val="18"/>
+                <w:bdr w:val="nil"/>
+                <w:lang w:val="en-US" w:eastAsia="zh-CN"/>
+              </w:rPr>
+              <w:t>《客户满意度调查报告》</w:t>
+            </w:r>
+          </w:p>
+        </w:tc>
+        <w:tc>
+          <w:tcPr>
+            <w:tcW w:w="2447" w:type="dxa"/>
+            <w:shd w:val="clear" w:color="auto" w:fill="auto"/>
+            <w:tcMar>
+              <w:top w:w="120" w:type="dxa"/>
+              <w:left w:w="192" w:type="dxa"/>
+              <w:bottom w:w="120" w:type="dxa"/>
+              <w:right w:w="192" w:type="dxa"/>
+            </w:tcMar>
+            <w:vAlign w:val="center"/>
+          </w:tcPr>
+          <w:p>
+            <w:pPr>
+              <w:keepNext w:val="0"/>
+              <w:keepLines w:val="0"/>
+              <w:widowControl/>
+              <w:suppressLineNumbers w:val="0"/>
+              <w:spacing w:line="300" w:lineRule="atLeast"/>
+              <w:jc w:val="left"/>
+              <w:rPr>
+                <w:rFonts w:ascii="Segoe UI" w:eastAsia="Segoe UI" w:hAnsi="Segoe UI" w:cs="Segoe UI" w:hint="default"/>
+                <w:i w:val="0"/>
+                <w:iCs w:val="0"/>
+                <w:caps w:val="0"/>
+                <w:color w:val="0F1115"/>
+                <w:spacing w:val="0"/>
+                <w:sz w:val="18"/>
+                <w:szCs w:val="18"/>
+              </w:rPr>
+            </w:pPr>
+            <w:r>
+              <w:rPr>
+                <w:rFonts w:ascii="Segoe UI" w:eastAsia="Segoe UI" w:hAnsi="Segoe UI" w:cs="Segoe UI" w:hint="default"/>
+                <w:i w:val="0"/>
+                <w:iCs w:val="0"/>
+                <w:caps w:val="0"/>
+                <w:snapToGrid w:val="0"/>
+                <w:color w:val="000000"/>
+                <w:spacing w:val="0"/>
+                <w:kern w:val="0"/>
+                <w:sz w:val="18"/>
+                <w:szCs w:val="18"/>
+                <w:bdr w:val="nil"/>
+                <w:lang w:val="en-US" w:eastAsia="zh-CN"/>
+              </w:rPr>
+              <w:t>调查结果、客户反馈、改进措施</w:t>
+            </w:r>
+          </w:p>
+        </w:tc>
+        <w:tc>
+          <w:tcPr>
+            <w:tcW w:w="0" w:type="auto"/>
+            <w:shd w:val="clear" w:color="auto" w:fill="auto"/>
+            <w:tcMar>
+              <w:top w:w="120" w:type="dxa"/>
+              <w:left w:w="192" w:type="dxa"/>
+              <w:bottom w:w="120" w:type="dxa"/>
+              <w:right w:w="192" w:type="dxa"/>
+            </w:tcMar>
+            <w:vAlign w:val="center"/>
+          </w:tcPr>
+          <w:p>
+            <w:pPr>
+              <w:keepNext w:val="0"/>
+              <w:keepLines w:val="0"/>
+              <w:widowControl/>
+              <w:suppressLineNumbers w:val="0"/>
+              <w:spacing w:line="300" w:lineRule="atLeast"/>
+              <w:jc w:val="left"/>
+              <w:rPr>
+                <w:rFonts w:ascii="Segoe UI" w:eastAsia="Segoe UI" w:hAnsi="Segoe UI" w:cs="Segoe UI" w:hint="default"/>
+                <w:i w:val="0"/>
+                <w:iCs w:val="0"/>
+                <w:caps w:val="0"/>
+                <w:color w:val="0F1115"/>
+                <w:spacing w:val="0"/>
+                <w:sz w:val="18"/>
+                <w:szCs w:val="18"/>
+              </w:rPr>
+            </w:pPr>
+            <w:r>
+              <w:rPr>
+                <w:rFonts w:ascii="Segoe UI" w:eastAsia="Segoe UI" w:hAnsi="Segoe UI" w:cs="Segoe UI" w:hint="default"/>
+                <w:i w:val="0"/>
+                <w:iCs w:val="0"/>
+                <w:caps w:val="0"/>
+                <w:snapToGrid w:val="0"/>
+                <w:color w:val="000000"/>
+                <w:spacing w:val="0"/>
+                <w:kern w:val="0"/>
+                <w:sz w:val="18"/>
+                <w:szCs w:val="18"/>
+                <w:bdr w:val="nil"/>
+                <w:lang w:val="en-US" w:eastAsia="zh-CN"/>
+              </w:rPr>
+              <w:t>技术支持工程师</w:t>
+            </w:r>
+          </w:p>
+        </w:tc>
+        <w:tc>
+          <w:tcPr>
+            <w:tcW w:w="0" w:type="auto"/>
+            <w:shd w:val="clear" w:color="auto" w:fill="auto"/>
+            <w:tcMar>
+              <w:top w:w="120" w:type="dxa"/>
+              <w:left w:w="192" w:type="dxa"/>
+              <w:bottom w:w="120" w:type="dxa"/>
+              <w:right w:w="0" w:type="dxa"/>
+            </w:tcMar>
+            <w:vAlign w:val="center"/>
+          </w:tcPr>
+          <w:p>
+            <w:pPr>
+              <w:keepNext w:val="0"/>
+              <w:keepLines w:val="0"/>
+              <w:widowControl/>
+              <w:suppressLineNumbers w:val="0"/>
+              <w:spacing w:line="300" w:lineRule="atLeast"/>
+              <w:jc w:val="left"/>
+              <w:rPr>
+                <w:rFonts w:ascii="Segoe UI" w:eastAsia="Segoe UI" w:hAnsi="Segoe UI" w:cs="Segoe UI" w:hint="default"/>
+                <w:i w:val="0"/>
+                <w:iCs w:val="0"/>
+                <w:caps w:val="0"/>
+                <w:color w:val="0F1115"/>
+                <w:spacing w:val="0"/>
+                <w:sz w:val="18"/>
+                <w:szCs w:val="18"/>
+              </w:rPr>
+            </w:pPr>
+            <w:r>
+              <w:rPr>
+                <w:rFonts w:ascii="Segoe UI" w:eastAsia="Segoe UI" w:hAnsi="Segoe UI" w:cs="Segoe UI" w:hint="default"/>
+                <w:i w:val="0"/>
+                <w:iCs w:val="0"/>
+                <w:caps w:val="0"/>
+                <w:snapToGrid w:val="0"/>
+                <w:color w:val="000000"/>
+                <w:spacing w:val="0"/>
+                <w:kern w:val="0"/>
+                <w:sz w:val="18"/>
+                <w:szCs w:val="18"/>
+                <w:bdr w:val="nil"/>
+                <w:lang w:val="en-US" w:eastAsia="zh-CN"/>
+              </w:rPr>
+              <w:t>客户项目负责人</w:t>
+            </w:r>
+          </w:p>
+        </w:tc>
+      </w:tr>
+      <w:tr>
+        <w:tblPrEx>
+          <w:tblW w:w="0" w:type="auto"/>
+          <w:tblInd w:w="0" w:type="dxa"/>
+          <w:shd w:val="clear" w:color="auto" w:fill="auto"/>
+          <w:tblCellMar>
+            <w:top w:w="15" w:type="dxa"/>
+            <w:left w:w="15" w:type="dxa"/>
+            <w:bottom w:w="15" w:type="dxa"/>
+            <w:right w:w="15" w:type="dxa"/>
+          </w:tblCellMar>
+        </w:tblPrEx>
+        <w:tc>
+          <w:tcPr>
+            <w:tcW w:w="805" w:type="dxa"/>
+            <w:vMerge w:val="restart"/>
+            <w:shd w:val="clear" w:color="auto" w:fill="auto"/>
+            <w:tcMar>
+              <w:top w:w="120" w:type="dxa"/>
+              <w:left w:w="0" w:type="dxa"/>
+              <w:bottom w:w="120" w:type="dxa"/>
+              <w:right w:w="192" w:type="dxa"/>
+            </w:tcMar>
+            <w:vAlign w:val="center"/>
+          </w:tcPr>
+          <w:p>
+            <w:pPr>
+              <w:keepNext w:val="0"/>
+              <w:keepLines w:val="0"/>
+              <w:widowControl/>
+              <w:suppressLineNumbers w:val="0"/>
+              <w:spacing w:line="300" w:lineRule="atLeast"/>
+              <w:jc w:val="left"/>
+              <w:rPr>
+                <w:rFonts w:ascii="Segoe UI" w:eastAsia="Segoe UI" w:hAnsi="Segoe UI" w:cs="Segoe UI" w:hint="default"/>
+                <w:i w:val="0"/>
+                <w:iCs w:val="0"/>
+                <w:caps w:val="0"/>
+                <w:color w:val="0F1115"/>
+                <w:spacing w:val="0"/>
+                <w:sz w:val="18"/>
+                <w:szCs w:val="18"/>
+              </w:rPr>
+            </w:pPr>
+            <w:r>
+              <w:rPr>
+                <w:rStyle w:val="Strong"/>
+                <w:rFonts w:ascii="Segoe UI" w:eastAsia="Segoe UI" w:hAnsi="Segoe UI" w:cs="Segoe UI" w:hint="default"/>
+                <w:b/>
+                <w:bCs/>
+                <w:i w:val="0"/>
+                <w:iCs w:val="0"/>
+                <w:caps w:val="0"/>
+                <w:snapToGrid w:val="0"/>
+                <w:color w:val="000000"/>
+                <w:spacing w:val="0"/>
+                <w:kern w:val="0"/>
+                <w:sz w:val="18"/>
+                <w:szCs w:val="18"/>
+                <w:bdr w:val="nil"/>
+                <w:lang w:val="en-US" w:eastAsia="zh-CN"/>
               </w:rPr>
               <w:t>改进与收尾</w:t>
             </w:r>
@@ -8475,7 +8409,7 @@
               <w:spacing w:line="300" w:lineRule="atLeast"/>
               <w:jc w:val="left"/>
               <w:rPr>
-                <w:rFonts w:hint="default" w:ascii="Segoe UI" w:hAnsi="Segoe UI" w:eastAsia="Segoe UI" w:cs="Segoe UI"/>
+                <w:rFonts w:ascii="Segoe UI" w:eastAsia="Segoe UI" w:hAnsi="Segoe UI" w:cs="Segoe UI" w:hint="default"/>
                 <w:i w:val="0"/>
                 <w:iCs w:val="0"/>
                 <w:caps w:val="0"/>
@@ -8487,7 +8421,7 @@
             </w:pPr>
             <w:r>
               <w:rPr>
-                <w:rFonts w:hint="default" w:ascii="Segoe UI" w:hAnsi="Segoe UI" w:eastAsia="Segoe UI" w:cs="Segoe UI"/>
+                <w:rFonts w:ascii="Segoe UI" w:eastAsia="Segoe UI" w:hAnsi="Segoe UI" w:cs="Segoe UI" w:hint="default"/>
                 <w:i w:val="0"/>
                 <w:iCs w:val="0"/>
                 <w:caps w:val="0"/>
@@ -8497,8 +8431,8 @@
                 <w:kern w:val="0"/>
                 <w:sz w:val="18"/>
                 <w:szCs w:val="18"/>
-                <w:bdr w:val="none" w:color="auto" w:sz="0" w:space="0"/>
-                <w:lang w:val="en-US" w:eastAsia="zh-CN" w:bidi="ar"/>
+                <w:bdr w:val="nil"/>
+                <w:lang w:val="en-US" w:eastAsia="zh-CN"/>
               </w:rPr>
               <w:t>《服务改进方案》</w:t>
             </w:r>
@@ -8525,7 +8459,7 @@
               <w:spacing w:line="300" w:lineRule="atLeast"/>
               <w:jc w:val="left"/>
               <w:rPr>
-                <w:rFonts w:hint="default" w:ascii="Segoe UI" w:hAnsi="Segoe UI" w:eastAsia="Segoe UI" w:cs="Segoe UI"/>
+                <w:rFonts w:ascii="Segoe UI" w:eastAsia="Segoe UI" w:hAnsi="Segoe UI" w:cs="Segoe UI" w:hint="default"/>
                 <w:i w:val="0"/>
                 <w:iCs w:val="0"/>
                 <w:caps w:val="0"/>
@@ -8537,7 +8471,7 @@
             </w:pPr>
             <w:r>
               <w:rPr>
-                <w:rFonts w:hint="default" w:ascii="Segoe UI" w:hAnsi="Segoe UI" w:eastAsia="Segoe UI" w:cs="Segoe UI"/>
+                <w:rFonts w:ascii="Segoe UI" w:eastAsia="Segoe UI" w:hAnsi="Segoe UI" w:cs="Segoe UI" w:hint="default"/>
                 <w:i w:val="0"/>
                 <w:iCs w:val="0"/>
                 <w:caps w:val="0"/>
@@ -8547,8 +8481,8 @@
                 <w:kern w:val="0"/>
                 <w:sz w:val="18"/>
                 <w:szCs w:val="18"/>
-                <w:bdr w:val="none" w:color="auto" w:sz="0" w:space="0"/>
-                <w:lang w:val="en-US" w:eastAsia="zh-CN" w:bidi="ar"/>
+                <w:bdr w:val="nil"/>
+                <w:lang w:val="en-US" w:eastAsia="zh-CN"/>
               </w:rPr>
               <w:t>问题根因、改进措施、计划、预期效果</w:t>
             </w:r>
@@ -8575,7 +8509,7 @@
               <w:spacing w:line="300" w:lineRule="atLeast"/>
               <w:jc w:val="left"/>
               <w:rPr>
-                <w:rFonts w:hint="default" w:ascii="Segoe UI" w:hAnsi="Segoe UI" w:eastAsia="Segoe UI" w:cs="Segoe UI"/>
+                <w:rFonts w:ascii="Segoe UI" w:eastAsia="Segoe UI" w:hAnsi="Segoe UI" w:cs="Segoe UI" w:hint="default"/>
                 <w:i w:val="0"/>
                 <w:iCs w:val="0"/>
                 <w:caps w:val="0"/>
@@ -8587,7 +8521,7 @@
             </w:pPr>
             <w:r>
               <w:rPr>
-                <w:rFonts w:hint="default" w:ascii="Segoe UI" w:hAnsi="Segoe UI" w:eastAsia="Segoe UI" w:cs="Segoe UI"/>
+                <w:rFonts w:ascii="Segoe UI" w:eastAsia="Segoe UI" w:hAnsi="Segoe UI" w:cs="Segoe UI" w:hint="default"/>
                 <w:i w:val="0"/>
                 <w:iCs w:val="0"/>
                 <w:caps w:val="0"/>
@@ -8597,8 +8531,8 @@
                 <w:kern w:val="0"/>
                 <w:sz w:val="18"/>
                 <w:szCs w:val="18"/>
-                <w:bdr w:val="none" w:color="auto" w:sz="0" w:space="0"/>
-                <w:lang w:val="en-US" w:eastAsia="zh-CN" w:bidi="ar"/>
+                <w:bdr w:val="nil"/>
+                <w:lang w:val="en-US" w:eastAsia="zh-CN"/>
               </w:rPr>
               <w:t>运维部经理</w:t>
             </w:r>
@@ -8625,7 +8559,7 @@
               <w:spacing w:line="300" w:lineRule="atLeast"/>
               <w:jc w:val="left"/>
               <w:rPr>
-                <w:rFonts w:hint="default" w:ascii="Segoe UI" w:hAnsi="Segoe UI" w:eastAsia="Segoe UI" w:cs="Segoe UI"/>
+                <w:rFonts w:ascii="Segoe UI" w:eastAsia="Segoe UI" w:hAnsi="Segoe UI" w:cs="Segoe UI" w:hint="default"/>
                 <w:i w:val="0"/>
                 <w:iCs w:val="0"/>
                 <w:caps w:val="0"/>
@@ -8637,7 +8571,7 @@
             </w:pPr>
             <w:r>
               <w:rPr>
-                <w:rFonts w:hint="default" w:ascii="Segoe UI" w:hAnsi="Segoe UI" w:eastAsia="Segoe UI" w:cs="Segoe UI"/>
+                <w:rFonts w:ascii="Segoe UI" w:eastAsia="Segoe UI" w:hAnsi="Segoe UI" w:cs="Segoe UI" w:hint="default"/>
                 <w:i w:val="0"/>
                 <w:iCs w:val="0"/>
                 <w:caps w:val="0"/>
@@ -8647,8 +8581,8 @@
                 <w:kern w:val="0"/>
                 <w:sz w:val="18"/>
                 <w:szCs w:val="18"/>
-                <w:bdr w:val="none" w:color="auto" w:sz="0" w:space="0"/>
-                <w:lang w:val="en-US" w:eastAsia="zh-CN" w:bidi="ar"/>
+                <w:bdr w:val="nil"/>
+                <w:lang w:val="en-US" w:eastAsia="zh-CN"/>
               </w:rPr>
               <w:t>客户项目负责人</w:t>
             </w:r>
@@ -8657,14 +8591,8 @@
       </w:tr>
       <w:tr>
         <w:tblPrEx>
-          <w:tblBorders>
-            <w:top w:val="single" w:color="auto" w:sz="4" w:space="0"/>
-            <w:left w:val="single" w:color="auto" w:sz="4" w:space="0"/>
-            <w:bottom w:val="single" w:color="auto" w:sz="4" w:space="0"/>
-            <w:right w:val="single" w:color="auto" w:sz="4" w:space="0"/>
-            <w:insideH w:val="single" w:color="auto" w:sz="4" w:space="0"/>
-            <w:insideV w:val="single" w:color="auto" w:sz="4" w:space="0"/>
-          </w:tblBorders>
+          <w:tblW w:w="0" w:type="auto"/>
+          <w:tblInd w:w="0" w:type="dxa"/>
           <w:shd w:val="clear" w:color="auto" w:fill="auto"/>
           <w:tblCellMar>
             <w:top w:w="15" w:type="dxa"/>
@@ -8676,7 +8604,7 @@
         <w:tc>
           <w:tcPr>
             <w:tcW w:w="805" w:type="dxa"/>
-            <w:vMerge w:val="continue"/>
+            <w:vMerge/>
             <w:shd w:val="clear" w:color="auto" w:fill="auto"/>
             <w:tcMar>
               <w:top w:w="120" w:type="dxa"/>
@@ -8689,7 +8617,7 @@
           <w:p>
             <w:pPr>
               <w:rPr>
-                <w:rFonts w:hint="default" w:ascii="Segoe UI" w:hAnsi="Segoe UI" w:eastAsia="Segoe UI" w:cs="Segoe UI"/>
+                <w:rFonts w:ascii="Segoe UI" w:eastAsia="Segoe UI" w:hAnsi="Segoe UI" w:cs="Segoe UI" w:hint="default"/>
                 <w:i w:val="0"/>
                 <w:iCs w:val="0"/>
                 <w:caps w:val="0"/>
@@ -8722,7 +8650,7 @@
               <w:spacing w:line="300" w:lineRule="atLeast"/>
               <w:jc w:val="left"/>
               <w:rPr>
-                <w:rFonts w:hint="default" w:ascii="Segoe UI" w:hAnsi="Segoe UI" w:eastAsia="Segoe UI" w:cs="Segoe UI"/>
+                <w:rFonts w:ascii="Segoe UI" w:eastAsia="Segoe UI" w:hAnsi="Segoe UI" w:cs="Segoe UI" w:hint="default"/>
                 <w:i w:val="0"/>
                 <w:iCs w:val="0"/>
                 <w:caps w:val="0"/>
@@ -8734,7 +8662,7 @@
             </w:pPr>
             <w:r>
               <w:rPr>
-                <w:rFonts w:hint="default" w:ascii="Segoe UI" w:hAnsi="Segoe UI" w:eastAsia="Segoe UI" w:cs="Segoe UI"/>
+                <w:rFonts w:ascii="Segoe UI" w:eastAsia="Segoe UI" w:hAnsi="Segoe UI" w:cs="Segoe UI" w:hint="default"/>
                 <w:i w:val="0"/>
                 <w:iCs w:val="0"/>
                 <w:caps w:val="0"/>
@@ -8744,8 +8672,8 @@
                 <w:kern w:val="0"/>
                 <w:sz w:val="18"/>
                 <w:szCs w:val="18"/>
-                <w:bdr w:val="none" w:color="auto" w:sz="0" w:space="0"/>
-                <w:lang w:val="en-US" w:eastAsia="zh-CN" w:bidi="ar"/>
+                <w:bdr w:val="nil"/>
+                <w:lang w:val="en-US" w:eastAsia="zh-CN"/>
               </w:rPr>
               <w:t>《项目验收报告》</w:t>
             </w:r>
@@ -8772,7 +8700,7 @@
               <w:spacing w:line="300" w:lineRule="atLeast"/>
               <w:jc w:val="left"/>
               <w:rPr>
-                <w:rFonts w:hint="default" w:ascii="Segoe UI" w:hAnsi="Segoe UI" w:eastAsia="Segoe UI" w:cs="Segoe UI"/>
+                <w:rFonts w:ascii="Segoe UI" w:eastAsia="Segoe UI" w:hAnsi="Segoe UI" w:cs="Segoe UI" w:hint="default"/>
                 <w:i w:val="0"/>
                 <w:iCs w:val="0"/>
                 <w:caps w:val="0"/>
@@ -8784,7 +8712,7 @@
             </w:pPr>
             <w:r>
               <w:rPr>
-                <w:rFonts w:hint="default" w:ascii="Segoe UI" w:hAnsi="Segoe UI" w:eastAsia="Segoe UI" w:cs="Segoe UI"/>
+                <w:rFonts w:ascii="Segoe UI" w:eastAsia="Segoe UI" w:hAnsi="Segoe UI" w:cs="Segoe UI" w:hint="default"/>
                 <w:i w:val="0"/>
                 <w:iCs w:val="0"/>
                 <w:caps w:val="0"/>
@@ -8794,8 +8722,8 @@
                 <w:kern w:val="0"/>
                 <w:sz w:val="18"/>
                 <w:szCs w:val="18"/>
-                <w:bdr w:val="none" w:color="auto" w:sz="0" w:space="0"/>
-                <w:lang w:val="en-US" w:eastAsia="zh-CN" w:bidi="ar"/>
+                <w:bdr w:val="nil"/>
+                <w:lang w:val="en-US" w:eastAsia="zh-CN"/>
               </w:rPr>
               <w:t>项目成果总结、SLA终验情况、文档清单</w:t>
             </w:r>
@@ -8822,7 +8750,7 @@
               <w:spacing w:line="300" w:lineRule="atLeast"/>
               <w:jc w:val="left"/>
               <w:rPr>
-                <w:rFonts w:hint="default" w:ascii="Segoe UI" w:hAnsi="Segoe UI" w:eastAsia="Segoe UI" w:cs="Segoe UI"/>
+                <w:rFonts w:ascii="Segoe UI" w:eastAsia="Segoe UI" w:hAnsi="Segoe UI" w:cs="Segoe UI" w:hint="default"/>
                 <w:i w:val="0"/>
                 <w:iCs w:val="0"/>
                 <w:caps w:val="0"/>
@@ -8834,7 +8762,7 @@
             </w:pPr>
             <w:r>
               <w:rPr>
-                <w:rFonts w:hint="default" w:ascii="Segoe UI" w:hAnsi="Segoe UI" w:eastAsia="Segoe UI" w:cs="Segoe UI"/>
+                <w:rFonts w:ascii="Segoe UI" w:eastAsia="Segoe UI" w:hAnsi="Segoe UI" w:cs="Segoe UI" w:hint="default"/>
                 <w:i w:val="0"/>
                 <w:iCs w:val="0"/>
                 <w:caps w:val="0"/>
@@ -8844,8 +8772,8 @@
                 <w:kern w:val="0"/>
                 <w:sz w:val="18"/>
                 <w:szCs w:val="18"/>
-                <w:bdr w:val="none" w:color="auto" w:sz="0" w:space="0"/>
-                <w:lang w:val="en-US" w:eastAsia="zh-CN" w:bidi="ar"/>
+                <w:bdr w:val="nil"/>
+                <w:lang w:val="en-US" w:eastAsia="zh-CN"/>
               </w:rPr>
               <w:t>运维部经理</w:t>
             </w:r>
@@ -8872,7 +8800,7 @@
               <w:spacing w:line="300" w:lineRule="atLeast"/>
               <w:jc w:val="left"/>
               <w:rPr>
-                <w:rFonts w:hint="default" w:ascii="Segoe UI" w:hAnsi="Segoe UI" w:eastAsia="Segoe UI" w:cs="Segoe UI"/>
+                <w:rFonts w:ascii="Segoe UI" w:eastAsia="Segoe UI" w:hAnsi="Segoe UI" w:cs="Segoe UI" w:hint="default"/>
                 <w:i w:val="0"/>
                 <w:iCs w:val="0"/>
                 <w:caps w:val="0"/>
@@ -8884,7 +8812,7 @@
             </w:pPr>
             <w:r>
               <w:rPr>
-                <w:rFonts w:hint="default" w:ascii="Segoe UI" w:hAnsi="Segoe UI" w:eastAsia="Segoe UI" w:cs="Segoe UI"/>
+                <w:rFonts w:ascii="Segoe UI" w:eastAsia="Segoe UI" w:hAnsi="Segoe UI" w:cs="Segoe UI" w:hint="default"/>
                 <w:i w:val="0"/>
                 <w:iCs w:val="0"/>
                 <w:caps w:val="0"/>
@@ -8894,8 +8822,8 @@
                 <w:kern w:val="0"/>
                 <w:sz w:val="18"/>
                 <w:szCs w:val="18"/>
-                <w:bdr w:val="none" w:color="auto" w:sz="0" w:space="0"/>
-                <w:lang w:val="en-US" w:eastAsia="zh-CN" w:bidi="ar"/>
+                <w:bdr w:val="nil"/>
+                <w:lang w:val="en-US" w:eastAsia="zh-CN"/>
               </w:rPr>
               <w:t>客户项目负责人</w:t>
             </w:r>
@@ -8904,14 +8832,8 @@
       </w:tr>
       <w:tr>
         <w:tblPrEx>
-          <w:tblBorders>
-            <w:top w:val="single" w:color="auto" w:sz="4" w:space="0"/>
-            <w:left w:val="single" w:color="auto" w:sz="4" w:space="0"/>
-            <w:bottom w:val="single" w:color="auto" w:sz="4" w:space="0"/>
-            <w:right w:val="single" w:color="auto" w:sz="4" w:space="0"/>
-            <w:insideH w:val="single" w:color="auto" w:sz="4" w:space="0"/>
-            <w:insideV w:val="single" w:color="auto" w:sz="4" w:space="0"/>
-          </w:tblBorders>
+          <w:tblW w:w="0" w:type="auto"/>
+          <w:tblInd w:w="0" w:type="dxa"/>
           <w:shd w:val="clear" w:color="auto" w:fill="auto"/>
           <w:tblCellMar>
             <w:top w:w="15" w:type="dxa"/>
@@ -8923,7 +8845,7 @@
         <w:tc>
           <w:tcPr>
             <w:tcW w:w="805" w:type="dxa"/>
-            <w:vMerge w:val="continue"/>
+            <w:vMerge/>
             <w:shd w:val="clear" w:color="auto" w:fill="auto"/>
             <w:tcMar>
               <w:top w:w="120" w:type="dxa"/>
@@ -8936,7 +8858,7 @@
           <w:p>
             <w:pPr>
               <w:rPr>
-                <w:rFonts w:hint="default" w:ascii="Segoe UI" w:hAnsi="Segoe UI" w:eastAsia="Segoe UI" w:cs="Segoe UI"/>
+                <w:rFonts w:ascii="Segoe UI" w:eastAsia="Segoe UI" w:hAnsi="Segoe UI" w:cs="Segoe UI" w:hint="default"/>
                 <w:i w:val="0"/>
                 <w:iCs w:val="0"/>
                 <w:caps w:val="0"/>
@@ -8969,7 +8891,7 @@
               <w:spacing w:line="300" w:lineRule="atLeast"/>
               <w:jc w:val="left"/>
               <w:rPr>
-                <w:rFonts w:hint="default" w:ascii="Segoe UI" w:hAnsi="Segoe UI" w:eastAsia="Segoe UI" w:cs="Segoe UI"/>
+                <w:rFonts w:ascii="Segoe UI" w:eastAsia="Segoe UI" w:hAnsi="Segoe UI" w:cs="Segoe UI" w:hint="default"/>
                 <w:i w:val="0"/>
                 <w:iCs w:val="0"/>
                 <w:caps w:val="0"/>
@@ -8981,7 +8903,7 @@
             </w:pPr>
             <w:r>
               <w:rPr>
-                <w:rFonts w:hint="default" w:ascii="Segoe UI" w:hAnsi="Segoe UI" w:eastAsia="Segoe UI" w:cs="Segoe UI"/>
+                <w:rFonts w:ascii="Segoe UI" w:eastAsia="Segoe UI" w:hAnsi="Segoe UI" w:cs="Segoe UI" w:hint="default"/>
                 <w:i w:val="0"/>
                 <w:iCs w:val="0"/>
                 <w:caps w:val="0"/>
@@ -8991,8 +8913,8 @@
                 <w:kern w:val="0"/>
                 <w:sz w:val="18"/>
                 <w:szCs w:val="18"/>
-                <w:bdr w:val="none" w:color="auto" w:sz="0" w:space="0"/>
-                <w:lang w:val="en-US" w:eastAsia="zh-CN" w:bidi="ar"/>
+                <w:bdr w:val="nil"/>
+                <w:lang w:val="en-US" w:eastAsia="zh-CN"/>
               </w:rPr>
               <w:t>《年度运维总结报告》</w:t>
             </w:r>
@@ -9019,7 +8941,7 @@
               <w:spacing w:line="300" w:lineRule="atLeast"/>
               <w:jc w:val="left"/>
               <w:rPr>
-                <w:rFonts w:hint="default" w:ascii="Segoe UI" w:hAnsi="Segoe UI" w:eastAsia="Segoe UI" w:cs="Segoe UI"/>
+                <w:rFonts w:ascii="Segoe UI" w:eastAsia="Segoe UI" w:hAnsi="Segoe UI" w:cs="Segoe UI" w:hint="default"/>
                 <w:i w:val="0"/>
                 <w:iCs w:val="0"/>
                 <w:caps w:val="0"/>
@@ -9031,7 +8953,7 @@
             </w:pPr>
             <w:r>
               <w:rPr>
-                <w:rFonts w:hint="default" w:ascii="Segoe UI" w:hAnsi="Segoe UI" w:eastAsia="Segoe UI" w:cs="Segoe UI"/>
+                <w:rFonts w:ascii="Segoe UI" w:eastAsia="Segoe UI" w:hAnsi="Segoe UI" w:cs="Segoe UI" w:hint="default"/>
                 <w:i w:val="0"/>
                 <w:iCs w:val="0"/>
                 <w:caps w:val="0"/>
@@ -9041,8 +8963,8 @@
                 <w:kern w:val="0"/>
                 <w:sz w:val="18"/>
                 <w:szCs w:val="18"/>
-                <w:bdr w:val="none" w:color="auto" w:sz="0" w:space="0"/>
-                <w:lang w:val="en-US" w:eastAsia="zh-CN" w:bidi="ar"/>
+                <w:bdr w:val="nil"/>
+                <w:lang w:val="en-US" w:eastAsia="zh-CN"/>
               </w:rPr>
               <w:t>全年服务回顾、价值呈现、后续建议</w:t>
             </w:r>
@@ -9069,7 +8991,7 @@
               <w:spacing w:line="300" w:lineRule="atLeast"/>
               <w:jc w:val="left"/>
               <w:rPr>
-                <w:rFonts w:hint="default" w:ascii="Segoe UI" w:hAnsi="Segoe UI" w:eastAsia="Segoe UI" w:cs="Segoe UI"/>
+                <w:rFonts w:ascii="Segoe UI" w:eastAsia="Segoe UI" w:hAnsi="Segoe UI" w:cs="Segoe UI" w:hint="default"/>
                 <w:i w:val="0"/>
                 <w:iCs w:val="0"/>
                 <w:caps w:val="0"/>
@@ -9081,7 +9003,7 @@
             </w:pPr>
             <w:r>
               <w:rPr>
-                <w:rFonts w:hint="default" w:ascii="Segoe UI" w:hAnsi="Segoe UI" w:eastAsia="Segoe UI" w:cs="Segoe UI"/>
+                <w:rFonts w:ascii="Segoe UI" w:eastAsia="Segoe UI" w:hAnsi="Segoe UI" w:cs="Segoe UI" w:hint="default"/>
                 <w:i w:val="0"/>
                 <w:iCs w:val="0"/>
                 <w:caps w:val="0"/>
@@ -9091,8 +9013,8 @@
                 <w:kern w:val="0"/>
                 <w:sz w:val="18"/>
                 <w:szCs w:val="18"/>
-                <w:bdr w:val="none" w:color="auto" w:sz="0" w:space="0"/>
-                <w:lang w:val="en-US" w:eastAsia="zh-CN" w:bidi="ar"/>
+                <w:bdr w:val="nil"/>
+                <w:lang w:val="en-US" w:eastAsia="zh-CN"/>
               </w:rPr>
               <w:t>运维部经理</w:t>
             </w:r>
@@ -9119,7 +9041,7 @@
               <w:spacing w:line="300" w:lineRule="atLeast"/>
               <w:jc w:val="left"/>
               <w:rPr>
-                <w:rFonts w:hint="default" w:ascii="Segoe UI" w:hAnsi="Segoe UI" w:eastAsia="Segoe UI" w:cs="Segoe UI"/>
+                <w:rFonts w:ascii="Segoe UI" w:eastAsia="Segoe UI" w:hAnsi="Segoe UI" w:cs="Segoe UI" w:hint="default"/>
                 <w:i w:val="0"/>
                 <w:iCs w:val="0"/>
                 <w:caps w:val="0"/>
@@ -9131,7 +9053,7 @@
             </w:pPr>
             <w:r>
               <w:rPr>
-                <w:rFonts w:hint="default" w:ascii="Segoe UI" w:hAnsi="Segoe UI" w:eastAsia="Segoe UI" w:cs="Segoe UI"/>
+                <w:rFonts w:ascii="Segoe UI" w:eastAsia="Segoe UI" w:hAnsi="Segoe UI" w:cs="Segoe UI" w:hint="default"/>
                 <w:i w:val="0"/>
                 <w:iCs w:val="0"/>
                 <w:caps w:val="0"/>
@@ -9141,8 +9063,8 @@
                 <w:kern w:val="0"/>
                 <w:sz w:val="18"/>
                 <w:szCs w:val="18"/>
-                <w:bdr w:val="none" w:color="auto" w:sz="0" w:space="0"/>
-                <w:lang w:val="en-US" w:eastAsia="zh-CN" w:bidi="ar"/>
+                <w:bdr w:val="nil"/>
+                <w:lang w:val="en-US" w:eastAsia="zh-CN"/>
               </w:rPr>
               <w:t>客户管理层</w:t>
             </w:r>
@@ -9152,7 +9074,7 @@
     </w:tbl>
     <w:p>
       <w:pPr>
-        <w:pStyle w:val="29"/>
+        <w:pStyle w:val="3"/>
         <w:bidi w:val="0"/>
         <w:rPr>
           <w:rFonts w:hint="eastAsia"/>
@@ -9170,7 +9092,7 @@
     </w:p>
     <w:p>
       <w:pPr>
-        <w:pStyle w:val="27"/>
+        <w:pStyle w:val="a"/>
         <w:rPr>
           <w:rFonts w:hint="eastAsia"/>
         </w:rPr>
@@ -9184,7 +9106,7 @@
     </w:p>
     <w:p>
       <w:pPr>
-        <w:pStyle w:val="27"/>
+        <w:pStyle w:val="a"/>
         <w:rPr>
           <w:rFonts w:hint="eastAsia"/>
         </w:rPr>
@@ -9198,7 +9120,7 @@
     </w:p>
     <w:p>
       <w:pPr>
-        <w:pStyle w:val="27"/>
+        <w:pStyle w:val="a"/>
         <w:rPr>
           <w:rFonts w:hint="eastAsia"/>
         </w:rPr>
@@ -9212,7 +9134,7 @@
     </w:p>
     <w:p>
       <w:pPr>
-        <w:pStyle w:val="29"/>
+        <w:pStyle w:val="3"/>
         <w:bidi w:val="0"/>
         <w:rPr>
           <w:rFonts w:hint="default"/>
@@ -9231,7 +9153,7 @@
     </w:p>
     <w:p>
       <w:pPr>
-        <w:pStyle w:val="27"/>
+        <w:pStyle w:val="a"/>
         <w:rPr>
           <w:rFonts w:hint="default"/>
           <w:lang w:val="en-US" w:eastAsia="zh-CN"/>
@@ -9247,7 +9169,7 @@
     </w:p>
     <w:p>
       <w:pPr>
-        <w:pStyle w:val="27"/>
+        <w:pStyle w:val="a"/>
         <w:rPr>
           <w:rFonts w:hint="default"/>
           <w:lang w:val="en-US" w:eastAsia="zh-CN"/>
@@ -9277,7 +9199,7 @@
     </w:p>
     <w:p>
       <w:pPr>
-        <w:pStyle w:val="27"/>
+        <w:pStyle w:val="a"/>
         <w:rPr>
           <w:rFonts w:hint="default"/>
           <w:lang w:val="en-US" w:eastAsia="zh-CN"/>
@@ -9293,7 +9215,7 @@
     </w:p>
     <w:p>
       <w:pPr>
-        <w:pStyle w:val="27"/>
+        <w:pStyle w:val="a"/>
         <w:rPr>
           <w:rFonts w:hint="default"/>
           <w:lang w:val="en-US" w:eastAsia="zh-CN"/>
@@ -9309,7 +9231,7 @@
     </w:p>
     <w:p>
       <w:pPr>
-        <w:pStyle w:val="27"/>
+        <w:pStyle w:val="a"/>
         <w:rPr>
           <w:rFonts w:hint="default"/>
           <w:lang w:val="en-US" w:eastAsia="zh-CN"/>
@@ -9325,7 +9247,7 @@
     </w:p>
     <w:p>
       <w:pPr>
-        <w:pStyle w:val="27"/>
+        <w:pStyle w:val="a"/>
         <w:rPr>
           <w:rFonts w:hint="default"/>
           <w:lang w:val="en-US" w:eastAsia="zh-CN"/>
@@ -9341,7 +9263,7 @@
     </w:p>
     <w:p>
       <w:pPr>
-        <w:pStyle w:val="27"/>
+        <w:pStyle w:val="a"/>
         <w:rPr>
           <w:rFonts w:hint="default"/>
           <w:lang w:val="en-US" w:eastAsia="zh-CN"/>
@@ -9357,7 +9279,7 @@
     </w:p>
     <w:p>
       <w:pPr>
-        <w:pStyle w:val="27"/>
+        <w:pStyle w:val="a"/>
         <w:rPr>
           <w:rFonts w:hint="default"/>
           <w:lang w:val="en-US" w:eastAsia="zh-CN"/>
@@ -9373,356 +9295,355 @@
     </w:p>
     <w:p>
       <w:pPr>
-        <w:pStyle w:val="26"/>
-        <w:bidi w:val="0"/>
-        <w:rPr>
-          <w:rFonts w:hint="eastAsia"/>
-        </w:rPr>
-      </w:pPr>
-      <w:bookmarkStart w:id="51" w:name="_GoBack"/>
+        <w:pStyle w:val="1"/>
+        <w:bidi w:val="0"/>
+        <w:rPr>
+          <w:rFonts w:hint="eastAsia"/>
+        </w:rPr>
+      </w:pPr>
+      <w:bookmarkStart w:id="41" w:name="_GoBack"/>
+      <w:bookmarkEnd w:id="41"/>
+      <w:bookmarkStart w:id="42" w:name="_Toc4025"/>
+      <w:r>
+        <w:rPr>
+          <w:rFonts w:hint="eastAsia"/>
+        </w:rPr>
+        <w:t>风险控制管理</w:t>
+      </w:r>
+      <w:bookmarkEnd w:id="42"/>
+    </w:p>
+    <w:p>
+      <w:pPr>
+        <w:pStyle w:val="2"/>
+        <w:bidi w:val="0"/>
+        <w:rPr>
+          <w:rFonts w:hint="eastAsia"/>
+        </w:rPr>
+      </w:pPr>
+      <w:bookmarkStart w:id="43" w:name="_Toc31264"/>
+      <w:r>
+        <w:rPr>
+          <w:rFonts w:hint="eastAsia"/>
+        </w:rPr>
+        <w:t>管控目标</w:t>
+      </w:r>
+      <w:bookmarkEnd w:id="43"/>
+    </w:p>
+    <w:p>
+      <w:pPr>
+        <w:pStyle w:val="a"/>
+        <w:bidi w:val="0"/>
+        <w:rPr>
+          <w:rFonts w:hint="eastAsia"/>
+        </w:rPr>
+      </w:pPr>
+      <w:r>
+        <w:rPr>
+          <w:rFonts w:hint="eastAsia"/>
+        </w:rPr>
+        <w:t>识别、分析、应对和监控运维项目全过程中的各类风险（包括内部资源、过程、技术风险及外部预算、环境、客户支持、政策风险），保障信息系统安全稳定运行，确保项目目标达成。</w:t>
+      </w:r>
+    </w:p>
+    <w:p>
+      <w:pPr>
+        <w:pStyle w:val="2"/>
+        <w:bidi w:val="0"/>
+        <w:rPr>
+          <w:rFonts w:hint="eastAsia"/>
+        </w:rPr>
+      </w:pPr>
+      <w:bookmarkStart w:id="44" w:name="_Toc949"/>
+      <w:r>
+        <w:rPr>
+          <w:rFonts w:hint="eastAsia"/>
+        </w:rPr>
+        <w:t>风险管理过程</w:t>
+      </w:r>
+      <w:bookmarkEnd w:id="44"/>
+    </w:p>
+    <w:p>
+      <w:pPr>
+        <w:pStyle w:val="3"/>
+        <w:bidi w:val="0"/>
+        <w:rPr>
+          <w:rFonts w:hint="eastAsia"/>
+        </w:rPr>
+      </w:pPr>
+      <w:bookmarkStart w:id="45" w:name="_Toc31499"/>
+      <w:r>
+        <w:rPr>
+          <w:rFonts w:hint="eastAsia"/>
+        </w:rPr>
+        <w:t>风险识别</w:t>
+      </w:r>
+      <w:bookmarkEnd w:id="45"/>
+    </w:p>
+    <w:p>
+      <w:pPr>
+        <w:pStyle w:val="a"/>
+        <w:bidi w:val="0"/>
+        <w:rPr>
+          <w:rFonts w:hint="eastAsia"/>
+        </w:rPr>
+      </w:pPr>
+      <w:r>
+        <w:rPr>
+          <w:rFonts w:hint="eastAsia"/>
+        </w:rPr>
+        <w:t>通过分解项目范围与结构，从项目组内部（资源、过程、变更、技术风险）和项目组外部（预算、运维环境、客户支持、策略风险）两方面识别潜在风险。</w:t>
+      </w:r>
+    </w:p>
+    <w:p>
+      <w:pPr>
+        <w:pStyle w:val="3"/>
+        <w:bidi w:val="0"/>
+        <w:rPr>
+          <w:rFonts w:hint="eastAsia"/>
+        </w:rPr>
+      </w:pPr>
+      <w:bookmarkStart w:id="46" w:name="_Toc19834"/>
+      <w:r>
+        <w:rPr>
+          <w:rFonts w:hint="eastAsia"/>
+        </w:rPr>
+        <w:t>风险定性定量分析</w:t>
+      </w:r>
+      <w:bookmarkEnd w:id="46"/>
+    </w:p>
+    <w:p>
+      <w:pPr>
+        <w:pStyle w:val="a"/>
+        <w:bidi w:val="0"/>
+        <w:rPr>
+          <w:rFonts w:hint="eastAsia"/>
+        </w:rPr>
+      </w:pPr>
+      <w:r>
+        <w:rPr>
+          <w:rFonts w:hint="eastAsia"/>
+        </w:rPr>
+        <w:t>从风险发生概率(P)、风险影响程度(I)、发生时段(T)三个维度进行量化评分（1-3分），计算 风险等级值 = P * I * T。</w:t>
+      </w:r>
+    </w:p>
+    <w:p>
+      <w:pPr>
+        <w:pStyle w:val="a3"/>
+        <w:bidi w:val="0"/>
+        <w:rPr>
+          <w:rFonts w:hint="eastAsia"/>
+        </w:rPr>
+      </w:pPr>
+      <w:r>
+        <w:rPr>
+          <w:rFonts w:hint="eastAsia"/>
+        </w:rPr>
+        <w:t>风险等级：</w:t>
+      </w:r>
+    </w:p>
+    <w:p>
+      <w:pPr>
+        <w:pStyle w:val="a3"/>
+        <w:bidi w:val="0"/>
+        <w:rPr>
+          <w:rFonts w:hint="eastAsia"/>
+        </w:rPr>
+      </w:pPr>
+      <w:r>
+        <w:rPr>
+          <w:rFonts w:hint="eastAsia"/>
+        </w:rPr>
+        <w:t>1级（低级，值1-4）：项目组内部审批处理，可接受。</w:t>
+      </w:r>
+    </w:p>
+    <w:p>
+      <w:pPr>
+        <w:pStyle w:val="a3"/>
+        <w:bidi w:val="0"/>
+        <w:rPr>
+          <w:rFonts w:hint="eastAsia"/>
+        </w:rPr>
+      </w:pPr>
+      <w:r>
+        <w:rPr>
+          <w:rFonts w:hint="eastAsia"/>
+        </w:rPr>
+        <w:t>2级（中级，值6-12）：项目组制定措施，运维项目经理审批。</w:t>
+      </w:r>
+    </w:p>
+    <w:p>
+      <w:pPr>
+        <w:pStyle w:val="a3"/>
+        <w:bidi w:val="0"/>
+        <w:rPr>
+          <w:rFonts w:hint="eastAsia"/>
+        </w:rPr>
+      </w:pPr>
+      <w:r>
+        <w:rPr>
+          <w:rFonts w:hint="eastAsia"/>
+        </w:rPr>
+        <w:t>3级（高级，值18-27）：需由运维项目经理牵头，召集客户领导及项目总监共同制定应对策略，申请资源支援。</w:t>
+      </w:r>
+    </w:p>
+    <w:p>
+      <w:pPr>
+        <w:pStyle w:val="3"/>
+        <w:bidi w:val="0"/>
+        <w:rPr>
+          <w:rFonts w:hint="eastAsia"/>
+        </w:rPr>
+      </w:pPr>
+      <w:bookmarkStart w:id="47" w:name="_Toc3789"/>
+      <w:r>
+        <w:rPr>
+          <w:rFonts w:hint="eastAsia"/>
+        </w:rPr>
+        <w:t>风险应对措施</w:t>
+      </w:r>
+      <w:bookmarkEnd w:id="47"/>
+    </w:p>
+    <w:p>
+      <w:pPr>
+        <w:pStyle w:val="a"/>
+        <w:bidi w:val="0"/>
+        <w:rPr>
+          <w:rFonts w:hint="eastAsia"/>
+        </w:rPr>
+      </w:pPr>
+      <w:r>
+        <w:rPr>
+          <w:rFonts w:hint="eastAsia"/>
+        </w:rPr>
+        <w:t>策略包括：预防（培训、按程序办事）、回避（修改目标或范围）、接受、制定后备措施（费用、时间、技术）。成立应急管理小组，根据风险等级制定相应的缓解计划与应急计划。</w:t>
+      </w:r>
+    </w:p>
+    <w:p>
+      <w:pPr>
+        <w:pStyle w:val="3"/>
+        <w:bidi w:val="0"/>
+        <w:rPr>
+          <w:rFonts w:hint="eastAsia"/>
+        </w:rPr>
+      </w:pPr>
+      <w:bookmarkStart w:id="48" w:name="_Toc15137"/>
+      <w:r>
+        <w:rPr>
+          <w:rFonts w:hint="eastAsia"/>
+        </w:rPr>
+        <w:t>风险跟踪与监控</w:t>
+      </w:r>
+      <w:bookmarkEnd w:id="48"/>
+    </w:p>
+    <w:p>
+      <w:pPr>
+        <w:pStyle w:val="a"/>
+        <w:bidi w:val="0"/>
+        <w:rPr>
+          <w:rFonts w:hint="eastAsia"/>
+        </w:rPr>
+      </w:pPr>
+      <w:r>
+        <w:rPr>
+          <w:rFonts w:hint="eastAsia"/>
+        </w:rPr>
+        <w:t>使用《风险识别和跟踪表》记录风险，定期（每周或事件驱动）跟踪状态（未处理、处理中、接受、已消失），重新评估风险参数，动态更新管理策略。</w:t>
+      </w:r>
+    </w:p>
+    <w:p>
+      <w:pPr>
+        <w:pStyle w:val="3"/>
+        <w:bidi w:val="0"/>
+        <w:rPr>
+          <w:rFonts w:hint="eastAsia"/>
+        </w:rPr>
+      </w:pPr>
+      <w:bookmarkStart w:id="49" w:name="_Toc22188"/>
+      <w:r>
+        <w:rPr>
+          <w:rFonts w:hint="eastAsia"/>
+        </w:rPr>
+        <w:t>运维项目后续风险管理</w:t>
+      </w:r>
+      <w:bookmarkEnd w:id="49"/>
+    </w:p>
+    <w:p>
+      <w:pPr>
+        <w:pStyle w:val="a"/>
+        <w:bidi w:val="0"/>
+        <w:rPr>
+          <w:rFonts w:hint="eastAsia"/>
+        </w:rPr>
+      </w:pPr>
+      <w:r>
+        <w:rPr>
+          <w:rFonts w:hint="eastAsia"/>
+        </w:rPr>
+        <w:t>项目结束后，风险资料归档至组织过程资产库。运维部定期维护和更新组织级《风险来源和分类一览表》。</w:t>
+      </w:r>
+    </w:p>
+    <w:p>
+      <w:pPr>
+        <w:pStyle w:val="3"/>
+        <w:bidi w:val="0"/>
+        <w:rPr>
+          <w:rFonts w:hint="eastAsia"/>
+        </w:rPr>
+      </w:pPr>
+      <w:bookmarkStart w:id="50" w:name="_Toc3623"/>
+      <w:r>
+        <w:rPr>
+          <w:rFonts w:hint="eastAsia"/>
+        </w:rPr>
+        <w:t>风险控制流程</w:t>
+      </w:r>
+      <w:bookmarkEnd w:id="50"/>
+    </w:p>
+    <w:p>
+      <w:pPr>
+        <w:pStyle w:val="a"/>
+        <w:bidi w:val="0"/>
+        <w:rPr>
+          <w:rFonts w:hint="eastAsia"/>
+        </w:rPr>
+      </w:pPr>
+      <w:r>
+        <w:rPr>
+          <w:rFonts w:hint="eastAsia"/>
+        </w:rPr>
+        <w:t>遵循系统性的风险识别、分析、应对计划制定、跟踪监控、直至关闭的闭环管理流程。</w:t>
+      </w:r>
+    </w:p>
+    <w:p>
+      <w:pPr>
+        <w:pStyle w:val="1"/>
+        <w:bidi w:val="0"/>
+        <w:rPr>
+          <w:rFonts w:hint="eastAsia"/>
+        </w:rPr>
+      </w:pPr>
+      <w:bookmarkStart w:id="51" w:name="_Toc18006"/>
+      <w:r>
+        <w:rPr>
+          <w:rFonts w:hint="eastAsia"/>
+        </w:rPr>
+        <w:t>考核指标</w:t>
+      </w:r>
       <w:bookmarkEnd w:id="51"/>
-      <w:bookmarkStart w:id="41" w:name="_Toc4025"/>
-      <w:r>
-        <w:rPr>
-          <w:rFonts w:hint="eastAsia"/>
-        </w:rPr>
-        <w:t>风险控制管理</w:t>
-      </w:r>
-      <w:bookmarkEnd w:id="41"/>
-    </w:p>
-    <w:p>
-      <w:pPr>
-        <w:pStyle w:val="28"/>
-        <w:bidi w:val="0"/>
-        <w:rPr>
-          <w:rFonts w:hint="eastAsia"/>
-        </w:rPr>
-      </w:pPr>
-      <w:bookmarkStart w:id="42" w:name="_Toc31264"/>
-      <w:r>
-        <w:rPr>
-          <w:rFonts w:hint="eastAsia"/>
-        </w:rPr>
-        <w:t>管控目标</w:t>
-      </w:r>
-      <w:bookmarkEnd w:id="42"/>
-    </w:p>
-    <w:p>
-      <w:pPr>
-        <w:pStyle w:val="27"/>
-        <w:bidi w:val="0"/>
-        <w:rPr>
-          <w:rFonts w:hint="eastAsia"/>
-        </w:rPr>
-      </w:pPr>
-      <w:r>
-        <w:rPr>
-          <w:rFonts w:hint="eastAsia"/>
-        </w:rPr>
-        <w:t>识别、分析、应对和监控运维项目全过程中的各类风险（包括内部资源、过程、技术风险及外部预算、环境、客户支持、政策风险），保障信息系统安全稳定运行，确保项目目标达成。</w:t>
-      </w:r>
-    </w:p>
-    <w:p>
-      <w:pPr>
-        <w:pStyle w:val="28"/>
-        <w:bidi w:val="0"/>
-        <w:rPr>
-          <w:rFonts w:hint="eastAsia"/>
-        </w:rPr>
-      </w:pPr>
-      <w:bookmarkStart w:id="43" w:name="_Toc949"/>
-      <w:r>
-        <w:rPr>
-          <w:rFonts w:hint="eastAsia"/>
-        </w:rPr>
-        <w:t>风险管理过程</w:t>
-      </w:r>
-      <w:bookmarkEnd w:id="43"/>
-    </w:p>
-    <w:p>
-      <w:pPr>
-        <w:pStyle w:val="29"/>
-        <w:bidi w:val="0"/>
-        <w:rPr>
-          <w:rFonts w:hint="eastAsia"/>
-        </w:rPr>
-      </w:pPr>
-      <w:bookmarkStart w:id="44" w:name="_Toc31499"/>
-      <w:r>
-        <w:rPr>
-          <w:rFonts w:hint="eastAsia"/>
-        </w:rPr>
-        <w:t>风险识别</w:t>
-      </w:r>
-      <w:bookmarkEnd w:id="44"/>
-    </w:p>
-    <w:p>
-      <w:pPr>
-        <w:pStyle w:val="27"/>
-        <w:bidi w:val="0"/>
-        <w:rPr>
-          <w:rFonts w:hint="eastAsia"/>
-        </w:rPr>
-      </w:pPr>
-      <w:r>
-        <w:rPr>
-          <w:rFonts w:hint="eastAsia"/>
-        </w:rPr>
-        <w:t>通过分解项目范围与结构，从项目组内部（资源、过程、变更、技术风险）和项目组外部（预算、运维环境、客户支持、策略风险）两方面识别潜在风险。</w:t>
-      </w:r>
-    </w:p>
-    <w:p>
-      <w:pPr>
-        <w:pStyle w:val="29"/>
-        <w:bidi w:val="0"/>
-        <w:rPr>
-          <w:rFonts w:hint="eastAsia"/>
-        </w:rPr>
-      </w:pPr>
-      <w:bookmarkStart w:id="45" w:name="_Toc19834"/>
-      <w:r>
-        <w:rPr>
-          <w:rFonts w:hint="eastAsia"/>
-        </w:rPr>
-        <w:t>风险定性定量分析</w:t>
-      </w:r>
-      <w:bookmarkEnd w:id="45"/>
-    </w:p>
-    <w:p>
-      <w:pPr>
-        <w:pStyle w:val="27"/>
-        <w:bidi w:val="0"/>
-        <w:rPr>
-          <w:rFonts w:hint="eastAsia"/>
-        </w:rPr>
-      </w:pPr>
-      <w:r>
-        <w:rPr>
-          <w:rFonts w:hint="eastAsia"/>
-        </w:rPr>
-        <w:t>从风险发生概率(P)、风险影响程度(I)、发生时段(T)三个维度进行量化评分（1-3分），计算 风险等级值 = P * I * T。</w:t>
-      </w:r>
-    </w:p>
-    <w:p>
-      <w:pPr>
-        <w:pStyle w:val="40"/>
-        <w:bidi w:val="0"/>
-        <w:rPr>
-          <w:rFonts w:hint="eastAsia"/>
-        </w:rPr>
-      </w:pPr>
-      <w:r>
-        <w:rPr>
-          <w:rFonts w:hint="eastAsia"/>
-        </w:rPr>
-        <w:t>风险等级：</w:t>
-      </w:r>
-    </w:p>
-    <w:p>
-      <w:pPr>
-        <w:pStyle w:val="40"/>
-        <w:bidi w:val="0"/>
-        <w:rPr>
-          <w:rFonts w:hint="eastAsia"/>
-        </w:rPr>
-      </w:pPr>
-      <w:r>
-        <w:rPr>
-          <w:rFonts w:hint="eastAsia"/>
-        </w:rPr>
-        <w:t>1级（低级，值1-4）：项目组内部审批处理，可接受。</w:t>
-      </w:r>
-    </w:p>
-    <w:p>
-      <w:pPr>
-        <w:pStyle w:val="40"/>
-        <w:bidi w:val="0"/>
-        <w:rPr>
-          <w:rFonts w:hint="eastAsia"/>
-        </w:rPr>
-      </w:pPr>
-      <w:r>
-        <w:rPr>
-          <w:rFonts w:hint="eastAsia"/>
-        </w:rPr>
-        <w:t>2级（中级，值6-12）：项目组制定措施，运维项目经理审批。</w:t>
-      </w:r>
-    </w:p>
-    <w:p>
-      <w:pPr>
-        <w:pStyle w:val="40"/>
-        <w:bidi w:val="0"/>
-        <w:rPr>
-          <w:rFonts w:hint="eastAsia"/>
-        </w:rPr>
-      </w:pPr>
-      <w:r>
-        <w:rPr>
-          <w:rFonts w:hint="eastAsia"/>
-        </w:rPr>
-        <w:t>3级（高级，值18-27）：需由运维项目经理牵头，召集客户领导及项目总监共同制定应对策略，申请资源支援。</w:t>
-      </w:r>
-    </w:p>
-    <w:p>
-      <w:pPr>
-        <w:pStyle w:val="29"/>
-        <w:bidi w:val="0"/>
-        <w:rPr>
-          <w:rFonts w:hint="eastAsia"/>
-        </w:rPr>
-      </w:pPr>
-      <w:bookmarkStart w:id="46" w:name="_Toc3789"/>
-      <w:r>
-        <w:rPr>
-          <w:rFonts w:hint="eastAsia"/>
-        </w:rPr>
-        <w:t>风险应对措施</w:t>
-      </w:r>
-      <w:bookmarkEnd w:id="46"/>
-    </w:p>
-    <w:p>
-      <w:pPr>
-        <w:pStyle w:val="27"/>
-        <w:bidi w:val="0"/>
-        <w:rPr>
-          <w:rFonts w:hint="eastAsia"/>
-        </w:rPr>
-      </w:pPr>
-      <w:r>
-        <w:rPr>
-          <w:rFonts w:hint="eastAsia"/>
-        </w:rPr>
-        <w:t>策略包括：预防（培训、按程序办事）、回避（修改目标或范围）、接受、制定后备措施（费用、时间、技术）。成立应急管理小组，根据风险等级制定相应的缓解计划与应急计划。</w:t>
-      </w:r>
-    </w:p>
-    <w:p>
-      <w:pPr>
-        <w:pStyle w:val="29"/>
-        <w:bidi w:val="0"/>
-        <w:rPr>
-          <w:rFonts w:hint="eastAsia"/>
-        </w:rPr>
-      </w:pPr>
-      <w:bookmarkStart w:id="47" w:name="_Toc15137"/>
-      <w:r>
-        <w:rPr>
-          <w:rFonts w:hint="eastAsia"/>
-        </w:rPr>
-        <w:t>风险跟踪与监控</w:t>
-      </w:r>
-      <w:bookmarkEnd w:id="47"/>
-    </w:p>
-    <w:p>
-      <w:pPr>
-        <w:pStyle w:val="27"/>
-        <w:bidi w:val="0"/>
-        <w:rPr>
-          <w:rFonts w:hint="eastAsia"/>
-        </w:rPr>
-      </w:pPr>
-      <w:r>
-        <w:rPr>
-          <w:rFonts w:hint="eastAsia"/>
-        </w:rPr>
-        <w:t>使用《风险识别和跟踪表》记录风险，定期（每周或事件驱动）跟踪状态（未处理、处理中、接受、已消失），重新评估风险参数，动态更新管理策略。</w:t>
-      </w:r>
-    </w:p>
-    <w:p>
-      <w:pPr>
-        <w:pStyle w:val="29"/>
-        <w:bidi w:val="0"/>
-        <w:rPr>
-          <w:rFonts w:hint="eastAsia"/>
-        </w:rPr>
-      </w:pPr>
-      <w:bookmarkStart w:id="48" w:name="_Toc22188"/>
-      <w:r>
-        <w:rPr>
-          <w:rFonts w:hint="eastAsia"/>
-        </w:rPr>
-        <w:t>运维项目后续风险管理</w:t>
-      </w:r>
-      <w:bookmarkEnd w:id="48"/>
-    </w:p>
-    <w:p>
-      <w:pPr>
-        <w:pStyle w:val="27"/>
-        <w:bidi w:val="0"/>
-        <w:rPr>
-          <w:rFonts w:hint="eastAsia"/>
-        </w:rPr>
-      </w:pPr>
-      <w:r>
-        <w:rPr>
-          <w:rFonts w:hint="eastAsia"/>
-        </w:rPr>
-        <w:t>项目结束后，风险资料归档至组织过程资产库。运维部定期维护和更新组织级《风险来源和分类一览表》。</w:t>
-      </w:r>
-    </w:p>
-    <w:p>
-      <w:pPr>
-        <w:pStyle w:val="29"/>
-        <w:bidi w:val="0"/>
-        <w:rPr>
-          <w:rFonts w:hint="eastAsia"/>
-        </w:rPr>
-      </w:pPr>
-      <w:bookmarkStart w:id="49" w:name="_Toc3623"/>
-      <w:r>
-        <w:rPr>
-          <w:rFonts w:hint="eastAsia"/>
-        </w:rPr>
-        <w:t>风险控制流程</w:t>
-      </w:r>
-      <w:bookmarkEnd w:id="49"/>
-    </w:p>
-    <w:p>
-      <w:pPr>
-        <w:pStyle w:val="27"/>
-        <w:bidi w:val="0"/>
-        <w:rPr>
-          <w:rFonts w:hint="eastAsia"/>
-        </w:rPr>
-      </w:pPr>
-      <w:r>
-        <w:rPr>
-          <w:rFonts w:hint="eastAsia"/>
-        </w:rPr>
-        <w:t>遵循系统性的风险识别、分析、应对计划制定、跟踪监控、直至关闭的闭环管理流程。</w:t>
-      </w:r>
-    </w:p>
-    <w:p>
-      <w:pPr>
-        <w:pStyle w:val="26"/>
-        <w:bidi w:val="0"/>
-        <w:rPr>
-          <w:rFonts w:hint="eastAsia"/>
-        </w:rPr>
-      </w:pPr>
-      <w:bookmarkStart w:id="50" w:name="_Toc18006"/>
-      <w:r>
-        <w:rPr>
-          <w:rFonts w:hint="eastAsia"/>
-        </w:rPr>
-        <w:t>考核指标</w:t>
-      </w:r>
-      <w:bookmarkEnd w:id="50"/>
     </w:p>
     <w:tbl>
       <w:tblPr>
-        <w:tblStyle w:val="20"/>
+        <w:tblStyle w:val="TableNormal"/>
         <w:tblW w:w="8929" w:type="dxa"/>
         <w:tblInd w:w="0" w:type="dxa"/>
         <w:tblBorders>
-          <w:top w:val="single" w:color="auto" w:sz="4" w:space="0"/>
-          <w:left w:val="single" w:color="auto" w:sz="4" w:space="0"/>
-          <w:bottom w:val="single" w:color="auto" w:sz="4" w:space="0"/>
-          <w:right w:val="single" w:color="auto" w:sz="4" w:space="0"/>
-          <w:insideH w:val="single" w:color="auto" w:sz="4" w:space="0"/>
-          <w:insideV w:val="single" w:color="auto" w:sz="4" w:space="0"/>
+          <w:top w:val="single" w:sz="4" w:space="0" w:color="auto"/>
+          <w:left w:val="single" w:sz="4" w:space="0" w:color="auto"/>
+          <w:bottom w:val="single" w:sz="4" w:space="0" w:color="auto"/>
+          <w:right w:val="single" w:sz="4" w:space="0" w:color="auto"/>
+          <w:insideH w:val="single" w:sz="4" w:space="0" w:color="auto"/>
+          <w:insideV w:val="single" w:sz="4" w:space="0" w:color="auto"/>
         </w:tblBorders>
         <w:shd w:val="clear" w:color="auto" w:fill="auto"/>
-        <w:tblLayout w:type="autofit"/>
         <w:tblCellMar>
           <w:top w:w="15" w:type="dxa"/>
           <w:left w:w="15" w:type="dxa"/>
@@ -9739,15 +9660,23 @@
       </w:tblGrid>
       <w:tr>
         <w:tblPrEx>
+          <w:tblW w:w="8929" w:type="dxa"/>
+          <w:tblInd w:w="0" w:type="dxa"/>
           <w:tblBorders>
-            <w:top w:val="single" w:color="auto" w:sz="4" w:space="0"/>
-            <w:left w:val="single" w:color="auto" w:sz="4" w:space="0"/>
-            <w:bottom w:val="single" w:color="auto" w:sz="4" w:space="0"/>
-            <w:right w:val="single" w:color="auto" w:sz="4" w:space="0"/>
-            <w:insideH w:val="single" w:color="auto" w:sz="4" w:space="0"/>
-            <w:insideV w:val="single" w:color="auto" w:sz="4" w:space="0"/>
+            <w:top w:val="single" w:sz="4" w:space="0" w:color="auto"/>
+            <w:left w:val="single" w:sz="4" w:space="0" w:color="auto"/>
+            <w:bottom w:val="single" w:sz="4" w:space="0" w:color="auto"/>
+            <w:right w:val="single" w:sz="4" w:space="0" w:color="auto"/>
+            <w:insideH w:val="single" w:sz="4" w:space="0" w:color="auto"/>
+            <w:insideV w:val="single" w:sz="4" w:space="0" w:color="auto"/>
           </w:tblBorders>
           <w:shd w:val="clear" w:color="auto" w:fill="auto"/>
+          <w:tblCellMar>
+            <w:top w:w="15" w:type="dxa"/>
+            <w:left w:w="15" w:type="dxa"/>
+            <w:bottom w:w="15" w:type="dxa"/>
+            <w:right w:w="15" w:type="dxa"/>
+          </w:tblCellMar>
         </w:tblPrEx>
         <w:trPr>
           <w:tblHeader/>
@@ -9762,7 +9691,6 @@
               <w:bottom w:w="120" w:type="dxa"/>
               <w:right w:w="192" w:type="dxa"/>
             </w:tcMar>
-            <w:vAlign w:val="top"/>
           </w:tcPr>
           <w:p>
             <w:pPr>
@@ -9783,7 +9711,7 @@
               <w:ind w:left="144" w:leftChars="0"/>
               <w:textAlignment w:val="baseline"/>
               <w:rPr>
-                <w:rFonts w:hint="default" w:ascii="宋体" w:hAnsi="宋体" w:eastAsia="宋体" w:cs="宋体"/>
+                <w:rFonts w:ascii="宋体" w:eastAsia="宋体" w:hAnsi="宋体" w:cs="宋体" w:hint="default"/>
                 <w:snapToGrid w:val="0"/>
                 <w:color w:val="000000"/>
                 <w:kern w:val="0"/>
@@ -9794,7 +9722,7 @@
             </w:pPr>
             <w:r>
               <w:rPr>
-                <w:rFonts w:ascii="宋体" w:hAnsi="宋体" w:eastAsia="宋体" w:cs="宋体"/>
+                <w:rFonts w:ascii="宋体" w:eastAsia="宋体" w:hAnsi="宋体" w:cs="宋体"/>
                 <w:b/>
                 <w:bCs/>
                 <w:spacing w:val="-5"/>
@@ -9815,7 +9743,6 @@
               <w:bottom w:w="120" w:type="dxa"/>
               <w:right w:w="192" w:type="dxa"/>
             </w:tcMar>
-            <w:vAlign w:val="top"/>
           </w:tcPr>
           <w:p>
             <w:pPr>
@@ -9835,7 +9762,7 @@
               <w:spacing w:before="47" w:line="215" w:lineRule="auto"/>
               <w:textAlignment w:val="baseline"/>
               <w:rPr>
-                <w:rFonts w:ascii="宋体" w:hAnsi="宋体" w:eastAsia="宋体" w:cs="宋体"/>
+                <w:rFonts w:ascii="宋体" w:eastAsia="宋体" w:hAnsi="宋体" w:cs="宋体"/>
                 <w:snapToGrid w:val="0"/>
                 <w:color w:val="000000"/>
                 <w:kern w:val="0"/>
@@ -9846,7 +9773,7 @@
             </w:pPr>
             <w:r>
               <w:rPr>
-                <w:rFonts w:ascii="宋体" w:hAnsi="宋体" w:eastAsia="宋体" w:cs="宋体"/>
+                <w:rFonts w:ascii="宋体" w:eastAsia="宋体" w:hAnsi="宋体" w:cs="宋体"/>
                 <w:b/>
                 <w:bCs/>
                 <w:spacing w:val="-4"/>
@@ -9867,7 +9794,6 @@
               <w:bottom w:w="120" w:type="dxa"/>
               <w:right w:w="192" w:type="dxa"/>
             </w:tcMar>
-            <w:vAlign w:val="top"/>
           </w:tcPr>
           <w:p>
             <w:pPr>
@@ -9887,7 +9813,7 @@
               <w:spacing w:before="47" w:line="215" w:lineRule="auto"/>
               <w:textAlignment w:val="baseline"/>
               <w:rPr>
-                <w:rFonts w:hint="eastAsia" w:ascii="宋体" w:hAnsi="宋体" w:eastAsia="宋体" w:cs="宋体"/>
+                <w:rFonts w:ascii="宋体" w:eastAsia="宋体" w:hAnsi="宋体" w:cs="宋体" w:hint="eastAsia"/>
                 <w:snapToGrid w:val="0"/>
                 <w:color w:val="000000"/>
                 <w:kern w:val="0"/>
@@ -9898,7 +9824,7 @@
             </w:pPr>
             <w:r>
               <w:rPr>
-                <w:rFonts w:hint="eastAsia" w:ascii="宋体" w:hAnsi="宋体" w:cs="宋体"/>
+                <w:rFonts w:ascii="宋体" w:hAnsi="宋体" w:cs="宋体" w:hint="eastAsia"/>
                 <w:b/>
                 <w:bCs/>
                 <w:spacing w:val="-4"/>
@@ -9920,7 +9846,6 @@
               <w:bottom w:w="120" w:type="dxa"/>
               <w:right w:w="192" w:type="dxa"/>
             </w:tcMar>
-            <w:vAlign w:val="top"/>
           </w:tcPr>
           <w:p>
             <w:pPr>
@@ -9938,11 +9863,11 @@
               <w:adjustRightInd w:val="0"/>
               <w:snapToGrid w:val="0"/>
               <w:spacing w:before="47" w:line="215" w:lineRule="auto"/>
-              <w:ind w:left="0" w:leftChars="0" w:right="0" w:rightChars="0" w:firstLine="0" w:firstLineChars="0"/>
+              <w:ind w:left="0" w:right="0" w:firstLine="0" w:leftChars="0" w:rightChars="0" w:firstLineChars="0"/>
               <w:jc w:val="center"/>
               <w:textAlignment w:val="baseline"/>
               <w:rPr>
-                <w:rFonts w:hint="eastAsia" w:ascii="宋体" w:hAnsi="宋体" w:eastAsia="宋体" w:cs="宋体"/>
+                <w:rFonts w:ascii="宋体" w:eastAsia="宋体" w:hAnsi="宋体" w:cs="宋体" w:hint="eastAsia"/>
                 <w:snapToGrid w:val="0"/>
                 <w:color w:val="000000"/>
                 <w:kern w:val="0"/>
@@ -9953,7 +9878,7 @@
             </w:pPr>
             <w:r>
               <w:rPr>
-                <w:rFonts w:hint="eastAsia" w:ascii="宋体" w:hAnsi="宋体" w:cs="宋体"/>
+                <w:rFonts w:ascii="宋体" w:hAnsi="宋体" w:cs="宋体" w:hint="eastAsia"/>
                 <w:b/>
                 <w:bCs/>
                 <w:spacing w:val="-6"/>
@@ -9975,7 +9900,6 @@
               <w:bottom w:w="120" w:type="dxa"/>
               <w:right w:w="192" w:type="dxa"/>
             </w:tcMar>
-            <w:vAlign w:val="top"/>
           </w:tcPr>
           <w:p>
             <w:pPr>
@@ -9995,7 +9919,7 @@
               <w:spacing w:before="47" w:line="215" w:lineRule="auto"/>
               <w:textAlignment w:val="baseline"/>
               <w:rPr>
-                <w:rFonts w:hint="default" w:ascii="宋体" w:hAnsi="宋体" w:eastAsia="宋体" w:cs="宋体"/>
+                <w:rFonts w:ascii="宋体" w:eastAsia="宋体" w:hAnsi="宋体" w:cs="宋体" w:hint="default"/>
                 <w:b/>
                 <w:bCs/>
                 <w:snapToGrid w:val="0"/>
@@ -10009,7 +9933,7 @@
             </w:pPr>
             <w:r>
               <w:rPr>
-                <w:rFonts w:hint="eastAsia" w:ascii="宋体" w:hAnsi="宋体" w:cs="宋体"/>
+                <w:rFonts w:ascii="宋体" w:hAnsi="宋体" w:cs="宋体" w:hint="eastAsia"/>
                 <w:b/>
                 <w:bCs/>
                 <w:snapToGrid w:val="0"/>
@@ -10027,14 +9951,8 @@
       </w:tr>
       <w:tr>
         <w:tblPrEx>
-          <w:tblBorders>
-            <w:top w:val="single" w:color="auto" w:sz="4" w:space="0"/>
-            <w:left w:val="single" w:color="auto" w:sz="4" w:space="0"/>
-            <w:bottom w:val="single" w:color="auto" w:sz="4" w:space="0"/>
-            <w:right w:val="single" w:color="auto" w:sz="4" w:space="0"/>
-            <w:insideH w:val="single" w:color="auto" w:sz="4" w:space="0"/>
-            <w:insideV w:val="single" w:color="auto" w:sz="4" w:space="0"/>
-          </w:tblBorders>
+          <w:tblW w:w="8929" w:type="dxa"/>
+          <w:tblInd w:w="0" w:type="dxa"/>
           <w:shd w:val="clear" w:color="auto" w:fill="auto"/>
           <w:tblCellMar>
             <w:top w:w="15" w:type="dxa"/>
@@ -10064,7 +9982,7 @@
               <w:spacing w:line="300" w:lineRule="atLeast"/>
               <w:jc w:val="left"/>
               <w:rPr>
-                <w:rFonts w:hint="default" w:ascii="Segoe UI" w:hAnsi="Segoe UI" w:eastAsia="Segoe UI" w:cs="Segoe UI"/>
+                <w:rFonts w:ascii="Segoe UI" w:eastAsia="Segoe UI" w:hAnsi="Segoe UI" w:cs="Segoe UI" w:hint="default"/>
                 <w:i w:val="0"/>
                 <w:iCs w:val="0"/>
                 <w:caps w:val="0"/>
@@ -10074,12 +9992,12 @@
                 <w:kern w:val="0"/>
                 <w:sz w:val="18"/>
                 <w:szCs w:val="18"/>
-                <w:lang w:val="en-US" w:eastAsia="zh-CN" w:bidi="ar"/>
+                <w:lang w:val="en-US" w:eastAsia="zh-CN"/>
               </w:rPr>
             </w:pPr>
             <w:r>
               <w:rPr>
-                <w:rFonts w:hint="eastAsia" w:ascii="Segoe UI" w:hAnsi="Segoe UI" w:eastAsia="Segoe UI" w:cs="Segoe UI"/>
+                <w:rFonts w:ascii="Segoe UI" w:eastAsia="Segoe UI" w:hAnsi="Segoe UI" w:cs="Segoe UI" w:hint="eastAsia"/>
                 <w:i w:val="0"/>
                 <w:iCs w:val="0"/>
                 <w:caps w:val="0"/>
@@ -10089,7 +10007,7 @@
                 <w:kern w:val="0"/>
                 <w:sz w:val="18"/>
                 <w:szCs w:val="18"/>
-                <w:lang w:val="en-US" w:eastAsia="zh-CN" w:bidi="ar"/>
+                <w:lang w:val="en-US" w:eastAsia="zh-CN"/>
               </w:rPr>
               <w:t>1</w:t>
             </w:r>
@@ -10116,7 +10034,7 @@
               <w:spacing w:line="300" w:lineRule="atLeast"/>
               <w:jc w:val="left"/>
               <w:rPr>
-                <w:rFonts w:hint="default" w:ascii="Segoe UI" w:hAnsi="Segoe UI" w:eastAsia="Segoe UI" w:cs="Segoe UI"/>
+                <w:rFonts w:ascii="Segoe UI" w:eastAsia="Segoe UI" w:hAnsi="Segoe UI" w:cs="Segoe UI" w:hint="default"/>
                 <w:i w:val="0"/>
                 <w:iCs w:val="0"/>
                 <w:caps w:val="0"/>
@@ -10128,7 +10046,7 @@
             </w:pPr>
             <w:r>
               <w:rPr>
-                <w:rFonts w:hint="default" w:ascii="Segoe UI" w:hAnsi="Segoe UI" w:eastAsia="Segoe UI" w:cs="Segoe UI"/>
+                <w:rFonts w:ascii="Segoe UI" w:eastAsia="Segoe UI" w:hAnsi="Segoe UI" w:cs="Segoe UI" w:hint="default"/>
                 <w:i w:val="0"/>
                 <w:iCs w:val="0"/>
                 <w:caps w:val="0"/>
@@ -10138,7 +10056,7 @@
                 <w:kern w:val="0"/>
                 <w:sz w:val="18"/>
                 <w:szCs w:val="18"/>
-                <w:lang w:val="en-US" w:eastAsia="zh-CN" w:bidi="ar"/>
+                <w:lang w:val="en-US" w:eastAsia="zh-CN"/>
               </w:rPr>
               <w:t>交付文档合规性</w:t>
             </w:r>
@@ -10165,7 +10083,7 @@
               <w:spacing w:line="300" w:lineRule="atLeast"/>
               <w:jc w:val="left"/>
               <w:rPr>
-                <w:rFonts w:hint="default" w:ascii="Segoe UI" w:hAnsi="Segoe UI" w:eastAsia="Segoe UI" w:cs="Segoe UI"/>
+                <w:rFonts w:ascii="Segoe UI" w:eastAsia="Segoe UI" w:hAnsi="Segoe UI" w:cs="Segoe UI" w:hint="default"/>
                 <w:i w:val="0"/>
                 <w:iCs w:val="0"/>
                 <w:caps w:val="0"/>
@@ -10177,7 +10095,7 @@
             </w:pPr>
             <w:r>
               <w:rPr>
-                <w:rFonts w:hint="default" w:ascii="Segoe UI" w:hAnsi="Segoe UI" w:eastAsia="Segoe UI" w:cs="Segoe UI"/>
+                <w:rFonts w:ascii="Segoe UI" w:eastAsia="Segoe UI" w:hAnsi="Segoe UI" w:cs="Segoe UI" w:hint="default"/>
                 <w:i w:val="0"/>
                 <w:iCs w:val="0"/>
                 <w:caps w:val="0"/>
@@ -10187,13 +10105,13 @@
                 <w:kern w:val="0"/>
                 <w:sz w:val="18"/>
                 <w:szCs w:val="18"/>
-                <w:lang w:val="en-US" w:eastAsia="zh-CN" w:bidi="ar"/>
+                <w:lang w:val="en-US" w:eastAsia="zh-CN"/>
               </w:rPr>
               <w:t>（符合规范的文档数量 / 归档文件总数量）</w:t>
             </w:r>
             <w:r>
               <w:rPr>
-                <w:rFonts w:hint="eastAsia" w:ascii="Segoe UI" w:hAnsi="Segoe UI" w:eastAsia="Segoe UI" w:cs="Segoe UI"/>
+                <w:rFonts w:ascii="Segoe UI" w:eastAsia="Segoe UI" w:hAnsi="Segoe UI" w:cs="Segoe UI" w:hint="eastAsia"/>
                 <w:i w:val="0"/>
                 <w:iCs w:val="0"/>
                 <w:caps w:val="0"/>
@@ -10203,13 +10121,13 @@
                 <w:kern w:val="0"/>
                 <w:sz w:val="18"/>
                 <w:szCs w:val="18"/>
-                <w:lang w:val="en-US" w:eastAsia="zh-CN" w:bidi="ar"/>
+                <w:lang w:val="en-US" w:eastAsia="zh-CN"/>
               </w:rPr>
               <w:t>*</w:t>
             </w:r>
             <w:r>
               <w:rPr>
-                <w:rFonts w:hint="default" w:ascii="Segoe UI" w:hAnsi="Segoe UI" w:eastAsia="Segoe UI" w:cs="Segoe UI"/>
+                <w:rFonts w:ascii="Segoe UI" w:eastAsia="Segoe UI" w:hAnsi="Segoe UI" w:cs="Segoe UI" w:hint="default"/>
                 <w:i w:val="0"/>
                 <w:iCs w:val="0"/>
                 <w:caps w:val="0"/>
@@ -10219,7 +10137,7 @@
                 <w:kern w:val="0"/>
                 <w:sz w:val="18"/>
                 <w:szCs w:val="18"/>
-                <w:lang w:val="en-US" w:eastAsia="zh-CN" w:bidi="ar"/>
+                <w:lang w:val="en-US" w:eastAsia="zh-CN"/>
               </w:rPr>
               <w:t>100%</w:t>
             </w:r>
@@ -10246,7 +10164,7 @@
               <w:spacing w:line="300" w:lineRule="atLeast"/>
               <w:jc w:val="left"/>
               <w:rPr>
-                <w:rFonts w:hint="default" w:ascii="Segoe UI" w:hAnsi="Segoe UI" w:eastAsia="Segoe UI" w:cs="Segoe UI"/>
+                <w:rFonts w:ascii="Segoe UI" w:eastAsia="Segoe UI" w:hAnsi="Segoe UI" w:cs="Segoe UI" w:hint="default"/>
                 <w:i w:val="0"/>
                 <w:iCs w:val="0"/>
                 <w:caps w:val="0"/>
@@ -10258,7 +10176,7 @@
             </w:pPr>
             <w:r>
               <w:rPr>
-                <w:rFonts w:hint="default" w:ascii="Segoe UI" w:hAnsi="Segoe UI" w:eastAsia="Segoe UI" w:cs="Segoe UI"/>
+                <w:rFonts w:ascii="Segoe UI" w:eastAsia="Segoe UI" w:hAnsi="Segoe UI" w:cs="Segoe UI" w:hint="default"/>
                 <w:i w:val="0"/>
                 <w:iCs w:val="0"/>
                 <w:caps w:val="0"/>
@@ -10268,7 +10186,7 @@
                 <w:kern w:val="0"/>
                 <w:sz w:val="18"/>
                 <w:szCs w:val="18"/>
-                <w:lang w:val="en-US" w:eastAsia="zh-CN" w:bidi="ar"/>
+                <w:lang w:val="en-US" w:eastAsia="zh-CN"/>
               </w:rPr>
               <w:t>按季度</w:t>
             </w:r>
@@ -10295,7 +10213,7 @@
               <w:spacing w:line="300" w:lineRule="atLeast"/>
               <w:jc w:val="left"/>
               <w:rPr>
-                <w:rFonts w:hint="default" w:ascii="Segoe UI" w:hAnsi="Segoe UI" w:eastAsia="Segoe UI" w:cs="Segoe UI"/>
+                <w:rFonts w:ascii="Segoe UI" w:eastAsia="Segoe UI" w:hAnsi="Segoe UI" w:cs="Segoe UI" w:hint="default"/>
                 <w:i w:val="0"/>
                 <w:iCs w:val="0"/>
                 <w:caps w:val="0"/>
@@ -10305,12 +10223,12 @@
                 <w:kern w:val="0"/>
                 <w:sz w:val="18"/>
                 <w:szCs w:val="18"/>
-                <w:lang w:val="en-US" w:eastAsia="zh-CN" w:bidi="ar"/>
+                <w:lang w:val="en-US" w:eastAsia="zh-CN"/>
               </w:rPr>
             </w:pPr>
             <w:r>
               <w:rPr>
-                <w:rFonts w:hint="eastAsia" w:ascii="Segoe UI" w:hAnsi="Segoe UI" w:eastAsia="Segoe UI" w:cs="Segoe UI"/>
+                <w:rFonts w:ascii="Segoe UI" w:eastAsia="Segoe UI" w:hAnsi="Segoe UI" w:cs="Segoe UI" w:hint="eastAsia"/>
                 <w:i w:val="0"/>
                 <w:iCs w:val="0"/>
                 <w:caps w:val="0"/>
@@ -10320,7 +10238,7 @@
                 <w:kern w:val="0"/>
                 <w:sz w:val="18"/>
                 <w:szCs w:val="18"/>
-                <w:lang w:val="en-US" w:eastAsia="zh-CN" w:bidi="ar"/>
+                <w:lang w:val="en-US" w:eastAsia="zh-CN"/>
               </w:rPr>
               <w:t>≥95%</w:t>
             </w:r>
@@ -10347,55 +10265,30 @@
       </w:pPr>
     </w:p>
     <w:sectPr>
-      <w:footerReference r:id="rId8" w:type="default"/>
+      <w:footerReference w:type="default" r:id="rId7"/>
       <w:pgSz w:w="11906" w:h="16839"/>
       <w:pgMar w:top="1431" w:right="1686" w:bottom="1152" w:left="1686" w:header="0" w:footer="992" w:gutter="0"/>
-      <w:cols w:space="720" w:num="1"/>
+      <w:cols w:num="1" w:space="720"/>
     </w:sectPr>
   </w:body>
 </w:document>
 </file>
 
-<file path=word/endnotes.xml><?xml version="1.0" encoding="utf-8"?>
-<w:endnotes xmlns:wpc="http://schemas.microsoft.com/office/word/2010/wordprocessingCanvas" xmlns:mc="http://schemas.openxmlformats.org/markup-compatibility/2006" xmlns:o="urn:schemas-microsoft-com:office:office" xmlns:r="http://schemas.openxmlformats.org/officeDocument/2006/relationships" xmlns:m="http://schemas.openxmlformats.org/officeDocument/2006/math" xmlns:v="urn:schemas-microsoft-com:vml" xmlns:wp14="http://schemas.microsoft.com/office/word/2010/wordprocessingDrawing" xmlns:wp="http://schemas.openxmlformats.org/drawingml/2006/wordprocessingDrawing" xmlns:w="http://schemas.openxmlformats.org/wordprocessingml/2006/main" xmlns:w14="http://schemas.microsoft.com/office/word/2010/wordml" xmlns:w15="http://schemas.microsoft.com/office/word/2012/wordml" xmlns:w10="urn:schemas-microsoft-com:office:word" xmlns:wpg="http://schemas.microsoft.com/office/word/2010/wordprocessingGroup" xmlns:wpi="http://schemas.microsoft.com/office/word/2010/wordprocessingInk" xmlns:wne="http://schemas.microsoft.com/office/word/2006/wordml" xmlns:wps="http://schemas.microsoft.com/office/word/2010/wordprocessingShape" xmlns:wpsCustomData="http://www.wps.cn/officeDocument/2013/wpsCustomData" mc:Ignorable="w14 w15 wp14">
-  <w:endnote w:type="separator" w:id="0">
-    <w:p>
-      <w:pPr>
-        <w:spacing w:line="240" w:lineRule="auto"/>
-      </w:pPr>
-      <w:r>
-        <w:separator/>
-      </w:r>
-    </w:p>
-  </w:endnote>
-  <w:endnote w:type="continuationSeparator" w:id="1">
-    <w:p>
-      <w:pPr>
-        <w:spacing w:line="240" w:lineRule="auto"/>
-      </w:pPr>
-      <w:r>
-        <w:continuationSeparator/>
-      </w:r>
-    </w:p>
-  </w:endnote>
-</w:endnotes>
-</file>
-
 <file path=word/footer1.xml><?xml version="1.0" encoding="utf-8"?>
-<w:ftr xmlns:wpc="http://schemas.microsoft.com/office/word/2010/wordprocessingCanvas" xmlns:mc="http://schemas.openxmlformats.org/markup-compatibility/2006" xmlns:o="urn:schemas-microsoft-com:office:office" xmlns:r="http://schemas.openxmlformats.org/officeDocument/2006/relationships" xmlns:m="http://schemas.openxmlformats.org/officeDocument/2006/math" xmlns:v="urn:schemas-microsoft-com:vml" xmlns:wp14="http://schemas.microsoft.com/office/word/2010/wordprocessingDrawing" xmlns:wp="http://schemas.openxmlformats.org/drawingml/2006/wordprocessingDrawing" xmlns:w10="urn:schemas-microsoft-com:office:word" xmlns:w="http://schemas.openxmlformats.org/wordprocessingml/2006/main" xmlns:w14="http://schemas.microsoft.com/office/word/2010/wordml" xmlns:w15="http://schemas.microsoft.com/office/word/2012/wordml" xmlns:wpg="http://schemas.microsoft.com/office/word/2010/wordprocessingGroup" xmlns:wpi="http://schemas.microsoft.com/office/word/2010/wordprocessingInk" xmlns:wne="http://schemas.microsoft.com/office/word/2006/wordml" xmlns:wps="http://schemas.microsoft.com/office/word/2010/wordprocessingShape" xmlns:wpsCustomData="http://www.wps.cn/officeDocument/2013/wpsCustomData" mc:Ignorable="w14 w15 wp14">
+<w:ftr xmlns:wpc="http://schemas.microsoft.com/office/word/2010/wordprocessingCanvas" xmlns:mc="http://schemas.openxmlformats.org/markup-compatibility/2006" xmlns:o="urn:schemas-microsoft-com:office:office" xmlns:r="http://schemas.openxmlformats.org/officeDocument/2006/relationships" xmlns:m="http://schemas.openxmlformats.org/officeDocument/2006/math" xmlns:v="urn:schemas-microsoft-com:vml" xmlns:wp14="http://schemas.microsoft.com/office/word/2010/wordprocessingDrawing" xmlns:wp="http://schemas.openxmlformats.org/drawingml/2006/wordprocessingDrawing" xmlns:w10="urn:schemas-microsoft-com:office:word" xmlns:w="http://schemas.openxmlformats.org/wordprocessingml/2006/main" xmlns:w14="http://schemas.microsoft.com/office/word/2010/wordml" xmlns:w15="http://schemas.microsoft.com/office/word/2012/wordml" xmlns:wne="http://schemas.microsoft.com/office/word/2006/wordml" xmlns:wpg="http://schemas.microsoft.com/office/word/2010/wordprocessingGroup" xmlns:wpi="http://schemas.microsoft.com/office/word/2010/wordprocessingInk" xmlns:wps="http://schemas.microsoft.com/office/word/2010/wordprocessingShape" mc:Ignorable="w14 w15 wp14">
   <w:p>
     <w:pPr>
       <w:spacing w:line="174" w:lineRule="auto"/>
       <w:ind w:left="4143"/>
       <w:rPr>
-        <w:rFonts w:ascii="Times New Roman" w:hAnsi="Times New Roman" w:eastAsia="Times New Roman" w:cs="Times New Roman"/>
+        <w:rFonts w:ascii="Times New Roman" w:eastAsia="Times New Roman" w:hAnsi="Times New Roman" w:cs="Times New Roman"/>
         <w:sz w:val="18"/>
         <w:szCs w:val="18"/>
       </w:rPr>
     </w:pPr>
     <w:r>
       <w:rPr>
-        <w:rFonts w:ascii="Times New Roman" w:hAnsi="Times New Roman" w:eastAsia="Times New Roman" w:cs="Times New Roman"/>
+        <w:rFonts w:ascii="Times New Roman" w:eastAsia="Times New Roman" w:hAnsi="Times New Roman" w:cs="Times New Roman"/>
         <w:sz w:val="18"/>
         <w:szCs w:val="18"/>
       </w:rPr>
@@ -10406,13 +10299,13 @@
 </file>
 
 <file path=word/footer2.xml><?xml version="1.0" encoding="utf-8"?>
-<w:ftr xmlns:wpc="http://schemas.microsoft.com/office/word/2010/wordprocessingCanvas" xmlns:mc="http://schemas.openxmlformats.org/markup-compatibility/2006" xmlns:o="urn:schemas-microsoft-com:office:office" xmlns:r="http://schemas.openxmlformats.org/officeDocument/2006/relationships" xmlns:m="http://schemas.openxmlformats.org/officeDocument/2006/math" xmlns:v="urn:schemas-microsoft-com:vml" xmlns:wp14="http://schemas.microsoft.com/office/word/2010/wordprocessingDrawing" xmlns:wp="http://schemas.openxmlformats.org/drawingml/2006/wordprocessingDrawing" xmlns:w10="urn:schemas-microsoft-com:office:word" xmlns:w="http://schemas.openxmlformats.org/wordprocessingml/2006/main" xmlns:w14="http://schemas.microsoft.com/office/word/2010/wordml" xmlns:w15="http://schemas.microsoft.com/office/word/2012/wordml" xmlns:wpg="http://schemas.microsoft.com/office/word/2010/wordprocessingGroup" xmlns:wpi="http://schemas.microsoft.com/office/word/2010/wordprocessingInk" xmlns:wne="http://schemas.microsoft.com/office/word/2006/wordml" xmlns:wps="http://schemas.microsoft.com/office/word/2010/wordprocessingShape" xmlns:wpsCustomData="http://www.wps.cn/officeDocument/2013/wpsCustomData" mc:Ignorable="w14 w15 wp14">
+<w:ftr xmlns:wpc="http://schemas.microsoft.com/office/word/2010/wordprocessingCanvas" xmlns:mc="http://schemas.openxmlformats.org/markup-compatibility/2006" xmlns:o="urn:schemas-microsoft-com:office:office" xmlns:r="http://schemas.openxmlformats.org/officeDocument/2006/relationships" xmlns:m="http://schemas.openxmlformats.org/officeDocument/2006/math" xmlns:v="urn:schemas-microsoft-com:vml" xmlns:wp14="http://schemas.microsoft.com/office/word/2010/wordprocessingDrawing" xmlns:wp="http://schemas.openxmlformats.org/drawingml/2006/wordprocessingDrawing" xmlns:w10="urn:schemas-microsoft-com:office:word" xmlns:w="http://schemas.openxmlformats.org/wordprocessingml/2006/main" xmlns:w14="http://schemas.microsoft.com/office/word/2010/wordml" xmlns:w15="http://schemas.microsoft.com/office/word/2012/wordml" xmlns:wne="http://schemas.microsoft.com/office/word/2006/wordml" xmlns:wpg="http://schemas.microsoft.com/office/word/2010/wordprocessingGroup" xmlns:wpi="http://schemas.microsoft.com/office/word/2010/wordprocessingInk" xmlns:wps="http://schemas.microsoft.com/office/word/2010/wordprocessingShape" mc:Ignorable="w14 w15 wp14">
   <w:p>
     <w:pPr>
       <w:spacing w:line="174" w:lineRule="auto"/>
       <w:ind w:left="4125"/>
       <w:rPr>
-        <w:rFonts w:ascii="Times New Roman" w:hAnsi="Times New Roman" w:eastAsia="Times New Roman" w:cs="Times New Roman"/>
+        <w:rFonts w:ascii="Times New Roman" w:eastAsia="Times New Roman" w:hAnsi="Times New Roman" w:cs="Times New Roman"/>
         <w:sz w:val="18"/>
         <w:szCs w:val="18"/>
       </w:rPr>
@@ -10422,13 +10315,13 @@
 </file>
 
 <file path=word/footer3.xml><?xml version="1.0" encoding="utf-8"?>
-<w:ftr xmlns:wpc="http://schemas.microsoft.com/office/word/2010/wordprocessingCanvas" xmlns:mc="http://schemas.openxmlformats.org/markup-compatibility/2006" xmlns:o="urn:schemas-microsoft-com:office:office" xmlns:r="http://schemas.openxmlformats.org/officeDocument/2006/relationships" xmlns:m="http://schemas.openxmlformats.org/officeDocument/2006/math" xmlns:v="urn:schemas-microsoft-com:vml" xmlns:wp14="http://schemas.microsoft.com/office/word/2010/wordprocessingDrawing" xmlns:wp="http://schemas.openxmlformats.org/drawingml/2006/wordprocessingDrawing" xmlns:w10="urn:schemas-microsoft-com:office:word" xmlns:w="http://schemas.openxmlformats.org/wordprocessingml/2006/main" xmlns:w14="http://schemas.microsoft.com/office/word/2010/wordml" xmlns:w15="http://schemas.microsoft.com/office/word/2012/wordml" xmlns:wpg="http://schemas.microsoft.com/office/word/2010/wordprocessingGroup" xmlns:wpi="http://schemas.microsoft.com/office/word/2010/wordprocessingInk" xmlns:wne="http://schemas.microsoft.com/office/word/2006/wordml" xmlns:wps="http://schemas.microsoft.com/office/word/2010/wordprocessingShape" xmlns:wpsCustomData="http://www.wps.cn/officeDocument/2013/wpsCustomData" mc:Ignorable="w14 w15 wp14">
+<w:ftr xmlns:wpc="http://schemas.microsoft.com/office/word/2010/wordprocessingCanvas" xmlns:mc="http://schemas.openxmlformats.org/markup-compatibility/2006" xmlns:o="urn:schemas-microsoft-com:office:office" xmlns:r="http://schemas.openxmlformats.org/officeDocument/2006/relationships" xmlns:m="http://schemas.openxmlformats.org/officeDocument/2006/math" xmlns:v="urn:schemas-microsoft-com:vml" xmlns:wp14="http://schemas.microsoft.com/office/word/2010/wordprocessingDrawing" xmlns:wp="http://schemas.openxmlformats.org/drawingml/2006/wordprocessingDrawing" xmlns:w10="urn:schemas-microsoft-com:office:word" xmlns:w="http://schemas.openxmlformats.org/wordprocessingml/2006/main" xmlns:w14="http://schemas.microsoft.com/office/word/2010/wordml" xmlns:w15="http://schemas.microsoft.com/office/word/2012/wordml" xmlns:wne="http://schemas.microsoft.com/office/word/2006/wordml" xmlns:wpg="http://schemas.microsoft.com/office/word/2010/wordprocessingGroup" xmlns:wpi="http://schemas.microsoft.com/office/word/2010/wordprocessingInk" xmlns:wps="http://schemas.microsoft.com/office/word/2010/wordprocessingShape" mc:Ignorable="w14 w15 wp14">
   <w:p>
     <w:pPr>
       <w:spacing w:line="174" w:lineRule="auto"/>
       <w:ind w:left="4129"/>
       <w:rPr>
-        <w:rFonts w:ascii="Times New Roman" w:hAnsi="Times New Roman" w:eastAsia="Times New Roman" w:cs="Times New Roman"/>
+        <w:rFonts w:ascii="Times New Roman" w:eastAsia="Times New Roman" w:hAnsi="Times New Roman" w:cs="Times New Roman"/>
         <w:sz w:val="18"/>
         <w:szCs w:val="18"/>
       </w:rPr>
@@ -10438,13 +10331,13 @@
 </file>
 
 <file path=word/footer4.xml><?xml version="1.0" encoding="utf-8"?>
-<w:ftr xmlns:wpc="http://schemas.microsoft.com/office/word/2010/wordprocessingCanvas" xmlns:mc="http://schemas.openxmlformats.org/markup-compatibility/2006" xmlns:o="urn:schemas-microsoft-com:office:office" xmlns:r="http://schemas.openxmlformats.org/officeDocument/2006/relationships" xmlns:m="http://schemas.openxmlformats.org/officeDocument/2006/math" xmlns:v="urn:schemas-microsoft-com:vml" xmlns:wp14="http://schemas.microsoft.com/office/word/2010/wordprocessingDrawing" xmlns:wp="http://schemas.openxmlformats.org/drawingml/2006/wordprocessingDrawing" xmlns:w10="urn:schemas-microsoft-com:office:word" xmlns:w="http://schemas.openxmlformats.org/wordprocessingml/2006/main" xmlns:w14="http://schemas.microsoft.com/office/word/2010/wordml" xmlns:w15="http://schemas.microsoft.com/office/word/2012/wordml" xmlns:wpg="http://schemas.microsoft.com/office/word/2010/wordprocessingGroup" xmlns:wpi="http://schemas.microsoft.com/office/word/2010/wordprocessingInk" xmlns:wne="http://schemas.microsoft.com/office/word/2006/wordml" xmlns:wps="http://schemas.microsoft.com/office/word/2010/wordprocessingShape" xmlns:wpsCustomData="http://www.wps.cn/officeDocument/2013/wpsCustomData" mc:Ignorable="w14 w15 wp14">
+<w:ftr xmlns:wpc="http://schemas.microsoft.com/office/word/2010/wordprocessingCanvas" xmlns:mc="http://schemas.openxmlformats.org/markup-compatibility/2006" xmlns:o="urn:schemas-microsoft-com:office:office" xmlns:r="http://schemas.openxmlformats.org/officeDocument/2006/relationships" xmlns:m="http://schemas.openxmlformats.org/officeDocument/2006/math" xmlns:v="urn:schemas-microsoft-com:vml" xmlns:wp14="http://schemas.microsoft.com/office/word/2010/wordprocessingDrawing" xmlns:wp="http://schemas.openxmlformats.org/drawingml/2006/wordprocessingDrawing" xmlns:w10="urn:schemas-microsoft-com:office:word" xmlns:w="http://schemas.openxmlformats.org/wordprocessingml/2006/main" xmlns:w14="http://schemas.microsoft.com/office/word/2010/wordml" xmlns:w15="http://schemas.microsoft.com/office/word/2012/wordml" xmlns:wne="http://schemas.microsoft.com/office/word/2006/wordml" xmlns:wpg="http://schemas.microsoft.com/office/word/2010/wordprocessingGroup" xmlns:wpi="http://schemas.microsoft.com/office/word/2010/wordprocessingInk" xmlns:wps="http://schemas.microsoft.com/office/word/2010/wordprocessingShape" mc:Ignorable="w14 w15 wp14">
   <w:p>
     <w:pPr>
       <w:spacing w:line="174" w:lineRule="auto"/>
       <w:ind w:left="4197"/>
       <w:rPr>
-        <w:rFonts w:ascii="Times New Roman" w:hAnsi="Times New Roman" w:eastAsia="Times New Roman" w:cs="Times New Roman"/>
+        <w:rFonts w:ascii="Times New Roman" w:eastAsia="Times New Roman" w:hAnsi="Times New Roman" w:cs="Times New Roman"/>
         <w:sz w:val="18"/>
         <w:szCs w:val="18"/>
       </w:rPr>
@@ -10453,41 +10346,16 @@
 </w:ftr>
 </file>
 
-<file path=word/footnotes.xml><?xml version="1.0" encoding="utf-8"?>
-<w:footnotes xmlns:wpc="http://schemas.microsoft.com/office/word/2010/wordprocessingCanvas" xmlns:mc="http://schemas.openxmlformats.org/markup-compatibility/2006" xmlns:o="urn:schemas-microsoft-com:office:office" xmlns:r="http://schemas.openxmlformats.org/officeDocument/2006/relationships" xmlns:m="http://schemas.openxmlformats.org/officeDocument/2006/math" xmlns:v="urn:schemas-microsoft-com:vml" xmlns:wp14="http://schemas.microsoft.com/office/word/2010/wordprocessingDrawing" xmlns:wp="http://schemas.openxmlformats.org/drawingml/2006/wordprocessingDrawing" xmlns:w="http://schemas.openxmlformats.org/wordprocessingml/2006/main" xmlns:w14="http://schemas.microsoft.com/office/word/2010/wordml" xmlns:w15="http://schemas.microsoft.com/office/word/2012/wordml" xmlns:w10="urn:schemas-microsoft-com:office:word" xmlns:wpg="http://schemas.microsoft.com/office/word/2010/wordprocessingGroup" xmlns:wpi="http://schemas.microsoft.com/office/word/2010/wordprocessingInk" xmlns:wne="http://schemas.microsoft.com/office/word/2006/wordml" xmlns:wps="http://schemas.microsoft.com/office/word/2010/wordprocessingShape" xmlns:wpsCustomData="http://www.wps.cn/officeDocument/2013/wpsCustomData" mc:Ignorable="w14 w15 wp14">
-  <w:footnote w:type="separator" w:id="0">
-    <w:p>
-      <w:pPr>
-        <w:spacing w:line="360" w:lineRule="auto"/>
-      </w:pPr>
-      <w:r>
-        <w:separator/>
-      </w:r>
-    </w:p>
-  </w:footnote>
-  <w:footnote w:type="continuationSeparator" w:id="1">
-    <w:p>
-      <w:pPr>
-        <w:spacing w:line="360" w:lineRule="auto"/>
-      </w:pPr>
-      <w:r>
-        <w:continuationSeparator/>
-      </w:r>
-    </w:p>
-  </w:footnote>
-</w:footnotes>
-</file>
-
 <file path=word/numbering.xml><?xml version="1.0" encoding="utf-8"?>
-<w:numbering xmlns:wpc="http://schemas.microsoft.com/office/word/2010/wordprocessingCanvas" xmlns:mc="http://schemas.openxmlformats.org/markup-compatibility/2006" xmlns:o="urn:schemas-microsoft-com:office:office" xmlns:r="http://schemas.openxmlformats.org/officeDocument/2006/relationships" xmlns:m="http://schemas.openxmlformats.org/officeDocument/2006/math" xmlns:v="urn:schemas-microsoft-com:vml" xmlns:wp14="http://schemas.microsoft.com/office/word/2010/wordprocessingDrawing" xmlns:wp="http://schemas.openxmlformats.org/drawingml/2006/wordprocessingDrawing" xmlns:w10="urn:schemas-microsoft-com:office:word" xmlns:w="http://schemas.openxmlformats.org/wordprocessingml/2006/main" xmlns:w14="http://schemas.microsoft.com/office/word/2010/wordml" xmlns:wpg="http://schemas.microsoft.com/office/word/2010/wordprocessingGroup" xmlns:wpi="http://schemas.microsoft.com/office/word/2010/wordprocessingInk" xmlns:wne="http://schemas.microsoft.com/office/word/2006/wordml" xmlns:wps="http://schemas.microsoft.com/office/word/2010/wordprocessingShape" xmlns:wpsCustomData="http://www.wps.cn/officeDocument/2013/wpsCustomData" mc:Ignorable="w14 wp14">
+<w:numbering xmlns:wpc="http://schemas.microsoft.com/office/word/2010/wordprocessingCanvas" xmlns:mc="http://schemas.openxmlformats.org/markup-compatibility/2006" xmlns:o="urn:schemas-microsoft-com:office:office" xmlns:r="http://schemas.openxmlformats.org/officeDocument/2006/relationships" xmlns:m="http://schemas.openxmlformats.org/officeDocument/2006/math" xmlns:v="urn:schemas-microsoft-com:vml" xmlns:wp14="http://schemas.microsoft.com/office/word/2010/wordprocessingDrawing" xmlns:wp="http://schemas.openxmlformats.org/drawingml/2006/wordprocessingDrawing" xmlns:w10="urn:schemas-microsoft-com:office:word" xmlns:w="http://schemas.openxmlformats.org/wordprocessingml/2006/main" xmlns:w14="http://schemas.microsoft.com/office/word/2010/wordml" xmlns:w15="http://schemas.microsoft.com/office/word/2012/wordml" xmlns:wne="http://schemas.microsoft.com/office/word/2006/wordml" xmlns:wpg="http://schemas.microsoft.com/office/word/2010/wordprocessingGroup" xmlns:wpi="http://schemas.microsoft.com/office/word/2010/wordprocessingInk" xmlns:wps="http://schemas.microsoft.com/office/word/2010/wordprocessingShape" mc:Ignorable="w14 w15 wp14">
   <w:abstractNum w:abstractNumId="0">
     <w:nsid w:val="8E964DCE"/>
     <w:multiLevelType w:val="multilevel"/>
     <w:tmpl w:val="8E964DCE"/>
-    <w:lvl w:ilvl="0" w:tentative="0">
+    <w:lvl w:ilvl="0">
       <w:start w:val="1"/>
       <w:numFmt w:val="decimal"/>
-      <w:pStyle w:val="2"/>
+      <w:pStyle w:val="Heading1"/>
       <w:lvlText w:val="%1."/>
       <w:lvlJc w:val="left"/>
       <w:pPr>
@@ -10497,10 +10365,10 @@
         <w:rFonts w:hint="default"/>
       </w:rPr>
     </w:lvl>
-    <w:lvl w:ilvl="1" w:tentative="0">
+    <w:lvl w:ilvl="1">
       <w:start w:val="1"/>
       <w:numFmt w:val="decimal"/>
-      <w:pStyle w:val="3"/>
+      <w:pStyle w:val="Heading2"/>
       <w:lvlText w:val="%1.%2."/>
       <w:lvlJc w:val="left"/>
       <w:pPr>
@@ -10510,10 +10378,10 @@
         <w:rFonts w:hint="default"/>
       </w:rPr>
     </w:lvl>
-    <w:lvl w:ilvl="2" w:tentative="0">
+    <w:lvl w:ilvl="2">
       <w:start w:val="1"/>
       <w:numFmt w:val="decimal"/>
-      <w:pStyle w:val="4"/>
+      <w:pStyle w:val="Heading3"/>
       <w:lvlText w:val="%1.%2.%3."/>
       <w:lvlJc w:val="left"/>
       <w:pPr>
@@ -10523,10 +10391,10 @@
         <w:rFonts w:hint="default"/>
       </w:rPr>
     </w:lvl>
-    <w:lvl w:ilvl="3" w:tentative="0">
+    <w:lvl w:ilvl="3">
       <w:start w:val="1"/>
       <w:numFmt w:val="decimal"/>
-      <w:pStyle w:val="5"/>
+      <w:pStyle w:val="Heading4"/>
       <w:lvlText w:val="%1.%2.%3.%4."/>
       <w:lvlJc w:val="left"/>
       <w:pPr>
@@ -10536,10 +10404,10 @@
         <w:rFonts w:hint="default"/>
       </w:rPr>
     </w:lvl>
-    <w:lvl w:ilvl="4" w:tentative="0">
+    <w:lvl w:ilvl="4">
       <w:start w:val="1"/>
       <w:numFmt w:val="decimal"/>
-      <w:pStyle w:val="6"/>
+      <w:pStyle w:val="Heading5"/>
       <w:lvlText w:val="%1.%2.%3.%4.%5."/>
       <w:lvlJc w:val="left"/>
       <w:pPr>
@@ -10549,10 +10417,10 @@
         <w:rFonts w:hint="default"/>
       </w:rPr>
     </w:lvl>
-    <w:lvl w:ilvl="5" w:tentative="0">
+    <w:lvl w:ilvl="5">
       <w:start w:val="1"/>
       <w:numFmt w:val="decimal"/>
-      <w:pStyle w:val="7"/>
+      <w:pStyle w:val="Heading6"/>
       <w:lvlText w:val="%1.%2.%3.%4.%5.%6."/>
       <w:lvlJc w:val="left"/>
       <w:pPr>
@@ -10562,10 +10430,10 @@
         <w:rFonts w:hint="default"/>
       </w:rPr>
     </w:lvl>
-    <w:lvl w:ilvl="6" w:tentative="0">
+    <w:lvl w:ilvl="6">
       <w:start w:val="1"/>
       <w:numFmt w:val="decimal"/>
-      <w:pStyle w:val="8"/>
+      <w:pStyle w:val="Heading7"/>
       <w:lvlText w:val="%1.%2.%3.%4.%5.%6.%7."/>
       <w:lvlJc w:val="left"/>
       <w:pPr>
@@ -10575,10 +10443,10 @@
         <w:rFonts w:hint="default"/>
       </w:rPr>
     </w:lvl>
-    <w:lvl w:ilvl="7" w:tentative="0">
+    <w:lvl w:ilvl="7">
       <w:start w:val="1"/>
       <w:numFmt w:val="decimal"/>
-      <w:pStyle w:val="9"/>
+      <w:pStyle w:val="Heading8"/>
       <w:lvlText w:val="%1.%2.%3.%4.%5.%6.%7.%8."/>
       <w:lvlJc w:val="left"/>
       <w:pPr>
@@ -10588,10 +10456,10 @@
         <w:rFonts w:hint="default"/>
       </w:rPr>
     </w:lvl>
-    <w:lvl w:ilvl="8" w:tentative="0">
+    <w:lvl w:ilvl="8">
       <w:start w:val="1"/>
       <w:numFmt w:val="decimal"/>
-      <w:pStyle w:val="10"/>
+      <w:pStyle w:val="Heading9"/>
       <w:lvlText w:val="%1.%2.%3.%4.%5.%6.%7.%8.%9."/>
       <w:lvlJc w:val="left"/>
       <w:pPr>
@@ -10606,7 +10474,7 @@
     <w:nsid w:val="9BEC6AB0"/>
     <w:multiLevelType w:val="singleLevel"/>
     <w:tmpl w:val="9BEC6AB0"/>
-    <w:lvl w:ilvl="0" w:tentative="0">
+    <w:lvl w:ilvl="0">
       <w:start w:val="1"/>
       <w:numFmt w:val="decimal"/>
       <w:lvlText w:val="%1."/>
@@ -10623,7 +10491,7 @@
     <w:nsid w:val="4F4F86F5"/>
     <w:multiLevelType w:val="singleLevel"/>
     <w:tmpl w:val="4F4F86F5"/>
-    <w:lvl w:ilvl="0" w:tentative="0">
+    <w:lvl w:ilvl="0">
       <w:start w:val="1"/>
       <w:numFmt w:val="decimal"/>
       <w:lvlText w:val="%1."/>
@@ -10640,7 +10508,7 @@
     <w:nsid w:val="6677E562"/>
     <w:multiLevelType w:val="singleLevel"/>
     <w:tmpl w:val="6677E562"/>
-    <w:lvl w:ilvl="0" w:tentative="0">
+    <w:lvl w:ilvl="0">
       <w:start w:val="1"/>
       <w:numFmt w:val="decimal"/>
       <w:lvlText w:val="%1."/>
@@ -10657,7 +10525,7 @@
     <w:nsid w:val="777F0E43"/>
     <w:multiLevelType w:val="singleLevel"/>
     <w:tmpl w:val="777F0E43"/>
-    <w:lvl w:ilvl="0" w:tentative="0">
+    <w:lvl w:ilvl="0">
       <w:start w:val="1"/>
       <w:numFmt w:val="decimal"/>
       <w:lvlText w:val="%1."/>
@@ -10689,269 +10557,267 @@
 </file>
 
 <file path=word/styles.xml><?xml version="1.0" encoding="utf-8"?>
-<w:styles xmlns:mc="http://schemas.openxmlformats.org/markup-compatibility/2006" xmlns:o="urn:schemas-microsoft-com:office:office" xmlns:r="http://schemas.openxmlformats.org/officeDocument/2006/relationships" xmlns:m="http://schemas.openxmlformats.org/officeDocument/2006/math" xmlns:v="urn:schemas-microsoft-com:vml" xmlns:w="http://schemas.openxmlformats.org/wordprocessingml/2006/main" xmlns:w14="http://schemas.microsoft.com/office/word/2010/wordml" xmlns:w10="urn:schemas-microsoft-com:office:word" xmlns:sl="http://schemas.openxmlformats.org/schemaLibrary/2006/main" xmlns:wpsCustomData="http://www.wps.cn/officeDocument/2013/wpsCustomData" mc:Ignorable="w14">
+<w:styles xmlns:mc="http://schemas.openxmlformats.org/markup-compatibility/2006" xmlns:r="http://schemas.openxmlformats.org/officeDocument/2006/relationships" xmlns:w="http://schemas.openxmlformats.org/wordprocessingml/2006/main" xmlns:w14="http://schemas.microsoft.com/office/word/2010/wordml" xmlns:w15="http://schemas.microsoft.com/office/word/2012/wordml" mc:Ignorable="w14 w15">
   <w:docDefaults>
     <w:rPrDefault>
       <w:rPr>
-        <w:rFonts w:ascii="Times New Roman" w:hAnsi="Times New Roman" w:eastAsia="宋体" w:cs="Times New Roman"/>
+        <w:rFonts w:ascii="Times New Roman" w:eastAsia="宋体" w:hAnsi="Times New Roman" w:cs="Times New Roman"/>
       </w:rPr>
     </w:rPrDefault>
     <w:pPrDefault/>
   </w:docDefaults>
-  <w:latentStyles w:count="260" w:defQFormat="0" w:defUnhideWhenUsed="1" w:defSemiHidden="1" w:defUIPriority="99" w:defLockedState="0">
-    <w:lsdException w:qFormat="1" w:unhideWhenUsed="0" w:uiPriority="0" w:semiHidden="0" w:name="Normal"/>
-    <w:lsdException w:qFormat="1" w:unhideWhenUsed="0" w:uiPriority="0" w:semiHidden="0" w:name="heading 1"/>
-    <w:lsdException w:qFormat="1" w:uiPriority="0" w:semiHidden="0" w:name="heading 2"/>
-    <w:lsdException w:qFormat="1" w:uiPriority="0" w:name="heading 3"/>
-    <w:lsdException w:qFormat="1" w:uiPriority="0" w:semiHidden="0" w:name="heading 4"/>
-    <w:lsdException w:qFormat="1" w:uiPriority="0" w:name="heading 5"/>
-    <w:lsdException w:qFormat="1" w:uiPriority="0" w:name="heading 6"/>
-    <w:lsdException w:qFormat="1" w:uiPriority="0" w:name="heading 7"/>
-    <w:lsdException w:qFormat="1" w:uiPriority="0" w:name="heading 8"/>
-    <w:lsdException w:qFormat="1" w:uiPriority="0" w:name="heading 9"/>
-    <w:lsdException w:unhideWhenUsed="0" w:uiPriority="0" w:semiHidden="0" w:name="index 1"/>
-    <w:lsdException w:unhideWhenUsed="0" w:uiPriority="0" w:semiHidden="0" w:name="index 2"/>
-    <w:lsdException w:unhideWhenUsed="0" w:uiPriority="0" w:semiHidden="0" w:name="index 3"/>
-    <w:lsdException w:unhideWhenUsed="0" w:uiPriority="0" w:semiHidden="0" w:name="index 4"/>
-    <w:lsdException w:unhideWhenUsed="0" w:uiPriority="0" w:semiHidden="0" w:name="index 5"/>
-    <w:lsdException w:unhideWhenUsed="0" w:uiPriority="0" w:semiHidden="0" w:name="index 6"/>
-    <w:lsdException w:unhideWhenUsed="0" w:uiPriority="0" w:semiHidden="0" w:name="index 7"/>
-    <w:lsdException w:unhideWhenUsed="0" w:uiPriority="0" w:semiHidden="0" w:name="index 8"/>
-    <w:lsdException w:unhideWhenUsed="0" w:uiPriority="0" w:semiHidden="0" w:name="index 9"/>
-    <w:lsdException w:qFormat="1" w:unhideWhenUsed="0" w:uiPriority="0" w:semiHidden="0" w:name="toc 1"/>
-    <w:lsdException w:qFormat="1" w:unhideWhenUsed="0" w:uiPriority="0" w:semiHidden="0" w:name="toc 2"/>
-    <w:lsdException w:qFormat="1" w:unhideWhenUsed="0" w:uiPriority="0" w:semiHidden="0" w:name="toc 3"/>
-    <w:lsdException w:unhideWhenUsed="0" w:uiPriority="0" w:semiHidden="0" w:name="toc 4"/>
-    <w:lsdException w:unhideWhenUsed="0" w:uiPriority="0" w:semiHidden="0" w:name="toc 5"/>
-    <w:lsdException w:unhideWhenUsed="0" w:uiPriority="0" w:semiHidden="0" w:name="toc 6"/>
-    <w:lsdException w:unhideWhenUsed="0" w:uiPriority="0" w:semiHidden="0" w:name="toc 7"/>
-    <w:lsdException w:unhideWhenUsed="0" w:uiPriority="0" w:semiHidden="0" w:name="toc 8"/>
-    <w:lsdException w:unhideWhenUsed="0" w:uiPriority="0" w:semiHidden="0" w:name="toc 9"/>
-    <w:lsdException w:unhideWhenUsed="0" w:uiPriority="0" w:semiHidden="0" w:name="Normal Indent"/>
-    <w:lsdException w:unhideWhenUsed="0" w:uiPriority="0" w:semiHidden="0" w:name="footnote text"/>
-    <w:lsdException w:qFormat="1" w:unhideWhenUsed="0" w:uiPriority="0" w:semiHidden="0" w:name="annotation text"/>
-    <w:lsdException w:qFormat="1" w:unhideWhenUsed="0" w:uiPriority="0" w:semiHidden="0" w:name="header"/>
-    <w:lsdException w:qFormat="1" w:unhideWhenUsed="0" w:uiPriority="0" w:semiHidden="0" w:name="footer"/>
-    <w:lsdException w:unhideWhenUsed="0" w:uiPriority="0" w:semiHidden="0" w:name="index heading"/>
-    <w:lsdException w:qFormat="1" w:uiPriority="0" w:name="caption"/>
-    <w:lsdException w:unhideWhenUsed="0" w:uiPriority="0" w:semiHidden="0" w:name="table of figures"/>
-    <w:lsdException w:unhideWhenUsed="0" w:uiPriority="0" w:semiHidden="0" w:name="envelope address"/>
-    <w:lsdException w:unhideWhenUsed="0" w:uiPriority="0" w:semiHidden="0" w:name="envelope return"/>
-    <w:lsdException w:unhideWhenUsed="0" w:uiPriority="0" w:semiHidden="0" w:name="footnote reference"/>
-    <w:lsdException w:unhideWhenUsed="0" w:uiPriority="0" w:semiHidden="0" w:name="annotation reference"/>
-    <w:lsdException w:unhideWhenUsed="0" w:uiPriority="0" w:semiHidden="0" w:name="line number"/>
-    <w:lsdException w:unhideWhenUsed="0" w:uiPriority="0" w:semiHidden="0" w:name="page number"/>
-    <w:lsdException w:unhideWhenUsed="0" w:uiPriority="0" w:semiHidden="0" w:name="endnote reference"/>
-    <w:lsdException w:unhideWhenUsed="0" w:uiPriority="0" w:semiHidden="0" w:name="endnote text"/>
-    <w:lsdException w:unhideWhenUsed="0" w:uiPriority="0" w:semiHidden="0" w:name="table of authorities"/>
-    <w:lsdException w:unhideWhenUsed="0" w:uiPriority="0" w:semiHidden="0" w:name="macro"/>
-    <w:lsdException w:unhideWhenUsed="0" w:uiPriority="0" w:semiHidden="0" w:name="toa heading"/>
-    <w:lsdException w:unhideWhenUsed="0" w:uiPriority="0" w:semiHidden="0" w:name="List"/>
-    <w:lsdException w:unhideWhenUsed="0" w:uiPriority="0" w:semiHidden="0" w:name="List Bullet"/>
-    <w:lsdException w:unhideWhenUsed="0" w:uiPriority="0" w:semiHidden="0" w:name="List Number"/>
-    <w:lsdException w:unhideWhenUsed="0" w:uiPriority="0" w:semiHidden="0" w:name="List 2"/>
-    <w:lsdException w:unhideWhenUsed="0" w:uiPriority="0" w:semiHidden="0" w:name="List 3"/>
-    <w:lsdException w:unhideWhenUsed="0" w:uiPriority="0" w:semiHidden="0" w:name="List 4"/>
-    <w:lsdException w:unhideWhenUsed="0" w:uiPriority="0" w:semiHidden="0" w:name="List 5"/>
-    <w:lsdException w:unhideWhenUsed="0" w:uiPriority="0" w:semiHidden="0" w:name="List Bullet 2"/>
-    <w:lsdException w:unhideWhenUsed="0" w:uiPriority="0" w:semiHidden="0" w:name="List Bullet 3"/>
-    <w:lsdException w:unhideWhenUsed="0" w:uiPriority="0" w:semiHidden="0" w:name="List Bullet 4"/>
-    <w:lsdException w:unhideWhenUsed="0" w:uiPriority="0" w:semiHidden="0" w:name="List Bullet 5"/>
-    <w:lsdException w:unhideWhenUsed="0" w:uiPriority="0" w:semiHidden="0" w:name="List Number 2"/>
-    <w:lsdException w:unhideWhenUsed="0" w:uiPriority="0" w:semiHidden="0" w:name="List Number 3"/>
-    <w:lsdException w:unhideWhenUsed="0" w:uiPriority="0" w:semiHidden="0" w:name="List Number 4"/>
-    <w:lsdException w:unhideWhenUsed="0" w:uiPriority="0" w:semiHidden="0" w:name="List Number 5"/>
-    <w:lsdException w:qFormat="1" w:unhideWhenUsed="0" w:uiPriority="0" w:semiHidden="0" w:name="Title"/>
-    <w:lsdException w:unhideWhenUsed="0" w:uiPriority="0" w:semiHidden="0" w:name="Closing"/>
-    <w:lsdException w:unhideWhenUsed="0" w:uiPriority="0" w:semiHidden="0" w:name="Signature"/>
-    <w:lsdException w:qFormat="1" w:unhideWhenUsed="0" w:uiPriority="0" w:name="Default Paragraph Font"/>
-    <w:lsdException w:qFormat="1" w:unhideWhenUsed="0" w:uiPriority="0" w:name="Body Text"/>
-    <w:lsdException w:unhideWhenUsed="0" w:uiPriority="0" w:semiHidden="0" w:name="Body Text Indent"/>
-    <w:lsdException w:unhideWhenUsed="0" w:uiPriority="0" w:semiHidden="0" w:name="List Continue"/>
-    <w:lsdException w:unhideWhenUsed="0" w:uiPriority="0" w:semiHidden="0" w:name="List Continue 2"/>
-    <w:lsdException w:unhideWhenUsed="0" w:uiPriority="0" w:semiHidden="0" w:name="List Continue 3"/>
-    <w:lsdException w:unhideWhenUsed="0" w:uiPriority="0" w:semiHidden="0" w:name="List Continue 4"/>
-    <w:lsdException w:unhideWhenUsed="0" w:uiPriority="0" w:semiHidden="0" w:name="List Continue 5"/>
-    <w:lsdException w:unhideWhenUsed="0" w:uiPriority="0" w:semiHidden="0" w:name="Message Header"/>
-    <w:lsdException w:qFormat="1" w:unhideWhenUsed="0" w:uiPriority="0" w:semiHidden="0" w:name="Subtitle"/>
-    <w:lsdException w:unhideWhenUsed="0" w:uiPriority="0" w:semiHidden="0" w:name="Salutation"/>
-    <w:lsdException w:unhideWhenUsed="0" w:uiPriority="0" w:semiHidden="0" w:name="Date"/>
-    <w:lsdException w:unhideWhenUsed="0" w:uiPriority="0" w:semiHidden="0" w:name="Body Text First Indent"/>
-    <w:lsdException w:unhideWhenUsed="0" w:uiPriority="0" w:semiHidden="0" w:name="Body Text First Indent 2"/>
-    <w:lsdException w:uiPriority="99" w:name="Note Heading"/>
-    <w:lsdException w:unhideWhenUsed="0" w:uiPriority="0" w:semiHidden="0" w:name="Body Text 2"/>
-    <w:lsdException w:unhideWhenUsed="0" w:uiPriority="0" w:semiHidden="0" w:name="Body Text 3"/>
-    <w:lsdException w:unhideWhenUsed="0" w:uiPriority="0" w:semiHidden="0" w:name="Body Text Indent 2"/>
-    <w:lsdException w:unhideWhenUsed="0" w:uiPriority="0" w:semiHidden="0" w:name="Body Text Indent 3"/>
-    <w:lsdException w:unhideWhenUsed="0" w:uiPriority="0" w:semiHidden="0" w:name="Block Text"/>
-    <w:lsdException w:unhideWhenUsed="0" w:uiPriority="0" w:semiHidden="0" w:name="Hyperlink"/>
-    <w:lsdException w:unhideWhenUsed="0" w:uiPriority="0" w:semiHidden="0" w:name="FollowedHyperlink"/>
-    <w:lsdException w:qFormat="1" w:unhideWhenUsed="0" w:uiPriority="0" w:semiHidden="0" w:name="Strong"/>
-    <w:lsdException w:qFormat="1" w:unhideWhenUsed="0" w:uiPriority="0" w:semiHidden="0" w:name="Emphasis"/>
-    <w:lsdException w:unhideWhenUsed="0" w:uiPriority="0" w:semiHidden="0" w:name="Document Map"/>
-    <w:lsdException w:unhideWhenUsed="0" w:uiPriority="0" w:semiHidden="0" w:name="Plain Text"/>
-    <w:lsdException w:unhideWhenUsed="0" w:uiPriority="0" w:semiHidden="0" w:name="E-mail Signature"/>
-    <w:lsdException w:qFormat="1" w:unhideWhenUsed="0" w:uiPriority="0" w:semiHidden="0" w:name="Normal (Web)"/>
-    <w:lsdException w:unhideWhenUsed="0" w:uiPriority="0" w:semiHidden="0" w:name="HTML Acronym"/>
-    <w:lsdException w:unhideWhenUsed="0" w:uiPriority="0" w:semiHidden="0" w:name="HTML Address"/>
-    <w:lsdException w:unhideWhenUsed="0" w:uiPriority="0" w:semiHidden="0" w:name="HTML Cite"/>
-    <w:lsdException w:unhideWhenUsed="0" w:uiPriority="0" w:semiHidden="0" w:name="HTML Code"/>
-    <w:lsdException w:unhideWhenUsed="0" w:uiPriority="0" w:semiHidden="0" w:name="HTML Definition"/>
-    <w:lsdException w:unhideWhenUsed="0" w:uiPriority="0" w:semiHidden="0" w:name="HTML Keyboard"/>
-    <w:lsdException w:unhideWhenUsed="0" w:uiPriority="0" w:semiHidden="0" w:name="HTML Preformatted"/>
-    <w:lsdException w:unhideWhenUsed="0" w:uiPriority="0" w:semiHidden="0" w:name="HTML Sample"/>
-    <w:lsdException w:unhideWhenUsed="0" w:uiPriority="0" w:semiHidden="0" w:name="HTML Typewriter"/>
-    <w:lsdException w:unhideWhenUsed="0" w:uiPriority="0" w:semiHidden="0" w:name="HTML Variable"/>
-    <w:lsdException w:qFormat="1" w:unhideWhenUsed="0" w:uiPriority="0" w:name="Normal Table"/>
-    <w:lsdException w:unhideWhenUsed="0" w:uiPriority="0" w:semiHidden="0" w:name="annotation subject"/>
-    <w:lsdException w:unhideWhenUsed="0" w:uiPriority="0" w:semiHidden="0" w:name="Table Simple 1"/>
-    <w:lsdException w:unhideWhenUsed="0" w:uiPriority="0" w:semiHidden="0" w:name="Table Simple 2"/>
-    <w:lsdException w:unhideWhenUsed="0" w:uiPriority="0" w:semiHidden="0" w:name="Table Simple 3"/>
-    <w:lsdException w:unhideWhenUsed="0" w:uiPriority="0" w:semiHidden="0" w:name="Table Classic 1"/>
-    <w:lsdException w:unhideWhenUsed="0" w:uiPriority="0" w:semiHidden="0" w:name="Table Classic 2"/>
-    <w:lsdException w:unhideWhenUsed="0" w:uiPriority="0" w:semiHidden="0" w:name="Table Classic 3"/>
-    <w:lsdException w:unhideWhenUsed="0" w:uiPriority="0" w:semiHidden="0" w:name="Table Classic 4"/>
-    <w:lsdException w:unhideWhenUsed="0" w:uiPriority="0" w:semiHidden="0" w:name="Table Colorful 1"/>
-    <w:lsdException w:unhideWhenUsed="0" w:uiPriority="0" w:semiHidden="0" w:name="Table Colorful 2"/>
-    <w:lsdException w:unhideWhenUsed="0" w:uiPriority="0" w:semiHidden="0" w:name="Table Colorful 3"/>
-    <w:lsdException w:unhideWhenUsed="0" w:uiPriority="0" w:semiHidden="0" w:name="Table Columns 1"/>
-    <w:lsdException w:unhideWhenUsed="0" w:uiPriority="0" w:semiHidden="0" w:name="Table Columns 2"/>
-    <w:lsdException w:unhideWhenUsed="0" w:uiPriority="0" w:semiHidden="0" w:name="Table Columns 3"/>
-    <w:lsdException w:unhideWhenUsed="0" w:uiPriority="0" w:semiHidden="0" w:name="Table Columns 4"/>
-    <w:lsdException w:unhideWhenUsed="0" w:uiPriority="0" w:semiHidden="0" w:name="Table Columns 5"/>
-    <w:lsdException w:unhideWhenUsed="0" w:uiPriority="0" w:semiHidden="0" w:name="Table Grid 1"/>
-    <w:lsdException w:unhideWhenUsed="0" w:uiPriority="0" w:semiHidden="0" w:name="Table Grid 2"/>
-    <w:lsdException w:unhideWhenUsed="0" w:uiPriority="0" w:semiHidden="0" w:name="Table Grid 3"/>
-    <w:lsdException w:unhideWhenUsed="0" w:uiPriority="0" w:semiHidden="0" w:name="Table Grid 4"/>
-    <w:lsdException w:unhideWhenUsed="0" w:uiPriority="0" w:semiHidden="0" w:name="Table Grid 5"/>
-    <w:lsdException w:unhideWhenUsed="0" w:uiPriority="0" w:semiHidden="0" w:name="Table Grid 6"/>
-    <w:lsdException w:unhideWhenUsed="0" w:uiPriority="0" w:semiHidden="0" w:name="Table Grid 7"/>
-    <w:lsdException w:unhideWhenUsed="0" w:uiPriority="0" w:semiHidden="0" w:name="Table Grid 8"/>
-    <w:lsdException w:unhideWhenUsed="0" w:uiPriority="0" w:semiHidden="0" w:name="Table List 1"/>
-    <w:lsdException w:unhideWhenUsed="0" w:uiPriority="0" w:semiHidden="0" w:name="Table List 2"/>
-    <w:lsdException w:unhideWhenUsed="0" w:uiPriority="0" w:semiHidden="0" w:name="Table List 3"/>
-    <w:lsdException w:unhideWhenUsed="0" w:uiPriority="0" w:semiHidden="0" w:name="Table List 4"/>
-    <w:lsdException w:unhideWhenUsed="0" w:uiPriority="0" w:semiHidden="0" w:name="Table List 5"/>
-    <w:lsdException w:unhideWhenUsed="0" w:uiPriority="0" w:semiHidden="0" w:name="Table List 6"/>
-    <w:lsdException w:unhideWhenUsed="0" w:uiPriority="0" w:semiHidden="0" w:name="Table List 7"/>
-    <w:lsdException w:unhideWhenUsed="0" w:uiPriority="0" w:semiHidden="0" w:name="Table List 8"/>
-    <w:lsdException w:unhideWhenUsed="0" w:uiPriority="0" w:semiHidden="0" w:name="Table 3D effects 1"/>
-    <w:lsdException w:unhideWhenUsed="0" w:uiPriority="0" w:semiHidden="0" w:name="Table 3D effects 2"/>
-    <w:lsdException w:unhideWhenUsed="0" w:uiPriority="0" w:semiHidden="0" w:name="Table 3D effects 3"/>
-    <w:lsdException w:unhideWhenUsed="0" w:uiPriority="0" w:semiHidden="0" w:name="Table Contemporary"/>
-    <w:lsdException w:unhideWhenUsed="0" w:uiPriority="0" w:semiHidden="0" w:name="Table Elegant"/>
-    <w:lsdException w:unhideWhenUsed="0" w:uiPriority="0" w:semiHidden="0" w:name="Table Professional"/>
-    <w:lsdException w:unhideWhenUsed="0" w:uiPriority="0" w:semiHidden="0" w:name="Table Subtle 1"/>
-    <w:lsdException w:unhideWhenUsed="0" w:uiPriority="0" w:semiHidden="0" w:name="Table Subtle 2"/>
-    <w:lsdException w:unhideWhenUsed="0" w:uiPriority="0" w:semiHidden="0" w:name="Table Web 1"/>
-    <w:lsdException w:unhideWhenUsed="0" w:uiPriority="0" w:semiHidden="0" w:name="Table Web 2"/>
-    <w:lsdException w:unhideWhenUsed="0" w:uiPriority="0" w:semiHidden="0" w:name="Table Web 3"/>
-    <w:lsdException w:unhideWhenUsed="0" w:uiPriority="0" w:semiHidden="0" w:name="Balloon Text"/>
-    <w:lsdException w:qFormat="1" w:unhideWhenUsed="0" w:uiPriority="0" w:semiHidden="0" w:name="Table Grid"/>
-    <w:lsdException w:unhideWhenUsed="0" w:uiPriority="0" w:semiHidden="0" w:name="Table Theme"/>
-    <w:lsdException w:unhideWhenUsed="0" w:uiPriority="60" w:semiHidden="0" w:name="Light Shading"/>
-    <w:lsdException w:unhideWhenUsed="0" w:uiPriority="61" w:semiHidden="0" w:name="Light List"/>
-    <w:lsdException w:unhideWhenUsed="0" w:uiPriority="62" w:semiHidden="0" w:name="Light Grid"/>
-    <w:lsdException w:unhideWhenUsed="0" w:uiPriority="63" w:semiHidden="0" w:name="Medium Shading 1"/>
-    <w:lsdException w:unhideWhenUsed="0" w:uiPriority="64" w:semiHidden="0" w:name="Medium Shading 2"/>
-    <w:lsdException w:unhideWhenUsed="0" w:uiPriority="65" w:semiHidden="0" w:name="Medium List 1"/>
-    <w:lsdException w:unhideWhenUsed="0" w:uiPriority="66" w:semiHidden="0" w:name="Medium List 2"/>
-    <w:lsdException w:unhideWhenUsed="0" w:uiPriority="67" w:semiHidden="0" w:name="Medium Grid 1"/>
-    <w:lsdException w:unhideWhenUsed="0" w:uiPriority="68" w:semiHidden="0" w:name="Medium Grid 2"/>
-    <w:lsdException w:unhideWhenUsed="0" w:uiPriority="69" w:semiHidden="0" w:name="Medium Grid 3"/>
-    <w:lsdException w:unhideWhenUsed="0" w:uiPriority="70" w:semiHidden="0" w:name="Dark List"/>
-    <w:lsdException w:unhideWhenUsed="0" w:uiPriority="71" w:semiHidden="0" w:name="Colorful Shading"/>
-    <w:lsdException w:unhideWhenUsed="0" w:uiPriority="72" w:semiHidden="0" w:name="Colorful List"/>
-    <w:lsdException w:unhideWhenUsed="0" w:uiPriority="73" w:semiHidden="0" w:name="Colorful Grid"/>
-    <w:lsdException w:unhideWhenUsed="0" w:uiPriority="60" w:semiHidden="0" w:name="Light Shading Accent 1"/>
-    <w:lsdException w:unhideWhenUsed="0" w:uiPriority="61" w:semiHidden="0" w:name="Light List Accent 1"/>
-    <w:lsdException w:unhideWhenUsed="0" w:uiPriority="62" w:semiHidden="0" w:name="Light Grid Accent 1"/>
-    <w:lsdException w:unhideWhenUsed="0" w:uiPriority="63" w:semiHidden="0" w:name="Medium Shading 1 Accent 1"/>
-    <w:lsdException w:unhideWhenUsed="0" w:uiPriority="64" w:semiHidden="0" w:name="Medium Shading 2 Accent 1"/>
-    <w:lsdException w:unhideWhenUsed="0" w:uiPriority="65" w:semiHidden="0" w:name="Medium List 1 Accent 1"/>
-    <w:lsdException w:unhideWhenUsed="0" w:uiPriority="66" w:semiHidden="0" w:name="Medium List 2 Accent 1"/>
-    <w:lsdException w:unhideWhenUsed="0" w:uiPriority="67" w:semiHidden="0" w:name="Medium Grid 1 Accent 1"/>
-    <w:lsdException w:unhideWhenUsed="0" w:uiPriority="68" w:semiHidden="0" w:name="Medium Grid 2 Accent 1"/>
-    <w:lsdException w:unhideWhenUsed="0" w:uiPriority="69" w:semiHidden="0" w:name="Medium Grid 3 Accent 1"/>
-    <w:lsdException w:unhideWhenUsed="0" w:uiPriority="70" w:semiHidden="0" w:name="Dark List Accent 1"/>
-    <w:lsdException w:unhideWhenUsed="0" w:uiPriority="71" w:semiHidden="0" w:name="Colorful Shading Accent 1"/>
-    <w:lsdException w:unhideWhenUsed="0" w:uiPriority="72" w:semiHidden="0" w:name="Colorful List Accent 1"/>
-    <w:lsdException w:unhideWhenUsed="0" w:uiPriority="73" w:semiHidden="0" w:name="Colorful Grid Accent 1"/>
-    <w:lsdException w:unhideWhenUsed="0" w:uiPriority="60" w:semiHidden="0" w:name="Light Shading Accent 2"/>
-    <w:lsdException w:unhideWhenUsed="0" w:uiPriority="61" w:semiHidden="0" w:name="Light List Accent 2"/>
-    <w:lsdException w:unhideWhenUsed="0" w:uiPriority="62" w:semiHidden="0" w:name="Light Grid Accent 2"/>
-    <w:lsdException w:unhideWhenUsed="0" w:uiPriority="63" w:semiHidden="0" w:name="Medium Shading 1 Accent 2"/>
-    <w:lsdException w:unhideWhenUsed="0" w:uiPriority="64" w:semiHidden="0" w:name="Medium Shading 2 Accent 2"/>
-    <w:lsdException w:unhideWhenUsed="0" w:uiPriority="65" w:semiHidden="0" w:name="Medium List 1 Accent 2"/>
-    <w:lsdException w:unhideWhenUsed="0" w:uiPriority="66" w:semiHidden="0" w:name="Medium List 2 Accent 2"/>
-    <w:lsdException w:unhideWhenUsed="0" w:uiPriority="67" w:semiHidden="0" w:name="Medium Grid 1 Accent 2"/>
-    <w:lsdException w:unhideWhenUsed="0" w:uiPriority="68" w:semiHidden="0" w:name="Medium Grid 2 Accent 2"/>
-    <w:lsdException w:unhideWhenUsed="0" w:uiPriority="69" w:semiHidden="0" w:name="Medium Grid 3 Accent 2"/>
-    <w:lsdException w:unhideWhenUsed="0" w:uiPriority="70" w:semiHidden="0" w:name="Dark List Accent 2"/>
-    <w:lsdException w:unhideWhenUsed="0" w:uiPriority="71" w:semiHidden="0" w:name="Colorful Shading Accent 2"/>
-    <w:lsdException w:unhideWhenUsed="0" w:uiPriority="72" w:semiHidden="0" w:name="Colorful List Accent 2"/>
-    <w:lsdException w:unhideWhenUsed="0" w:uiPriority="73" w:semiHidden="0" w:name="Colorful Grid Accent 2"/>
-    <w:lsdException w:unhideWhenUsed="0" w:uiPriority="60" w:semiHidden="0" w:name="Light Shading Accent 3"/>
-    <w:lsdException w:unhideWhenUsed="0" w:uiPriority="61" w:semiHidden="0" w:name="Light List Accent 3"/>
-    <w:lsdException w:unhideWhenUsed="0" w:uiPriority="62" w:semiHidden="0" w:name="Light Grid Accent 3"/>
-    <w:lsdException w:unhideWhenUsed="0" w:uiPriority="63" w:semiHidden="0" w:name="Medium Shading 1 Accent 3"/>
-    <w:lsdException w:unhideWhenUsed="0" w:uiPriority="64" w:semiHidden="0" w:name="Medium Shading 2 Accent 3"/>
-    <w:lsdException w:unhideWhenUsed="0" w:uiPriority="65" w:semiHidden="0" w:name="Medium List 1 Accent 3"/>
-    <w:lsdException w:unhideWhenUsed="0" w:uiPriority="66" w:semiHidden="0" w:name="Medium List 2 Accent 3"/>
-    <w:lsdException w:unhideWhenUsed="0" w:uiPriority="67" w:semiHidden="0" w:name="Medium Grid 1 Accent 3"/>
-    <w:lsdException w:unhideWhenUsed="0" w:uiPriority="68" w:semiHidden="0" w:name="Medium Grid 2 Accent 3"/>
-    <w:lsdException w:unhideWhenUsed="0" w:uiPriority="69" w:semiHidden="0" w:name="Medium Grid 3 Accent 3"/>
-    <w:lsdException w:unhideWhenUsed="0" w:uiPriority="70" w:semiHidden="0" w:name="Dark List Accent 3"/>
-    <w:lsdException w:unhideWhenUsed="0" w:uiPriority="71" w:semiHidden="0" w:name="Colorful Shading Accent 3"/>
-    <w:lsdException w:unhideWhenUsed="0" w:uiPriority="72" w:semiHidden="0" w:name="Colorful List Accent 3"/>
-    <w:lsdException w:unhideWhenUsed="0" w:uiPriority="73" w:semiHidden="0" w:name="Colorful Grid Accent 3"/>
-    <w:lsdException w:unhideWhenUsed="0" w:uiPriority="60" w:semiHidden="0" w:name="Light Shading Accent 4"/>
-    <w:lsdException w:unhideWhenUsed="0" w:uiPriority="61" w:semiHidden="0" w:name="Light List Accent 4"/>
-    <w:lsdException w:unhideWhenUsed="0" w:uiPriority="62" w:semiHidden="0" w:name="Light Grid Accent 4"/>
-    <w:lsdException w:unhideWhenUsed="0" w:uiPriority="63" w:semiHidden="0" w:name="Medium Shading 1 Accent 4"/>
-    <w:lsdException w:unhideWhenUsed="0" w:uiPriority="64" w:semiHidden="0" w:name="Medium Shading 2 Accent 4"/>
-    <w:lsdException w:unhideWhenUsed="0" w:uiPriority="65" w:semiHidden="0" w:name="Medium List 1 Accent 4"/>
-    <w:lsdException w:unhideWhenUsed="0" w:uiPriority="66" w:semiHidden="0" w:name="Medium List 2 Accent 4"/>
-    <w:lsdException w:unhideWhenUsed="0" w:uiPriority="67" w:semiHidden="0" w:name="Medium Grid 1 Accent 4"/>
-    <w:lsdException w:unhideWhenUsed="0" w:uiPriority="68" w:semiHidden="0" w:name="Medium Grid 2 Accent 4"/>
-    <w:lsdException w:unhideWhenUsed="0" w:uiPriority="69" w:semiHidden="0" w:name="Medium Grid 3 Accent 4"/>
-    <w:lsdException w:unhideWhenUsed="0" w:uiPriority="70" w:semiHidden="0" w:name="Dark List Accent 4"/>
-    <w:lsdException w:unhideWhenUsed="0" w:uiPriority="71" w:semiHidden="0" w:name="Colorful Shading Accent 4"/>
-    <w:lsdException w:unhideWhenUsed="0" w:uiPriority="72" w:semiHidden="0" w:name="Colorful List Accent 4"/>
-    <w:lsdException w:unhideWhenUsed="0" w:uiPriority="73" w:semiHidden="0" w:name="Colorful Grid Accent 4"/>
-    <w:lsdException w:unhideWhenUsed="0" w:uiPriority="60" w:semiHidden="0" w:name="Light Shading Accent 5"/>
-    <w:lsdException w:unhideWhenUsed="0" w:uiPriority="61" w:semiHidden="0" w:name="Light List Accent 5"/>
-    <w:lsdException w:unhideWhenUsed="0" w:uiPriority="62" w:semiHidden="0" w:name="Light Grid Accent 5"/>
-    <w:lsdException w:unhideWhenUsed="0" w:uiPriority="63" w:semiHidden="0" w:name="Medium Shading 1 Accent 5"/>
-    <w:lsdException w:unhideWhenUsed="0" w:uiPriority="64" w:semiHidden="0" w:name="Medium Shading 2 Accent 5"/>
-    <w:lsdException w:unhideWhenUsed="0" w:uiPriority="65" w:semiHidden="0" w:name="Medium List 1 Accent 5"/>
-    <w:lsdException w:unhideWhenUsed="0" w:uiPriority="66" w:semiHidden="0" w:name="Medium List 2 Accent 5"/>
-    <w:lsdException w:unhideWhenUsed="0" w:uiPriority="67" w:semiHidden="0" w:name="Medium Grid 1 Accent 5"/>
-    <w:lsdException w:unhideWhenUsed="0" w:uiPriority="68" w:semiHidden="0" w:name="Medium Grid 2 Accent 5"/>
-    <w:lsdException w:unhideWhenUsed="0" w:uiPriority="69" w:semiHidden="0" w:name="Medium Grid 3 Accent 5"/>
-    <w:lsdException w:unhideWhenUsed="0" w:uiPriority="70" w:semiHidden="0" w:name="Dark List Accent 5"/>
-    <w:lsdException w:unhideWhenUsed="0" w:uiPriority="71" w:semiHidden="0" w:name="Colorful Shading Accent 5"/>
-    <w:lsdException w:unhideWhenUsed="0" w:uiPriority="72" w:semiHidden="0" w:name="Colorful List Accent 5"/>
-    <w:lsdException w:unhideWhenUsed="0" w:uiPriority="73" w:semiHidden="0" w:name="Colorful Grid Accent 5"/>
-    <w:lsdException w:unhideWhenUsed="0" w:uiPriority="60" w:semiHidden="0" w:name="Light Shading Accent 6"/>
-    <w:lsdException w:unhideWhenUsed="0" w:uiPriority="61" w:semiHidden="0" w:name="Light List Accent 6"/>
-    <w:lsdException w:unhideWhenUsed="0" w:uiPriority="62" w:semiHidden="0" w:name="Light Grid Accent 6"/>
-    <w:lsdException w:unhideWhenUsed="0" w:uiPriority="63" w:semiHidden="0" w:name="Medium Shading 1 Accent 6"/>
-    <w:lsdException w:unhideWhenUsed="0" w:uiPriority="64" w:semiHidden="0" w:name="Medium Shading 2 Accent 6"/>
-    <w:lsdException w:unhideWhenUsed="0" w:uiPriority="65" w:semiHidden="0" w:name="Medium List 1 Accent 6"/>
-    <w:lsdException w:unhideWhenUsed="0" w:uiPriority="66" w:semiHidden="0" w:name="Medium List 2 Accent 6"/>
-    <w:lsdException w:unhideWhenUsed="0" w:uiPriority="67" w:semiHidden="0" w:name="Medium Grid 1 Accent 6"/>
-    <w:lsdException w:unhideWhenUsed="0" w:uiPriority="68" w:semiHidden="0" w:name="Medium Grid 2 Accent 6"/>
-    <w:lsdException w:unhideWhenUsed="0" w:uiPriority="69" w:semiHidden="0" w:name="Medium Grid 3 Accent 6"/>
-    <w:lsdException w:unhideWhenUsed="0" w:uiPriority="70" w:semiHidden="0" w:name="Dark List Accent 6"/>
-    <w:lsdException w:unhideWhenUsed="0" w:uiPriority="71" w:semiHidden="0" w:name="Colorful Shading Accent 6"/>
-    <w:lsdException w:unhideWhenUsed="0" w:uiPriority="72" w:semiHidden="0" w:name="Colorful List Accent 6"/>
-    <w:lsdException w:unhideWhenUsed="0" w:uiPriority="73" w:semiHidden="0" w:name="Colorful Grid Accent 6"/>
+  <w:latentStyles w:defLockedState="0" w:defUIPriority="99" w:defSemiHidden="1" w:defUnhideWhenUsed="1" w:defQFormat="0" w:count="260">
+    <w:lsdException w:name="Normal" w:semiHidden="0" w:uiPriority="0" w:unhideWhenUsed="0" w:qFormat="1"/>
+    <w:lsdException w:name="heading 1" w:semiHidden="0" w:uiPriority="0" w:unhideWhenUsed="0" w:qFormat="1"/>
+    <w:lsdException w:name="heading 2" w:semiHidden="0" w:uiPriority="0" w:qFormat="1"/>
+    <w:lsdException w:name="heading 3" w:uiPriority="0" w:qFormat="1"/>
+    <w:lsdException w:name="heading 4" w:semiHidden="0" w:uiPriority="0" w:qFormat="1"/>
+    <w:lsdException w:name="heading 5" w:uiPriority="0" w:qFormat="1"/>
+    <w:lsdException w:name="heading 6" w:uiPriority="0" w:qFormat="1"/>
+    <w:lsdException w:name="heading 7" w:uiPriority="0" w:qFormat="1"/>
+    <w:lsdException w:name="heading 8" w:uiPriority="0" w:qFormat="1"/>
+    <w:lsdException w:name="heading 9" w:uiPriority="0" w:qFormat="1"/>
+    <w:lsdException w:name="index 1" w:semiHidden="0" w:uiPriority="0" w:unhideWhenUsed="0"/>
+    <w:lsdException w:name="index 2" w:semiHidden="0" w:uiPriority="0" w:unhideWhenUsed="0"/>
+    <w:lsdException w:name="index 3" w:semiHidden="0" w:uiPriority="0" w:unhideWhenUsed="0"/>
+    <w:lsdException w:name="index 4" w:semiHidden="0" w:uiPriority="0" w:unhideWhenUsed="0"/>
+    <w:lsdException w:name="index 5" w:semiHidden="0" w:uiPriority="0" w:unhideWhenUsed="0"/>
+    <w:lsdException w:name="index 6" w:semiHidden="0" w:uiPriority="0" w:unhideWhenUsed="0"/>
+    <w:lsdException w:name="index 7" w:semiHidden="0" w:uiPriority="0" w:unhideWhenUsed="0"/>
+    <w:lsdException w:name="index 8" w:semiHidden="0" w:uiPriority="0" w:unhideWhenUsed="0"/>
+    <w:lsdException w:name="index 9" w:semiHidden="0" w:uiPriority="0" w:unhideWhenUsed="0"/>
+    <w:lsdException w:name="toc 1" w:semiHidden="0" w:uiPriority="0" w:unhideWhenUsed="0" w:qFormat="1"/>
+    <w:lsdException w:name="toc 2" w:semiHidden="0" w:uiPriority="0" w:unhideWhenUsed="0" w:qFormat="1"/>
+    <w:lsdException w:name="toc 3" w:semiHidden="0" w:uiPriority="0" w:unhideWhenUsed="0" w:qFormat="1"/>
+    <w:lsdException w:name="toc 4" w:semiHidden="0" w:uiPriority="0" w:unhideWhenUsed="0"/>
+    <w:lsdException w:name="toc 5" w:semiHidden="0" w:uiPriority="0" w:unhideWhenUsed="0"/>
+    <w:lsdException w:name="toc 6" w:semiHidden="0" w:uiPriority="0" w:unhideWhenUsed="0"/>
+    <w:lsdException w:name="toc 7" w:semiHidden="0" w:uiPriority="0" w:unhideWhenUsed="0"/>
+    <w:lsdException w:name="toc 8" w:semiHidden="0" w:uiPriority="0" w:unhideWhenUsed="0"/>
+    <w:lsdException w:name="toc 9" w:semiHidden="0" w:uiPriority="0" w:unhideWhenUsed="0"/>
+    <w:lsdException w:name="Normal Indent" w:semiHidden="0" w:uiPriority="0" w:unhideWhenUsed="0"/>
+    <w:lsdException w:name="footnote text" w:semiHidden="0" w:uiPriority="0" w:unhideWhenUsed="0"/>
+    <w:lsdException w:name="annotation text" w:semiHidden="0" w:uiPriority="0" w:unhideWhenUsed="0" w:qFormat="1"/>
+    <w:lsdException w:name="header" w:semiHidden="0" w:uiPriority="0" w:unhideWhenUsed="0" w:qFormat="1"/>
+    <w:lsdException w:name="footer" w:semiHidden="0" w:uiPriority="0" w:unhideWhenUsed="0" w:qFormat="1"/>
+    <w:lsdException w:name="index heading" w:semiHidden="0" w:uiPriority="0" w:unhideWhenUsed="0"/>
+    <w:lsdException w:name="caption" w:uiPriority="0" w:qFormat="1"/>
+    <w:lsdException w:name="table of figures" w:semiHidden="0" w:uiPriority="0" w:unhideWhenUsed="0"/>
+    <w:lsdException w:name="envelope address" w:semiHidden="0" w:uiPriority="0" w:unhideWhenUsed="0"/>
+    <w:lsdException w:name="envelope return" w:semiHidden="0" w:uiPriority="0" w:unhideWhenUsed="0"/>
+    <w:lsdException w:name="footnote reference" w:semiHidden="0" w:uiPriority="0" w:unhideWhenUsed="0"/>
+    <w:lsdException w:name="annotation reference" w:semiHidden="0" w:uiPriority="0" w:unhideWhenUsed="0"/>
+    <w:lsdException w:name="line number" w:semiHidden="0" w:uiPriority="0" w:unhideWhenUsed="0"/>
+    <w:lsdException w:name="page number" w:semiHidden="0" w:uiPriority="0" w:unhideWhenUsed="0"/>
+    <w:lsdException w:name="endnote reference" w:semiHidden="0" w:uiPriority="0" w:unhideWhenUsed="0"/>
+    <w:lsdException w:name="endnote text" w:semiHidden="0" w:uiPriority="0" w:unhideWhenUsed="0"/>
+    <w:lsdException w:name="table of authorities" w:semiHidden="0" w:uiPriority="0" w:unhideWhenUsed="0"/>
+    <w:lsdException w:name="macro" w:semiHidden="0" w:uiPriority="0" w:unhideWhenUsed="0"/>
+    <w:lsdException w:name="toa heading" w:semiHidden="0" w:uiPriority="0" w:unhideWhenUsed="0"/>
+    <w:lsdException w:name="List" w:semiHidden="0" w:uiPriority="0" w:unhideWhenUsed="0"/>
+    <w:lsdException w:name="List Bullet" w:semiHidden="0" w:uiPriority="0" w:unhideWhenUsed="0"/>
+    <w:lsdException w:name="List Number" w:semiHidden="0" w:uiPriority="0" w:unhideWhenUsed="0"/>
+    <w:lsdException w:name="List 2" w:semiHidden="0" w:uiPriority="0" w:unhideWhenUsed="0"/>
+    <w:lsdException w:name="List 3" w:semiHidden="0" w:uiPriority="0" w:unhideWhenUsed="0"/>
+    <w:lsdException w:name="List 4" w:semiHidden="0" w:uiPriority="0" w:unhideWhenUsed="0"/>
+    <w:lsdException w:name="List 5" w:semiHidden="0" w:uiPriority="0" w:unhideWhenUsed="0"/>
+    <w:lsdException w:name="List Bullet 2" w:semiHidden="0" w:uiPriority="0" w:unhideWhenUsed="0"/>
+    <w:lsdException w:name="List Bullet 3" w:semiHidden="0" w:uiPriority="0" w:unhideWhenUsed="0"/>
+    <w:lsdException w:name="List Bullet 4" w:semiHidden="0" w:uiPriority="0" w:unhideWhenUsed="0"/>
+    <w:lsdException w:name="List Bullet 5" w:semiHidden="0" w:uiPriority="0" w:unhideWhenUsed="0"/>
+    <w:lsdException w:name="List Number 2" w:semiHidden="0" w:uiPriority="0" w:unhideWhenUsed="0"/>
+    <w:lsdException w:name="List Number 3" w:semiHidden="0" w:uiPriority="0" w:unhideWhenUsed="0"/>
+    <w:lsdException w:name="List Number 4" w:semiHidden="0" w:uiPriority="0" w:unhideWhenUsed="0"/>
+    <w:lsdException w:name="List Number 5" w:semiHidden="0" w:uiPriority="0" w:unhideWhenUsed="0"/>
+    <w:lsdException w:name="Title" w:semiHidden="0" w:uiPriority="0" w:unhideWhenUsed="0" w:qFormat="1"/>
+    <w:lsdException w:name="Closing" w:semiHidden="0" w:uiPriority="0" w:unhideWhenUsed="0"/>
+    <w:lsdException w:name="Signature" w:semiHidden="0" w:uiPriority="0" w:unhideWhenUsed="0"/>
+    <w:lsdException w:name="Default Paragraph Font" w:uiPriority="0" w:unhideWhenUsed="0" w:qFormat="1"/>
+    <w:lsdException w:name="Body Text" w:uiPriority="0" w:unhideWhenUsed="0" w:qFormat="1"/>
+    <w:lsdException w:name="Body Text Indent" w:semiHidden="0" w:uiPriority="0" w:unhideWhenUsed="0"/>
+    <w:lsdException w:name="List Continue" w:semiHidden="0" w:uiPriority="0" w:unhideWhenUsed="0"/>
+    <w:lsdException w:name="List Continue 2" w:semiHidden="0" w:uiPriority="0" w:unhideWhenUsed="0"/>
+    <w:lsdException w:name="List Continue 3" w:semiHidden="0" w:uiPriority="0" w:unhideWhenUsed="0"/>
+    <w:lsdException w:name="List Continue 4" w:semiHidden="0" w:uiPriority="0" w:unhideWhenUsed="0"/>
+    <w:lsdException w:name="List Continue 5" w:semiHidden="0" w:uiPriority="0" w:unhideWhenUsed="0"/>
+    <w:lsdException w:name="Message Header" w:semiHidden="0" w:uiPriority="0" w:unhideWhenUsed="0"/>
+    <w:lsdException w:name="Subtitle" w:semiHidden="0" w:uiPriority="0" w:unhideWhenUsed="0" w:qFormat="1"/>
+    <w:lsdException w:name="Salutation" w:semiHidden="0" w:uiPriority="0" w:unhideWhenUsed="0"/>
+    <w:lsdException w:name="Date" w:semiHidden="0" w:uiPriority="0" w:unhideWhenUsed="0"/>
+    <w:lsdException w:name="Body Text First Indent" w:semiHidden="0" w:uiPriority="0" w:unhideWhenUsed="0"/>
+    <w:lsdException w:name="Body Text First Indent 2" w:semiHidden="0" w:uiPriority="0" w:unhideWhenUsed="0"/>
+    <w:lsdException w:name="Body Text 2" w:semiHidden="0" w:uiPriority="0" w:unhideWhenUsed="0"/>
+    <w:lsdException w:name="Body Text 3" w:semiHidden="0" w:uiPriority="0" w:unhideWhenUsed="0"/>
+    <w:lsdException w:name="Body Text Indent 2" w:semiHidden="0" w:uiPriority="0" w:unhideWhenUsed="0"/>
+    <w:lsdException w:name="Body Text Indent 3" w:semiHidden="0" w:uiPriority="0" w:unhideWhenUsed="0"/>
+    <w:lsdException w:name="Block Text" w:semiHidden="0" w:uiPriority="0" w:unhideWhenUsed="0"/>
+    <w:lsdException w:name="Hyperlink" w:semiHidden="0" w:uiPriority="0" w:unhideWhenUsed="0"/>
+    <w:lsdException w:name="FollowedHyperlink" w:semiHidden="0" w:uiPriority="0" w:unhideWhenUsed="0"/>
+    <w:lsdException w:name="Strong" w:semiHidden="0" w:uiPriority="0" w:unhideWhenUsed="0" w:qFormat="1"/>
+    <w:lsdException w:name="Emphasis" w:semiHidden="0" w:uiPriority="0" w:unhideWhenUsed="0" w:qFormat="1"/>
+    <w:lsdException w:name="Document Map" w:semiHidden="0" w:uiPriority="0" w:unhideWhenUsed="0"/>
+    <w:lsdException w:name="Plain Text" w:semiHidden="0" w:uiPriority="0" w:unhideWhenUsed="0"/>
+    <w:lsdException w:name="E-mail Signature" w:semiHidden="0" w:uiPriority="0" w:unhideWhenUsed="0"/>
+    <w:lsdException w:name="Normal (Web)" w:semiHidden="0" w:uiPriority="0" w:unhideWhenUsed="0" w:qFormat="1"/>
+    <w:lsdException w:name="HTML Acronym" w:semiHidden="0" w:uiPriority="0" w:unhideWhenUsed="0"/>
+    <w:lsdException w:name="HTML Address" w:semiHidden="0" w:uiPriority="0" w:unhideWhenUsed="0"/>
+    <w:lsdException w:name="HTML Cite" w:semiHidden="0" w:uiPriority="0" w:unhideWhenUsed="0"/>
+    <w:lsdException w:name="HTML Code" w:semiHidden="0" w:uiPriority="0" w:unhideWhenUsed="0"/>
+    <w:lsdException w:name="HTML Definition" w:semiHidden="0" w:uiPriority="0" w:unhideWhenUsed="0"/>
+    <w:lsdException w:name="HTML Keyboard" w:semiHidden="0" w:uiPriority="0" w:unhideWhenUsed="0"/>
+    <w:lsdException w:name="HTML Preformatted" w:semiHidden="0" w:uiPriority="0" w:unhideWhenUsed="0"/>
+    <w:lsdException w:name="HTML Sample" w:semiHidden="0" w:uiPriority="0" w:unhideWhenUsed="0"/>
+    <w:lsdException w:name="HTML Typewriter" w:semiHidden="0" w:uiPriority="0" w:unhideWhenUsed="0"/>
+    <w:lsdException w:name="HTML Variable" w:semiHidden="0" w:uiPriority="0" w:unhideWhenUsed="0"/>
+    <w:lsdException w:name="Normal Table" w:uiPriority="0" w:unhideWhenUsed="0" w:qFormat="1"/>
+    <w:lsdException w:name="annotation subject" w:semiHidden="0" w:uiPriority="0" w:unhideWhenUsed="0"/>
+    <w:lsdException w:name="Table Simple 1" w:semiHidden="0" w:uiPriority="0" w:unhideWhenUsed="0"/>
+    <w:lsdException w:name="Table Simple 2" w:semiHidden="0" w:uiPriority="0" w:unhideWhenUsed="0"/>
+    <w:lsdException w:name="Table Simple 3" w:semiHidden="0" w:uiPriority="0" w:unhideWhenUsed="0"/>
+    <w:lsdException w:name="Table Classic 1" w:semiHidden="0" w:uiPriority="0" w:unhideWhenUsed="0"/>
+    <w:lsdException w:name="Table Classic 2" w:semiHidden="0" w:uiPriority="0" w:unhideWhenUsed="0"/>
+    <w:lsdException w:name="Table Classic 3" w:semiHidden="0" w:uiPriority="0" w:unhideWhenUsed="0"/>
+    <w:lsdException w:name="Table Classic 4" w:semiHidden="0" w:uiPriority="0" w:unhideWhenUsed="0"/>
+    <w:lsdException w:name="Table Colorful 1" w:semiHidden="0" w:uiPriority="0" w:unhideWhenUsed="0"/>
+    <w:lsdException w:name="Table Colorful 2" w:semiHidden="0" w:uiPriority="0" w:unhideWhenUsed="0"/>
+    <w:lsdException w:name="Table Colorful 3" w:semiHidden="0" w:uiPriority="0" w:unhideWhenUsed="0"/>
+    <w:lsdException w:name="Table Columns 1" w:semiHidden="0" w:uiPriority="0" w:unhideWhenUsed="0"/>
+    <w:lsdException w:name="Table Columns 2" w:semiHidden="0" w:uiPriority="0" w:unhideWhenUsed="0"/>
+    <w:lsdException w:name="Table Columns 3" w:semiHidden="0" w:uiPriority="0" w:unhideWhenUsed="0"/>
+    <w:lsdException w:name="Table Columns 4" w:semiHidden="0" w:uiPriority="0" w:unhideWhenUsed="0"/>
+    <w:lsdException w:name="Table Columns 5" w:semiHidden="0" w:uiPriority="0" w:unhideWhenUsed="0"/>
+    <w:lsdException w:name="Table Grid 1" w:semiHidden="0" w:uiPriority="0" w:unhideWhenUsed="0"/>
+    <w:lsdException w:name="Table Grid 2" w:semiHidden="0" w:uiPriority="0" w:unhideWhenUsed="0"/>
+    <w:lsdException w:name="Table Grid 3" w:semiHidden="0" w:uiPriority="0" w:unhideWhenUsed="0"/>
+    <w:lsdException w:name="Table Grid 4" w:semiHidden="0" w:uiPriority="0" w:unhideWhenUsed="0"/>
+    <w:lsdException w:name="Table Grid 5" w:semiHidden="0" w:uiPriority="0" w:unhideWhenUsed="0"/>
+    <w:lsdException w:name="Table Grid 6" w:semiHidden="0" w:uiPriority="0" w:unhideWhenUsed="0"/>
+    <w:lsdException w:name="Table Grid 7" w:semiHidden="0" w:uiPriority="0" w:unhideWhenUsed="0"/>
+    <w:lsdException w:name="Table Grid 8" w:semiHidden="0" w:uiPriority="0" w:unhideWhenUsed="0"/>
+    <w:lsdException w:name="Table List 1" w:semiHidden="0" w:uiPriority="0" w:unhideWhenUsed="0"/>
+    <w:lsdException w:name="Table List 2" w:semiHidden="0" w:uiPriority="0" w:unhideWhenUsed="0"/>
+    <w:lsdException w:name="Table List 3" w:semiHidden="0" w:uiPriority="0" w:unhideWhenUsed="0"/>
+    <w:lsdException w:name="Table List 4" w:semiHidden="0" w:uiPriority="0" w:unhideWhenUsed="0"/>
+    <w:lsdException w:name="Table List 5" w:semiHidden="0" w:uiPriority="0" w:unhideWhenUsed="0"/>
+    <w:lsdException w:name="Table List 6" w:semiHidden="0" w:uiPriority="0" w:unhideWhenUsed="0"/>
+    <w:lsdException w:name="Table List 7" w:semiHidden="0" w:uiPriority="0" w:unhideWhenUsed="0"/>
+    <w:lsdException w:name="Table List 8" w:semiHidden="0" w:uiPriority="0" w:unhideWhenUsed="0"/>
+    <w:lsdException w:name="Table 3D effects 1" w:semiHidden="0" w:uiPriority="0" w:unhideWhenUsed="0"/>
+    <w:lsdException w:name="Table 3D effects 2" w:semiHidden="0" w:uiPriority="0" w:unhideWhenUsed="0"/>
+    <w:lsdException w:name="Table 3D effects 3" w:semiHidden="0" w:uiPriority="0" w:unhideWhenUsed="0"/>
+    <w:lsdException w:name="Table Contemporary" w:semiHidden="0" w:uiPriority="0" w:unhideWhenUsed="0"/>
+    <w:lsdException w:name="Table Elegant" w:semiHidden="0" w:uiPriority="0" w:unhideWhenUsed="0"/>
+    <w:lsdException w:name="Table Professional" w:semiHidden="0" w:uiPriority="0" w:unhideWhenUsed="0"/>
+    <w:lsdException w:name="Table Subtle 1" w:semiHidden="0" w:uiPriority="0" w:unhideWhenUsed="0"/>
+    <w:lsdException w:name="Table Subtle 2" w:semiHidden="0" w:uiPriority="0" w:unhideWhenUsed="0"/>
+    <w:lsdException w:name="Table Web 1" w:semiHidden="0" w:uiPriority="0" w:unhideWhenUsed="0"/>
+    <w:lsdException w:name="Table Web 2" w:semiHidden="0" w:uiPriority="0" w:unhideWhenUsed="0"/>
+    <w:lsdException w:name="Table Web 3" w:semiHidden="0" w:uiPriority="0" w:unhideWhenUsed="0"/>
+    <w:lsdException w:name="Balloon Text" w:semiHidden="0" w:uiPriority="0" w:unhideWhenUsed="0"/>
+    <w:lsdException w:name="Table Grid" w:semiHidden="0" w:uiPriority="0" w:unhideWhenUsed="0" w:qFormat="1"/>
+    <w:lsdException w:name="Table Theme" w:semiHidden="0" w:uiPriority="0" w:unhideWhenUsed="0"/>
+    <w:lsdException w:name="Light Shading" w:semiHidden="0" w:uiPriority="60" w:unhideWhenUsed="0"/>
+    <w:lsdException w:name="Light List" w:semiHidden="0" w:uiPriority="61" w:unhideWhenUsed="0"/>
+    <w:lsdException w:name="Light Grid" w:semiHidden="0" w:uiPriority="62" w:unhideWhenUsed="0"/>
+    <w:lsdException w:name="Medium Shading 1" w:semiHidden="0" w:uiPriority="63" w:unhideWhenUsed="0"/>
+    <w:lsdException w:name="Medium Shading 2" w:semiHidden="0" w:uiPriority="64" w:unhideWhenUsed="0"/>
+    <w:lsdException w:name="Medium List 1" w:semiHidden="0" w:uiPriority="65" w:unhideWhenUsed="0"/>
+    <w:lsdException w:name="Medium List 2" w:semiHidden="0" w:uiPriority="66" w:unhideWhenUsed="0"/>
+    <w:lsdException w:name="Medium Grid 1" w:semiHidden="0" w:uiPriority="67" w:unhideWhenUsed="0"/>
+    <w:lsdException w:name="Medium Grid 2" w:semiHidden="0" w:uiPriority="68" w:unhideWhenUsed="0"/>
+    <w:lsdException w:name="Medium Grid 3" w:semiHidden="0" w:uiPriority="69" w:unhideWhenUsed="0"/>
+    <w:lsdException w:name="Dark List" w:semiHidden="0" w:uiPriority="70" w:unhideWhenUsed="0"/>
+    <w:lsdException w:name="Colorful Shading" w:semiHidden="0" w:uiPriority="71" w:unhideWhenUsed="0"/>
+    <w:lsdException w:name="Colorful List" w:semiHidden="0" w:uiPriority="72" w:unhideWhenUsed="0"/>
+    <w:lsdException w:name="Colorful Grid" w:semiHidden="0" w:uiPriority="73" w:unhideWhenUsed="0"/>
+    <w:lsdException w:name="Light Shading Accent 1" w:semiHidden="0" w:uiPriority="60" w:unhideWhenUsed="0"/>
+    <w:lsdException w:name="Light List Accent 1" w:semiHidden="0" w:uiPriority="61" w:unhideWhenUsed="0"/>
+    <w:lsdException w:name="Light Grid Accent 1" w:semiHidden="0" w:uiPriority="62" w:unhideWhenUsed="0"/>
+    <w:lsdException w:name="Medium Shading 1 Accent 1" w:semiHidden="0" w:uiPriority="63" w:unhideWhenUsed="0"/>
+    <w:lsdException w:name="Medium Shading 2 Accent 1" w:semiHidden="0" w:uiPriority="64" w:unhideWhenUsed="0"/>
+    <w:lsdException w:name="Medium List 1 Accent 1" w:semiHidden="0" w:uiPriority="65" w:unhideWhenUsed="0"/>
+    <w:lsdException w:name="Medium List 2 Accent 1" w:semiHidden="0" w:uiPriority="66" w:unhideWhenUsed="0"/>
+    <w:lsdException w:name="Medium Grid 1 Accent 1" w:semiHidden="0" w:uiPriority="67" w:unhideWhenUsed="0"/>
+    <w:lsdException w:name="Medium Grid 2 Accent 1" w:semiHidden="0" w:uiPriority="68" w:unhideWhenUsed="0"/>
+    <w:lsdException w:name="Medium Grid 3 Accent 1" w:semiHidden="0" w:uiPriority="69" w:unhideWhenUsed="0"/>
+    <w:lsdException w:name="Dark List Accent 1" w:semiHidden="0" w:uiPriority="70" w:unhideWhenUsed="0"/>
+    <w:lsdException w:name="Colorful Shading Accent 1" w:semiHidden="0" w:uiPriority="71" w:unhideWhenUsed="0"/>
+    <w:lsdException w:name="Colorful List Accent 1" w:semiHidden="0" w:uiPriority="72" w:unhideWhenUsed="0"/>
+    <w:lsdException w:name="Colorful Grid Accent 1" w:semiHidden="0" w:uiPriority="73" w:unhideWhenUsed="0"/>
+    <w:lsdException w:name="Light Shading Accent 2" w:semiHidden="0" w:uiPriority="60" w:unhideWhenUsed="0"/>
+    <w:lsdException w:name="Light List Accent 2" w:semiHidden="0" w:uiPriority="61" w:unhideWhenUsed="0"/>
+    <w:lsdException w:name="Light Grid Accent 2" w:semiHidden="0" w:uiPriority="62" w:unhideWhenUsed="0"/>
+    <w:lsdException w:name="Medium Shading 1 Accent 2" w:semiHidden="0" w:uiPriority="63" w:unhideWhenUsed="0"/>
+    <w:lsdException w:name="Medium Shading 2 Accent 2" w:semiHidden="0" w:uiPriority="64" w:unhideWhenUsed="0"/>
+    <w:lsdException w:name="Medium List 1 Accent 2" w:semiHidden="0" w:uiPriority="65" w:unhideWhenUsed="0"/>
+    <w:lsdException w:name="Medium List 2 Accent 2" w:semiHidden="0" w:uiPriority="66" w:unhideWhenUsed="0"/>
+    <w:lsdException w:name="Medium Grid 1 Accent 2" w:semiHidden="0" w:uiPriority="67" w:unhideWhenUsed="0"/>
+    <w:lsdException w:name="Medium Grid 2 Accent 2" w:semiHidden="0" w:uiPriority="68" w:unhideWhenUsed="0"/>
+    <w:lsdException w:name="Medium Grid 3 Accent 2" w:semiHidden="0" w:uiPriority="69" w:unhideWhenUsed="0"/>
+    <w:lsdException w:name="Dark List Accent 2" w:semiHidden="0" w:uiPriority="70" w:unhideWhenUsed="0"/>
+    <w:lsdException w:name="Colorful Shading Accent 2" w:semiHidden="0" w:uiPriority="71" w:unhideWhenUsed="0"/>
+    <w:lsdException w:name="Colorful List Accent 2" w:semiHidden="0" w:uiPriority="72" w:unhideWhenUsed="0"/>
+    <w:lsdException w:name="Colorful Grid Accent 2" w:semiHidden="0" w:uiPriority="73" w:unhideWhenUsed="0"/>
+    <w:lsdException w:name="Light Shading Accent 3" w:semiHidden="0" w:uiPriority="60" w:unhideWhenUsed="0"/>
+    <w:lsdException w:name="Light List Accent 3" w:semiHidden="0" w:uiPriority="61" w:unhideWhenUsed="0"/>
+    <w:lsdException w:name="Light Grid Accent 3" w:semiHidden="0" w:uiPriority="62" w:unhideWhenUsed="0"/>
+    <w:lsdException w:name="Medium Shading 1 Accent 3" w:semiHidden="0" w:uiPriority="63" w:unhideWhenUsed="0"/>
+    <w:lsdException w:name="Medium Shading 2 Accent 3" w:semiHidden="0" w:uiPriority="64" w:unhideWhenUsed="0"/>
+    <w:lsdException w:name="Medium List 1 Accent 3" w:semiHidden="0" w:uiPriority="65" w:unhideWhenUsed="0"/>
+    <w:lsdException w:name="Medium List 2 Accent 3" w:semiHidden="0" w:uiPriority="66" w:unhideWhenUsed="0"/>
+    <w:lsdException w:name="Medium Grid 1 Accent 3" w:semiHidden="0" w:uiPriority="67" w:unhideWhenUsed="0"/>
+    <w:lsdException w:name="Medium Grid 2 Accent 3" w:semiHidden="0" w:uiPriority="68" w:unhideWhenUsed="0"/>
+    <w:lsdException w:name="Medium Grid 3 Accent 3" w:semiHidden="0" w:uiPriority="69" w:unhideWhenUsed="0"/>
+    <w:lsdException w:name="Dark List Accent 3" w:semiHidden="0" w:uiPriority="70" w:unhideWhenUsed="0"/>
+    <w:lsdException w:name="Colorful Shading Accent 3" w:semiHidden="0" w:uiPriority="71" w:unhideWhenUsed="0"/>
+    <w:lsdException w:name="Colorful List Accent 3" w:semiHidden="0" w:uiPriority="72" w:unhideWhenUsed="0"/>
+    <w:lsdException w:name="Colorful Grid Accent 3" w:semiHidden="0" w:uiPriority="73" w:unhideWhenUsed="0"/>
+    <w:lsdException w:name="Light Shading Accent 4" w:semiHidden="0" w:uiPriority="60" w:unhideWhenUsed="0"/>
+    <w:lsdException w:name="Light List Accent 4" w:semiHidden="0" w:uiPriority="61" w:unhideWhenUsed="0"/>
+    <w:lsdException w:name="Light Grid Accent 4" w:semiHidden="0" w:uiPriority="62" w:unhideWhenUsed="0"/>
+    <w:lsdException w:name="Medium Shading 1 Accent 4" w:semiHidden="0" w:uiPriority="63" w:unhideWhenUsed="0"/>
+    <w:lsdException w:name="Medium Shading 2 Accent 4" w:semiHidden="0" w:uiPriority="64" w:unhideWhenUsed="0"/>
+    <w:lsdException w:name="Medium List 1 Accent 4" w:semiHidden="0" w:uiPriority="65" w:unhideWhenUsed="0"/>
+    <w:lsdException w:name="Medium List 2 Accent 4" w:semiHidden="0" w:uiPriority="66" w:unhideWhenUsed="0"/>
+    <w:lsdException w:name="Medium Grid 1 Accent 4" w:semiHidden="0" w:uiPriority="67" w:unhideWhenUsed="0"/>
+    <w:lsdException w:name="Medium Grid 2 Accent 4" w:semiHidden="0" w:uiPriority="68" w:unhideWhenUsed="0"/>
+    <w:lsdException w:name="Medium Grid 3 Accent 4" w:semiHidden="0" w:uiPriority="69" w:unhideWhenUsed="0"/>
+    <w:lsdException w:name="Dark List Accent 4" w:semiHidden="0" w:uiPriority="70" w:unhideWhenUsed="0"/>
+    <w:lsdException w:name="Colorful Shading Accent 4" w:semiHidden="0" w:uiPriority="71" w:unhideWhenUsed="0"/>
+    <w:lsdException w:name="Colorful List Accent 4" w:semiHidden="0" w:uiPriority="72" w:unhideWhenUsed="0"/>
+    <w:lsdException w:name="Colorful Grid Accent 4" w:semiHidden="0" w:uiPriority="73" w:unhideWhenUsed="0"/>
+    <w:lsdException w:name="Light Shading Accent 5" w:semiHidden="0" w:uiPriority="60" w:unhideWhenUsed="0"/>
+    <w:lsdException w:name="Light List Accent 5" w:semiHidden="0" w:uiPriority="61" w:unhideWhenUsed="0"/>
+    <w:lsdException w:name="Light Grid Accent 5" w:semiHidden="0" w:uiPriority="62" w:unhideWhenUsed="0"/>
+    <w:lsdException w:name="Medium Shading 1 Accent 5" w:semiHidden="0" w:uiPriority="63" w:unhideWhenUsed="0"/>
+    <w:lsdException w:name="Medium Shading 2 Accent 5" w:semiHidden="0" w:uiPriority="64" w:unhideWhenUsed="0"/>
+    <w:lsdException w:name="Medium List 1 Accent 5" w:semiHidden="0" w:uiPriority="65" w:unhideWhenUsed="0"/>
+    <w:lsdException w:name="Medium List 2 Accent 5" w:semiHidden="0" w:uiPriority="66" w:unhideWhenUsed="0"/>
+    <w:lsdException w:name="Medium Grid 1 Accent 5" w:semiHidden="0" w:uiPriority="67" w:unhideWhenUsed="0"/>
+    <w:lsdException w:name="Medium Grid 2 Accent 5" w:semiHidden="0" w:uiPriority="68" w:unhideWhenUsed="0"/>
+    <w:lsdException w:name="Medium Grid 3 Accent 5" w:semiHidden="0" w:uiPriority="69" w:unhideWhenUsed="0"/>
+    <w:lsdException w:name="Dark List Accent 5" w:semiHidden="0" w:uiPriority="70" w:unhideWhenUsed="0"/>
+    <w:lsdException w:name="Colorful Shading Accent 5" w:semiHidden="0" w:uiPriority="71" w:unhideWhenUsed="0"/>
+    <w:lsdException w:name="Colorful List Accent 5" w:semiHidden="0" w:uiPriority="72" w:unhideWhenUsed="0"/>
+    <w:lsdException w:name="Colorful Grid Accent 5" w:semiHidden="0" w:uiPriority="73" w:unhideWhenUsed="0"/>
+    <w:lsdException w:name="Light Shading Accent 6" w:semiHidden="0" w:uiPriority="60" w:unhideWhenUsed="0"/>
+    <w:lsdException w:name="Light List Accent 6" w:semiHidden="0" w:uiPriority="61" w:unhideWhenUsed="0"/>
+    <w:lsdException w:name="Light Grid Accent 6" w:semiHidden="0" w:uiPriority="62" w:unhideWhenUsed="0"/>
+    <w:lsdException w:name="Medium Shading 1 Accent 6" w:semiHidden="0" w:uiPriority="63" w:unhideWhenUsed="0"/>
+    <w:lsdException w:name="Medium Shading 2 Accent 6" w:semiHidden="0" w:uiPriority="64" w:unhideWhenUsed="0"/>
+    <w:lsdException w:name="Medium List 1 Accent 6" w:semiHidden="0" w:uiPriority="65" w:unhideWhenUsed="0"/>
+    <w:lsdException w:name="Medium List 2 Accent 6" w:semiHidden="0" w:uiPriority="66" w:unhideWhenUsed="0"/>
+    <w:lsdException w:name="Medium Grid 1 Accent 6" w:semiHidden="0" w:uiPriority="67" w:unhideWhenUsed="0"/>
+    <w:lsdException w:name="Medium Grid 2 Accent 6" w:semiHidden="0" w:uiPriority="68" w:unhideWhenUsed="0"/>
+    <w:lsdException w:name="Medium Grid 3 Accent 6" w:semiHidden="0" w:uiPriority="69" w:unhideWhenUsed="0"/>
+    <w:lsdException w:name="Dark List Accent 6" w:semiHidden="0" w:uiPriority="70" w:unhideWhenUsed="0"/>
+    <w:lsdException w:name="Colorful Shading Accent 6" w:semiHidden="0" w:uiPriority="71" w:unhideWhenUsed="0"/>
+    <w:lsdException w:name="Colorful List Accent 6" w:semiHidden="0" w:uiPriority="72" w:unhideWhenUsed="0"/>
+    <w:lsdException w:name="Colorful Grid Accent 6" w:semiHidden="0" w:uiPriority="73" w:unhideWhenUsed="0"/>
   </w:latentStyles>
-  <w:style w:type="paragraph" w:default="1" w:styleId="1">
+  <w:style w:type="paragraph" w:default="1" w:styleId="Normal">
     <w:name w:val="Normal"/>
     <w:qFormat/>
-    <w:uiPriority w:val="0"/>
     <w:pPr>
       <w:kinsoku w:val="0"/>
       <w:autoSpaceDE w:val="0"/>
@@ -10963,7 +10829,7 @@
       <w:textAlignment w:val="baseline"/>
     </w:pPr>
     <w:rPr>
-      <w:rFonts w:ascii="Arial" w:hAnsi="Arial" w:eastAsia="宋体" w:cs="Arial"/>
+      <w:rFonts w:ascii="Arial" w:eastAsia="宋体" w:hAnsi="Arial" w:cs="Arial"/>
       <w:snapToGrid w:val="0"/>
       <w:color w:val="000000"/>
       <w:kern w:val="0"/>
@@ -10972,12 +10838,11 @@
       <w:lang w:val="en-US" w:eastAsia="en-US" w:bidi="ar-SA"/>
     </w:rPr>
   </w:style>
-  <w:style w:type="paragraph" w:styleId="2">
+  <w:style w:type="paragraph" w:styleId="Heading1">
     <w:name w:val="heading 1"/>
-    <w:basedOn w:val="1"/>
-    <w:next w:val="1"/>
+    <w:basedOn w:val="Normal"/>
+    <w:next w:val="Normal"/>
     <w:qFormat/>
-    <w:uiPriority w:val="0"/>
     <w:pPr>
       <w:keepNext/>
       <w:keepLines/>
@@ -10995,13 +10860,12 @@
       <w:sz w:val="44"/>
     </w:rPr>
   </w:style>
-  <w:style w:type="paragraph" w:styleId="3">
+  <w:style w:type="paragraph" w:styleId="Heading2">
     <w:name w:val="heading 2"/>
-    <w:basedOn w:val="1"/>
-    <w:next w:val="1"/>
+    <w:basedOn w:val="Normal"/>
+    <w:next w:val="Normal"/>
     <w:unhideWhenUsed/>
     <w:qFormat/>
-    <w:uiPriority w:val="0"/>
     <w:pPr>
       <w:keepNext/>
       <w:keepLines/>
@@ -11014,19 +10878,18 @@
       <w:outlineLvl w:val="1"/>
     </w:pPr>
     <w:rPr>
-      <w:rFonts w:ascii="Arial" w:hAnsi="Arial" w:eastAsia="黑体"/>
+      <w:rFonts w:ascii="Arial" w:eastAsia="黑体" w:hAnsi="Arial"/>
       <w:b/>
       <w:sz w:val="32"/>
     </w:rPr>
   </w:style>
-  <w:style w:type="paragraph" w:styleId="4">
+  <w:style w:type="paragraph" w:styleId="Heading3">
     <w:name w:val="heading 3"/>
-    <w:basedOn w:val="1"/>
-    <w:next w:val="1"/>
+    <w:basedOn w:val="Normal"/>
+    <w:next w:val="Normal"/>
     <w:semiHidden/>
     <w:unhideWhenUsed/>
     <w:qFormat/>
-    <w:uiPriority w:val="0"/>
     <w:pPr>
       <w:keepNext/>
       <w:keepLines/>
@@ -11043,13 +10906,12 @@
       <w:sz w:val="32"/>
     </w:rPr>
   </w:style>
-  <w:style w:type="paragraph" w:styleId="5">
+  <w:style w:type="paragraph" w:styleId="Heading4">
     <w:name w:val="heading 4"/>
-    <w:basedOn w:val="1"/>
-    <w:next w:val="1"/>
+    <w:basedOn w:val="Normal"/>
+    <w:next w:val="Normal"/>
     <w:unhideWhenUsed/>
     <w:qFormat/>
-    <w:uiPriority w:val="0"/>
     <w:pPr>
       <w:keepNext/>
       <w:keepLines/>
@@ -11062,19 +10924,18 @@
       <w:outlineLvl w:val="3"/>
     </w:pPr>
     <w:rPr>
-      <w:rFonts w:ascii="Arial" w:hAnsi="Arial" w:eastAsia="黑体"/>
+      <w:rFonts w:ascii="Arial" w:eastAsia="黑体" w:hAnsi="Arial"/>
       <w:b/>
       <w:sz w:val="28"/>
     </w:rPr>
   </w:style>
-  <w:style w:type="paragraph" w:styleId="6">
+  <w:style w:type="paragraph" w:styleId="Heading5">
     <w:name w:val="heading 5"/>
-    <w:basedOn w:val="1"/>
-    <w:next w:val="1"/>
+    <w:basedOn w:val="Normal"/>
+    <w:next w:val="Normal"/>
     <w:semiHidden/>
     <w:unhideWhenUsed/>
     <w:qFormat/>
-    <w:uiPriority w:val="0"/>
     <w:pPr>
       <w:keepNext/>
       <w:keepLines/>
@@ -11091,14 +10952,13 @@
       <w:sz w:val="28"/>
     </w:rPr>
   </w:style>
-  <w:style w:type="paragraph" w:styleId="7">
+  <w:style w:type="paragraph" w:styleId="Heading6">
     <w:name w:val="heading 6"/>
-    <w:basedOn w:val="1"/>
-    <w:next w:val="1"/>
+    <w:basedOn w:val="Normal"/>
+    <w:next w:val="Normal"/>
     <w:semiHidden/>
     <w:unhideWhenUsed/>
     <w:qFormat/>
-    <w:uiPriority w:val="0"/>
     <w:pPr>
       <w:keepNext/>
       <w:keepLines/>
@@ -11111,19 +10971,18 @@
       <w:outlineLvl w:val="5"/>
     </w:pPr>
     <w:rPr>
-      <w:rFonts w:ascii="Arial" w:hAnsi="Arial" w:eastAsia="黑体"/>
+      <w:rFonts w:ascii="Arial" w:eastAsia="黑体" w:hAnsi="Arial"/>
       <w:b/>
       <w:sz w:val="24"/>
     </w:rPr>
   </w:style>
-  <w:style w:type="paragraph" w:styleId="8">
+  <w:style w:type="paragraph" w:styleId="Heading7">
     <w:name w:val="heading 7"/>
-    <w:basedOn w:val="1"/>
-    <w:next w:val="1"/>
+    <w:basedOn w:val="Normal"/>
+    <w:next w:val="Normal"/>
     <w:semiHidden/>
     <w:unhideWhenUsed/>
     <w:qFormat/>
-    <w:uiPriority w:val="0"/>
     <w:pPr>
       <w:keepNext/>
       <w:keepLines/>
@@ -11140,14 +10999,13 @@
       <w:sz w:val="24"/>
     </w:rPr>
   </w:style>
-  <w:style w:type="paragraph" w:styleId="9">
+  <w:style w:type="paragraph" w:styleId="Heading8">
     <w:name w:val="heading 8"/>
-    <w:basedOn w:val="1"/>
-    <w:next w:val="1"/>
+    <w:basedOn w:val="Normal"/>
+    <w:next w:val="Normal"/>
     <w:semiHidden/>
     <w:unhideWhenUsed/>
     <w:qFormat/>
-    <w:uiPriority w:val="0"/>
     <w:pPr>
       <w:keepNext/>
       <w:keepLines/>
@@ -11160,18 +11018,17 @@
       <w:outlineLvl w:val="7"/>
     </w:pPr>
     <w:rPr>
-      <w:rFonts w:ascii="Arial" w:hAnsi="Arial" w:eastAsia="黑体"/>
+      <w:rFonts w:ascii="Arial" w:eastAsia="黑体" w:hAnsi="Arial"/>
       <w:sz w:val="24"/>
     </w:rPr>
   </w:style>
-  <w:style w:type="paragraph" w:styleId="10">
+  <w:style w:type="paragraph" w:styleId="Heading9">
     <w:name w:val="heading 9"/>
-    <w:basedOn w:val="1"/>
-    <w:next w:val="1"/>
+    <w:basedOn w:val="Normal"/>
+    <w:next w:val="Normal"/>
     <w:semiHidden/>
     <w:unhideWhenUsed/>
     <w:qFormat/>
-    <w:uiPriority w:val="0"/>
     <w:pPr>
       <w:keepNext/>
       <w:keepLines/>
@@ -11184,21 +11041,19 @@
       <w:outlineLvl w:val="8"/>
     </w:pPr>
     <w:rPr>
-      <w:rFonts w:ascii="Arial" w:hAnsi="Arial" w:eastAsia="黑体"/>
+      <w:rFonts w:ascii="Arial" w:eastAsia="黑体" w:hAnsi="Arial"/>
       <w:sz w:val="21"/>
     </w:rPr>
   </w:style>
-  <w:style w:type="character" w:default="1" w:styleId="22">
+  <w:style w:type="character" w:default="1" w:styleId="DefaultParagraphFont">
     <w:name w:val="Default Paragraph Font"/>
     <w:semiHidden/>
     <w:qFormat/>
-    <w:uiPriority w:val="0"/>
   </w:style>
-  <w:style w:type="table" w:default="1" w:styleId="20">
+  <w:style w:type="table" w:default="1" w:styleId="TableNormal">
     <w:name w:val="Normal Table"/>
     <w:semiHidden/>
     <w:qFormat/>
-    <w:uiPriority w:val="0"/>
     <w:tblPr>
       <w:tblCellMar>
         <w:top w:w="0" w:type="dxa"/>
@@ -11208,43 +11063,39 @@
       </w:tblCellMar>
     </w:tblPr>
   </w:style>
-  <w:style w:type="paragraph" w:styleId="11">
+  <w:style w:type="paragraph" w:styleId="CommentText">
     <w:name w:val="annotation text"/>
-    <w:basedOn w:val="1"/>
+    <w:basedOn w:val="Normal"/>
     <w:qFormat/>
-    <w:uiPriority w:val="0"/>
     <w:pPr>
       <w:jc w:val="left"/>
     </w:pPr>
   </w:style>
-  <w:style w:type="paragraph" w:styleId="12">
+  <w:style w:type="paragraph" w:styleId="BodyText">
     <w:name w:val="Body Text"/>
-    <w:basedOn w:val="1"/>
+    <w:basedOn w:val="Normal"/>
     <w:semiHidden/>
     <w:qFormat/>
-    <w:uiPriority w:val="0"/>
     <w:rPr>
-      <w:rFonts w:ascii="Arial" w:hAnsi="Arial" w:eastAsia="Arial" w:cs="Arial"/>
+      <w:rFonts w:ascii="Arial" w:eastAsia="Arial" w:hAnsi="Arial" w:cs="Arial"/>
       <w:sz w:val="21"/>
       <w:szCs w:val="21"/>
       <w:lang w:val="en-US" w:eastAsia="en-US" w:bidi="ar-SA"/>
     </w:rPr>
   </w:style>
-  <w:style w:type="paragraph" w:styleId="13">
+  <w:style w:type="paragraph" w:styleId="TOC3">
     <w:name w:val="toc 3"/>
-    <w:basedOn w:val="1"/>
-    <w:next w:val="1"/>
+    <w:basedOn w:val="Normal"/>
+    <w:next w:val="Normal"/>
     <w:qFormat/>
-    <w:uiPriority w:val="0"/>
     <w:pPr>
       <w:ind w:left="840" w:leftChars="400"/>
     </w:pPr>
   </w:style>
-  <w:style w:type="paragraph" w:styleId="14">
+  <w:style w:type="paragraph" w:styleId="Footer">
     <w:name w:val="footer"/>
-    <w:basedOn w:val="1"/>
+    <w:basedOn w:val="Normal"/>
     <w:qFormat/>
-    <w:uiPriority w:val="0"/>
     <w:pPr>
       <w:tabs>
         <w:tab w:val="center" w:pos="4153"/>
@@ -11257,17 +11108,16 @@
       <w:sz w:val="18"/>
     </w:rPr>
   </w:style>
-  <w:style w:type="paragraph" w:styleId="15">
+  <w:style w:type="paragraph" w:styleId="Header">
     <w:name w:val="header"/>
-    <w:basedOn w:val="1"/>
+    <w:basedOn w:val="Normal"/>
     <w:qFormat/>
-    <w:uiPriority w:val="0"/>
     <w:pPr>
       <w:pBdr>
-        <w:top w:val="none" w:color="auto" w:sz="0" w:space="0"/>
-        <w:left w:val="none" w:color="auto" w:sz="0" w:space="0"/>
-        <w:bottom w:val="none" w:color="auto" w:sz="0" w:space="0"/>
-        <w:right w:val="none" w:color="auto" w:sz="0" w:space="0"/>
+        <w:top w:val="nil"/>
+        <w:left w:val="nil"/>
+        <w:bottom w:val="nil"/>
+        <w:right w:val="nil"/>
       </w:pBdr>
       <w:tabs>
         <w:tab w:val="center" w:pos="4153"/>
@@ -11282,41 +11132,37 @@
       <w:sz w:val="18"/>
     </w:rPr>
   </w:style>
-  <w:style w:type="paragraph" w:styleId="16">
+  <w:style w:type="paragraph" w:styleId="TOC1">
     <w:name w:val="toc 1"/>
-    <w:basedOn w:val="1"/>
-    <w:next w:val="1"/>
+    <w:basedOn w:val="Normal"/>
+    <w:next w:val="Normal"/>
     <w:qFormat/>
-    <w:uiPriority w:val="0"/>
     <w:rPr>
-      <w:rFonts w:ascii="Arial" w:hAnsi="Arial" w:eastAsia="Microsoft JhengHei"/>
+      <w:rFonts w:ascii="Arial" w:eastAsia="Microsoft JhengHei" w:hAnsi="Arial"/>
       <w:sz w:val="24"/>
     </w:rPr>
   </w:style>
-  <w:style w:type="paragraph" w:styleId="17">
+  <w:style w:type="paragraph" w:styleId="TOC2">
     <w:name w:val="toc 2"/>
-    <w:basedOn w:val="1"/>
-    <w:next w:val="1"/>
+    <w:basedOn w:val="Normal"/>
+    <w:next w:val="Normal"/>
     <w:qFormat/>
-    <w:uiPriority w:val="0"/>
     <w:pPr>
       <w:ind w:left="420" w:leftChars="200"/>
     </w:pPr>
   </w:style>
-  <w:style w:type="paragraph" w:styleId="18">
+  <w:style w:type="paragraph" w:styleId="NormalWeb">
     <w:name w:val="Normal (Web)"/>
-    <w:basedOn w:val="1"/>
+    <w:basedOn w:val="Normal"/>
     <w:qFormat/>
-    <w:uiPriority w:val="0"/>
     <w:rPr>
       <w:sz w:val="24"/>
     </w:rPr>
   </w:style>
-  <w:style w:type="paragraph" w:styleId="19">
+  <w:style w:type="paragraph" w:styleId="Title">
     <w:name w:val="Title"/>
-    <w:basedOn w:val="1"/>
+    <w:basedOn w:val="Normal"/>
     <w:qFormat/>
-    <w:uiPriority w:val="0"/>
     <w:pPr>
       <w:spacing w:before="240" w:beforeLines="0" w:beforeAutospacing="0" w:after="60" w:afterLines="0" w:afterAutospacing="0"/>
       <w:jc w:val="center"/>
@@ -11328,41 +11174,38 @@
       <w:sz w:val="32"/>
     </w:rPr>
   </w:style>
-  <w:style w:type="table" w:styleId="21">
+  <w:style w:type="table" w:styleId="TableGrid">
     <w:name w:val="Table Grid"/>
-    <w:basedOn w:val="20"/>
+    <w:basedOn w:val="TableNormal"/>
     <w:qFormat/>
-    <w:uiPriority w:val="0"/>
     <w:pPr>
       <w:widowControl w:val="0"/>
       <w:jc w:val="both"/>
     </w:pPr>
     <w:tblPr>
       <w:tblBorders>
-        <w:top w:val="single" w:color="auto" w:sz="4" w:space="0"/>
-        <w:left w:val="single" w:color="auto" w:sz="4" w:space="0"/>
-        <w:bottom w:val="single" w:color="auto" w:sz="4" w:space="0"/>
-        <w:right w:val="single" w:color="auto" w:sz="4" w:space="0"/>
-        <w:insideH w:val="single" w:color="auto" w:sz="4" w:space="0"/>
-        <w:insideV w:val="single" w:color="auto" w:sz="4" w:space="0"/>
+        <w:top w:val="single" w:sz="4" w:space="0" w:color="auto"/>
+        <w:left w:val="single" w:sz="4" w:space="0" w:color="auto"/>
+        <w:bottom w:val="single" w:sz="4" w:space="0" w:color="auto"/>
+        <w:right w:val="single" w:sz="4" w:space="0" w:color="auto"/>
+        <w:insideH w:val="single" w:sz="4" w:space="0" w:color="auto"/>
+        <w:insideV w:val="single" w:sz="4" w:space="0" w:color="auto"/>
       </w:tblBorders>
     </w:tblPr>
   </w:style>
-  <w:style w:type="character" w:styleId="23">
+  <w:style w:type="character" w:styleId="Strong">
     <w:name w:val="Strong"/>
-    <w:basedOn w:val="22"/>
+    <w:basedOn w:val="DefaultParagraphFont"/>
     <w:qFormat/>
-    <w:uiPriority w:val="0"/>
     <w:rPr>
       <w:b/>
     </w:rPr>
   </w:style>
-  <w:style w:type="table" w:customStyle="1" w:styleId="24">
+  <w:style w:type="table" w:customStyle="1" w:styleId="TableNormal0">
     <w:name w:val="Table Normal_0"/>
     <w:semiHidden/>
     <w:unhideWhenUsed/>
     <w:qFormat/>
-    <w:uiPriority w:val="0"/>
     <w:tblPr>
       <w:tblCellMar>
         <w:top w:w="0" w:type="dxa"/>
@@ -11372,87 +11215,81 @@
       </w:tblCellMar>
     </w:tblPr>
   </w:style>
-  <w:style w:type="paragraph" w:customStyle="1" w:styleId="25">
+  <w:style w:type="paragraph" w:customStyle="1" w:styleId="TableText">
     <w:name w:val="Table Text"/>
-    <w:basedOn w:val="1"/>
+    <w:basedOn w:val="Normal"/>
     <w:semiHidden/>
     <w:qFormat/>
-    <w:uiPriority w:val="0"/>
     <w:rPr>
-      <w:rFonts w:ascii="宋体" w:hAnsi="宋体" w:eastAsia="宋体" w:cs="宋体"/>
+      <w:rFonts w:ascii="宋体" w:eastAsia="宋体" w:hAnsi="宋体" w:cs="宋体"/>
       <w:sz w:val="21"/>
       <w:szCs w:val="21"/>
       <w:lang w:val="en-US" w:eastAsia="en-US" w:bidi="ar-SA"/>
     </w:rPr>
   </w:style>
-  <w:style w:type="paragraph" w:customStyle="1" w:styleId="26">
+  <w:style w:type="paragraph" w:customStyle="1" w:styleId="1">
     <w:name w:val="柴_标题1"/>
-    <w:basedOn w:val="2"/>
-    <w:next w:val="27"/>
-    <w:link w:val="38"/>
+    <w:basedOn w:val="Heading1"/>
+    <w:next w:val="a"/>
+    <w:link w:val="1Char"/>
     <w:qFormat/>
-    <w:uiPriority w:val="0"/>
     <w:pPr>
       <w:spacing w:before="100" w:after="90" w:line="360" w:lineRule="auto"/>
     </w:pPr>
     <w:rPr>
-      <w:rFonts w:ascii="Arial" w:hAnsi="Arial" w:eastAsia="宋体"/>
+      <w:rFonts w:ascii="Arial" w:eastAsia="宋体" w:hAnsi="Arial"/>
       <w:sz w:val="32"/>
     </w:rPr>
   </w:style>
-  <w:style w:type="paragraph" w:customStyle="1" w:styleId="27">
+  <w:style w:type="paragraph" w:customStyle="1" w:styleId="a">
     <w:name w:val="柴_正文"/>
-    <w:basedOn w:val="12"/>
-    <w:link w:val="42"/>
+    <w:basedOn w:val="BodyText"/>
+    <w:link w:val="Char"/>
     <w:qFormat/>
-    <w:uiPriority w:val="0"/>
     <w:pPr>
       <w:spacing w:line="360" w:lineRule="auto"/>
       <w:ind w:firstLine="470" w:firstLineChars="200"/>
     </w:pPr>
     <w:rPr>
-      <w:rFonts w:ascii="Arial" w:hAnsi="Arial" w:eastAsia="宋体"/>
+      <w:rFonts w:ascii="Arial" w:eastAsia="宋体" w:hAnsi="Arial"/>
       <w:sz w:val="24"/>
       <w:lang w:eastAsia="zh-CN"/>
     </w:rPr>
   </w:style>
-  <w:style w:type="paragraph" w:customStyle="1" w:styleId="28">
+  <w:style w:type="paragraph" w:customStyle="1" w:styleId="2">
     <w:name w:val="柴_标题2"/>
-    <w:basedOn w:val="3"/>
-    <w:next w:val="27"/>
+    <w:basedOn w:val="Heading2"/>
+    <w:next w:val="a"/>
     <w:qFormat/>
-    <w:uiPriority w:val="0"/>
     <w:pPr>
       <w:spacing w:line="360" w:lineRule="auto"/>
     </w:pPr>
     <w:rPr>
-      <w:rFonts w:ascii="Arial" w:hAnsi="Arial" w:eastAsia="宋体"/>
+      <w:rFonts w:ascii="Arial" w:eastAsia="宋体" w:hAnsi="Arial"/>
       <w:sz w:val="28"/>
     </w:rPr>
   </w:style>
-  <w:style w:type="paragraph" w:customStyle="1" w:styleId="29">
+  <w:style w:type="paragraph" w:customStyle="1" w:styleId="3">
     <w:name w:val="柴_标题3"/>
-    <w:basedOn w:val="4"/>
-    <w:next w:val="27"/>
+    <w:basedOn w:val="Heading3"/>
+    <w:next w:val="a"/>
     <w:qFormat/>
-    <w:uiPriority w:val="0"/>
     <w:pPr>
       <w:spacing w:line="360" w:lineRule="auto"/>
       <w:ind w:left="0" w:firstLine="472" w:firstLineChars="200"/>
     </w:pPr>
     <w:rPr>
-      <w:rFonts w:ascii="宋体" w:hAnsi="宋体" w:eastAsia="宋体" w:cs="宋体"/>
+      <w:rFonts w:ascii="宋体" w:eastAsia="宋体" w:hAnsi="宋体" w:cs="宋体"/>
       <w:spacing w:val="-2"/>
       <w:sz w:val="24"/>
       <w:szCs w:val="24"/>
     </w:rPr>
   </w:style>
-  <w:style w:type="paragraph" w:customStyle="1" w:styleId="30">
+  <w:style w:type="paragraph" w:customStyle="1" w:styleId="a0">
     <w:name w:val="柴_目录"/>
-    <w:basedOn w:val="1"/>
-    <w:next w:val="12"/>
+    <w:basedOn w:val="Normal"/>
+    <w:next w:val="BodyText"/>
     <w:qFormat/>
-    <w:uiPriority w:val="0"/>
     <w:pPr>
       <w:tabs>
         <w:tab w:val="right" w:leader="dot" w:pos="8442"/>
@@ -11460,96 +11297,89 @@
       <w:ind w:left="0" w:leftChars="0"/>
     </w:pPr>
     <w:rPr>
-      <w:rFonts w:ascii="Arial" w:hAnsi="Arial" w:eastAsia="Microsoft JhengHei"/>
+      <w:rFonts w:ascii="Arial" w:eastAsia="Microsoft JhengHei" w:hAnsi="Arial"/>
       <w:sz w:val="24"/>
     </w:rPr>
   </w:style>
-  <w:style w:type="paragraph" w:customStyle="1" w:styleId="31">
+  <w:style w:type="paragraph" w:customStyle="1" w:styleId="a1">
     <w:name w:val="柴_公司名"/>
-    <w:basedOn w:val="19"/>
+    <w:basedOn w:val="Title"/>
     <w:qFormat/>
-    <w:uiPriority w:val="0"/>
     <w:pPr>
       <w:spacing w:after="600" w:afterLines="600"/>
     </w:pPr>
     <w:rPr>
-      <w:rFonts w:hint="eastAsia" w:ascii="宋体" w:hAnsi="宋体" w:eastAsia="宋体" w:cs="宋体"/>
+      <w:rFonts w:ascii="宋体" w:eastAsia="宋体" w:hAnsi="宋体" w:cs="宋体" w:hint="eastAsia"/>
       <w:bCs/>
       <w:spacing w:val="-6"/>
       <w:sz w:val="52"/>
       <w:szCs w:val="52"/>
     </w:rPr>
   </w:style>
-  <w:style w:type="paragraph" w:customStyle="1" w:styleId="32">
+  <w:style w:type="paragraph" w:customStyle="1" w:styleId="a2">
     <w:name w:val="柴_文档名"/>
-    <w:basedOn w:val="19"/>
+    <w:basedOn w:val="Title"/>
     <w:qFormat/>
-    <w:uiPriority w:val="0"/>
     <w:pPr>
       <w:spacing w:after="900" w:afterLines="900"/>
     </w:pPr>
     <w:rPr>
-      <w:rFonts w:ascii="黑体" w:hAnsi="黑体" w:eastAsia="黑体" w:cs="黑体"/>
+      <w:rFonts w:ascii="黑体" w:eastAsia="黑体" w:hAnsi="黑体" w:cs="黑体"/>
       <w:bCs/>
       <w:spacing w:val="-7"/>
       <w:sz w:val="52"/>
       <w:szCs w:val="52"/>
     </w:rPr>
   </w:style>
-  <w:style w:type="paragraph" w:customStyle="1" w:styleId="33">
+  <w:style w:type="paragraph" w:customStyle="1" w:styleId="WPSOffice1">
     <w:name w:val="WPSOffice手动目录 1"/>
     <w:qFormat/>
-    <w:uiPriority w:val="0"/>
     <w:pPr>
       <w:ind w:leftChars="0"/>
     </w:pPr>
     <w:rPr>
-      <w:rFonts w:ascii="Times New Roman" w:hAnsi="Times New Roman" w:eastAsia="宋体" w:cs="Times New Roman"/>
+      <w:rFonts w:ascii="Times New Roman" w:eastAsia="宋体" w:hAnsi="Times New Roman" w:cs="Times New Roman"/>
       <w:sz w:val="20"/>
       <w:szCs w:val="20"/>
     </w:rPr>
   </w:style>
-  <w:style w:type="paragraph" w:customStyle="1" w:styleId="34">
+  <w:style w:type="paragraph" w:customStyle="1" w:styleId="WPSOffice2">
     <w:name w:val="WPSOffice手动目录 2"/>
     <w:qFormat/>
-    <w:uiPriority w:val="0"/>
     <w:pPr>
       <w:ind w:leftChars="200"/>
     </w:pPr>
     <w:rPr>
-      <w:rFonts w:ascii="Times New Roman" w:hAnsi="Times New Roman" w:eastAsia="宋体" w:cs="Times New Roman"/>
+      <w:rFonts w:ascii="Times New Roman" w:eastAsia="宋体" w:hAnsi="Times New Roman" w:cs="Times New Roman"/>
       <w:sz w:val="20"/>
       <w:szCs w:val="20"/>
     </w:rPr>
   </w:style>
-  <w:style w:type="paragraph" w:customStyle="1" w:styleId="35">
+  <w:style w:type="paragraph" w:customStyle="1" w:styleId="WPSOffice3">
     <w:name w:val="WPSOffice手动目录 3"/>
     <w:qFormat/>
-    <w:uiPriority w:val="0"/>
     <w:pPr>
       <w:ind w:leftChars="400"/>
     </w:pPr>
     <w:rPr>
-      <w:rFonts w:ascii="Times New Roman" w:hAnsi="Times New Roman" w:eastAsia="宋体" w:cs="Times New Roman"/>
+      <w:rFonts w:ascii="Times New Roman" w:eastAsia="宋体" w:hAnsi="Times New Roman" w:cs="Times New Roman"/>
       <w:sz w:val="20"/>
       <w:szCs w:val="20"/>
     </w:rPr>
   </w:style>
-  <w:style w:type="paragraph" w:customStyle="1" w:styleId="36">
+  <w:style w:type="paragraph" w:customStyle="1" w:styleId="Compact">
     <w:name w:val="Compact"/>
-    <w:basedOn w:val="12"/>
+    <w:basedOn w:val="BodyText"/>
     <w:qFormat/>
-    <w:uiPriority w:val="0"/>
     <w:pPr>
       <w:spacing w:before="36" w:after="36"/>
     </w:pPr>
   </w:style>
-  <w:style w:type="table" w:customStyle="1" w:styleId="37">
+  <w:style w:type="table" w:customStyle="1" w:styleId="Table">
     <w:name w:val="Table"/>
     <w:semiHidden/>
     <w:unhideWhenUsed/>
     <w:qFormat/>
-    <w:uiPriority w:val="0"/>
     <w:tblPr>
       <w:tblCellMar>
         <w:top w:w="0" w:type="dxa"/>
@@ -11561,28 +11391,26 @@
     <w:tblStylePr w:type="firstRow">
       <w:tcPr>
         <w:tcBorders>
-          <w:bottom w:val="single" w:color="auto" w:sz="0" w:space="0"/>
+          <w:bottom w:val="single" w:sz="0" w:space="0" w:color="auto"/>
         </w:tcBorders>
         <w:vAlign w:val="bottom"/>
       </w:tcPr>
     </w:tblStylePr>
   </w:style>
-  <w:style w:type="character" w:customStyle="1" w:styleId="38">
+  <w:style w:type="character" w:customStyle="1" w:styleId="1Char">
     <w:name w:val="柴_标题1 Char"/>
-    <w:link w:val="26"/>
+    <w:link w:val="1"/>
     <w:qFormat/>
-    <w:uiPriority w:val="0"/>
     <w:rPr>
-      <w:rFonts w:ascii="Arial" w:hAnsi="Arial" w:eastAsia="宋体"/>
+      <w:rFonts w:ascii="Arial" w:eastAsia="宋体" w:hAnsi="Arial"/>
       <w:sz w:val="32"/>
     </w:rPr>
   </w:style>
-  <w:style w:type="table" w:customStyle="1" w:styleId="39">
+  <w:style w:type="table" w:customStyle="1" w:styleId="TableNormal1">
     <w:name w:val="Table Normal_1"/>
     <w:semiHidden/>
     <w:unhideWhenUsed/>
     <w:qFormat/>
-    <w:uiPriority w:val="0"/>
     <w:tblPr>
       <w:tblCellMar>
         <w:top w:w="0" w:type="dxa"/>
@@ -11592,11 +11420,10 @@
       </w:tblCellMar>
     </w:tblPr>
   </w:style>
-  <w:style w:type="paragraph" w:customStyle="1" w:styleId="40">
+  <w:style w:type="paragraph" w:customStyle="1" w:styleId="a3">
     <w:name w:val="柴_正文_无缩进"/>
-    <w:basedOn w:val="1"/>
+    <w:basedOn w:val="Normal"/>
     <w:qFormat/>
-    <w:uiPriority w:val="0"/>
     <w:pPr>
       <w:ind w:firstLine="0" w:firstLineChars="0"/>
     </w:pPr>
@@ -11606,31 +11433,29 @@
       <w:lang w:eastAsia="zh-CN"/>
     </w:rPr>
   </w:style>
-  <w:style w:type="paragraph" w:customStyle="1" w:styleId="41">
+  <w:style w:type="paragraph" w:customStyle="1" w:styleId="4">
     <w:name w:val="柴_标题4"/>
-    <w:basedOn w:val="5"/>
-    <w:next w:val="1"/>
+    <w:basedOn w:val="Heading4"/>
+    <w:next w:val="Normal"/>
     <w:qFormat/>
-    <w:uiPriority w:val="0"/>
     <w:pPr>
       <w:widowControl w:val="0"/>
       <w:spacing w:before="160" w:line="360" w:lineRule="auto"/>
-      <w:ind w:left="981" w:leftChars="300" w:hanging="862"/>
+      <w:ind w:left="981" w:hanging="862" w:leftChars="300"/>
     </w:pPr>
     <w:rPr>
-      <w:rFonts w:hint="eastAsia" w:ascii="Calibri" w:hAnsi="Calibri" w:eastAsia="宋体" w:cs="宋体"/>
+      <w:rFonts w:ascii="Calibri" w:eastAsia="宋体" w:hAnsi="Calibri" w:cs="宋体" w:hint="eastAsia"/>
       <w:sz w:val="24"/>
       <w:szCs w:val="24"/>
       <w:lang w:eastAsia="zh-CN" w:bidi="zh-CN"/>
     </w:rPr>
   </w:style>
-  <w:style w:type="character" w:customStyle="1" w:styleId="42">
+  <w:style w:type="character" w:customStyle="1" w:styleId="Char">
     <w:name w:val="柴_正文 Char"/>
-    <w:link w:val="27"/>
+    <w:link w:val="a"/>
     <w:qFormat/>
-    <w:uiPriority w:val="0"/>
     <w:rPr>
-      <w:rFonts w:ascii="Arial" w:hAnsi="Arial" w:eastAsia="宋体"/>
+      <w:rFonts w:ascii="Arial" w:eastAsia="宋体" w:hAnsi="Arial"/>
       <w:sz w:val="24"/>
       <w:lang w:eastAsia="zh-CN"/>
     </w:rPr>

--- a/9-交付管理/流程制度规范类文件/090101-运维服务交付规范.docx
+++ b/9-交付管理/流程制度规范类文件/090101-运维服务交付规范.docx
@@ -133,7 +133,7 @@
           <w:szCs w:val="30"/>
           <w:lang w:val="en-US" w:eastAsia="zh-CN"/>
         </w:rPr>
-        <w:t>2025年7月4日</w:t>
+        <w:t>2025年4月4日</w:t>
       </w:r>
     </w:p>
     <w:p>
@@ -622,7 +622,7 @@
               <w:rPr>
                 <w:spacing w:val="-2"/>
               </w:rPr>
-              <w:t>2025-7-4</w:t>
+              <w:t>2025-4-4</w:t>
             </w:r>
           </w:p>
         </w:tc>
